--- a/BaoCaoHocTap1.docx
+++ b/BaoCaoHocTap1.docx
@@ -39,21 +39,7 @@
     </w:p>
     <w:p>
       <w:pPr>
-        <w:spacing w:line="360" w:lineRule="auto"/>
-        <w:jc w:val="center"/>
-        <w:rPr>
-          <w:rFonts w:ascii="Times New Roman" w:hAnsi="Times New Roman" w:cs="Times New Roman"/>
-          <w:b/>
-          <w:bCs/>
-          <w:sz w:val="28"/>
-          <w:szCs w:val="28"/>
-          <w:lang w:val="vi-VN"/>
-        </w:rPr>
-      </w:pPr>
-    </w:p>
-    <w:p>
-      <w:pPr>
-        <w:spacing w:line="360" w:lineRule="auto"/>
+        <w:spacing w:before="100" w:after="100" w:line="360" w:lineRule="auto"/>
         <w:jc w:val="both"/>
         <w:rPr>
           <w:rFonts w:ascii="Times New Roman" w:hAnsi="Times New Roman" w:cs="Times New Roman"/>
@@ -98,7 +84,7 @@
     </w:p>
     <w:p>
       <w:pPr>
-        <w:spacing w:line="360" w:lineRule="auto"/>
+        <w:spacing w:before="100" w:after="100" w:line="360" w:lineRule="auto"/>
         <w:jc w:val="both"/>
         <w:rPr>
           <w:rFonts w:ascii="Times New Roman" w:hAnsi="Times New Roman" w:cs="Times New Roman"/>
@@ -123,7 +109,7 @@
     </w:p>
     <w:p>
       <w:pPr>
-        <w:spacing w:line="360" w:lineRule="auto"/>
+        <w:spacing w:before="100" w:after="100" w:line="360" w:lineRule="auto"/>
         <w:jc w:val="both"/>
         <w:rPr>
           <w:rFonts w:ascii="Times New Roman" w:hAnsi="Times New Roman" w:cs="Times New Roman"/>
@@ -288,18 +274,6 @@
         <w:t>thực tính toàn vẹn của dữ liệu</w:t>
       </w:r>
     </w:p>
-    <w:p>
-      <w:pPr>
-        <w:spacing w:line="360" w:lineRule="auto"/>
-        <w:jc w:val="both"/>
-        <w:rPr>
-          <w:rFonts w:ascii="Times New Roman" w:hAnsi="Times New Roman" w:cs="Times New Roman"/>
-          <w:sz w:val="28"/>
-          <w:szCs w:val="28"/>
-          <w:lang w:val="vi-VN"/>
-        </w:rPr>
-      </w:pPr>
-    </w:p>
     <w:tbl>
       <w:tblPr>
         <w:tblStyle w:val="TableGrid"/>
@@ -316,7 +290,7 @@
       <w:tr>
         <w:tc>
           <w:tcPr>
-            <w:tcW w:w="843" w:type="dxa"/>
+            <w:tcW w:w="841" w:type="dxa"/>
             <w:vAlign w:val="center"/>
           </w:tcPr>
           <w:p>
@@ -344,7 +318,7 @@
         </w:tc>
         <w:tc>
           <w:tcPr>
-            <w:tcW w:w="2077" w:type="dxa"/>
+            <w:tcW w:w="1970" w:type="dxa"/>
             <w:tcBorders>
               <w:bottom w:val="single" w:sz="4" w:space="0" w:color="auto"/>
             </w:tcBorders>
@@ -375,7 +349,7 @@
         </w:tc>
         <w:tc>
           <w:tcPr>
-            <w:tcW w:w="4163" w:type="dxa"/>
+            <w:tcW w:w="4661" w:type="dxa"/>
             <w:tcBorders>
               <w:bottom w:val="single" w:sz="4" w:space="0" w:color="auto"/>
             </w:tcBorders>
@@ -406,7 +380,7 @@
         </w:tc>
         <w:tc>
           <w:tcPr>
-            <w:tcW w:w="3402" w:type="dxa"/>
+            <w:tcW w:w="3194" w:type="dxa"/>
             <w:vAlign w:val="center"/>
           </w:tcPr>
           <w:p>
@@ -434,7 +408,7 @@
         </w:tc>
         <w:tc>
           <w:tcPr>
-            <w:tcW w:w="2693" w:type="dxa"/>
+            <w:tcW w:w="2512" w:type="dxa"/>
             <w:vAlign w:val="center"/>
           </w:tcPr>
           <w:p>
@@ -472,11 +446,11 @@
       </w:tr>
       <w:tr>
         <w:trPr>
-          <w:trHeight w:val="1624"/>
+          <w:trHeight w:val="1408"/>
         </w:trPr>
         <w:tc>
           <w:tcPr>
-            <w:tcW w:w="843" w:type="dxa"/>
+            <w:tcW w:w="841" w:type="dxa"/>
             <w:vMerge w:val="restart"/>
             <w:tcBorders>
               <w:right w:val="single" w:sz="4" w:space="0" w:color="auto"/>
@@ -494,186 +468,6 @@
                 <w:lang w:val="vi-VN"/>
               </w:rPr>
             </w:pPr>
-          </w:p>
-          <w:p>
-            <w:pPr>
-              <w:jc w:val="center"/>
-              <w:rPr>
-                <w:rFonts w:ascii="Times New Roman" w:hAnsi="Times New Roman" w:cs="Times New Roman"/>
-                <w:color w:val="000000" w:themeColor="text1"/>
-                <w:sz w:val="28"/>
-                <w:szCs w:val="28"/>
-                <w:lang w:val="vi-VN"/>
-              </w:rPr>
-            </w:pPr>
-          </w:p>
-          <w:p>
-            <w:pPr>
-              <w:jc w:val="center"/>
-              <w:rPr>
-                <w:rFonts w:ascii="Times New Roman" w:hAnsi="Times New Roman" w:cs="Times New Roman"/>
-                <w:color w:val="000000" w:themeColor="text1"/>
-                <w:sz w:val="28"/>
-                <w:szCs w:val="28"/>
-                <w:lang w:val="vi-VN"/>
-              </w:rPr>
-            </w:pPr>
-          </w:p>
-          <w:p>
-            <w:pPr>
-              <w:jc w:val="center"/>
-              <w:rPr>
-                <w:rFonts w:ascii="Times New Roman" w:hAnsi="Times New Roman" w:cs="Times New Roman"/>
-                <w:color w:val="000000" w:themeColor="text1"/>
-                <w:sz w:val="28"/>
-                <w:szCs w:val="28"/>
-                <w:lang w:val="vi-VN"/>
-              </w:rPr>
-            </w:pPr>
-          </w:p>
-          <w:p>
-            <w:pPr>
-              <w:jc w:val="center"/>
-              <w:rPr>
-                <w:rFonts w:ascii="Times New Roman" w:hAnsi="Times New Roman" w:cs="Times New Roman"/>
-                <w:color w:val="000000" w:themeColor="text1"/>
-                <w:sz w:val="28"/>
-                <w:szCs w:val="28"/>
-                <w:lang w:val="vi-VN"/>
-              </w:rPr>
-            </w:pPr>
-          </w:p>
-          <w:p>
-            <w:pPr>
-              <w:jc w:val="center"/>
-              <w:rPr>
-                <w:rFonts w:ascii="Times New Roman" w:hAnsi="Times New Roman" w:cs="Times New Roman"/>
-                <w:color w:val="000000" w:themeColor="text1"/>
-                <w:sz w:val="28"/>
-                <w:szCs w:val="28"/>
-                <w:lang w:val="vi-VN"/>
-              </w:rPr>
-            </w:pPr>
-          </w:p>
-          <w:p>
-            <w:pPr>
-              <w:jc w:val="center"/>
-              <w:rPr>
-                <w:rFonts w:ascii="Times New Roman" w:hAnsi="Times New Roman" w:cs="Times New Roman"/>
-                <w:color w:val="000000" w:themeColor="text1"/>
-                <w:sz w:val="28"/>
-                <w:szCs w:val="28"/>
-                <w:lang w:val="vi-VN"/>
-              </w:rPr>
-            </w:pPr>
-          </w:p>
-          <w:p>
-            <w:pPr>
-              <w:jc w:val="center"/>
-              <w:rPr>
-                <w:rFonts w:ascii="Times New Roman" w:hAnsi="Times New Roman" w:cs="Times New Roman"/>
-                <w:color w:val="000000" w:themeColor="text1"/>
-                <w:sz w:val="28"/>
-                <w:szCs w:val="28"/>
-                <w:lang w:val="vi-VN"/>
-              </w:rPr>
-            </w:pPr>
-          </w:p>
-          <w:p>
-            <w:pPr>
-              <w:jc w:val="center"/>
-              <w:rPr>
-                <w:rFonts w:ascii="Times New Roman" w:hAnsi="Times New Roman" w:cs="Times New Roman"/>
-                <w:color w:val="000000" w:themeColor="text1"/>
-                <w:sz w:val="28"/>
-                <w:szCs w:val="28"/>
-                <w:lang w:val="vi-VN"/>
-              </w:rPr>
-            </w:pPr>
-          </w:p>
-          <w:p>
-            <w:pPr>
-              <w:jc w:val="center"/>
-              <w:rPr>
-                <w:rFonts w:ascii="Times New Roman" w:hAnsi="Times New Roman" w:cs="Times New Roman"/>
-                <w:color w:val="000000" w:themeColor="text1"/>
-                <w:sz w:val="28"/>
-                <w:szCs w:val="28"/>
-                <w:lang w:val="vi-VN"/>
-              </w:rPr>
-            </w:pPr>
-          </w:p>
-          <w:p>
-            <w:pPr>
-              <w:jc w:val="center"/>
-              <w:rPr>
-                <w:rFonts w:ascii="Times New Roman" w:hAnsi="Times New Roman" w:cs="Times New Roman"/>
-                <w:color w:val="000000" w:themeColor="text1"/>
-                <w:sz w:val="28"/>
-                <w:szCs w:val="28"/>
-                <w:lang w:val="vi-VN"/>
-              </w:rPr>
-            </w:pPr>
-          </w:p>
-          <w:p>
-            <w:pPr>
-              <w:jc w:val="center"/>
-              <w:rPr>
-                <w:rFonts w:ascii="Times New Roman" w:hAnsi="Times New Roman" w:cs="Times New Roman"/>
-                <w:color w:val="000000" w:themeColor="text1"/>
-                <w:sz w:val="28"/>
-                <w:szCs w:val="28"/>
-                <w:lang w:val="vi-VN"/>
-              </w:rPr>
-            </w:pPr>
-          </w:p>
-          <w:p>
-            <w:pPr>
-              <w:jc w:val="center"/>
-              <w:rPr>
-                <w:rFonts w:ascii="Times New Roman" w:hAnsi="Times New Roman" w:cs="Times New Roman"/>
-                <w:color w:val="000000" w:themeColor="text1"/>
-                <w:sz w:val="28"/>
-                <w:szCs w:val="28"/>
-                <w:lang w:val="vi-VN"/>
-              </w:rPr>
-            </w:pPr>
-          </w:p>
-          <w:p>
-            <w:pPr>
-              <w:jc w:val="center"/>
-              <w:rPr>
-                <w:rFonts w:ascii="Times New Roman" w:hAnsi="Times New Roman" w:cs="Times New Roman"/>
-                <w:color w:val="000000" w:themeColor="text1"/>
-                <w:sz w:val="28"/>
-                <w:szCs w:val="28"/>
-                <w:lang w:val="vi-VN"/>
-              </w:rPr>
-            </w:pPr>
-          </w:p>
-          <w:p>
-            <w:pPr>
-              <w:jc w:val="center"/>
-              <w:rPr>
-                <w:rFonts w:ascii="Times New Roman" w:hAnsi="Times New Roman" w:cs="Times New Roman"/>
-                <w:color w:val="000000" w:themeColor="text1"/>
-                <w:sz w:val="28"/>
-                <w:szCs w:val="28"/>
-                <w:lang w:val="vi-VN"/>
-              </w:rPr>
-            </w:pPr>
-          </w:p>
-          <w:p>
-            <w:pPr>
-              <w:jc w:val="center"/>
-              <w:rPr>
-                <w:rFonts w:ascii="Times New Roman" w:hAnsi="Times New Roman" w:cs="Times New Roman"/>
-                <w:color w:val="000000" w:themeColor="text1"/>
-                <w:sz w:val="28"/>
-                <w:szCs w:val="28"/>
-                <w:lang w:val="vi-VN"/>
-              </w:rPr>
-            </w:pPr>
             <w:r>
               <w:rPr>
                 <w:rFonts w:ascii="Times New Roman" w:hAnsi="Times New Roman" w:cs="Times New Roman"/>
@@ -688,7 +482,7 @@
         </w:tc>
         <w:tc>
           <w:tcPr>
-            <w:tcW w:w="2077" w:type="dxa"/>
+            <w:tcW w:w="1970" w:type="dxa"/>
             <w:tcBorders>
               <w:top w:val="single" w:sz="4" w:space="0" w:color="auto"/>
               <w:left w:val="single" w:sz="4" w:space="0" w:color="auto"/>
@@ -714,14 +508,13 @@
                 <w:szCs w:val="28"/>
                 <w:lang w:val="vi-VN"/>
               </w:rPr>
-              <w:lastRenderedPageBreak/>
               <w:t>Ngô Khánh Chiến</w:t>
             </w:r>
           </w:p>
         </w:tc>
         <w:tc>
           <w:tcPr>
-            <w:tcW w:w="4163" w:type="dxa"/>
+            <w:tcW w:w="4661" w:type="dxa"/>
             <w:tcBorders>
               <w:top w:val="single" w:sz="4" w:space="0" w:color="auto"/>
               <w:left w:val="single" w:sz="4" w:space="0" w:color="auto"/>
@@ -733,93 +526,106 @@
           <w:p>
             <w:pPr>
               <w:pStyle w:val="NormalWeb"/>
-              <w:spacing w:line="312" w:lineRule="auto"/>
-              <w:ind w:left="188" w:right="427"/>
-              <w:jc w:val="both"/>
-              <w:rPr>
-                <w:sz w:val="28"/>
-                <w:szCs w:val="28"/>
-                <w:lang w:val="vi-VN"/>
-              </w:rPr>
-            </w:pPr>
+              <w:spacing w:beforeLines="100" w:before="240" w:beforeAutospacing="0" w:afterLines="100" w:after="240" w:afterAutospacing="0" w:line="312" w:lineRule="auto"/>
+              <w:jc w:val="both"/>
+              <w:rPr>
+                <w:sz w:val="28"/>
+                <w:szCs w:val="28"/>
+                <w:lang w:val="vi-VN"/>
+              </w:rPr>
+            </w:pPr>
+            <w:r>
+              <w:rPr>
+                <w:sz w:val="28"/>
+                <w:szCs w:val="28"/>
+              </w:rPr>
+              <w:t xml:space="preserve">- Viết </w:t>
+            </w:r>
+            <w:r>
+              <w:rPr>
+                <w:sz w:val="28"/>
+                <w:szCs w:val="28"/>
+              </w:rPr>
+              <w:t>phần</w:t>
+            </w:r>
+            <w:r>
+              <w:rPr>
+                <w:sz w:val="28"/>
+                <w:szCs w:val="28"/>
+              </w:rPr>
+              <w:t xml:space="preserve"> Tầm quan trọng của an ninh mạng</w:t>
+            </w:r>
           </w:p>
           <w:p>
             <w:pPr>
               <w:pStyle w:val="NormalWeb"/>
-              <w:spacing w:line="312" w:lineRule="auto"/>
-              <w:ind w:left="188" w:right="427"/>
-              <w:jc w:val="both"/>
-              <w:rPr>
-                <w:sz w:val="28"/>
-                <w:szCs w:val="28"/>
-                <w:lang w:val="vi-VN"/>
-              </w:rPr>
-            </w:pPr>
-            <w:r>
-              <w:rPr>
-                <w:sz w:val="28"/>
-                <w:szCs w:val="28"/>
-              </w:rPr>
-              <w:t>- Viết 1.1.1. Tầm quan trọng của an ninh mạng</w:t>
+              <w:spacing w:beforeLines="100" w:before="240" w:beforeAutospacing="0" w:afterLines="100" w:after="240" w:afterAutospacing="0" w:line="312" w:lineRule="auto"/>
+              <w:jc w:val="both"/>
+              <w:rPr>
+                <w:sz w:val="28"/>
+                <w:szCs w:val="28"/>
+                <w:lang w:val="vi-VN"/>
+              </w:rPr>
+            </w:pPr>
+            <w:r>
+              <w:rPr>
+                <w:sz w:val="28"/>
+                <w:szCs w:val="28"/>
+              </w:rPr>
+              <w:t xml:space="preserve">- Viết </w:t>
+            </w:r>
+            <w:r>
+              <w:rPr>
+                <w:sz w:val="28"/>
+                <w:szCs w:val="28"/>
+              </w:rPr>
+              <w:t>phần</w:t>
+            </w:r>
+            <w:r>
+              <w:rPr>
+                <w:sz w:val="28"/>
+                <w:szCs w:val="28"/>
+              </w:rPr>
+              <w:t xml:space="preserve"> Những loại tấn công an ninh mạng (bao gồm cả các ví dụ về MitM, Signature Forgery liên quan RSA)</w:t>
             </w:r>
           </w:p>
           <w:p>
             <w:pPr>
               <w:pStyle w:val="NormalWeb"/>
-              <w:spacing w:line="312" w:lineRule="auto"/>
-              <w:ind w:left="188" w:right="427"/>
-              <w:jc w:val="both"/>
-              <w:rPr>
-                <w:sz w:val="28"/>
-                <w:szCs w:val="28"/>
-                <w:lang w:val="vi-VN"/>
-              </w:rPr>
-            </w:pPr>
-            <w:r>
-              <w:rPr>
-                <w:sz w:val="28"/>
-                <w:szCs w:val="28"/>
-              </w:rPr>
-              <w:t>- Viết 1.1.2. Những loại tấn công an ninh mạng (bao gồm cả các ví dụ về MitM, Signature Forgery liên quan RSA)</w:t>
-            </w:r>
-          </w:p>
-          <w:p>
-            <w:pPr>
-              <w:pStyle w:val="NormalWeb"/>
-              <w:spacing w:line="312" w:lineRule="auto"/>
-              <w:ind w:left="188" w:right="427"/>
-              <w:jc w:val="both"/>
-              <w:rPr>
-                <w:sz w:val="28"/>
-                <w:szCs w:val="28"/>
-                <w:lang w:val="vi-VN"/>
-              </w:rPr>
-            </w:pPr>
-            <w:r>
-              <w:rPr>
-                <w:sz w:val="28"/>
-                <w:szCs w:val="28"/>
-              </w:rPr>
-              <w:lastRenderedPageBreak/>
-              <w:t>- Viết 1.1.3. Cách thức hoạt động của an ninh mạng</w:t>
-            </w:r>
-          </w:p>
-          <w:p>
-            <w:pPr>
-              <w:pStyle w:val="NormalWeb"/>
-              <w:spacing w:line="312" w:lineRule="auto"/>
-              <w:jc w:val="both"/>
-              <w:rPr>
-                <w:sz w:val="28"/>
-                <w:szCs w:val="28"/>
-                <w:lang w:val="vi-VN"/>
-              </w:rPr>
-            </w:pPr>
-          </w:p>
-        </w:tc>
-        <w:tc>
-          <w:tcPr>
-            <w:tcW w:w="3402" w:type="dxa"/>
+              <w:spacing w:beforeLines="100" w:before="240" w:beforeAutospacing="0" w:afterLines="100" w:after="240" w:afterAutospacing="0" w:line="312" w:lineRule="auto"/>
+              <w:jc w:val="both"/>
+              <w:rPr>
+                <w:sz w:val="28"/>
+                <w:szCs w:val="28"/>
+                <w:lang w:val="vi-VN"/>
+              </w:rPr>
+            </w:pPr>
+            <w:r>
+              <w:rPr>
+                <w:sz w:val="28"/>
+                <w:szCs w:val="28"/>
+              </w:rPr>
+              <w:t xml:space="preserve">- Viết </w:t>
+            </w:r>
+            <w:r>
+              <w:rPr>
+                <w:sz w:val="28"/>
+                <w:szCs w:val="28"/>
+              </w:rPr>
+              <w:t>phần</w:t>
+            </w:r>
+            <w:r>
+              <w:rPr>
+                <w:sz w:val="28"/>
+                <w:szCs w:val="28"/>
+              </w:rPr>
+              <w:t xml:space="preserve"> Cách thức hoạt động của an ninh mạng</w:t>
+            </w:r>
+          </w:p>
+        </w:tc>
+        <w:tc>
+          <w:tcPr>
+            <w:tcW w:w="3194" w:type="dxa"/>
             <w:vMerge w:val="restart"/>
             <w:tcBorders>
               <w:left w:val="single" w:sz="4" w:space="0" w:color="auto"/>
@@ -828,176 +634,33 @@
           </w:tcPr>
           <w:p>
             <w:pPr>
-              <w:spacing w:line="312" w:lineRule="auto"/>
-              <w:jc w:val="both"/>
-              <w:rPr>
-                <w:rFonts w:ascii="Times New Roman" w:hAnsi="Times New Roman" w:cs="Times New Roman"/>
-                <w:color w:val="000000" w:themeColor="text1"/>
-                <w:sz w:val="28"/>
-                <w:szCs w:val="28"/>
-                <w:lang w:val="vi-VN"/>
-              </w:rPr>
-            </w:pPr>
-          </w:p>
-          <w:p>
-            <w:pPr>
-              <w:spacing w:line="312" w:lineRule="auto"/>
-              <w:jc w:val="both"/>
-              <w:rPr>
-                <w:rFonts w:ascii="Times New Roman" w:hAnsi="Times New Roman" w:cs="Times New Roman"/>
-                <w:color w:val="000000" w:themeColor="text1"/>
-                <w:sz w:val="28"/>
-                <w:szCs w:val="28"/>
-                <w:lang w:val="vi-VN"/>
-              </w:rPr>
-            </w:pPr>
-          </w:p>
-          <w:p>
-            <w:pPr>
-              <w:spacing w:line="312" w:lineRule="auto"/>
-              <w:jc w:val="both"/>
-              <w:rPr>
-                <w:rFonts w:ascii="Times New Roman" w:hAnsi="Times New Roman" w:cs="Times New Roman"/>
-                <w:color w:val="000000" w:themeColor="text1"/>
-                <w:sz w:val="28"/>
-                <w:szCs w:val="28"/>
-                <w:lang w:val="vi-VN"/>
-              </w:rPr>
-            </w:pPr>
-          </w:p>
-          <w:p>
-            <w:pPr>
-              <w:spacing w:line="312" w:lineRule="auto"/>
-              <w:jc w:val="both"/>
-              <w:rPr>
-                <w:rFonts w:ascii="Times New Roman" w:hAnsi="Times New Roman" w:cs="Times New Roman"/>
-                <w:color w:val="000000" w:themeColor="text1"/>
-                <w:sz w:val="28"/>
-                <w:szCs w:val="28"/>
-                <w:lang w:val="vi-VN"/>
-              </w:rPr>
-            </w:pPr>
-          </w:p>
-          <w:p>
-            <w:pPr>
-              <w:spacing w:line="312" w:lineRule="auto"/>
-              <w:jc w:val="both"/>
-              <w:rPr>
-                <w:rFonts w:ascii="Times New Roman" w:hAnsi="Times New Roman" w:cs="Times New Roman"/>
-                <w:color w:val="000000" w:themeColor="text1"/>
-                <w:sz w:val="28"/>
-                <w:szCs w:val="28"/>
-                <w:lang w:val="vi-VN"/>
-              </w:rPr>
-            </w:pPr>
-          </w:p>
-          <w:p>
-            <w:pPr>
-              <w:spacing w:line="312" w:lineRule="auto"/>
-              <w:jc w:val="both"/>
-              <w:rPr>
-                <w:rFonts w:ascii="Times New Roman" w:hAnsi="Times New Roman" w:cs="Times New Roman"/>
-                <w:color w:val="000000" w:themeColor="text1"/>
-                <w:sz w:val="28"/>
-                <w:szCs w:val="28"/>
-                <w:lang w:val="vi-VN"/>
-              </w:rPr>
-            </w:pPr>
-          </w:p>
-          <w:p>
-            <w:pPr>
-              <w:spacing w:line="312" w:lineRule="auto"/>
-              <w:jc w:val="both"/>
-              <w:rPr>
-                <w:rFonts w:ascii="Times New Roman" w:hAnsi="Times New Roman" w:cs="Times New Roman"/>
-                <w:color w:val="000000" w:themeColor="text1"/>
-                <w:sz w:val="28"/>
-                <w:szCs w:val="28"/>
-                <w:lang w:val="vi-VN"/>
-              </w:rPr>
-            </w:pPr>
-          </w:p>
-          <w:p>
-            <w:pPr>
-              <w:spacing w:line="312" w:lineRule="auto"/>
-              <w:jc w:val="both"/>
-              <w:rPr>
-                <w:rFonts w:ascii="Times New Roman" w:hAnsi="Times New Roman" w:cs="Times New Roman"/>
-                <w:color w:val="000000" w:themeColor="text1"/>
-                <w:sz w:val="28"/>
-                <w:szCs w:val="28"/>
-                <w:lang w:val="vi-VN"/>
-              </w:rPr>
-            </w:pPr>
-          </w:p>
-          <w:p>
-            <w:pPr>
-              <w:spacing w:line="312" w:lineRule="auto"/>
-              <w:jc w:val="both"/>
-              <w:rPr>
-                <w:rFonts w:ascii="Times New Roman" w:hAnsi="Times New Roman" w:cs="Times New Roman"/>
-                <w:color w:val="000000" w:themeColor="text1"/>
-                <w:sz w:val="28"/>
-                <w:szCs w:val="28"/>
-                <w:lang w:val="vi-VN"/>
-              </w:rPr>
-            </w:pPr>
-          </w:p>
-          <w:p>
-            <w:pPr>
-              <w:spacing w:line="312" w:lineRule="auto"/>
-              <w:jc w:val="both"/>
-              <w:rPr>
-                <w:rFonts w:ascii="Times New Roman" w:hAnsi="Times New Roman" w:cs="Times New Roman"/>
-                <w:color w:val="000000" w:themeColor="text1"/>
-                <w:sz w:val="28"/>
-                <w:szCs w:val="28"/>
-                <w:lang w:val="vi-VN"/>
-              </w:rPr>
-            </w:pPr>
-          </w:p>
-          <w:p>
-            <w:pPr>
-              <w:spacing w:line="312" w:lineRule="auto"/>
-              <w:jc w:val="both"/>
-              <w:rPr>
-                <w:rFonts w:ascii="Times New Roman" w:hAnsi="Times New Roman" w:cs="Times New Roman"/>
-                <w:color w:val="000000" w:themeColor="text1"/>
-                <w:sz w:val="28"/>
-                <w:szCs w:val="28"/>
-                <w:lang w:val="vi-VN"/>
-              </w:rPr>
-            </w:pPr>
-          </w:p>
-          <w:p>
-            <w:pPr>
-              <w:spacing w:line="312" w:lineRule="auto"/>
-              <w:jc w:val="both"/>
-              <w:rPr>
-                <w:rFonts w:ascii="Times New Roman" w:hAnsi="Times New Roman" w:cs="Times New Roman"/>
-                <w:color w:val="000000" w:themeColor="text1"/>
-                <w:sz w:val="28"/>
-                <w:szCs w:val="28"/>
-                <w:lang w:val="vi-VN"/>
-              </w:rPr>
-            </w:pPr>
-          </w:p>
-          <w:p>
-            <w:pPr>
-              <w:spacing w:line="312" w:lineRule="auto"/>
-              <w:jc w:val="both"/>
-              <w:rPr>
-                <w:rFonts w:ascii="Times New Roman" w:hAnsi="Times New Roman" w:cs="Times New Roman"/>
-                <w:color w:val="000000" w:themeColor="text1"/>
-                <w:sz w:val="28"/>
-                <w:szCs w:val="28"/>
-                <w:lang w:val="vi-VN"/>
-              </w:rPr>
-            </w:pPr>
-          </w:p>
-          <w:p>
-            <w:pPr>
-              <w:spacing w:line="312" w:lineRule="auto"/>
+              <w:spacing w:before="100" w:after="100" w:line="312" w:lineRule="auto"/>
+              <w:jc w:val="both"/>
+              <w:rPr>
+                <w:rFonts w:ascii="Times New Roman" w:hAnsi="Times New Roman" w:cs="Times New Roman"/>
+                <w:color w:val="000000" w:themeColor="text1"/>
+                <w:sz w:val="28"/>
+                <w:szCs w:val="28"/>
+                <w:lang w:val="vi-VN"/>
+              </w:rPr>
+            </w:pPr>
+          </w:p>
+          <w:p>
+            <w:pPr>
+              <w:spacing w:before="100" w:after="100" w:line="312" w:lineRule="auto"/>
+              <w:jc w:val="both"/>
+              <w:rPr>
+                <w:rFonts w:ascii="Times New Roman" w:hAnsi="Times New Roman" w:cs="Times New Roman"/>
+                <w:color w:val="000000" w:themeColor="text1"/>
+                <w:sz w:val="28"/>
+                <w:szCs w:val="28"/>
+                <w:lang w:val="vi-VN"/>
+              </w:rPr>
+            </w:pPr>
+          </w:p>
+          <w:p>
+            <w:pPr>
+              <w:spacing w:before="100" w:after="100" w:line="312" w:lineRule="auto"/>
               <w:ind w:right="221"/>
               <w:jc w:val="both"/>
               <w:rPr>
@@ -1035,7 +698,7 @@
           </w:p>
           <w:p>
             <w:pPr>
-              <w:spacing w:line="312" w:lineRule="auto"/>
+              <w:spacing w:before="100" w:after="100" w:line="312" w:lineRule="auto"/>
               <w:ind w:right="221"/>
               <w:jc w:val="both"/>
               <w:rPr>
@@ -1059,12 +722,21 @@
                 <w:sz w:val="28"/>
                 <w:szCs w:val="28"/>
               </w:rPr>
-              <w:t xml:space="preserve"> Xây dựng được nền tảng lý thuyết vững chắc về an ninh mạng, các loại tấn công (đặc biệt là MitM và Signature Forgery liên quan đến RSA).</w:t>
-            </w:r>
-          </w:p>
-          <w:p>
-            <w:pPr>
-              <w:spacing w:line="312" w:lineRule="auto"/>
+              <w:t xml:space="preserve"> Xây dựng được nền tảng lý thuyết vững chắc </w:t>
+            </w:r>
+            <w:r>
+              <w:rPr>
+                <w:rFonts w:ascii="Times New Roman" w:hAnsi="Times New Roman" w:cs="Times New Roman"/>
+                <w:sz w:val="28"/>
+                <w:szCs w:val="28"/>
+              </w:rPr>
+              <w:lastRenderedPageBreak/>
+              <w:t>về an ninh mạng, các loại tấn công (đặc biệt là MitM và Signature Forgery liên quan đến RSA).</w:t>
+            </w:r>
+          </w:p>
+          <w:p>
+            <w:pPr>
+              <w:spacing w:before="100" w:after="100" w:line="312" w:lineRule="auto"/>
               <w:ind w:right="221"/>
               <w:jc w:val="both"/>
               <w:rPr>
@@ -1102,7 +774,7 @@
           </w:p>
           <w:p>
             <w:pPr>
-              <w:spacing w:line="312" w:lineRule="auto"/>
+              <w:spacing w:before="100" w:after="100" w:line="312" w:lineRule="auto"/>
               <w:ind w:right="221"/>
               <w:jc w:val="both"/>
               <w:rPr>
@@ -1128,22 +800,13 @@
                 <w:sz w:val="28"/>
                 <w:szCs w:val="28"/>
               </w:rPr>
-              <w:t xml:space="preserve"> Nhóm đã thống nhất nội dung, phong cách viết và định dạng báo </w:t>
-            </w:r>
-            <w:r>
-              <w:rPr>
-                <w:rFonts w:ascii="Times New Roman" w:hAnsi="Times New Roman" w:cs="Times New Roman"/>
-                <w:sz w:val="28"/>
-                <w:szCs w:val="28"/>
-              </w:rPr>
-              <w:lastRenderedPageBreak/>
-              <w:t>cáo, đảm bảo tính logic và tính khoa học.</w:t>
-            </w:r>
-          </w:p>
-        </w:tc>
-        <w:tc>
-          <w:tcPr>
-            <w:tcW w:w="2693" w:type="dxa"/>
+              <w:t xml:space="preserve"> Nhóm đã thống nhất nội dung, phong cách viết và định dạng báo cáo, đảm bảo tính logic và tính khoa học.</w:t>
+            </w:r>
+          </w:p>
+        </w:tc>
+        <w:tc>
+          <w:tcPr>
+            <w:tcW w:w="2512" w:type="dxa"/>
           </w:tcPr>
           <w:p>
             <w:pPr>
@@ -1163,11 +826,12 @@
         </w:trPr>
         <w:tc>
           <w:tcPr>
-            <w:tcW w:w="843" w:type="dxa"/>
+            <w:tcW w:w="841" w:type="dxa"/>
             <w:vMerge/>
             <w:tcBorders>
               <w:right w:val="single" w:sz="4" w:space="0" w:color="auto"/>
             </w:tcBorders>
+            <w:vAlign w:val="center"/>
           </w:tcPr>
           <w:p>
             <w:pPr>
@@ -1184,7 +848,7 @@
         </w:tc>
         <w:tc>
           <w:tcPr>
-            <w:tcW w:w="2077" w:type="dxa"/>
+            <w:tcW w:w="1970" w:type="dxa"/>
             <w:tcBorders>
               <w:top w:val="single" w:sz="4" w:space="0" w:color="auto"/>
               <w:left w:val="single" w:sz="4" w:space="0" w:color="auto"/>
@@ -1216,7 +880,7 @@
         </w:tc>
         <w:tc>
           <w:tcPr>
-            <w:tcW w:w="4163" w:type="dxa"/>
+            <w:tcW w:w="4661" w:type="dxa"/>
             <w:tcBorders>
               <w:top w:val="single" w:sz="4" w:space="0" w:color="auto"/>
               <w:left w:val="single" w:sz="4" w:space="0" w:color="auto"/>
@@ -1228,92 +892,72 @@
           <w:p>
             <w:pPr>
               <w:pStyle w:val="NormalWeb"/>
-              <w:spacing w:line="312" w:lineRule="auto"/>
-              <w:ind w:left="188" w:right="427"/>
-              <w:jc w:val="both"/>
-              <w:rPr>
-                <w:sz w:val="28"/>
-                <w:szCs w:val="28"/>
-                <w:lang w:val="vi-VN"/>
-              </w:rPr>
-            </w:pPr>
+              <w:spacing w:beforeLines="100" w:before="240" w:beforeAutospacing="0" w:afterLines="100" w:after="240" w:afterAutospacing="0" w:line="312" w:lineRule="auto"/>
+              <w:jc w:val="both"/>
+              <w:rPr>
+                <w:sz w:val="28"/>
+                <w:szCs w:val="28"/>
+                <w:lang w:val="vi-VN"/>
+              </w:rPr>
+            </w:pPr>
+            <w:r>
+              <w:rPr>
+                <w:sz w:val="28"/>
+                <w:szCs w:val="28"/>
+              </w:rPr>
+              <w:t>- Viết Lời Nói Đầu</w:t>
+            </w:r>
           </w:p>
           <w:p>
             <w:pPr>
               <w:pStyle w:val="NormalWeb"/>
-              <w:spacing w:line="312" w:lineRule="auto"/>
-              <w:ind w:left="188" w:right="427"/>
-              <w:jc w:val="both"/>
-              <w:rPr>
-                <w:sz w:val="28"/>
-                <w:szCs w:val="28"/>
-                <w:lang w:val="vi-VN"/>
-              </w:rPr>
-            </w:pPr>
-            <w:r>
-              <w:rPr>
-                <w:sz w:val="28"/>
-                <w:szCs w:val="28"/>
-              </w:rPr>
-              <w:t>- Viết Lời Nói Đầu</w:t>
+              <w:spacing w:beforeLines="100" w:before="240" w:beforeAutospacing="0" w:afterLines="100" w:after="240" w:afterAutospacing="0" w:line="312" w:lineRule="auto"/>
+              <w:jc w:val="both"/>
+              <w:rPr>
+                <w:sz w:val="28"/>
+                <w:szCs w:val="28"/>
+              </w:rPr>
+            </w:pPr>
+            <w:r>
+              <w:rPr>
+                <w:sz w:val="28"/>
+                <w:szCs w:val="28"/>
+              </w:rPr>
+              <w:t>- Viết Tổng quan về an ninh mạng (khái niệm, bối cảnh, sự phát triển)</w:t>
             </w:r>
           </w:p>
           <w:p>
             <w:pPr>
               <w:pStyle w:val="NormalWeb"/>
-              <w:spacing w:line="312" w:lineRule="auto"/>
-              <w:ind w:left="188" w:right="427"/>
-              <w:jc w:val="both"/>
-              <w:rPr>
-                <w:sz w:val="28"/>
-                <w:szCs w:val="28"/>
-              </w:rPr>
-            </w:pPr>
-            <w:r>
-              <w:rPr>
-                <w:sz w:val="28"/>
-                <w:szCs w:val="28"/>
-              </w:rPr>
-              <w:t>- Viết 1.1. Tổng quan về an ninh mạng (khái niệm, bối cảnh, sự phát triển)</w:t>
-            </w:r>
-          </w:p>
-          <w:p>
-            <w:pPr>
-              <w:pStyle w:val="NormalWeb"/>
-              <w:spacing w:line="312" w:lineRule="auto"/>
-              <w:ind w:left="188" w:right="427"/>
-              <w:jc w:val="both"/>
-              <w:rPr>
-                <w:sz w:val="28"/>
-                <w:szCs w:val="28"/>
-                <w:lang w:val="vi-VN"/>
-              </w:rPr>
-            </w:pPr>
-            <w:r>
-              <w:rPr>
-                <w:sz w:val="28"/>
-                <w:szCs w:val="28"/>
-                <w:lang w:val="vi-VN"/>
-              </w:rPr>
-              <w:t>- Chỉnh sửa báo cáo</w:t>
-            </w:r>
-          </w:p>
-          <w:p>
-            <w:pPr>
-              <w:spacing w:line="312" w:lineRule="auto"/>
-              <w:jc w:val="both"/>
-              <w:rPr>
-                <w:rFonts w:ascii="Times New Roman" w:hAnsi="Times New Roman" w:cs="Times New Roman"/>
-                <w:color w:val="FF0000"/>
-                <w:sz w:val="28"/>
-                <w:szCs w:val="28"/>
-              </w:rPr>
-            </w:pPr>
-          </w:p>
-        </w:tc>
-        <w:tc>
-          <w:tcPr>
-            <w:tcW w:w="3402" w:type="dxa"/>
+              <w:spacing w:beforeLines="100" w:before="240" w:beforeAutospacing="0" w:afterLines="100" w:after="240" w:afterAutospacing="0" w:line="312" w:lineRule="auto"/>
+              <w:jc w:val="both"/>
+              <w:rPr>
+                <w:sz w:val="28"/>
+                <w:szCs w:val="28"/>
+                <w:lang w:val="vi-VN"/>
+              </w:rPr>
+            </w:pPr>
+            <w:r>
+              <w:rPr>
+                <w:sz w:val="28"/>
+                <w:szCs w:val="28"/>
+                <w:lang w:val="vi-VN"/>
+              </w:rPr>
+              <w:t xml:space="preserve">- </w:t>
+            </w:r>
+            <w:r>
+              <w:rPr>
+                <w:sz w:val="28"/>
+                <w:szCs w:val="28"/>
+                <w:lang w:val="vi-VN"/>
+              </w:rPr>
+              <w:t>Tổng hợp báo cáo và thiết lập cấu trúc tổng thể</w:t>
+            </w:r>
+          </w:p>
+        </w:tc>
+        <w:tc>
+          <w:tcPr>
+            <w:tcW w:w="3194" w:type="dxa"/>
             <w:vMerge/>
             <w:tcBorders>
               <w:left w:val="single" w:sz="4" w:space="0" w:color="auto"/>
@@ -1322,18 +966,19 @@
           <w:p>
             <w:pPr>
               <w:spacing w:line="312" w:lineRule="auto"/>
-              <w:rPr>
-                <w:rFonts w:ascii="Times New Roman" w:hAnsi="Times New Roman" w:cs="Times New Roman"/>
-                <w:color w:val="FF0000"/>
-                <w:sz w:val="28"/>
-                <w:szCs w:val="28"/>
-              </w:rPr>
-            </w:pPr>
-          </w:p>
-        </w:tc>
-        <w:tc>
-          <w:tcPr>
-            <w:tcW w:w="2693" w:type="dxa"/>
+              <w:jc w:val="both"/>
+              <w:rPr>
+                <w:rFonts w:ascii="Times New Roman" w:hAnsi="Times New Roman" w:cs="Times New Roman"/>
+                <w:color w:val="FF0000"/>
+                <w:sz w:val="28"/>
+                <w:szCs w:val="28"/>
+              </w:rPr>
+            </w:pPr>
+          </w:p>
+        </w:tc>
+        <w:tc>
+          <w:tcPr>
+            <w:tcW w:w="2512" w:type="dxa"/>
           </w:tcPr>
           <w:p>
             <w:pPr>
@@ -1353,11 +998,12 @@
         </w:trPr>
         <w:tc>
           <w:tcPr>
-            <w:tcW w:w="843" w:type="dxa"/>
+            <w:tcW w:w="841" w:type="dxa"/>
             <w:vMerge/>
             <w:tcBorders>
               <w:right w:val="single" w:sz="4" w:space="0" w:color="auto"/>
             </w:tcBorders>
+            <w:vAlign w:val="center"/>
           </w:tcPr>
           <w:p>
             <w:pPr>
@@ -1374,7 +1020,7 @@
         </w:tc>
         <w:tc>
           <w:tcPr>
-            <w:tcW w:w="2077" w:type="dxa"/>
+            <w:tcW w:w="1970" w:type="dxa"/>
             <w:tcBorders>
               <w:top w:val="single" w:sz="4" w:space="0" w:color="auto"/>
               <w:left w:val="single" w:sz="4" w:space="0" w:color="auto"/>
@@ -1406,7 +1052,7 @@
         </w:tc>
         <w:tc>
           <w:tcPr>
-            <w:tcW w:w="4163" w:type="dxa"/>
+            <w:tcW w:w="4661" w:type="dxa"/>
             <w:tcBorders>
               <w:top w:val="single" w:sz="4" w:space="0" w:color="auto"/>
               <w:left w:val="single" w:sz="4" w:space="0" w:color="auto"/>
@@ -1418,119 +1064,88 @@
           <w:p>
             <w:pPr>
               <w:pStyle w:val="NormalWeb"/>
-              <w:spacing w:line="312" w:lineRule="auto"/>
-              <w:ind w:left="188" w:right="427"/>
-              <w:jc w:val="both"/>
-              <w:rPr>
-                <w:sz w:val="28"/>
-                <w:szCs w:val="28"/>
-                <w:lang w:val="vi-VN"/>
-              </w:rPr>
-            </w:pPr>
+              <w:spacing w:beforeLines="100" w:before="240" w:beforeAutospacing="0" w:afterLines="100" w:after="240" w:afterAutospacing="0" w:line="312" w:lineRule="auto"/>
+              <w:jc w:val="both"/>
+              <w:rPr>
+                <w:sz w:val="28"/>
+                <w:szCs w:val="28"/>
+                <w:lang w:val="vi-VN"/>
+              </w:rPr>
+            </w:pPr>
+            <w:r>
+              <w:rPr>
+                <w:sz w:val="28"/>
+                <w:szCs w:val="28"/>
+              </w:rPr>
+              <w:t>- Viết  Các loại an ninh mạng</w:t>
+            </w:r>
           </w:p>
           <w:p>
             <w:pPr>
               <w:pStyle w:val="NormalWeb"/>
-              <w:spacing w:line="312" w:lineRule="auto"/>
-              <w:ind w:left="188" w:right="427"/>
-              <w:jc w:val="both"/>
-              <w:rPr>
-                <w:sz w:val="28"/>
-                <w:szCs w:val="28"/>
-                <w:lang w:val="vi-VN"/>
-              </w:rPr>
-            </w:pPr>
-            <w:r>
-              <w:rPr>
-                <w:sz w:val="28"/>
-                <w:szCs w:val="28"/>
-              </w:rPr>
-              <w:t>- Viết 1.1.4. Các loại an ninh mạng</w:t>
+              <w:spacing w:beforeLines="100" w:before="240" w:beforeAutospacing="0" w:afterLines="100" w:after="240" w:afterAutospacing="0" w:line="312" w:lineRule="auto"/>
+              <w:jc w:val="both"/>
+              <w:rPr>
+                <w:sz w:val="28"/>
+                <w:szCs w:val="28"/>
+                <w:lang w:val="vi-VN"/>
+              </w:rPr>
+            </w:pPr>
+            <w:r>
+              <w:rPr>
+                <w:sz w:val="28"/>
+                <w:szCs w:val="28"/>
+              </w:rPr>
+              <w:t>- Viết</w:t>
+            </w:r>
+            <w:r>
+              <w:rPr>
+                <w:sz w:val="28"/>
+                <w:szCs w:val="28"/>
+                <w:lang w:val="vi-VN"/>
+              </w:rPr>
+              <w:t xml:space="preserve"> </w:t>
+            </w:r>
+            <w:r>
+              <w:rPr>
+                <w:sz w:val="28"/>
+                <w:szCs w:val="28"/>
+              </w:rPr>
+              <w:t xml:space="preserve"> Các</w:t>
+            </w:r>
+            <w:r>
+              <w:rPr>
+                <w:sz w:val="28"/>
+                <w:szCs w:val="28"/>
+                <w:lang w:val="vi-VN"/>
+              </w:rPr>
+              <w:t xml:space="preserve"> thành phần chiến lược</w:t>
+            </w:r>
+            <w:r>
+              <w:rPr>
+                <w:sz w:val="28"/>
+                <w:szCs w:val="28"/>
+              </w:rPr>
+              <w:t xml:space="preserve"> an ninh mạng</w:t>
             </w:r>
           </w:p>
           <w:p>
             <w:pPr>
               <w:pStyle w:val="NormalWeb"/>
-              <w:spacing w:line="312" w:lineRule="auto"/>
-              <w:ind w:left="188" w:right="427"/>
-              <w:jc w:val="both"/>
-              <w:rPr>
-                <w:sz w:val="28"/>
-                <w:szCs w:val="28"/>
-                <w:lang w:val="vi-VN"/>
-              </w:rPr>
-            </w:pPr>
-            <w:r>
-              <w:rPr>
-                <w:sz w:val="28"/>
-                <w:szCs w:val="28"/>
-              </w:rPr>
-              <w:t>- Viết 1.1.</w:t>
-            </w:r>
-            <w:r>
-              <w:rPr>
-                <w:sz w:val="28"/>
-                <w:szCs w:val="28"/>
-                <w:lang w:val="vi-VN"/>
-              </w:rPr>
-              <w:t>5</w:t>
-            </w:r>
-            <w:r>
-              <w:rPr>
-                <w:sz w:val="28"/>
-                <w:szCs w:val="28"/>
-              </w:rPr>
-              <w:t>. Các</w:t>
-            </w:r>
-            <w:r>
-              <w:rPr>
-                <w:sz w:val="28"/>
-                <w:szCs w:val="28"/>
-                <w:lang w:val="vi-VN"/>
-              </w:rPr>
-              <w:t xml:space="preserve"> thành phần chiến lược</w:t>
-            </w:r>
-            <w:r>
-              <w:rPr>
-                <w:sz w:val="28"/>
-                <w:szCs w:val="28"/>
-              </w:rPr>
-              <w:t xml:space="preserve"> an ninh mạng</w:t>
-            </w:r>
-          </w:p>
-          <w:p>
-            <w:pPr>
-              <w:pStyle w:val="NormalWeb"/>
-              <w:spacing w:line="312" w:lineRule="auto"/>
-              <w:ind w:left="188" w:right="427"/>
-              <w:jc w:val="both"/>
-              <w:rPr>
-                <w:sz w:val="28"/>
-                <w:szCs w:val="28"/>
-                <w:lang w:val="vi-VN"/>
-              </w:rPr>
-            </w:pPr>
-            <w:r>
-              <w:rPr>
-                <w:sz w:val="28"/>
-                <w:szCs w:val="28"/>
-              </w:rPr>
-              <w:t>- Viết 1.1.</w:t>
-            </w:r>
-            <w:r>
-              <w:rPr>
-                <w:sz w:val="28"/>
-                <w:szCs w:val="28"/>
-                <w:lang w:val="vi-VN"/>
-              </w:rPr>
-              <w:t>6</w:t>
-            </w:r>
-            <w:r>
-              <w:rPr>
-                <w:sz w:val="28"/>
-                <w:szCs w:val="28"/>
-              </w:rPr>
-              <w:t>. công</w:t>
+              <w:spacing w:beforeLines="100" w:before="240" w:beforeAutospacing="0" w:afterLines="100" w:after="240" w:afterAutospacing="0" w:line="312" w:lineRule="auto"/>
+              <w:jc w:val="both"/>
+              <w:rPr>
+                <w:sz w:val="28"/>
+                <w:szCs w:val="28"/>
+                <w:lang w:val="vi-VN"/>
+              </w:rPr>
+            </w:pPr>
+            <w:r>
+              <w:rPr>
+                <w:sz w:val="28"/>
+                <w:szCs w:val="28"/>
+              </w:rPr>
+              <w:t>- Viết công</w:t>
             </w:r>
             <w:r>
               <w:rPr>
@@ -1541,34 +1156,10 @@
               <w:t xml:space="preserve"> nghệ an ninh mạng hiện nay</w:t>
             </w:r>
           </w:p>
-          <w:p>
-            <w:pPr>
-              <w:pStyle w:val="NormalWeb"/>
-              <w:spacing w:line="312" w:lineRule="auto"/>
-              <w:jc w:val="both"/>
-              <w:rPr>
-                <w:sz w:val="28"/>
-                <w:szCs w:val="28"/>
-                <w:lang w:val="vi-VN"/>
-              </w:rPr>
-            </w:pPr>
-          </w:p>
-          <w:p>
-            <w:pPr>
-              <w:spacing w:line="312" w:lineRule="auto"/>
-              <w:jc w:val="both"/>
-              <w:rPr>
-                <w:rFonts w:ascii="Times New Roman" w:hAnsi="Times New Roman" w:cs="Times New Roman"/>
-                <w:color w:val="FF0000"/>
-                <w:sz w:val="28"/>
-                <w:szCs w:val="28"/>
-              </w:rPr>
-            </w:pPr>
-          </w:p>
-        </w:tc>
-        <w:tc>
-          <w:tcPr>
-            <w:tcW w:w="3402" w:type="dxa"/>
+        </w:tc>
+        <w:tc>
+          <w:tcPr>
+            <w:tcW w:w="3194" w:type="dxa"/>
             <w:vMerge/>
             <w:tcBorders>
               <w:left w:val="single" w:sz="4" w:space="0" w:color="auto"/>
@@ -1577,18 +1168,19 @@
           <w:p>
             <w:pPr>
               <w:spacing w:line="312" w:lineRule="auto"/>
-              <w:rPr>
-                <w:rFonts w:ascii="Times New Roman" w:hAnsi="Times New Roman" w:cs="Times New Roman"/>
-                <w:color w:val="FF0000"/>
-                <w:sz w:val="28"/>
-                <w:szCs w:val="28"/>
-              </w:rPr>
-            </w:pPr>
-          </w:p>
-        </w:tc>
-        <w:tc>
-          <w:tcPr>
-            <w:tcW w:w="2693" w:type="dxa"/>
+              <w:jc w:val="both"/>
+              <w:rPr>
+                <w:rFonts w:ascii="Times New Roman" w:hAnsi="Times New Roman" w:cs="Times New Roman"/>
+                <w:color w:val="FF0000"/>
+                <w:sz w:val="28"/>
+                <w:szCs w:val="28"/>
+              </w:rPr>
+            </w:pPr>
+          </w:p>
+        </w:tc>
+        <w:tc>
+          <w:tcPr>
+            <w:tcW w:w="2512" w:type="dxa"/>
           </w:tcPr>
           <w:p>
             <w:pPr>
@@ -1608,11 +1200,12 @@
         </w:trPr>
         <w:tc>
           <w:tcPr>
-            <w:tcW w:w="843" w:type="dxa"/>
+            <w:tcW w:w="841" w:type="dxa"/>
             <w:vMerge/>
             <w:tcBorders>
               <w:right w:val="single" w:sz="4" w:space="0" w:color="auto"/>
             </w:tcBorders>
+            <w:vAlign w:val="center"/>
           </w:tcPr>
           <w:p>
             <w:pPr>
@@ -1629,7 +1222,7 @@
         </w:tc>
         <w:tc>
           <w:tcPr>
-            <w:tcW w:w="2077" w:type="dxa"/>
+            <w:tcW w:w="1970" w:type="dxa"/>
             <w:tcBorders>
               <w:top w:val="single" w:sz="4" w:space="0" w:color="auto"/>
               <w:left w:val="single" w:sz="4" w:space="0" w:color="auto"/>
@@ -1661,7 +1254,7 @@
         </w:tc>
         <w:tc>
           <w:tcPr>
-            <w:tcW w:w="4163" w:type="dxa"/>
+            <w:tcW w:w="4661" w:type="dxa"/>
             <w:tcBorders>
               <w:top w:val="single" w:sz="4" w:space="0" w:color="auto"/>
               <w:left w:val="single" w:sz="4" w:space="0" w:color="auto"/>
@@ -1673,26 +1266,48 @@
           <w:p>
             <w:pPr>
               <w:pStyle w:val="NormalWeb"/>
-              <w:spacing w:line="312" w:lineRule="auto"/>
-              <w:ind w:left="188" w:right="427"/>
-              <w:rPr>
-                <w:sz w:val="28"/>
-                <w:szCs w:val="28"/>
-                <w:lang w:val="vi-VN"/>
-              </w:rPr>
-            </w:pPr>
-            <w:r>
-              <w:rPr>
-                <w:sz w:val="28"/>
-                <w:szCs w:val="28"/>
-              </w:rPr>
-              <w:t>- Viết 1.3. Nội dung nghiên cứu (1.3.1 + 1.3.2)</w:t>
-            </w:r>
-          </w:p>
-        </w:tc>
-        <w:tc>
-          <w:tcPr>
-            <w:tcW w:w="3402" w:type="dxa"/>
+              <w:spacing w:beforeLines="100" w:before="240" w:beforeAutospacing="0" w:afterLines="100" w:after="240" w:afterAutospacing="0" w:line="312" w:lineRule="auto"/>
+              <w:jc w:val="both"/>
+              <w:rPr>
+                <w:sz w:val="28"/>
+                <w:szCs w:val="28"/>
+                <w:lang w:val="vi-VN"/>
+              </w:rPr>
+            </w:pPr>
+            <w:r>
+              <w:rPr>
+                <w:sz w:val="28"/>
+                <w:szCs w:val="28"/>
+              </w:rPr>
+              <w:t xml:space="preserve">- Viết </w:t>
+            </w:r>
+            <w:r>
+              <w:rPr>
+                <w:sz w:val="28"/>
+                <w:szCs w:val="28"/>
+              </w:rPr>
+              <w:t>lý</w:t>
+            </w:r>
+            <w:r>
+              <w:rPr>
+                <w:sz w:val="28"/>
+                <w:szCs w:val="28"/>
+                <w:lang w:val="vi-VN"/>
+              </w:rPr>
+              <w:t xml:space="preserve"> do nghiên cứu và các nội dung</w:t>
+            </w:r>
+            <w:r>
+              <w:rPr>
+                <w:sz w:val="28"/>
+                <w:szCs w:val="28"/>
+              </w:rPr>
+              <w:t xml:space="preserve"> nghiên cứu</w:t>
+            </w:r>
+          </w:p>
+        </w:tc>
+        <w:tc>
+          <w:tcPr>
+            <w:tcW w:w="3194" w:type="dxa"/>
             <w:vMerge/>
             <w:tcBorders>
               <w:left w:val="single" w:sz="4" w:space="0" w:color="auto"/>
@@ -1701,18 +1316,19 @@
           <w:p>
             <w:pPr>
               <w:spacing w:line="312" w:lineRule="auto"/>
-              <w:rPr>
-                <w:rFonts w:ascii="Times New Roman" w:hAnsi="Times New Roman" w:cs="Times New Roman"/>
-                <w:color w:val="FF0000"/>
-                <w:sz w:val="28"/>
-                <w:szCs w:val="28"/>
-              </w:rPr>
-            </w:pPr>
-          </w:p>
-        </w:tc>
-        <w:tc>
-          <w:tcPr>
-            <w:tcW w:w="2693" w:type="dxa"/>
+              <w:jc w:val="both"/>
+              <w:rPr>
+                <w:rFonts w:ascii="Times New Roman" w:hAnsi="Times New Roman" w:cs="Times New Roman"/>
+                <w:color w:val="FF0000"/>
+                <w:sz w:val="28"/>
+                <w:szCs w:val="28"/>
+              </w:rPr>
+            </w:pPr>
+          </w:p>
+        </w:tc>
+        <w:tc>
+          <w:tcPr>
+            <w:tcW w:w="2512" w:type="dxa"/>
           </w:tcPr>
           <w:p>
             <w:pPr>
@@ -1732,11 +1348,12 @@
         </w:trPr>
         <w:tc>
           <w:tcPr>
-            <w:tcW w:w="843" w:type="dxa"/>
+            <w:tcW w:w="841" w:type="dxa"/>
             <w:vMerge/>
             <w:tcBorders>
               <w:right w:val="single" w:sz="4" w:space="0" w:color="auto"/>
             </w:tcBorders>
+            <w:vAlign w:val="center"/>
           </w:tcPr>
           <w:p>
             <w:pPr>
@@ -1753,7 +1370,7 @@
         </w:tc>
         <w:tc>
           <w:tcPr>
-            <w:tcW w:w="2077" w:type="dxa"/>
+            <w:tcW w:w="1970" w:type="dxa"/>
             <w:tcBorders>
               <w:top w:val="single" w:sz="4" w:space="0" w:color="auto"/>
               <w:left w:val="single" w:sz="4" w:space="0" w:color="auto"/>
@@ -1785,7 +1402,7 @@
         </w:tc>
         <w:tc>
           <w:tcPr>
-            <w:tcW w:w="4163" w:type="dxa"/>
+            <w:tcW w:w="4661" w:type="dxa"/>
             <w:tcBorders>
               <w:top w:val="single" w:sz="4" w:space="0" w:color="auto"/>
               <w:left w:val="single" w:sz="4" w:space="0" w:color="auto"/>
@@ -1797,26 +1414,66 @@
           <w:p>
             <w:pPr>
               <w:pStyle w:val="NormalWeb"/>
-              <w:spacing w:line="312" w:lineRule="auto"/>
-              <w:ind w:left="188" w:right="569"/>
-              <w:rPr>
-                <w:sz w:val="28"/>
-                <w:szCs w:val="28"/>
-                <w:lang w:val="vi-VN"/>
-              </w:rPr>
-            </w:pPr>
-            <w:r>
-              <w:rPr>
-                <w:sz w:val="28"/>
-                <w:szCs w:val="28"/>
-              </w:rPr>
-              <w:t>- Viết toàn bộ 1.2. Các kiến thức cơ sở (1.2.1 → 1.2.5)</w:t>
-            </w:r>
-          </w:p>
-        </w:tc>
-        <w:tc>
-          <w:tcPr>
-            <w:tcW w:w="3402" w:type="dxa"/>
+              <w:spacing w:beforeLines="100" w:before="240" w:beforeAutospacing="0" w:afterLines="100" w:after="240" w:afterAutospacing="0" w:line="312" w:lineRule="auto"/>
+              <w:jc w:val="both"/>
+              <w:rPr>
+                <w:sz w:val="28"/>
+                <w:szCs w:val="28"/>
+                <w:lang w:val="vi-VN"/>
+              </w:rPr>
+            </w:pPr>
+            <w:r>
+              <w:rPr>
+                <w:sz w:val="28"/>
+                <w:szCs w:val="28"/>
+              </w:rPr>
+              <w:t xml:space="preserve">- Viết Các kiến thức cơ sở </w:t>
+            </w:r>
+            <w:r>
+              <w:rPr>
+                <w:sz w:val="28"/>
+                <w:szCs w:val="28"/>
+                <w:lang w:val="vi-VN"/>
+              </w:rPr>
+              <w:t>(</w:t>
+            </w:r>
+            <w:r>
+              <w:rPr>
+                <w:sz w:val="28"/>
+                <w:szCs w:val="28"/>
+                <w:lang w:val="vi-VN"/>
+              </w:rPr>
+              <w:t>toán học</w:t>
+            </w:r>
+            <w:r>
+              <w:rPr>
+                <w:sz w:val="28"/>
+                <w:szCs w:val="28"/>
+                <w:lang w:val="vi-VN"/>
+              </w:rPr>
+              <w:t>, ngôn ngữ</w:t>
+            </w:r>
+            <w:r>
+              <w:rPr>
+                <w:sz w:val="28"/>
+                <w:szCs w:val="28"/>
+                <w:lang w:val="vi-VN"/>
+              </w:rPr>
+              <w:t xml:space="preserve"> lập trình, …</w:t>
+            </w:r>
+            <w:r>
+              <w:rPr>
+                <w:sz w:val="28"/>
+                <w:szCs w:val="28"/>
+                <w:lang w:val="vi-VN"/>
+              </w:rPr>
+              <w:t xml:space="preserve"> )</w:t>
+            </w:r>
+          </w:p>
+        </w:tc>
+        <w:tc>
+          <w:tcPr>
+            <w:tcW w:w="3194" w:type="dxa"/>
             <w:vMerge/>
             <w:tcBorders>
               <w:left w:val="single" w:sz="4" w:space="0" w:color="auto"/>
@@ -1825,18 +1482,19 @@
           <w:p>
             <w:pPr>
               <w:spacing w:line="312" w:lineRule="auto"/>
-              <w:rPr>
-                <w:rFonts w:ascii="Times New Roman" w:hAnsi="Times New Roman" w:cs="Times New Roman"/>
-                <w:color w:val="FF0000"/>
-                <w:sz w:val="28"/>
-                <w:szCs w:val="28"/>
-              </w:rPr>
-            </w:pPr>
-          </w:p>
-        </w:tc>
-        <w:tc>
-          <w:tcPr>
-            <w:tcW w:w="2693" w:type="dxa"/>
+              <w:jc w:val="both"/>
+              <w:rPr>
+                <w:rFonts w:ascii="Times New Roman" w:hAnsi="Times New Roman" w:cs="Times New Roman"/>
+                <w:color w:val="FF0000"/>
+                <w:sz w:val="28"/>
+                <w:szCs w:val="28"/>
+              </w:rPr>
+            </w:pPr>
+          </w:p>
+        </w:tc>
+        <w:tc>
+          <w:tcPr>
+            <w:tcW w:w="2512" w:type="dxa"/>
           </w:tcPr>
           <w:p>
             <w:pPr>
@@ -1852,11 +1510,11 @@
       </w:tr>
       <w:tr>
         <w:trPr>
-          <w:trHeight w:val="1473"/>
+          <w:trHeight w:val="2182"/>
         </w:trPr>
         <w:tc>
           <w:tcPr>
-            <w:tcW w:w="843" w:type="dxa"/>
+            <w:tcW w:w="841" w:type="dxa"/>
             <w:vMerge w:val="restart"/>
             <w:vAlign w:val="center"/>
           </w:tcPr>
@@ -1865,138 +1523,6 @@
               <w:jc w:val="center"/>
               <w:rPr>
                 <w:rFonts w:ascii="Times New Roman" w:hAnsi="Times New Roman" w:cs="Times New Roman"/>
-                <w:color w:val="000000" w:themeColor="text1"/>
-                <w:sz w:val="28"/>
-                <w:szCs w:val="28"/>
-                <w:lang w:val="vi-VN"/>
-              </w:rPr>
-            </w:pPr>
-          </w:p>
-          <w:p>
-            <w:pPr>
-              <w:jc w:val="center"/>
-              <w:rPr>
-                <w:rFonts w:ascii="Times New Roman" w:hAnsi="Times New Roman" w:cs="Times New Roman"/>
-                <w:color w:val="000000" w:themeColor="text1"/>
-                <w:sz w:val="28"/>
-                <w:szCs w:val="28"/>
-                <w:lang w:val="vi-VN"/>
-              </w:rPr>
-            </w:pPr>
-          </w:p>
-          <w:p>
-            <w:pPr>
-              <w:jc w:val="center"/>
-              <w:rPr>
-                <w:rFonts w:ascii="Times New Roman" w:hAnsi="Times New Roman" w:cs="Times New Roman"/>
-                <w:color w:val="000000" w:themeColor="text1"/>
-                <w:sz w:val="28"/>
-                <w:szCs w:val="28"/>
-                <w:lang w:val="vi-VN"/>
-              </w:rPr>
-            </w:pPr>
-          </w:p>
-          <w:p>
-            <w:pPr>
-              <w:jc w:val="center"/>
-              <w:rPr>
-                <w:rFonts w:ascii="Times New Roman" w:hAnsi="Times New Roman" w:cs="Times New Roman"/>
-                <w:color w:val="000000" w:themeColor="text1"/>
-                <w:sz w:val="28"/>
-                <w:szCs w:val="28"/>
-                <w:lang w:val="vi-VN"/>
-              </w:rPr>
-            </w:pPr>
-          </w:p>
-          <w:p>
-            <w:pPr>
-              <w:jc w:val="center"/>
-              <w:rPr>
-                <w:rFonts w:ascii="Times New Roman" w:hAnsi="Times New Roman" w:cs="Times New Roman"/>
-                <w:color w:val="000000" w:themeColor="text1"/>
-                <w:sz w:val="28"/>
-                <w:szCs w:val="28"/>
-                <w:lang w:val="vi-VN"/>
-              </w:rPr>
-            </w:pPr>
-          </w:p>
-          <w:p>
-            <w:pPr>
-              <w:jc w:val="center"/>
-              <w:rPr>
-                <w:rFonts w:ascii="Times New Roman" w:hAnsi="Times New Roman" w:cs="Times New Roman"/>
-                <w:color w:val="000000" w:themeColor="text1"/>
-                <w:sz w:val="28"/>
-                <w:szCs w:val="28"/>
-                <w:lang w:val="vi-VN"/>
-              </w:rPr>
-            </w:pPr>
-          </w:p>
-          <w:p>
-            <w:pPr>
-              <w:jc w:val="center"/>
-              <w:rPr>
-                <w:rFonts w:ascii="Times New Roman" w:hAnsi="Times New Roman" w:cs="Times New Roman"/>
-                <w:color w:val="000000" w:themeColor="text1"/>
-                <w:sz w:val="28"/>
-                <w:szCs w:val="28"/>
-                <w:lang w:val="vi-VN"/>
-              </w:rPr>
-            </w:pPr>
-          </w:p>
-          <w:p>
-            <w:pPr>
-              <w:jc w:val="center"/>
-              <w:rPr>
-                <w:rFonts w:ascii="Times New Roman" w:hAnsi="Times New Roman" w:cs="Times New Roman"/>
-                <w:color w:val="000000" w:themeColor="text1"/>
-                <w:sz w:val="28"/>
-                <w:szCs w:val="28"/>
-                <w:lang w:val="vi-VN"/>
-              </w:rPr>
-            </w:pPr>
-          </w:p>
-          <w:p>
-            <w:pPr>
-              <w:jc w:val="center"/>
-              <w:rPr>
-                <w:rFonts w:ascii="Times New Roman" w:hAnsi="Times New Roman" w:cs="Times New Roman"/>
-                <w:color w:val="000000" w:themeColor="text1"/>
-                <w:sz w:val="28"/>
-                <w:szCs w:val="28"/>
-                <w:lang w:val="vi-VN"/>
-              </w:rPr>
-            </w:pPr>
-          </w:p>
-          <w:p>
-            <w:pPr>
-              <w:jc w:val="center"/>
-              <w:rPr>
-                <w:rFonts w:ascii="Times New Roman" w:hAnsi="Times New Roman" w:cs="Times New Roman"/>
-                <w:color w:val="000000" w:themeColor="text1"/>
-                <w:sz w:val="28"/>
-                <w:szCs w:val="28"/>
-                <w:lang w:val="vi-VN"/>
-              </w:rPr>
-            </w:pPr>
-          </w:p>
-          <w:p>
-            <w:pPr>
-              <w:jc w:val="center"/>
-              <w:rPr>
-                <w:rFonts w:ascii="Times New Roman" w:hAnsi="Times New Roman" w:cs="Times New Roman"/>
-                <w:color w:val="000000" w:themeColor="text1"/>
-                <w:sz w:val="28"/>
-                <w:szCs w:val="28"/>
-                <w:lang w:val="vi-VN"/>
-              </w:rPr>
-            </w:pPr>
-          </w:p>
-          <w:p>
-            <w:pPr>
-              <w:jc w:val="center"/>
-              <w:rPr>
-                <w:rFonts w:ascii="Times New Roman" w:hAnsi="Times New Roman" w:cs="Times New Roman"/>
                 <w:color w:val="FF0000"/>
                 <w:sz w:val="28"/>
                 <w:szCs w:val="28"/>
@@ -2016,7 +1542,7 @@
         </w:tc>
         <w:tc>
           <w:tcPr>
-            <w:tcW w:w="2077" w:type="dxa"/>
+            <w:tcW w:w="1970" w:type="dxa"/>
             <w:tcBorders>
               <w:top w:val="single" w:sz="4" w:space="0" w:color="auto"/>
             </w:tcBorders>
@@ -2039,14 +1565,13 @@
                 <w:szCs w:val="28"/>
                 <w:lang w:val="vi-VN"/>
               </w:rPr>
-              <w:lastRenderedPageBreak/>
               <w:t>Ngô Khánh Chiến</w:t>
             </w:r>
           </w:p>
         </w:tc>
         <w:tc>
           <w:tcPr>
-            <w:tcW w:w="4163" w:type="dxa"/>
+            <w:tcW w:w="4661" w:type="dxa"/>
             <w:tcBorders>
               <w:top w:val="single" w:sz="4" w:space="0" w:color="auto"/>
             </w:tcBorders>
@@ -2055,8 +1580,9 @@
           <w:p>
             <w:pPr>
               <w:pStyle w:val="ListParagraph"/>
-              <w:spacing w:line="312" w:lineRule="auto"/>
-              <w:ind w:left="188" w:right="569"/>
+              <w:spacing w:beforeLines="100" w:before="240" w:afterLines="100" w:after="240" w:line="312" w:lineRule="auto"/>
+              <w:ind w:left="0"/>
+              <w:contextualSpacing w:val="0"/>
               <w:jc w:val="both"/>
               <w:rPr>
                 <w:rFonts w:ascii="Times New Roman" w:hAnsi="Times New Roman" w:cs="Times New Roman"/>
@@ -2110,8 +1636,9 @@
           <w:p>
             <w:pPr>
               <w:pStyle w:val="ListParagraph"/>
-              <w:spacing w:line="312" w:lineRule="auto"/>
-              <w:ind w:left="188" w:right="569"/>
+              <w:spacing w:beforeLines="100" w:before="240" w:afterLines="100" w:after="240" w:line="312" w:lineRule="auto"/>
+              <w:ind w:left="0"/>
+              <w:contextualSpacing w:val="0"/>
               <w:jc w:val="both"/>
               <w:rPr>
                 <w:rFonts w:ascii="Times New Roman" w:hAnsi="Times New Roman" w:cs="Times New Roman"/>
@@ -2149,13 +1676,23 @@
                 <w:szCs w:val="28"/>
                 <w:lang w:val="vi-VN"/>
               </w:rPr>
-              <w:t>Viết 2.1.1. -&gt; 2.1.5.</w:t>
-            </w:r>
-          </w:p>
-        </w:tc>
-        <w:tc>
-          <w:tcPr>
-            <w:tcW w:w="3402" w:type="dxa"/>
+              <w:t>Viết</w:t>
+            </w:r>
+            <w:r>
+              <w:rPr>
+                <w:rFonts w:ascii="Times New Roman" w:hAnsi="Times New Roman" w:cs="Times New Roman"/>
+                <w:color w:val="000000" w:themeColor="text1"/>
+                <w:sz w:val="28"/>
+                <w:szCs w:val="28"/>
+                <w:lang w:val="vi-VN"/>
+              </w:rPr>
+              <w:t xml:space="preserve"> phần hệ mã hoá khoá công khai</w:t>
+            </w:r>
+          </w:p>
+        </w:tc>
+        <w:tc>
+          <w:tcPr>
+            <w:tcW w:w="3194" w:type="dxa"/>
             <w:vMerge w:val="restart"/>
             <w:vAlign w:val="center"/>
           </w:tcPr>
@@ -2183,6 +1720,7 @@
               <w:tabs>
                 <w:tab w:val="left" w:pos="326"/>
               </w:tabs>
+              <w:spacing w:line="312" w:lineRule="auto"/>
               <w:ind w:right="201"/>
               <w:jc w:val="both"/>
               <w:rPr>
@@ -2196,9 +1734,43 @@
           </w:p>
           <w:p>
             <w:pPr>
+              <w:tabs>
+                <w:tab w:val="left" w:pos="326"/>
+              </w:tabs>
+              <w:spacing w:line="312" w:lineRule="auto"/>
+              <w:ind w:right="201"/>
+              <w:jc w:val="both"/>
+              <w:rPr>
+                <w:rFonts w:ascii="Times New Roman" w:hAnsi="Times New Roman" w:cs="Times New Roman"/>
+                <w:color w:val="000000" w:themeColor="text1"/>
+                <w:sz w:val="28"/>
+                <w:szCs w:val="28"/>
+                <w:lang w:val="vi-VN"/>
+              </w:rPr>
+            </w:pPr>
+          </w:p>
+          <w:p>
+            <w:pPr>
+              <w:tabs>
+                <w:tab w:val="left" w:pos="326"/>
+              </w:tabs>
+              <w:spacing w:line="312" w:lineRule="auto"/>
+              <w:ind w:right="201"/>
+              <w:jc w:val="both"/>
+              <w:rPr>
+                <w:rFonts w:ascii="Times New Roman" w:hAnsi="Times New Roman" w:cs="Times New Roman"/>
+                <w:color w:val="000000" w:themeColor="text1"/>
+                <w:sz w:val="28"/>
+                <w:szCs w:val="28"/>
+                <w:lang w:val="vi-VN"/>
+              </w:rPr>
+            </w:pPr>
+          </w:p>
+          <w:p>
+            <w:pPr>
               <w:pStyle w:val="ListParagraph"/>
-              <w:spacing w:line="312" w:lineRule="auto"/>
-              <w:ind w:left="43" w:right="201"/>
+              <w:spacing w:before="100" w:after="100" w:line="312" w:lineRule="auto"/>
+              <w:ind w:left="45" w:right="198"/>
               <w:contextualSpacing w:val="0"/>
               <w:jc w:val="both"/>
               <w:rPr>
@@ -2231,8 +1803,8 @@
           <w:p>
             <w:pPr>
               <w:pStyle w:val="ListParagraph"/>
-              <w:spacing w:line="312" w:lineRule="auto"/>
-              <w:ind w:left="43" w:right="201"/>
+              <w:spacing w:before="100" w:after="100" w:line="312" w:lineRule="auto"/>
+              <w:ind w:left="45" w:right="198"/>
               <w:contextualSpacing w:val="0"/>
               <w:jc w:val="both"/>
               <w:rPr>
@@ -2250,7 +1822,6 @@
                 <w:szCs w:val="28"/>
                 <w:lang w:val="vi-VN"/>
               </w:rPr>
-              <w:lastRenderedPageBreak/>
               <w:t xml:space="preserve">- </w:t>
             </w:r>
             <w:r>
@@ -2279,8 +1850,8 @@
               <w:tabs>
                 <w:tab w:val="left" w:pos="326"/>
               </w:tabs>
-              <w:spacing w:line="312" w:lineRule="auto"/>
-              <w:ind w:left="43" w:right="201"/>
+              <w:spacing w:before="100" w:after="100" w:line="312" w:lineRule="auto"/>
+              <w:ind w:left="45" w:right="198"/>
               <w:contextualSpacing w:val="0"/>
               <w:jc w:val="both"/>
               <w:rPr>
@@ -2314,7 +1885,7 @@
         </w:tc>
         <w:tc>
           <w:tcPr>
-            <w:tcW w:w="2693" w:type="dxa"/>
+            <w:tcW w:w="2512" w:type="dxa"/>
           </w:tcPr>
           <w:p>
             <w:pPr>
@@ -2334,7 +1905,7 @@
         </w:trPr>
         <w:tc>
           <w:tcPr>
-            <w:tcW w:w="843" w:type="dxa"/>
+            <w:tcW w:w="841" w:type="dxa"/>
             <w:vMerge/>
           </w:tcPr>
           <w:p>
@@ -2351,7 +1922,7 @@
         </w:tc>
         <w:tc>
           <w:tcPr>
-            <w:tcW w:w="2077" w:type="dxa"/>
+            <w:tcW w:w="1970" w:type="dxa"/>
             <w:tcBorders>
               <w:top w:val="single" w:sz="4" w:space="0" w:color="auto"/>
             </w:tcBorders>
@@ -2380,7 +1951,7 @@
         </w:tc>
         <w:tc>
           <w:tcPr>
-            <w:tcW w:w="4163" w:type="dxa"/>
+            <w:tcW w:w="4661" w:type="dxa"/>
             <w:tcBorders>
               <w:top w:val="single" w:sz="4" w:space="0" w:color="auto"/>
             </w:tcBorders>
@@ -2389,104 +1960,153 @@
           <w:p>
             <w:pPr>
               <w:pStyle w:val="ListParagraph"/>
+              <w:spacing w:beforeLines="100" w:before="240" w:afterLines="100" w:after="240" w:line="312" w:lineRule="auto"/>
+              <w:ind w:left="0"/>
+              <w:contextualSpacing w:val="0"/>
+              <w:jc w:val="both"/>
+              <w:rPr>
+                <w:rFonts w:ascii="Times New Roman" w:hAnsi="Times New Roman" w:cs="Times New Roman"/>
+                <w:color w:val="000000" w:themeColor="text1"/>
+                <w:sz w:val="28"/>
+                <w:szCs w:val="28"/>
+                <w:lang w:val="vi-VN"/>
+              </w:rPr>
+            </w:pPr>
+            <w:r>
+              <w:rPr>
+                <w:rFonts w:ascii="Times New Roman" w:hAnsi="Times New Roman" w:cs="Times New Roman"/>
+                <w:color w:val="000000" w:themeColor="text1"/>
+                <w:sz w:val="28"/>
+                <w:szCs w:val="28"/>
+                <w:lang w:val="vi-VN"/>
+              </w:rPr>
+              <w:t xml:space="preserve">- </w:t>
+            </w:r>
+            <w:r>
+              <w:rPr>
+                <w:rFonts w:ascii="Times New Roman" w:hAnsi="Times New Roman" w:cs="Times New Roman"/>
+                <w:color w:val="000000" w:themeColor="text1"/>
+                <w:sz w:val="28"/>
+                <w:szCs w:val="28"/>
+                <w:lang w:val="vi-VN"/>
+              </w:rPr>
+              <w:t xml:space="preserve"> </w:t>
+            </w:r>
+            <w:r>
+              <w:rPr>
+                <w:rFonts w:ascii="Times New Roman" w:hAnsi="Times New Roman" w:cs="Times New Roman"/>
+                <w:color w:val="000000" w:themeColor="text1"/>
+                <w:sz w:val="28"/>
+                <w:szCs w:val="28"/>
+                <w:lang w:val="vi-VN"/>
+              </w:rPr>
+              <w:t xml:space="preserve">Chỉnh </w:t>
+            </w:r>
+            <w:r>
+              <w:rPr>
+                <w:rFonts w:ascii="Times New Roman" w:hAnsi="Times New Roman" w:cs="Times New Roman"/>
+                <w:color w:val="000000" w:themeColor="text1"/>
+                <w:sz w:val="28"/>
+                <w:szCs w:val="28"/>
+                <w:lang w:val="vi-VN"/>
+              </w:rPr>
+              <w:t>s</w:t>
+            </w:r>
+            <w:r>
+              <w:rPr>
+                <w:rFonts w:ascii="Times New Roman" w:hAnsi="Times New Roman" w:cs="Times New Roman"/>
+                <w:color w:val="000000" w:themeColor="text1"/>
+                <w:sz w:val="28"/>
+                <w:szCs w:val="28"/>
+                <w:lang w:val="vi-VN"/>
+              </w:rPr>
+              <w:t>ửa báo cáo</w:t>
+            </w:r>
+          </w:p>
+          <w:p>
+            <w:pPr>
+              <w:pStyle w:val="ListParagraph"/>
+              <w:spacing w:beforeLines="100" w:before="240" w:afterLines="100" w:after="240" w:line="312" w:lineRule="auto"/>
+              <w:ind w:left="0"/>
+              <w:contextualSpacing w:val="0"/>
+              <w:jc w:val="both"/>
+              <w:rPr>
+                <w:rFonts w:ascii="Times New Roman" w:hAnsi="Times New Roman" w:cs="Times New Roman"/>
+                <w:color w:val="000000" w:themeColor="text1"/>
+                <w:sz w:val="28"/>
+                <w:szCs w:val="28"/>
+                <w:lang w:val="vi-VN"/>
+              </w:rPr>
+            </w:pPr>
+            <w:r>
+              <w:rPr>
+                <w:rFonts w:ascii="Times New Roman" w:hAnsi="Times New Roman" w:cs="Times New Roman"/>
+                <w:color w:val="000000" w:themeColor="text1"/>
+                <w:sz w:val="28"/>
+                <w:szCs w:val="28"/>
+                <w:lang w:val="vi-VN"/>
+              </w:rPr>
+              <w:t xml:space="preserve">- </w:t>
+            </w:r>
+            <w:r>
+              <w:rPr>
+                <w:rFonts w:ascii="Times New Roman" w:hAnsi="Times New Roman" w:cs="Times New Roman"/>
+                <w:color w:val="000000" w:themeColor="text1"/>
+                <w:sz w:val="28"/>
+                <w:szCs w:val="28"/>
+                <w:lang w:val="vi-VN"/>
+              </w:rPr>
+              <w:t xml:space="preserve">Nghiên cứu tìm hiểu về RSA </w:t>
+            </w:r>
+          </w:p>
+          <w:p>
+            <w:pPr>
+              <w:pStyle w:val="ListParagraph"/>
+              <w:spacing w:beforeLines="100" w:before="240" w:afterLines="100" w:after="240" w:line="312" w:lineRule="auto"/>
+              <w:ind w:left="0"/>
+              <w:contextualSpacing w:val="0"/>
+              <w:jc w:val="both"/>
+              <w:rPr>
+                <w:rFonts w:ascii="Times New Roman" w:hAnsi="Times New Roman" w:cs="Times New Roman"/>
+                <w:color w:val="000000" w:themeColor="text1"/>
+                <w:sz w:val="28"/>
+                <w:szCs w:val="28"/>
+                <w:lang w:val="vi-VN"/>
+              </w:rPr>
+            </w:pPr>
+            <w:r>
+              <w:rPr>
+                <w:rFonts w:ascii="Times New Roman" w:hAnsi="Times New Roman" w:cs="Times New Roman"/>
+                <w:color w:val="000000" w:themeColor="text1"/>
+                <w:sz w:val="28"/>
+                <w:szCs w:val="28"/>
+                <w:lang w:val="vi-VN"/>
+              </w:rPr>
+              <w:t>- Viết phần giới thiệu, mô tả về RSA và thuật toán RSA</w:t>
+            </w:r>
+          </w:p>
+        </w:tc>
+        <w:tc>
+          <w:tcPr>
+            <w:tcW w:w="3194" w:type="dxa"/>
+            <w:vMerge/>
+          </w:tcPr>
+          <w:p>
+            <w:pPr>
               <w:spacing w:line="312" w:lineRule="auto"/>
-              <w:ind w:left="188" w:right="569"/>
-              <w:jc w:val="both"/>
-              <w:rPr>
-                <w:rFonts w:ascii="Times New Roman" w:hAnsi="Times New Roman" w:cs="Times New Roman"/>
-                <w:color w:val="000000" w:themeColor="text1"/>
-                <w:sz w:val="28"/>
-                <w:szCs w:val="28"/>
-                <w:lang w:val="vi-VN"/>
-              </w:rPr>
-            </w:pPr>
-            <w:r>
-              <w:rPr>
-                <w:rFonts w:ascii="Times New Roman" w:hAnsi="Times New Roman" w:cs="Times New Roman"/>
-                <w:color w:val="000000" w:themeColor="text1"/>
-                <w:sz w:val="28"/>
-                <w:szCs w:val="28"/>
-                <w:lang w:val="vi-VN"/>
-              </w:rPr>
-              <w:t xml:space="preserve">- </w:t>
-            </w:r>
-            <w:r>
-              <w:rPr>
-                <w:rFonts w:ascii="Times New Roman" w:hAnsi="Times New Roman" w:cs="Times New Roman"/>
-                <w:color w:val="000000" w:themeColor="text1"/>
-                <w:sz w:val="28"/>
-                <w:szCs w:val="28"/>
-                <w:lang w:val="vi-VN"/>
-              </w:rPr>
-              <w:t xml:space="preserve"> </w:t>
-            </w:r>
-            <w:r>
-              <w:rPr>
-                <w:rFonts w:ascii="Times New Roman" w:hAnsi="Times New Roman" w:cs="Times New Roman"/>
-                <w:color w:val="000000" w:themeColor="text1"/>
-                <w:sz w:val="28"/>
-                <w:szCs w:val="28"/>
-                <w:lang w:val="vi-VN"/>
-              </w:rPr>
-              <w:t>Chỉnh cửa báo cáo</w:t>
-            </w:r>
-          </w:p>
-          <w:p>
-            <w:pPr>
-              <w:pStyle w:val="ListParagraph"/>
-              <w:spacing w:line="312" w:lineRule="auto"/>
-              <w:ind w:left="188" w:right="569"/>
-              <w:jc w:val="both"/>
-              <w:rPr>
-                <w:rFonts w:ascii="Times New Roman" w:hAnsi="Times New Roman" w:cs="Times New Roman"/>
-                <w:color w:val="000000" w:themeColor="text1"/>
-                <w:sz w:val="28"/>
-                <w:szCs w:val="28"/>
-                <w:lang w:val="vi-VN"/>
-              </w:rPr>
-            </w:pPr>
-            <w:r>
-              <w:rPr>
-                <w:rFonts w:ascii="Times New Roman" w:hAnsi="Times New Roman" w:cs="Times New Roman"/>
-                <w:color w:val="000000" w:themeColor="text1"/>
-                <w:sz w:val="28"/>
-                <w:szCs w:val="28"/>
-                <w:lang w:val="vi-VN"/>
-              </w:rPr>
-              <w:t xml:space="preserve">- </w:t>
-            </w:r>
-            <w:r>
-              <w:rPr>
-                <w:rFonts w:ascii="Times New Roman" w:hAnsi="Times New Roman" w:cs="Times New Roman"/>
-                <w:color w:val="000000" w:themeColor="text1"/>
-                <w:sz w:val="28"/>
-                <w:szCs w:val="28"/>
-                <w:lang w:val="vi-VN"/>
-              </w:rPr>
-              <w:t>Nghiên cứu tìm hiểu về RSA (viết phần 2.3.1. -&gt; 2.3.3.)</w:t>
-            </w:r>
-          </w:p>
-        </w:tc>
-        <w:tc>
-          <w:tcPr>
-            <w:tcW w:w="3402" w:type="dxa"/>
-            <w:vMerge/>
-          </w:tcPr>
-          <w:p>
-            <w:pPr>
-              <w:spacing w:line="312" w:lineRule="auto"/>
-              <w:rPr>
-                <w:rFonts w:ascii="Times New Roman" w:hAnsi="Times New Roman" w:cs="Times New Roman"/>
-                <w:color w:val="FF0000"/>
-                <w:sz w:val="28"/>
-                <w:szCs w:val="28"/>
-              </w:rPr>
-            </w:pPr>
-          </w:p>
-        </w:tc>
-        <w:tc>
-          <w:tcPr>
-            <w:tcW w:w="2693" w:type="dxa"/>
+              <w:jc w:val="both"/>
+              <w:rPr>
+                <w:rFonts w:ascii="Times New Roman" w:hAnsi="Times New Roman" w:cs="Times New Roman"/>
+                <w:color w:val="FF0000"/>
+                <w:sz w:val="28"/>
+                <w:szCs w:val="28"/>
+              </w:rPr>
+            </w:pPr>
+          </w:p>
+        </w:tc>
+        <w:tc>
+          <w:tcPr>
+            <w:tcW w:w="2512" w:type="dxa"/>
           </w:tcPr>
           <w:p>
             <w:pPr>
@@ -2506,7 +2126,7 @@
         </w:trPr>
         <w:tc>
           <w:tcPr>
-            <w:tcW w:w="843" w:type="dxa"/>
+            <w:tcW w:w="841" w:type="dxa"/>
             <w:vMerge/>
           </w:tcPr>
           <w:p>
@@ -2523,7 +2143,7 @@
         </w:tc>
         <w:tc>
           <w:tcPr>
-            <w:tcW w:w="2077" w:type="dxa"/>
+            <w:tcW w:w="1970" w:type="dxa"/>
             <w:tcBorders>
               <w:top w:val="single" w:sz="4" w:space="0" w:color="auto"/>
             </w:tcBorders>
@@ -2552,7 +2172,7 @@
         </w:tc>
         <w:tc>
           <w:tcPr>
-            <w:tcW w:w="4163" w:type="dxa"/>
+            <w:tcW w:w="4661" w:type="dxa"/>
             <w:tcBorders>
               <w:top w:val="single" w:sz="4" w:space="0" w:color="auto"/>
             </w:tcBorders>
@@ -2561,95 +2181,97 @@
           <w:p>
             <w:pPr>
               <w:pStyle w:val="ListParagraph"/>
+              <w:spacing w:beforeLines="100" w:before="240" w:afterLines="100" w:after="240" w:line="312" w:lineRule="auto"/>
+              <w:ind w:left="0"/>
+              <w:contextualSpacing w:val="0"/>
+              <w:jc w:val="both"/>
+              <w:rPr>
+                <w:rFonts w:ascii="Times New Roman" w:hAnsi="Times New Roman" w:cs="Times New Roman"/>
+                <w:color w:val="000000" w:themeColor="text1"/>
+                <w:sz w:val="28"/>
+                <w:szCs w:val="28"/>
+                <w:lang w:val="vi-VN"/>
+              </w:rPr>
+            </w:pPr>
+            <w:r>
+              <w:rPr>
+                <w:rFonts w:ascii="Times New Roman" w:hAnsi="Times New Roman" w:cs="Times New Roman"/>
+                <w:color w:val="000000" w:themeColor="text1"/>
+                <w:sz w:val="28"/>
+                <w:szCs w:val="28"/>
+                <w:lang w:val="vi-VN"/>
+              </w:rPr>
+              <w:t xml:space="preserve">- </w:t>
+            </w:r>
+            <w:r>
+              <w:rPr>
+                <w:rFonts w:ascii="Times New Roman" w:hAnsi="Times New Roman" w:cs="Times New Roman"/>
+                <w:color w:val="000000" w:themeColor="text1"/>
+                <w:sz w:val="28"/>
+                <w:szCs w:val="28"/>
+                <w:lang w:val="vi-VN"/>
+              </w:rPr>
+              <w:t>Tổng quan về chữ ký số</w:t>
+            </w:r>
+          </w:p>
+          <w:p>
+            <w:pPr>
+              <w:pStyle w:val="ListParagraph"/>
+              <w:spacing w:beforeLines="100" w:before="240" w:afterLines="100" w:after="240" w:line="312" w:lineRule="auto"/>
+              <w:ind w:left="0"/>
+              <w:contextualSpacing w:val="0"/>
+              <w:jc w:val="both"/>
+              <w:rPr>
+                <w:rFonts w:ascii="Times New Roman" w:hAnsi="Times New Roman" w:cs="Times New Roman"/>
+                <w:color w:val="000000" w:themeColor="text1"/>
+                <w:sz w:val="28"/>
+                <w:szCs w:val="28"/>
+                <w:lang w:val="vi-VN"/>
+              </w:rPr>
+            </w:pPr>
+            <w:r>
+              <w:rPr>
+                <w:rFonts w:ascii="Times New Roman" w:hAnsi="Times New Roman" w:cs="Times New Roman"/>
+                <w:color w:val="000000" w:themeColor="text1"/>
+                <w:sz w:val="28"/>
+                <w:szCs w:val="28"/>
+                <w:lang w:val="vi-VN"/>
+              </w:rPr>
+              <w:t xml:space="preserve">- </w:t>
+            </w:r>
+            <w:r>
+              <w:rPr>
+                <w:rFonts w:ascii="Times New Roman" w:hAnsi="Times New Roman" w:cs="Times New Roman"/>
+                <w:color w:val="000000" w:themeColor="text1"/>
+                <w:sz w:val="28"/>
+                <w:szCs w:val="28"/>
+                <w:lang w:val="vi-VN"/>
+              </w:rPr>
+              <w:t xml:space="preserve">Viết phần khái niệm, vị trí ,vai trò và pháp lí của chữ ký số </w:t>
+            </w:r>
+          </w:p>
+        </w:tc>
+        <w:tc>
+          <w:tcPr>
+            <w:tcW w:w="3194" w:type="dxa"/>
+            <w:vMerge/>
+          </w:tcPr>
+          <w:p>
+            <w:pPr>
               <w:spacing w:line="312" w:lineRule="auto"/>
-              <w:ind w:left="188" w:right="569"/>
-              <w:jc w:val="both"/>
-              <w:rPr>
-                <w:rFonts w:ascii="Times New Roman" w:hAnsi="Times New Roman" w:cs="Times New Roman"/>
-                <w:color w:val="000000" w:themeColor="text1"/>
-                <w:sz w:val="28"/>
-                <w:szCs w:val="28"/>
-                <w:lang w:val="vi-VN"/>
-              </w:rPr>
-            </w:pPr>
-            <w:r>
-              <w:rPr>
-                <w:rFonts w:ascii="Times New Roman" w:hAnsi="Times New Roman" w:cs="Times New Roman"/>
-                <w:color w:val="000000" w:themeColor="text1"/>
-                <w:sz w:val="28"/>
-                <w:szCs w:val="28"/>
-                <w:lang w:val="vi-VN"/>
-              </w:rPr>
-              <w:t xml:space="preserve">- </w:t>
-            </w:r>
-            <w:r>
-              <w:rPr>
-                <w:rFonts w:ascii="Times New Roman" w:hAnsi="Times New Roman" w:cs="Times New Roman"/>
-                <w:color w:val="000000" w:themeColor="text1"/>
-                <w:sz w:val="28"/>
-                <w:szCs w:val="28"/>
-                <w:lang w:val="vi-VN"/>
-              </w:rPr>
-              <w:t>Tổng quan về chữ ký số</w:t>
-            </w:r>
-          </w:p>
-          <w:p>
-            <w:pPr>
-              <w:pStyle w:val="ListParagraph"/>
-              <w:spacing w:line="312" w:lineRule="auto"/>
-              <w:ind w:left="188" w:right="569"/>
-              <w:jc w:val="both"/>
-              <w:rPr>
-                <w:rFonts w:ascii="Times New Roman" w:hAnsi="Times New Roman" w:cs="Times New Roman"/>
-                <w:color w:val="000000" w:themeColor="text1"/>
-                <w:sz w:val="28"/>
-                <w:szCs w:val="28"/>
-                <w:lang w:val="vi-VN"/>
-              </w:rPr>
-            </w:pPr>
-            <w:r>
-              <w:rPr>
-                <w:rFonts w:ascii="Times New Roman" w:hAnsi="Times New Roman" w:cs="Times New Roman"/>
-                <w:color w:val="000000" w:themeColor="text1"/>
-                <w:sz w:val="28"/>
-                <w:szCs w:val="28"/>
-                <w:lang w:val="vi-VN"/>
-              </w:rPr>
-              <w:lastRenderedPageBreak/>
-              <w:t xml:space="preserve">- </w:t>
-            </w:r>
-            <w:r>
-              <w:rPr>
-                <w:rFonts w:ascii="Times New Roman" w:hAnsi="Times New Roman" w:cs="Times New Roman"/>
-                <w:color w:val="000000" w:themeColor="text1"/>
-                <w:sz w:val="28"/>
-                <w:szCs w:val="28"/>
-                <w:lang w:val="vi-VN"/>
-              </w:rPr>
-              <w:t>Viết phần khái niệm, vị trí ,vai trò và pháp lí của chữ ký số (2.2.1. -&gt; 2.2.4.)</w:t>
-            </w:r>
-          </w:p>
-        </w:tc>
-        <w:tc>
-          <w:tcPr>
-            <w:tcW w:w="3402" w:type="dxa"/>
-            <w:vMerge/>
-          </w:tcPr>
-          <w:p>
-            <w:pPr>
-              <w:spacing w:line="312" w:lineRule="auto"/>
-              <w:rPr>
-                <w:rFonts w:ascii="Times New Roman" w:hAnsi="Times New Roman" w:cs="Times New Roman"/>
-                <w:color w:val="FF0000"/>
-                <w:sz w:val="28"/>
-                <w:szCs w:val="28"/>
-              </w:rPr>
-            </w:pPr>
-          </w:p>
-        </w:tc>
-        <w:tc>
-          <w:tcPr>
-            <w:tcW w:w="2693" w:type="dxa"/>
+              <w:jc w:val="both"/>
+              <w:rPr>
+                <w:rFonts w:ascii="Times New Roman" w:hAnsi="Times New Roman" w:cs="Times New Roman"/>
+                <w:color w:val="FF0000"/>
+                <w:sz w:val="28"/>
+                <w:szCs w:val="28"/>
+              </w:rPr>
+            </w:pPr>
+          </w:p>
+        </w:tc>
+        <w:tc>
+          <w:tcPr>
+            <w:tcW w:w="2512" w:type="dxa"/>
           </w:tcPr>
           <w:p>
             <w:pPr>
@@ -2669,7 +2291,7 @@
         </w:trPr>
         <w:tc>
           <w:tcPr>
-            <w:tcW w:w="843" w:type="dxa"/>
+            <w:tcW w:w="841" w:type="dxa"/>
             <w:vMerge/>
           </w:tcPr>
           <w:p>
@@ -2686,7 +2308,7 @@
         </w:tc>
         <w:tc>
           <w:tcPr>
-            <w:tcW w:w="2077" w:type="dxa"/>
+            <w:tcW w:w="1970" w:type="dxa"/>
             <w:tcBorders>
               <w:top w:val="single" w:sz="4" w:space="0" w:color="auto"/>
             </w:tcBorders>
@@ -2715,7 +2337,7 @@
         </w:tc>
         <w:tc>
           <w:tcPr>
-            <w:tcW w:w="4163" w:type="dxa"/>
+            <w:tcW w:w="4661" w:type="dxa"/>
             <w:tcBorders>
               <w:top w:val="single" w:sz="4" w:space="0" w:color="auto"/>
             </w:tcBorders>
@@ -2724,91 +2346,97 @@
           <w:p>
             <w:pPr>
               <w:pStyle w:val="ListParagraph"/>
+              <w:spacing w:beforeLines="100" w:before="240" w:afterLines="100" w:after="240" w:line="312" w:lineRule="auto"/>
+              <w:ind w:left="0"/>
+              <w:contextualSpacing w:val="0"/>
+              <w:jc w:val="both"/>
+              <w:rPr>
+                <w:rFonts w:ascii="Times New Roman" w:hAnsi="Times New Roman" w:cs="Times New Roman"/>
+                <w:color w:val="000000" w:themeColor="text1"/>
+                <w:sz w:val="28"/>
+                <w:szCs w:val="28"/>
+                <w:lang w:val="vi-VN"/>
+              </w:rPr>
+            </w:pPr>
+            <w:r>
+              <w:rPr>
+                <w:rFonts w:ascii="Times New Roman" w:hAnsi="Times New Roman" w:cs="Times New Roman"/>
+                <w:color w:val="000000" w:themeColor="text1"/>
+                <w:sz w:val="28"/>
+                <w:szCs w:val="28"/>
+                <w:lang w:val="vi-VN"/>
+              </w:rPr>
+              <w:t xml:space="preserve">- </w:t>
+            </w:r>
+            <w:r>
+              <w:rPr>
+                <w:rFonts w:ascii="Times New Roman" w:hAnsi="Times New Roman" w:cs="Times New Roman"/>
+                <w:color w:val="000000" w:themeColor="text1"/>
+                <w:sz w:val="28"/>
+                <w:szCs w:val="28"/>
+                <w:lang w:val="vi-VN"/>
+              </w:rPr>
+              <w:t>Tổng quan về chữ ký số</w:t>
+            </w:r>
+          </w:p>
+          <w:p>
+            <w:pPr>
+              <w:pStyle w:val="ListParagraph"/>
+              <w:spacing w:beforeLines="100" w:before="240" w:afterLines="100" w:after="240" w:line="312" w:lineRule="auto"/>
+              <w:ind w:left="0"/>
+              <w:contextualSpacing w:val="0"/>
+              <w:jc w:val="both"/>
+              <w:rPr>
+                <w:rFonts w:ascii="Times New Roman" w:hAnsi="Times New Roman" w:cs="Times New Roman"/>
+                <w:color w:val="000000" w:themeColor="text1"/>
+                <w:sz w:val="28"/>
+                <w:szCs w:val="28"/>
+                <w:lang w:val="vi-VN"/>
+              </w:rPr>
+            </w:pPr>
+            <w:r>
+              <w:rPr>
+                <w:rFonts w:ascii="Times New Roman" w:hAnsi="Times New Roman" w:cs="Times New Roman"/>
+                <w:color w:val="000000" w:themeColor="text1"/>
+                <w:sz w:val="28"/>
+                <w:szCs w:val="28"/>
+                <w:lang w:val="vi-VN"/>
+              </w:rPr>
+              <w:t xml:space="preserve">- </w:t>
+            </w:r>
+            <w:r>
+              <w:rPr>
+                <w:rFonts w:ascii="Times New Roman" w:hAnsi="Times New Roman" w:cs="Times New Roman"/>
+                <w:color w:val="000000" w:themeColor="text1"/>
+                <w:sz w:val="28"/>
+                <w:szCs w:val="28"/>
+                <w:lang w:val="vi-VN"/>
+              </w:rPr>
+              <w:t xml:space="preserve">Viết phần ưu điểm và ứng dụng của chữ ký số </w:t>
+            </w:r>
+          </w:p>
+        </w:tc>
+        <w:tc>
+          <w:tcPr>
+            <w:tcW w:w="3194" w:type="dxa"/>
+            <w:vMerge/>
+          </w:tcPr>
+          <w:p>
+            <w:pPr>
               <w:spacing w:line="312" w:lineRule="auto"/>
-              <w:ind w:left="188" w:right="569"/>
-              <w:rPr>
-                <w:rFonts w:ascii="Times New Roman" w:hAnsi="Times New Roman" w:cs="Times New Roman"/>
-                <w:color w:val="000000" w:themeColor="text1"/>
-                <w:sz w:val="28"/>
-                <w:szCs w:val="28"/>
-                <w:lang w:val="vi-VN"/>
-              </w:rPr>
-            </w:pPr>
-            <w:r>
-              <w:rPr>
-                <w:rFonts w:ascii="Times New Roman" w:hAnsi="Times New Roman" w:cs="Times New Roman"/>
-                <w:color w:val="000000" w:themeColor="text1"/>
-                <w:sz w:val="28"/>
-                <w:szCs w:val="28"/>
-                <w:lang w:val="vi-VN"/>
-              </w:rPr>
-              <w:t xml:space="preserve">- </w:t>
-            </w:r>
-            <w:r>
-              <w:rPr>
-                <w:rFonts w:ascii="Times New Roman" w:hAnsi="Times New Roman" w:cs="Times New Roman"/>
-                <w:color w:val="000000" w:themeColor="text1"/>
-                <w:sz w:val="28"/>
-                <w:szCs w:val="28"/>
-                <w:lang w:val="vi-VN"/>
-              </w:rPr>
-              <w:t>Tổng quan về chữ ký số</w:t>
-            </w:r>
-          </w:p>
-          <w:p>
-            <w:pPr>
-              <w:pStyle w:val="ListParagraph"/>
-              <w:spacing w:line="312" w:lineRule="auto"/>
-              <w:ind w:left="188" w:right="569"/>
-              <w:rPr>
-                <w:rFonts w:ascii="Times New Roman" w:hAnsi="Times New Roman" w:cs="Times New Roman"/>
-                <w:color w:val="000000" w:themeColor="text1"/>
-                <w:sz w:val="28"/>
-                <w:szCs w:val="28"/>
-              </w:rPr>
-            </w:pPr>
-            <w:r>
-              <w:rPr>
-                <w:rFonts w:ascii="Times New Roman" w:hAnsi="Times New Roman" w:cs="Times New Roman"/>
-                <w:color w:val="000000" w:themeColor="text1"/>
-                <w:sz w:val="28"/>
-                <w:szCs w:val="28"/>
-                <w:lang w:val="vi-VN"/>
-              </w:rPr>
-              <w:t xml:space="preserve">- </w:t>
-            </w:r>
-            <w:r>
-              <w:rPr>
-                <w:rFonts w:ascii="Times New Roman" w:hAnsi="Times New Roman" w:cs="Times New Roman"/>
-                <w:color w:val="000000" w:themeColor="text1"/>
-                <w:sz w:val="28"/>
-                <w:szCs w:val="28"/>
-                <w:lang w:val="vi-VN"/>
-              </w:rPr>
-              <w:t>Viết phần ưu điểm và ứng dụng của chữ ký số của chữ ký số (2.2.5. -&gt; 2.2.8.)</w:t>
-            </w:r>
-          </w:p>
-        </w:tc>
-        <w:tc>
-          <w:tcPr>
-            <w:tcW w:w="3402" w:type="dxa"/>
-            <w:vMerge/>
-          </w:tcPr>
-          <w:p>
-            <w:pPr>
-              <w:spacing w:line="312" w:lineRule="auto"/>
-              <w:rPr>
-                <w:rFonts w:ascii="Times New Roman" w:hAnsi="Times New Roman" w:cs="Times New Roman"/>
-                <w:color w:val="FF0000"/>
-                <w:sz w:val="28"/>
-                <w:szCs w:val="28"/>
-              </w:rPr>
-            </w:pPr>
-          </w:p>
-        </w:tc>
-        <w:tc>
-          <w:tcPr>
-            <w:tcW w:w="2693" w:type="dxa"/>
+              <w:jc w:val="both"/>
+              <w:rPr>
+                <w:rFonts w:ascii="Times New Roman" w:hAnsi="Times New Roman" w:cs="Times New Roman"/>
+                <w:color w:val="FF0000"/>
+                <w:sz w:val="28"/>
+                <w:szCs w:val="28"/>
+              </w:rPr>
+            </w:pPr>
+          </w:p>
+        </w:tc>
+        <w:tc>
+          <w:tcPr>
+            <w:tcW w:w="2512" w:type="dxa"/>
           </w:tcPr>
           <w:p>
             <w:pPr>
@@ -2828,7 +2456,7 @@
         </w:trPr>
         <w:tc>
           <w:tcPr>
-            <w:tcW w:w="843" w:type="dxa"/>
+            <w:tcW w:w="841" w:type="dxa"/>
             <w:vMerge/>
           </w:tcPr>
           <w:p>
@@ -2845,7 +2473,7 @@
         </w:tc>
         <w:tc>
           <w:tcPr>
-            <w:tcW w:w="2077" w:type="dxa"/>
+            <w:tcW w:w="1970" w:type="dxa"/>
             <w:tcBorders>
               <w:top w:val="single" w:sz="4" w:space="0" w:color="auto"/>
             </w:tcBorders>
@@ -2874,7 +2502,7 @@
         </w:tc>
         <w:tc>
           <w:tcPr>
-            <w:tcW w:w="4163" w:type="dxa"/>
+            <w:tcW w:w="4661" w:type="dxa"/>
             <w:tcBorders>
               <w:top w:val="single" w:sz="4" w:space="0" w:color="auto"/>
             </w:tcBorders>
@@ -2883,57 +2511,87 @@
           <w:p>
             <w:pPr>
               <w:pStyle w:val="ListParagraph"/>
+              <w:spacing w:beforeLines="100" w:before="240" w:afterLines="100" w:after="240" w:line="312" w:lineRule="auto"/>
+              <w:ind w:left="0"/>
+              <w:contextualSpacing w:val="0"/>
+              <w:jc w:val="both"/>
+              <w:rPr>
+                <w:rFonts w:ascii="Times New Roman" w:hAnsi="Times New Roman" w:cs="Times New Roman"/>
+                <w:color w:val="000000" w:themeColor="text1"/>
+                <w:sz w:val="28"/>
+                <w:szCs w:val="28"/>
+                <w:lang w:val="vi-VN"/>
+              </w:rPr>
+            </w:pPr>
+            <w:r>
+              <w:rPr>
+                <w:rFonts w:ascii="Times New Roman" w:hAnsi="Times New Roman" w:cs="Times New Roman"/>
+                <w:color w:val="000000" w:themeColor="text1"/>
+                <w:sz w:val="28"/>
+                <w:szCs w:val="28"/>
+                <w:lang w:val="vi-VN"/>
+              </w:rPr>
+              <w:t xml:space="preserve">-  </w:t>
+            </w:r>
+            <w:r>
+              <w:rPr>
+                <w:rFonts w:ascii="Times New Roman" w:hAnsi="Times New Roman" w:cs="Times New Roman"/>
+                <w:color w:val="000000" w:themeColor="text1"/>
+                <w:sz w:val="28"/>
+                <w:szCs w:val="28"/>
+                <w:lang w:val="vi-VN"/>
+              </w:rPr>
+              <w:t xml:space="preserve">Nghiên cứu tìm hiểu về RSA </w:t>
+            </w:r>
+          </w:p>
+          <w:p>
+            <w:pPr>
+              <w:pStyle w:val="ListParagraph"/>
+              <w:spacing w:beforeLines="100" w:before="240" w:afterLines="100" w:after="240" w:line="312" w:lineRule="auto"/>
+              <w:ind w:left="0"/>
+              <w:contextualSpacing w:val="0"/>
+              <w:jc w:val="both"/>
+              <w:rPr>
+                <w:rFonts w:ascii="Times New Roman" w:hAnsi="Times New Roman" w:cs="Times New Roman"/>
+                <w:color w:val="000000" w:themeColor="text1"/>
+                <w:sz w:val="28"/>
+                <w:szCs w:val="28"/>
+                <w:lang w:val="vi-VN"/>
+              </w:rPr>
+            </w:pPr>
+            <w:r>
+              <w:rPr>
+                <w:rFonts w:ascii="Times New Roman" w:hAnsi="Times New Roman" w:cs="Times New Roman"/>
+                <w:color w:val="000000" w:themeColor="text1"/>
+                <w:sz w:val="28"/>
+                <w:szCs w:val="28"/>
+                <w:lang w:val="vi-VN"/>
+              </w:rPr>
+              <w:t>- Viết phần đánh giá, ưu nhược điểm của thuật toán RSA</w:t>
+            </w:r>
+          </w:p>
+        </w:tc>
+        <w:tc>
+          <w:tcPr>
+            <w:tcW w:w="3194" w:type="dxa"/>
+            <w:vMerge/>
+          </w:tcPr>
+          <w:p>
+            <w:pPr>
               <w:spacing w:line="312" w:lineRule="auto"/>
-              <w:ind w:left="182" w:right="569"/>
-              <w:rPr>
-                <w:rFonts w:ascii="Times New Roman" w:hAnsi="Times New Roman" w:cs="Times New Roman"/>
-                <w:color w:val="000000" w:themeColor="text1"/>
-                <w:sz w:val="28"/>
-                <w:szCs w:val="28"/>
-              </w:rPr>
-            </w:pPr>
-            <w:r>
-              <w:rPr>
-                <w:rFonts w:ascii="Times New Roman" w:hAnsi="Times New Roman" w:cs="Times New Roman"/>
-                <w:color w:val="000000" w:themeColor="text1"/>
-                <w:sz w:val="28"/>
-                <w:szCs w:val="28"/>
-                <w:lang w:val="vi-VN"/>
-              </w:rPr>
-              <w:t xml:space="preserve">-  </w:t>
-            </w:r>
-            <w:r>
-              <w:rPr>
-                <w:rFonts w:ascii="Times New Roman" w:hAnsi="Times New Roman" w:cs="Times New Roman"/>
-                <w:color w:val="000000" w:themeColor="text1"/>
-                <w:sz w:val="28"/>
-                <w:szCs w:val="28"/>
-                <w:lang w:val="vi-VN"/>
-              </w:rPr>
-              <w:t>Nghiên cứu tìm hiểu về RSA (viết phần 2.3.4. -&gt; 2.3.5.)</w:t>
-            </w:r>
-          </w:p>
-        </w:tc>
-        <w:tc>
-          <w:tcPr>
-            <w:tcW w:w="3402" w:type="dxa"/>
-            <w:vMerge/>
-          </w:tcPr>
-          <w:p>
-            <w:pPr>
-              <w:spacing w:line="312" w:lineRule="auto"/>
-              <w:rPr>
-                <w:rFonts w:ascii="Times New Roman" w:hAnsi="Times New Roman" w:cs="Times New Roman"/>
-                <w:color w:val="FF0000"/>
-                <w:sz w:val="28"/>
-                <w:szCs w:val="28"/>
-              </w:rPr>
-            </w:pPr>
-          </w:p>
-        </w:tc>
-        <w:tc>
-          <w:tcPr>
-            <w:tcW w:w="2693" w:type="dxa"/>
+              <w:jc w:val="both"/>
+              <w:rPr>
+                <w:rFonts w:ascii="Times New Roman" w:hAnsi="Times New Roman" w:cs="Times New Roman"/>
+                <w:color w:val="FF0000"/>
+                <w:sz w:val="28"/>
+                <w:szCs w:val="28"/>
+              </w:rPr>
+            </w:pPr>
+          </w:p>
+        </w:tc>
+        <w:tc>
+          <w:tcPr>
+            <w:tcW w:w="2512" w:type="dxa"/>
           </w:tcPr>
           <w:p>
             <w:pPr>
@@ -2953,7 +2611,7 @@
         </w:trPr>
         <w:tc>
           <w:tcPr>
-            <w:tcW w:w="843" w:type="dxa"/>
+            <w:tcW w:w="841" w:type="dxa"/>
             <w:vMerge w:val="restart"/>
             <w:vAlign w:val="center"/>
           </w:tcPr>
@@ -2968,293 +2626,52 @@
                 <w:lang w:val="vi-VN"/>
               </w:rPr>
             </w:pPr>
-          </w:p>
+            <w:r>
+              <w:rPr>
+                <w:rFonts w:ascii="Times New Roman" w:hAnsi="Times New Roman" w:cs="Times New Roman"/>
+                <w:color w:val="000000" w:themeColor="text1"/>
+                <w:sz w:val="28"/>
+                <w:szCs w:val="28"/>
+                <w:lang w:val="vi-VN"/>
+              </w:rPr>
+              <w:t>3</w:t>
+            </w:r>
+          </w:p>
+        </w:tc>
+        <w:tc>
+          <w:tcPr>
+            <w:tcW w:w="1970" w:type="dxa"/>
+            <w:vAlign w:val="center"/>
+          </w:tcPr>
           <w:p>
             <w:pPr>
               <w:jc w:val="center"/>
               <w:rPr>
                 <w:rFonts w:ascii="Times New Roman" w:hAnsi="Times New Roman" w:cs="Times New Roman"/>
-                <w:color w:val="000000" w:themeColor="text1"/>
-                <w:sz w:val="28"/>
-                <w:szCs w:val="28"/>
-                <w:lang w:val="vi-VN"/>
-              </w:rPr>
-            </w:pPr>
-          </w:p>
-          <w:p>
-            <w:pPr>
-              <w:jc w:val="center"/>
-              <w:rPr>
-                <w:rFonts w:ascii="Times New Roman" w:hAnsi="Times New Roman" w:cs="Times New Roman"/>
-                <w:color w:val="000000" w:themeColor="text1"/>
-                <w:sz w:val="28"/>
-                <w:szCs w:val="28"/>
-                <w:lang w:val="vi-VN"/>
-              </w:rPr>
-            </w:pPr>
-          </w:p>
-          <w:p>
-            <w:pPr>
-              <w:jc w:val="center"/>
-              <w:rPr>
-                <w:rFonts w:ascii="Times New Roman" w:hAnsi="Times New Roman" w:cs="Times New Roman"/>
-                <w:color w:val="000000" w:themeColor="text1"/>
-                <w:sz w:val="28"/>
-                <w:szCs w:val="28"/>
-                <w:lang w:val="vi-VN"/>
-              </w:rPr>
-            </w:pPr>
-          </w:p>
-          <w:p>
-            <w:pPr>
-              <w:jc w:val="center"/>
-              <w:rPr>
-                <w:rFonts w:ascii="Times New Roman" w:hAnsi="Times New Roman" w:cs="Times New Roman"/>
-                <w:color w:val="000000" w:themeColor="text1"/>
-                <w:sz w:val="28"/>
-                <w:szCs w:val="28"/>
-                <w:lang w:val="vi-VN"/>
-              </w:rPr>
-            </w:pPr>
-          </w:p>
-          <w:p>
-            <w:pPr>
-              <w:jc w:val="center"/>
-              <w:rPr>
-                <w:rFonts w:ascii="Times New Roman" w:hAnsi="Times New Roman" w:cs="Times New Roman"/>
-                <w:color w:val="000000" w:themeColor="text1"/>
-                <w:sz w:val="28"/>
-                <w:szCs w:val="28"/>
-                <w:lang w:val="vi-VN"/>
-              </w:rPr>
-            </w:pPr>
-          </w:p>
-          <w:p>
-            <w:pPr>
-              <w:jc w:val="center"/>
-              <w:rPr>
-                <w:rFonts w:ascii="Times New Roman" w:hAnsi="Times New Roman" w:cs="Times New Roman"/>
-                <w:color w:val="000000" w:themeColor="text1"/>
-                <w:sz w:val="28"/>
-                <w:szCs w:val="28"/>
-                <w:lang w:val="vi-VN"/>
-              </w:rPr>
-            </w:pPr>
-          </w:p>
-          <w:p>
-            <w:pPr>
-              <w:jc w:val="center"/>
-              <w:rPr>
-                <w:rFonts w:ascii="Times New Roman" w:hAnsi="Times New Roman" w:cs="Times New Roman"/>
-                <w:color w:val="000000" w:themeColor="text1"/>
-                <w:sz w:val="28"/>
-                <w:szCs w:val="28"/>
-                <w:lang w:val="vi-VN"/>
-              </w:rPr>
-            </w:pPr>
-          </w:p>
-          <w:p>
-            <w:pPr>
-              <w:jc w:val="center"/>
-              <w:rPr>
-                <w:rFonts w:ascii="Times New Roman" w:hAnsi="Times New Roman" w:cs="Times New Roman"/>
-                <w:color w:val="000000" w:themeColor="text1"/>
-                <w:sz w:val="28"/>
-                <w:szCs w:val="28"/>
-                <w:lang w:val="vi-VN"/>
-              </w:rPr>
-            </w:pPr>
-          </w:p>
-          <w:p>
-            <w:pPr>
-              <w:jc w:val="center"/>
-              <w:rPr>
-                <w:rFonts w:ascii="Times New Roman" w:hAnsi="Times New Roman" w:cs="Times New Roman"/>
-                <w:color w:val="000000" w:themeColor="text1"/>
-                <w:sz w:val="28"/>
-                <w:szCs w:val="28"/>
-                <w:lang w:val="vi-VN"/>
-              </w:rPr>
-            </w:pPr>
-          </w:p>
-          <w:p>
-            <w:pPr>
-              <w:jc w:val="center"/>
-              <w:rPr>
-                <w:rFonts w:ascii="Times New Roman" w:hAnsi="Times New Roman" w:cs="Times New Roman"/>
-                <w:color w:val="000000" w:themeColor="text1"/>
-                <w:sz w:val="28"/>
-                <w:szCs w:val="28"/>
-                <w:lang w:val="vi-VN"/>
-              </w:rPr>
-            </w:pPr>
-          </w:p>
-          <w:p>
-            <w:pPr>
-              <w:jc w:val="center"/>
-              <w:rPr>
-                <w:rFonts w:ascii="Times New Roman" w:hAnsi="Times New Roman" w:cs="Times New Roman"/>
-                <w:color w:val="000000" w:themeColor="text1"/>
-                <w:sz w:val="28"/>
-                <w:szCs w:val="28"/>
-                <w:lang w:val="vi-VN"/>
-              </w:rPr>
-            </w:pPr>
-          </w:p>
-          <w:p>
-            <w:pPr>
-              <w:jc w:val="center"/>
-              <w:rPr>
-                <w:rFonts w:ascii="Times New Roman" w:hAnsi="Times New Roman" w:cs="Times New Roman"/>
-                <w:color w:val="000000" w:themeColor="text1"/>
-                <w:sz w:val="28"/>
-                <w:szCs w:val="28"/>
-                <w:lang w:val="vi-VN"/>
-              </w:rPr>
-            </w:pPr>
-          </w:p>
-          <w:p>
-            <w:pPr>
-              <w:jc w:val="center"/>
-              <w:rPr>
-                <w:rFonts w:ascii="Times New Roman" w:hAnsi="Times New Roman" w:cs="Times New Roman"/>
-                <w:color w:val="000000" w:themeColor="text1"/>
-                <w:sz w:val="28"/>
-                <w:szCs w:val="28"/>
-                <w:lang w:val="vi-VN"/>
-              </w:rPr>
-            </w:pPr>
-          </w:p>
-          <w:p>
-            <w:pPr>
-              <w:jc w:val="center"/>
-              <w:rPr>
-                <w:rFonts w:ascii="Times New Roman" w:hAnsi="Times New Roman" w:cs="Times New Roman"/>
-                <w:color w:val="000000" w:themeColor="text1"/>
-                <w:sz w:val="28"/>
-                <w:szCs w:val="28"/>
-                <w:lang w:val="vi-VN"/>
-              </w:rPr>
-            </w:pPr>
-          </w:p>
-          <w:p>
-            <w:pPr>
-              <w:jc w:val="center"/>
-              <w:rPr>
-                <w:rFonts w:ascii="Times New Roman" w:hAnsi="Times New Roman" w:cs="Times New Roman"/>
-                <w:color w:val="000000" w:themeColor="text1"/>
-                <w:sz w:val="28"/>
-                <w:szCs w:val="28"/>
-                <w:lang w:val="vi-VN"/>
-              </w:rPr>
-            </w:pPr>
-          </w:p>
-          <w:p>
-            <w:pPr>
-              <w:jc w:val="center"/>
-              <w:rPr>
-                <w:rFonts w:ascii="Times New Roman" w:hAnsi="Times New Roman" w:cs="Times New Roman"/>
-                <w:color w:val="000000" w:themeColor="text1"/>
-                <w:sz w:val="28"/>
-                <w:szCs w:val="28"/>
-                <w:lang w:val="vi-VN"/>
-              </w:rPr>
-            </w:pPr>
-          </w:p>
-          <w:p>
-            <w:pPr>
-              <w:jc w:val="center"/>
-              <w:rPr>
-                <w:rFonts w:ascii="Times New Roman" w:hAnsi="Times New Roman" w:cs="Times New Roman"/>
-                <w:color w:val="000000" w:themeColor="text1"/>
-                <w:sz w:val="28"/>
-                <w:szCs w:val="28"/>
-                <w:lang w:val="vi-VN"/>
-              </w:rPr>
-            </w:pPr>
-          </w:p>
-          <w:p>
-            <w:pPr>
-              <w:jc w:val="center"/>
-              <w:rPr>
-                <w:rFonts w:ascii="Times New Roman" w:hAnsi="Times New Roman" w:cs="Times New Roman"/>
-                <w:color w:val="000000" w:themeColor="text1"/>
-                <w:sz w:val="28"/>
-                <w:szCs w:val="28"/>
-                <w:lang w:val="vi-VN"/>
-              </w:rPr>
-            </w:pPr>
-          </w:p>
-          <w:p>
-            <w:pPr>
-              <w:jc w:val="center"/>
-              <w:rPr>
-                <w:rFonts w:ascii="Times New Roman" w:hAnsi="Times New Roman" w:cs="Times New Roman"/>
-                <w:color w:val="000000" w:themeColor="text1"/>
-                <w:sz w:val="28"/>
-                <w:szCs w:val="28"/>
-                <w:lang w:val="vi-VN"/>
-              </w:rPr>
-            </w:pPr>
-          </w:p>
-          <w:p>
-            <w:pPr>
-              <w:jc w:val="center"/>
-              <w:rPr>
-                <w:rFonts w:ascii="Times New Roman" w:hAnsi="Times New Roman" w:cs="Times New Roman"/>
-                <w:color w:val="000000" w:themeColor="text1"/>
-                <w:sz w:val="28"/>
-                <w:szCs w:val="28"/>
-                <w:lang w:val="vi-VN"/>
-              </w:rPr>
-            </w:pPr>
-            <w:r>
-              <w:rPr>
-                <w:rFonts w:ascii="Times New Roman" w:hAnsi="Times New Roman" w:cs="Times New Roman"/>
-                <w:color w:val="000000" w:themeColor="text1"/>
-                <w:sz w:val="28"/>
-                <w:szCs w:val="28"/>
-                <w:lang w:val="vi-VN"/>
-              </w:rPr>
-              <w:t>3</w:t>
-            </w:r>
-          </w:p>
-        </w:tc>
-        <w:tc>
-          <w:tcPr>
-            <w:tcW w:w="2077" w:type="dxa"/>
+                <w:sz w:val="28"/>
+                <w:szCs w:val="28"/>
+                <w:lang w:val="vi-VN"/>
+              </w:rPr>
+            </w:pPr>
+            <w:r>
+              <w:rPr>
+                <w:rFonts w:ascii="Times New Roman" w:hAnsi="Times New Roman" w:cs="Times New Roman"/>
+                <w:sz w:val="28"/>
+                <w:szCs w:val="28"/>
+                <w:lang w:val="vi-VN"/>
+              </w:rPr>
+              <w:t>Ngô Khánh Chiến</w:t>
+            </w:r>
+          </w:p>
+        </w:tc>
+        <w:tc>
+          <w:tcPr>
+            <w:tcW w:w="4661" w:type="dxa"/>
             <w:vAlign w:val="center"/>
           </w:tcPr>
           <w:p>
             <w:pPr>
-              <w:jc w:val="center"/>
-              <w:rPr>
-                <w:rFonts w:ascii="Times New Roman" w:hAnsi="Times New Roman" w:cs="Times New Roman"/>
-                <w:sz w:val="28"/>
-                <w:szCs w:val="28"/>
-                <w:lang w:val="vi-VN"/>
-              </w:rPr>
-            </w:pPr>
-            <w:r>
-              <w:rPr>
-                <w:rFonts w:ascii="Times New Roman" w:hAnsi="Times New Roman" w:cs="Times New Roman"/>
-                <w:sz w:val="28"/>
-                <w:szCs w:val="28"/>
-                <w:lang w:val="vi-VN"/>
-              </w:rPr>
-              <w:lastRenderedPageBreak/>
-              <w:t>Ngô Khánh Chiến</w:t>
-            </w:r>
-          </w:p>
-        </w:tc>
-        <w:tc>
-          <w:tcPr>
-            <w:tcW w:w="4163" w:type="dxa"/>
-            <w:vAlign w:val="center"/>
-          </w:tcPr>
-          <w:p>
-            <w:pPr>
-              <w:spacing w:line="312" w:lineRule="auto"/>
+              <w:spacing w:beforeLines="100" w:before="240" w:afterLines="100" w:after="240" w:line="312" w:lineRule="auto"/>
               <w:jc w:val="both"/>
               <w:rPr>
                 <w:rFonts w:ascii="Times New Roman" w:hAnsi="Times New Roman" w:cs="Times New Roman"/>
@@ -3282,14 +2699,27 @@
                 <w:ilvl w:val="0"/>
                 <w:numId w:val="2"/>
               </w:numPr>
-              <w:jc w:val="both"/>
-              <w:rPr>
-                <w:rFonts w:ascii="Times New Roman" w:hAnsi="Times New Roman" w:cs="Times New Roman"/>
-                <w:color w:val="000000" w:themeColor="text1"/>
-                <w:sz w:val="28"/>
-                <w:szCs w:val="28"/>
-              </w:rPr>
-            </w:pPr>
+              <w:spacing w:beforeLines="100" w:before="240" w:afterLines="100" w:after="240" w:line="312" w:lineRule="auto"/>
+              <w:ind w:left="0"/>
+              <w:contextualSpacing w:val="0"/>
+              <w:jc w:val="both"/>
+              <w:rPr>
+                <w:rFonts w:ascii="Times New Roman" w:hAnsi="Times New Roman" w:cs="Times New Roman"/>
+                <w:color w:val="000000" w:themeColor="text1"/>
+                <w:sz w:val="28"/>
+                <w:szCs w:val="28"/>
+              </w:rPr>
+            </w:pPr>
+            <w:r>
+              <w:rPr>
+                <w:rFonts w:ascii="Times New Roman" w:hAnsi="Times New Roman" w:cs="Times New Roman"/>
+                <w:color w:val="000000" w:themeColor="text1"/>
+                <w:sz w:val="28"/>
+                <w:szCs w:val="28"/>
+                <w:lang w:val="vi-VN"/>
+              </w:rPr>
+              <w:t xml:space="preserve">- </w:t>
+            </w:r>
             <w:r>
               <w:rPr>
                 <w:rFonts w:ascii="Times New Roman" w:hAnsi="Times New Roman" w:cs="Times New Roman"/>
@@ -3307,52 +2737,46 @@
                 <w:ilvl w:val="0"/>
                 <w:numId w:val="2"/>
               </w:numPr>
-              <w:spacing w:line="312" w:lineRule="auto"/>
-              <w:jc w:val="both"/>
-              <w:rPr>
-                <w:rFonts w:ascii="Times New Roman" w:hAnsi="Times New Roman" w:cs="Times New Roman"/>
-                <w:color w:val="000000" w:themeColor="text1"/>
-                <w:sz w:val="28"/>
-                <w:szCs w:val="28"/>
-              </w:rPr>
-            </w:pPr>
-            <w:r>
-              <w:rPr>
-                <w:rFonts w:ascii="Times New Roman" w:hAnsi="Times New Roman" w:cs="Times New Roman"/>
-                <w:color w:val="000000" w:themeColor="text1"/>
-                <w:sz w:val="28"/>
-                <w:szCs w:val="28"/>
-                <w:lang w:val="vi-VN"/>
-              </w:rPr>
-              <w:t>Viết</w:t>
-            </w:r>
-            <w:r>
-              <w:rPr>
-                <w:rFonts w:ascii="Times New Roman" w:hAnsi="Times New Roman" w:cs="Times New Roman"/>
-                <w:color w:val="000000" w:themeColor="text1"/>
-                <w:sz w:val="28"/>
-                <w:szCs w:val="28"/>
-              </w:rPr>
-              <w:t xml:space="preserve"> </w:t>
-            </w:r>
-            <w:r>
-              <w:rPr>
-                <w:rFonts w:ascii="Times New Roman" w:hAnsi="Times New Roman" w:cs="Times New Roman"/>
-                <w:color w:val="000000" w:themeColor="text1"/>
-                <w:sz w:val="28"/>
-                <w:szCs w:val="28"/>
-              </w:rPr>
-              <w:t>RSADigitalSignatureServlet</w:t>
-            </w:r>
-            <w:r>
-              <w:rPr>
-                <w:rFonts w:ascii="Times New Roman" w:hAnsi="Times New Roman" w:cs="Times New Roman"/>
-                <w:color w:val="000000" w:themeColor="text1"/>
-                <w:sz w:val="28"/>
-                <w:szCs w:val="28"/>
-                <w:lang w:val="vi-VN"/>
-              </w:rPr>
-              <w:t>.java</w:t>
+              <w:spacing w:beforeLines="100" w:before="240" w:afterLines="100" w:after="240" w:line="312" w:lineRule="auto"/>
+              <w:ind w:left="0"/>
+              <w:contextualSpacing w:val="0"/>
+              <w:jc w:val="both"/>
+              <w:rPr>
+                <w:rFonts w:ascii="Times New Roman" w:hAnsi="Times New Roman" w:cs="Times New Roman"/>
+                <w:color w:val="000000" w:themeColor="text1"/>
+                <w:sz w:val="28"/>
+                <w:szCs w:val="28"/>
+              </w:rPr>
+            </w:pPr>
+            <w:r>
+              <w:rPr>
+                <w:rFonts w:ascii="Times New Roman" w:hAnsi="Times New Roman" w:cs="Times New Roman"/>
+                <w:color w:val="000000" w:themeColor="text1"/>
+                <w:sz w:val="28"/>
+                <w:szCs w:val="28"/>
+                <w:lang w:val="vi-VN"/>
+              </w:rPr>
+              <w:t xml:space="preserve">- </w:t>
+            </w:r>
+            <w:r>
+              <w:rPr>
+                <w:rFonts w:ascii="Times New Roman" w:hAnsi="Times New Roman" w:cs="Times New Roman"/>
+                <w:color w:val="000000" w:themeColor="text1"/>
+                <w:sz w:val="28"/>
+                <w:szCs w:val="28"/>
+                <w:lang w:val="vi-VN"/>
+              </w:rPr>
+              <w:t xml:space="preserve">Viết phần </w:t>
+            </w:r>
+            <w:r>
+              <w:rPr>
+                <w:rFonts w:ascii="Times New Roman" w:hAnsi="Times New Roman" w:cs="Times New Roman"/>
+                <w:color w:val="000000" w:themeColor="text1"/>
+                <w:sz w:val="28"/>
+                <w:szCs w:val="28"/>
+                <w:lang w:val="vi-VN"/>
+              </w:rPr>
+              <w:t>ký tài liệu và xác minh chữ ký</w:t>
             </w:r>
           </w:p>
           <w:p>
@@ -3362,15 +2786,27 @@
                 <w:ilvl w:val="0"/>
                 <w:numId w:val="2"/>
               </w:numPr>
-              <w:spacing w:line="312" w:lineRule="auto"/>
-              <w:jc w:val="both"/>
-              <w:rPr>
-                <w:rFonts w:ascii="Times New Roman" w:hAnsi="Times New Roman" w:cs="Times New Roman"/>
-                <w:color w:val="FF0000"/>
-                <w:sz w:val="28"/>
-                <w:szCs w:val="28"/>
-              </w:rPr>
-            </w:pPr>
+              <w:spacing w:beforeLines="100" w:before="240" w:afterLines="100" w:after="240" w:line="312" w:lineRule="auto"/>
+              <w:ind w:left="0"/>
+              <w:contextualSpacing w:val="0"/>
+              <w:jc w:val="both"/>
+              <w:rPr>
+                <w:rFonts w:ascii="Times New Roman" w:hAnsi="Times New Roman" w:cs="Times New Roman"/>
+                <w:color w:val="FF0000"/>
+                <w:sz w:val="28"/>
+                <w:szCs w:val="28"/>
+              </w:rPr>
+            </w:pPr>
+            <w:r>
+              <w:rPr>
+                <w:rFonts w:ascii="Times New Roman" w:hAnsi="Times New Roman" w:cs="Times New Roman"/>
+                <w:color w:val="000000" w:themeColor="text1"/>
+                <w:sz w:val="28"/>
+                <w:szCs w:val="28"/>
+                <w:lang w:val="vi-VN"/>
+              </w:rPr>
+              <w:t xml:space="preserve">- </w:t>
+            </w:r>
             <w:r>
               <w:rPr>
                 <w:rFonts w:ascii="Times New Roman" w:hAnsi="Times New Roman" w:cs="Times New Roman"/>
@@ -3381,23 +2817,10 @@
               <w:t>Cấu hình và triển khai ứng dụng với Tomcat (dựa trên cấu hình trong pom.xml).</w:t>
             </w:r>
           </w:p>
-          <w:p>
-            <w:pPr>
-              <w:pStyle w:val="ListParagraph"/>
-              <w:spacing w:line="312" w:lineRule="auto"/>
-              <w:jc w:val="both"/>
-              <w:rPr>
-                <w:rFonts w:ascii="Times New Roman" w:hAnsi="Times New Roman" w:cs="Times New Roman"/>
-                <w:color w:val="FF0000"/>
-                <w:sz w:val="28"/>
-                <w:szCs w:val="28"/>
-              </w:rPr>
-            </w:pPr>
-          </w:p>
-        </w:tc>
-        <w:tc>
-          <w:tcPr>
-            <w:tcW w:w="3402" w:type="dxa"/>
+        </w:tc>
+        <w:tc>
+          <w:tcPr>
+            <w:tcW w:w="3194" w:type="dxa"/>
             <w:vMerge w:val="restart"/>
             <w:vAlign w:val="center"/>
           </w:tcPr>
@@ -3456,63 +2879,70 @@
           <w:p>
             <w:pPr>
               <w:pStyle w:val="NormalWeb"/>
-              <w:spacing w:line="312" w:lineRule="auto"/>
-              <w:ind w:left="97" w:right="217"/>
-              <w:jc w:val="both"/>
-              <w:rPr>
-                <w:sz w:val="28"/>
-                <w:szCs w:val="28"/>
-              </w:rPr>
-            </w:pPr>
-            <w:r>
-              <w:rPr>
-                <w:sz w:val="28"/>
-                <w:szCs w:val="28"/>
-                <w:lang w:val="vi-VN"/>
+              <w:spacing w:beforeAutospacing="0" w:afterAutospacing="0" w:line="312" w:lineRule="auto"/>
+              <w:ind w:left="96" w:right="215"/>
+              <w:jc w:val="both"/>
+              <w:rPr>
+                <w:sz w:val="28"/>
+                <w:szCs w:val="28"/>
+              </w:rPr>
+            </w:pPr>
+            <w:r>
+              <w:rPr>
+                <w:sz w:val="28"/>
+                <w:szCs w:val="28"/>
+                <w:lang w:val="vi-VN"/>
+              </w:rPr>
+              <w:t>- X</w:t>
+            </w:r>
+            <w:r>
+              <w:rPr>
+                <w:sz w:val="28"/>
+                <w:szCs w:val="28"/>
+              </w:rPr>
+              <w:t>ây dựng thành công hệ thống chữ ký số RSA trên nền tảng Java và C#</w:t>
+            </w:r>
+          </w:p>
+          <w:p>
+            <w:pPr>
+              <w:pStyle w:val="NormalWeb"/>
+              <w:spacing w:beforeAutospacing="0" w:afterAutospacing="0" w:line="312" w:lineRule="auto"/>
+              <w:ind w:left="96" w:right="215"/>
+              <w:jc w:val="both"/>
+              <w:rPr>
+                <w:sz w:val="28"/>
+                <w:szCs w:val="28"/>
+              </w:rPr>
+            </w:pPr>
+            <w:r>
+              <w:rPr>
+                <w:sz w:val="28"/>
+                <w:szCs w:val="28"/>
+                <w:lang w:val="vi-VN"/>
+              </w:rPr>
+              <w:t xml:space="preserve">- </w:t>
+            </w:r>
+            <w:r>
+              <w:rPr>
+                <w:sz w:val="28"/>
+                <w:szCs w:val="28"/>
+              </w:rPr>
+              <w:t xml:space="preserve">Giao diện web cơ bản cho phép người dùng thực hiện ký và xác </w:t>
+            </w:r>
+            <w:r>
+              <w:rPr>
+                <w:sz w:val="28"/>
+                <w:szCs w:val="28"/>
               </w:rPr>
               <w:lastRenderedPageBreak/>
-              <w:t>- X</w:t>
-            </w:r>
-            <w:r>
-              <w:rPr>
-                <w:sz w:val="28"/>
-                <w:szCs w:val="28"/>
-              </w:rPr>
-              <w:t>ây dựng thành công hệ thống chữ ký số RSA trên nền tảng Java và C#</w:t>
+              <w:t>minh trực tiếp trên trình duyệt.</w:t>
             </w:r>
           </w:p>
           <w:p>
             <w:pPr>
               <w:pStyle w:val="NormalWeb"/>
-              <w:spacing w:line="312" w:lineRule="auto"/>
-              <w:ind w:left="97" w:right="217"/>
-              <w:jc w:val="both"/>
-              <w:rPr>
-                <w:sz w:val="28"/>
-                <w:szCs w:val="28"/>
-              </w:rPr>
-            </w:pPr>
-            <w:r>
-              <w:rPr>
-                <w:sz w:val="28"/>
-                <w:szCs w:val="28"/>
-                <w:lang w:val="vi-VN"/>
-              </w:rPr>
-              <w:t xml:space="preserve">- </w:t>
-            </w:r>
-            <w:r>
-              <w:rPr>
-                <w:sz w:val="28"/>
-                <w:szCs w:val="28"/>
-              </w:rPr>
-              <w:t>Giao diện web cơ bản cho phép người dùng thực hiện ký và xác minh trực tiếp trên trình duyệt.</w:t>
-            </w:r>
-          </w:p>
-          <w:p>
-            <w:pPr>
-              <w:pStyle w:val="NormalWeb"/>
-              <w:spacing w:line="312" w:lineRule="auto"/>
-              <w:ind w:left="97" w:right="217"/>
+              <w:spacing w:beforeAutospacing="0" w:afterAutospacing="0" w:line="312" w:lineRule="auto"/>
+              <w:ind w:left="96" w:right="215"/>
               <w:jc w:val="both"/>
               <w:rPr>
                 <w:sz w:val="28"/>
@@ -3551,7 +2981,7 @@
         </w:tc>
         <w:tc>
           <w:tcPr>
-            <w:tcW w:w="2693" w:type="dxa"/>
+            <w:tcW w:w="2512" w:type="dxa"/>
           </w:tcPr>
           <w:p>
             <w:pPr>
@@ -3571,7 +3001,7 @@
         </w:trPr>
         <w:tc>
           <w:tcPr>
-            <w:tcW w:w="843" w:type="dxa"/>
+            <w:tcW w:w="841" w:type="dxa"/>
             <w:vMerge/>
             <w:vAlign w:val="center"/>
           </w:tcPr>
@@ -3589,7 +3019,7 @@
         </w:tc>
         <w:tc>
           <w:tcPr>
-            <w:tcW w:w="2077" w:type="dxa"/>
+            <w:tcW w:w="1970" w:type="dxa"/>
             <w:vAlign w:val="center"/>
           </w:tcPr>
           <w:p>
@@ -3615,12 +3045,12 @@
         </w:tc>
         <w:tc>
           <w:tcPr>
-            <w:tcW w:w="4163" w:type="dxa"/>
+            <w:tcW w:w="4661" w:type="dxa"/>
             <w:vAlign w:val="center"/>
           </w:tcPr>
           <w:p>
             <w:pPr>
-              <w:spacing w:line="312" w:lineRule="auto"/>
+              <w:spacing w:beforeLines="100" w:before="240" w:afterLines="100" w:after="240" w:line="312" w:lineRule="auto"/>
               <w:jc w:val="both"/>
               <w:rPr>
                 <w:rFonts w:ascii="Times New Roman" w:hAnsi="Times New Roman" w:cs="Times New Roman"/>
@@ -3648,44 +3078,67 @@
                 <w:ilvl w:val="0"/>
                 <w:numId w:val="2"/>
               </w:numPr>
-              <w:spacing w:line="312" w:lineRule="auto"/>
-              <w:jc w:val="both"/>
-              <w:rPr>
-                <w:rFonts w:ascii="Times New Roman" w:hAnsi="Times New Roman" w:cs="Times New Roman"/>
-                <w:color w:val="000000" w:themeColor="text1"/>
-                <w:sz w:val="28"/>
-                <w:szCs w:val="28"/>
-                <w:lang w:val="vi-VN"/>
-              </w:rPr>
-            </w:pPr>
-            <w:r>
-              <w:rPr>
-                <w:rFonts w:ascii="Times New Roman" w:hAnsi="Times New Roman" w:cs="Times New Roman"/>
-                <w:color w:val="000000" w:themeColor="text1"/>
-                <w:sz w:val="28"/>
-                <w:szCs w:val="28"/>
-                <w:lang w:val="vi-VN"/>
-              </w:rPr>
-              <w:t xml:space="preserve">Viết </w:t>
-            </w:r>
-            <w:r>
-              <w:rPr>
-                <w:rFonts w:ascii="Times New Roman" w:hAnsi="Times New Roman" w:cs="Times New Roman"/>
-                <w:color w:val="000000" w:themeColor="text1"/>
-                <w:sz w:val="28"/>
-                <w:szCs w:val="28"/>
-              </w:rPr>
-              <w:t>RSADigitalSignature</w:t>
-            </w:r>
-            <w:r>
-              <w:rPr>
-                <w:rFonts w:ascii="Times New Roman" w:hAnsi="Times New Roman" w:cs="Times New Roman"/>
-                <w:color w:val="000000" w:themeColor="text1"/>
-                <w:sz w:val="28"/>
-                <w:szCs w:val="28"/>
-                <w:lang w:val="vi-VN"/>
-              </w:rPr>
-              <w:t>Model.java</w:t>
+              <w:spacing w:beforeLines="100" w:before="240" w:afterLines="100" w:after="240" w:line="312" w:lineRule="auto"/>
+              <w:ind w:left="0"/>
+              <w:contextualSpacing w:val="0"/>
+              <w:jc w:val="both"/>
+              <w:rPr>
+                <w:rFonts w:ascii="Times New Roman" w:hAnsi="Times New Roman" w:cs="Times New Roman"/>
+                <w:color w:val="000000" w:themeColor="text1"/>
+                <w:sz w:val="28"/>
+                <w:szCs w:val="28"/>
+                <w:lang w:val="vi-VN"/>
+              </w:rPr>
+            </w:pPr>
+            <w:r>
+              <w:rPr>
+                <w:rFonts w:ascii="Times New Roman" w:hAnsi="Times New Roman" w:cs="Times New Roman"/>
+                <w:color w:val="000000" w:themeColor="text1"/>
+                <w:sz w:val="28"/>
+                <w:szCs w:val="28"/>
+                <w:lang w:val="vi-VN"/>
+              </w:rPr>
+              <w:t xml:space="preserve">- </w:t>
+            </w:r>
+            <w:r>
+              <w:rPr>
+                <w:rFonts w:ascii="Times New Roman" w:hAnsi="Times New Roman" w:cs="Times New Roman"/>
+                <w:color w:val="000000" w:themeColor="text1"/>
+                <w:sz w:val="28"/>
+                <w:szCs w:val="28"/>
+                <w:lang w:val="vi-VN"/>
+              </w:rPr>
+              <w:t>Code</w:t>
+            </w:r>
+            <w:r>
+              <w:rPr>
+                <w:rFonts w:ascii="Times New Roman" w:hAnsi="Times New Roman" w:cs="Times New Roman"/>
+                <w:color w:val="000000" w:themeColor="text1"/>
+                <w:sz w:val="28"/>
+                <w:szCs w:val="28"/>
+                <w:lang w:val="vi-VN"/>
+              </w:rPr>
+              <w:t xml:space="preserve"> </w:t>
+            </w:r>
+            <w:r>
+              <w:rPr>
+                <w:rFonts w:ascii="Times New Roman" w:hAnsi="Times New Roman" w:cs="Times New Roman"/>
+                <w:color w:val="000000" w:themeColor="text1"/>
+                <w:sz w:val="28"/>
+                <w:szCs w:val="28"/>
+                <w:lang w:val="vi-VN"/>
+              </w:rPr>
+              <w:t xml:space="preserve">phần </w:t>
+            </w:r>
+            <w:r>
+              <w:rPr>
+                <w:rFonts w:ascii="Times New Roman" w:hAnsi="Times New Roman" w:cs="Times New Roman"/>
+                <w:color w:val="000000" w:themeColor="text1"/>
+                <w:sz w:val="28"/>
+                <w:szCs w:val="28"/>
+                <w:lang w:val="vi-VN"/>
+              </w:rPr>
+              <w:t>sinh khoá tự động và sinh khoá thủ công</w:t>
             </w:r>
           </w:p>
           <w:p>
@@ -3695,24 +3148,40 @@
                 <w:ilvl w:val="0"/>
                 <w:numId w:val="2"/>
               </w:numPr>
-              <w:spacing w:line="312" w:lineRule="auto"/>
-              <w:jc w:val="both"/>
-              <w:rPr>
-                <w:rFonts w:ascii="Times New Roman" w:hAnsi="Times New Roman" w:cs="Times New Roman"/>
-                <w:color w:val="000000" w:themeColor="text1"/>
-                <w:sz w:val="28"/>
-                <w:szCs w:val="28"/>
-              </w:rPr>
-            </w:pPr>
-            <w:r>
-              <w:rPr>
-                <w:rFonts w:ascii="Times New Roman" w:hAnsi="Times New Roman" w:cs="Times New Roman"/>
-                <w:color w:val="000000" w:themeColor="text1"/>
-                <w:sz w:val="28"/>
-                <w:szCs w:val="28"/>
-              </w:rPr>
-              <w:t>Thiết kế giao diện người dùng (UI/UX) và xây dựng các trang JSP.</w:t>
-            </w:r>
+              <w:spacing w:beforeLines="100" w:before="240" w:afterLines="100" w:after="240"/>
+              <w:ind w:left="189" w:hanging="189"/>
+              <w:jc w:val="both"/>
+              <w:rPr>
+                <w:rFonts w:ascii="Times New Roman" w:hAnsi="Times New Roman" w:cs="Times New Roman"/>
+                <w:color w:val="000000" w:themeColor="text1"/>
+                <w:sz w:val="28"/>
+                <w:szCs w:val="28"/>
+              </w:rPr>
+            </w:pPr>
+            <w:r>
+              <w:rPr>
+                <w:rFonts w:ascii="Times New Roman" w:hAnsi="Times New Roman" w:cs="Times New Roman"/>
+                <w:color w:val="000000" w:themeColor="text1"/>
+                <w:sz w:val="28"/>
+                <w:szCs w:val="28"/>
+              </w:rPr>
+              <w:lastRenderedPageBreak/>
+              <w:t xml:space="preserve">Thiết kế giao diện người dùng (UI/UX) </w:t>
+            </w:r>
+          </w:p>
+          <w:p>
+            <w:pPr>
+              <w:pStyle w:val="ListParagraph"/>
+              <w:spacing w:beforeLines="100" w:before="240" w:afterLines="100" w:after="240"/>
+              <w:ind w:left="189"/>
+              <w:jc w:val="both"/>
+              <w:rPr>
+                <w:rFonts w:ascii="Times New Roman" w:hAnsi="Times New Roman" w:cs="Times New Roman"/>
+                <w:color w:val="000000" w:themeColor="text1"/>
+                <w:sz w:val="28"/>
+                <w:szCs w:val="28"/>
+              </w:rPr>
+            </w:pPr>
           </w:p>
           <w:p>
             <w:pPr>
@@ -3721,58 +3190,59 @@
                 <w:ilvl w:val="0"/>
                 <w:numId w:val="2"/>
               </w:numPr>
+              <w:spacing w:before="100" w:after="100" w:line="312" w:lineRule="auto"/>
+              <w:ind w:left="0" w:hanging="357"/>
+              <w:contextualSpacing w:val="0"/>
+              <w:jc w:val="both"/>
+              <w:rPr>
+                <w:rFonts w:ascii="Times New Roman" w:hAnsi="Times New Roman" w:cs="Times New Roman"/>
+                <w:color w:val="000000" w:themeColor="text1"/>
+                <w:sz w:val="28"/>
+                <w:szCs w:val="28"/>
+              </w:rPr>
+            </w:pPr>
+            <w:r>
+              <w:rPr>
+                <w:rFonts w:ascii="Times New Roman" w:hAnsi="Times New Roman" w:cs="Times New Roman"/>
+                <w:color w:val="000000" w:themeColor="text1"/>
+                <w:sz w:val="28"/>
+                <w:szCs w:val="28"/>
+                <w:lang w:val="vi-VN"/>
+              </w:rPr>
+              <w:t xml:space="preserve">- </w:t>
+            </w:r>
+            <w:r>
+              <w:rPr>
+                <w:rFonts w:ascii="Times New Roman" w:hAnsi="Times New Roman" w:cs="Times New Roman"/>
+                <w:color w:val="000000" w:themeColor="text1"/>
+                <w:sz w:val="28"/>
+                <w:szCs w:val="28"/>
+              </w:rPr>
+              <w:t>Tích hợp giao diện với back-end.</w:t>
+            </w:r>
+          </w:p>
+        </w:tc>
+        <w:tc>
+          <w:tcPr>
+            <w:tcW w:w="3194" w:type="dxa"/>
+            <w:vMerge/>
+          </w:tcPr>
+          <w:p>
+            <w:pPr>
               <w:spacing w:line="312" w:lineRule="auto"/>
               <w:jc w:val="both"/>
               <w:rPr>
                 <w:rFonts w:ascii="Times New Roman" w:hAnsi="Times New Roman" w:cs="Times New Roman"/>
-                <w:color w:val="000000" w:themeColor="text1"/>
-                <w:sz w:val="28"/>
-                <w:szCs w:val="28"/>
-              </w:rPr>
-            </w:pPr>
-            <w:r>
-              <w:rPr>
-                <w:rFonts w:ascii="Times New Roman" w:hAnsi="Times New Roman" w:cs="Times New Roman"/>
-                <w:color w:val="000000" w:themeColor="text1"/>
-                <w:sz w:val="28"/>
-                <w:szCs w:val="28"/>
-              </w:rPr>
-              <w:t>Tích hợp giao diện với back-end.</w:t>
-            </w:r>
-          </w:p>
-          <w:p>
-            <w:pPr>
-              <w:spacing w:line="312" w:lineRule="auto"/>
-              <w:jc w:val="both"/>
-              <w:rPr>
-                <w:rFonts w:ascii="Times New Roman" w:hAnsi="Times New Roman" w:cs="Times New Roman"/>
-                <w:color w:val="FF0000"/>
-                <w:sz w:val="28"/>
-                <w:szCs w:val="28"/>
-              </w:rPr>
-            </w:pPr>
-          </w:p>
-        </w:tc>
-        <w:tc>
-          <w:tcPr>
-            <w:tcW w:w="3402" w:type="dxa"/>
-            <w:vMerge/>
-          </w:tcPr>
-          <w:p>
-            <w:pPr>
-              <w:spacing w:line="312" w:lineRule="auto"/>
-              <w:rPr>
-                <w:rFonts w:ascii="Times New Roman" w:hAnsi="Times New Roman" w:cs="Times New Roman"/>
-                <w:color w:val="FF0000"/>
-                <w:sz w:val="28"/>
-                <w:szCs w:val="28"/>
-              </w:rPr>
-            </w:pPr>
-          </w:p>
-        </w:tc>
-        <w:tc>
-          <w:tcPr>
-            <w:tcW w:w="2693" w:type="dxa"/>
+                <w:color w:val="FF0000"/>
+                <w:sz w:val="28"/>
+                <w:szCs w:val="28"/>
+              </w:rPr>
+            </w:pPr>
+          </w:p>
+        </w:tc>
+        <w:tc>
+          <w:tcPr>
+            <w:tcW w:w="2512" w:type="dxa"/>
           </w:tcPr>
           <w:p>
             <w:pPr>
@@ -3792,7 +3262,7 @@
         </w:trPr>
         <w:tc>
           <w:tcPr>
-            <w:tcW w:w="843" w:type="dxa"/>
+            <w:tcW w:w="841" w:type="dxa"/>
             <w:vMerge/>
             <w:vAlign w:val="center"/>
           </w:tcPr>
@@ -3810,7 +3280,7 @@
         </w:tc>
         <w:tc>
           <w:tcPr>
-            <w:tcW w:w="2077" w:type="dxa"/>
+            <w:tcW w:w="1970" w:type="dxa"/>
             <w:vAlign w:val="center"/>
           </w:tcPr>
           <w:p>
@@ -3836,12 +3306,12 @@
         </w:tc>
         <w:tc>
           <w:tcPr>
-            <w:tcW w:w="4163" w:type="dxa"/>
+            <w:tcW w:w="4661" w:type="dxa"/>
             <w:vAlign w:val="center"/>
           </w:tcPr>
           <w:p>
             <w:pPr>
-              <w:spacing w:line="312" w:lineRule="auto"/>
+              <w:spacing w:beforeLines="100" w:before="240" w:afterLines="100" w:after="240" w:line="312" w:lineRule="auto"/>
               <w:jc w:val="both"/>
               <w:rPr>
                 <w:rFonts w:ascii="Times New Roman" w:hAnsi="Times New Roman" w:cs="Times New Roman"/>
@@ -3869,161 +3339,47 @@
                 <w:ilvl w:val="0"/>
                 <w:numId w:val="2"/>
               </w:numPr>
-              <w:spacing w:line="312" w:lineRule="auto"/>
-              <w:jc w:val="both"/>
-              <w:rPr>
-                <w:rFonts w:ascii="Times New Roman" w:hAnsi="Times New Roman" w:cs="Times New Roman"/>
-                <w:color w:val="000000" w:themeColor="text1"/>
-                <w:sz w:val="28"/>
-                <w:szCs w:val="28"/>
-                <w:lang w:val="vi-VN"/>
-              </w:rPr>
-            </w:pPr>
-            <w:r>
-              <w:rPr>
-                <w:rFonts w:ascii="Times New Roman" w:hAnsi="Times New Roman" w:cs="Times New Roman"/>
-                <w:color w:val="000000" w:themeColor="text1"/>
-                <w:sz w:val="28"/>
-                <w:szCs w:val="28"/>
-                <w:lang w:val="vi-VN"/>
-              </w:rPr>
-              <w:t>Xây dựng và tối ưu các thuật toán liên quan đến:</w:t>
-            </w:r>
-          </w:p>
-          <w:p>
-            <w:pPr>
-              <w:spacing w:line="312" w:lineRule="auto"/>
-              <w:ind w:left="651" w:firstLine="425"/>
-              <w:jc w:val="both"/>
-              <w:rPr>
-                <w:rFonts w:ascii="Times New Roman" w:hAnsi="Times New Roman" w:cs="Times New Roman"/>
-                <w:color w:val="000000" w:themeColor="text1"/>
-                <w:sz w:val="28"/>
-                <w:szCs w:val="28"/>
-                <w:lang w:val="vi-VN"/>
-              </w:rPr>
-            </w:pPr>
-            <w:r>
-              <w:rPr>
-                <w:rFonts w:ascii="Times New Roman" w:hAnsi="Times New Roman" w:cs="Times New Roman"/>
-                <w:color w:val="000000" w:themeColor="text1"/>
-                <w:sz w:val="28"/>
-                <w:szCs w:val="28"/>
-                <w:lang w:val="vi-VN"/>
-              </w:rPr>
-              <w:t xml:space="preserve"> + </w:t>
-            </w:r>
-            <w:r>
-              <w:rPr>
-                <w:rFonts w:ascii="Times New Roman" w:hAnsi="Times New Roman" w:cs="Times New Roman"/>
-                <w:color w:val="000000" w:themeColor="text1"/>
-                <w:sz w:val="28"/>
-                <w:szCs w:val="28"/>
-                <w:lang w:val="vi-VN"/>
-              </w:rPr>
-              <w:t>Sinh khóa RSA (tự động và thủ công).</w:t>
-            </w:r>
-          </w:p>
-          <w:p>
-            <w:pPr>
-              <w:spacing w:line="312" w:lineRule="auto"/>
-              <w:ind w:left="651" w:firstLine="425"/>
-              <w:jc w:val="both"/>
-              <w:rPr>
-                <w:rFonts w:ascii="Times New Roman" w:hAnsi="Times New Roman" w:cs="Times New Roman"/>
-                <w:color w:val="000000" w:themeColor="text1"/>
-                <w:sz w:val="28"/>
-                <w:szCs w:val="28"/>
-                <w:lang w:val="vi-VN"/>
-              </w:rPr>
-            </w:pPr>
-            <w:r>
-              <w:rPr>
-                <w:rFonts w:ascii="Times New Roman" w:hAnsi="Times New Roman" w:cs="Times New Roman"/>
-                <w:color w:val="000000" w:themeColor="text1"/>
-                <w:sz w:val="28"/>
-                <w:szCs w:val="28"/>
-                <w:lang w:val="vi-VN"/>
-              </w:rPr>
-              <w:t xml:space="preserve">+ </w:t>
-            </w:r>
-            <w:r>
-              <w:rPr>
-                <w:rFonts w:ascii="Times New Roman" w:hAnsi="Times New Roman" w:cs="Times New Roman"/>
-                <w:color w:val="000000" w:themeColor="text1"/>
-                <w:sz w:val="28"/>
-                <w:szCs w:val="28"/>
-                <w:lang w:val="vi-VN"/>
-              </w:rPr>
-              <w:t>Ký văn bản.</w:t>
-            </w:r>
-          </w:p>
-          <w:p>
-            <w:pPr>
-              <w:spacing w:line="312" w:lineRule="auto"/>
-              <w:ind w:left="651" w:firstLine="425"/>
-              <w:jc w:val="both"/>
-              <w:rPr>
-                <w:rFonts w:ascii="Times New Roman" w:hAnsi="Times New Roman" w:cs="Times New Roman"/>
-                <w:color w:val="000000" w:themeColor="text1"/>
-                <w:sz w:val="28"/>
-                <w:szCs w:val="28"/>
-                <w:lang w:val="vi-VN"/>
-              </w:rPr>
-            </w:pPr>
-            <w:r>
-              <w:rPr>
-                <w:rFonts w:ascii="Times New Roman" w:hAnsi="Times New Roman" w:cs="Times New Roman"/>
-                <w:color w:val="000000" w:themeColor="text1"/>
-                <w:sz w:val="28"/>
-                <w:szCs w:val="28"/>
-                <w:lang w:val="vi-VN"/>
-              </w:rPr>
-              <w:t xml:space="preserve">+ </w:t>
-            </w:r>
-            <w:r>
-              <w:rPr>
-                <w:rFonts w:ascii="Times New Roman" w:hAnsi="Times New Roman" w:cs="Times New Roman"/>
-                <w:color w:val="000000" w:themeColor="text1"/>
-                <w:sz w:val="28"/>
-                <w:szCs w:val="28"/>
-                <w:lang w:val="vi-VN"/>
-              </w:rPr>
-              <w:t>Xác minh chữ ký.</w:t>
-            </w:r>
-          </w:p>
-          <w:p>
-            <w:pPr>
-              <w:spacing w:line="312" w:lineRule="auto"/>
-              <w:ind w:left="651" w:firstLine="425"/>
-              <w:jc w:val="both"/>
-              <w:rPr>
-                <w:rFonts w:ascii="Times New Roman" w:hAnsi="Times New Roman" w:cs="Times New Roman"/>
-                <w:color w:val="000000" w:themeColor="text1"/>
-                <w:sz w:val="28"/>
-                <w:szCs w:val="28"/>
-                <w:lang w:val="vi-VN"/>
-              </w:rPr>
-            </w:pPr>
-            <w:r>
-              <w:rPr>
-                <w:rFonts w:ascii="Times New Roman" w:hAnsi="Times New Roman" w:cs="Times New Roman"/>
-                <w:color w:val="000000" w:themeColor="text1"/>
-                <w:sz w:val="28"/>
-                <w:szCs w:val="28"/>
-                <w:lang w:val="vi-VN"/>
-              </w:rPr>
-              <w:t xml:space="preserve">+ </w:t>
-            </w:r>
-            <w:r>
-              <w:rPr>
-                <w:rFonts w:ascii="Times New Roman" w:hAnsi="Times New Roman" w:cs="Times New Roman"/>
-                <w:color w:val="000000" w:themeColor="text1"/>
-                <w:sz w:val="28"/>
-                <w:szCs w:val="28"/>
-                <w:lang w:val="vi-VN"/>
-              </w:rPr>
-              <w:t>Các hàm hỗ trợ như kiểm tra số nguyên tố, tính nghịch đảo modulo, băm SHA-256.</w:t>
+              <w:spacing w:beforeLines="100" w:before="240" w:afterLines="100" w:after="240" w:line="312" w:lineRule="auto"/>
+              <w:ind w:left="0"/>
+              <w:contextualSpacing w:val="0"/>
+              <w:jc w:val="both"/>
+              <w:rPr>
+                <w:rFonts w:ascii="Times New Roman" w:hAnsi="Times New Roman" w:cs="Times New Roman"/>
+                <w:color w:val="000000" w:themeColor="text1"/>
+                <w:sz w:val="28"/>
+                <w:szCs w:val="28"/>
+                <w:lang w:val="vi-VN"/>
+              </w:rPr>
+            </w:pPr>
+            <w:r>
+              <w:rPr>
+                <w:rFonts w:ascii="Times New Roman" w:hAnsi="Times New Roman" w:cs="Times New Roman"/>
+                <w:color w:val="000000" w:themeColor="text1"/>
+                <w:sz w:val="28"/>
+                <w:szCs w:val="28"/>
+                <w:lang w:val="vi-VN"/>
+              </w:rPr>
+              <w:t xml:space="preserve">- </w:t>
+            </w:r>
+            <w:r>
+              <w:rPr>
+                <w:rFonts w:ascii="Times New Roman" w:hAnsi="Times New Roman" w:cs="Times New Roman"/>
+                <w:color w:val="000000" w:themeColor="text1"/>
+                <w:sz w:val="28"/>
+                <w:szCs w:val="28"/>
+                <w:lang w:val="vi-VN"/>
+              </w:rPr>
+              <w:t>Xây dựng và tối ưu các thuật toán liên quan đến</w:t>
+            </w:r>
+            <w:r>
+              <w:rPr>
+                <w:rFonts w:ascii="Times New Roman" w:hAnsi="Times New Roman" w:cs="Times New Roman"/>
+                <w:color w:val="000000" w:themeColor="text1"/>
+                <w:sz w:val="28"/>
+                <w:szCs w:val="28"/>
+                <w:lang w:val="vi-VN"/>
+              </w:rPr>
+              <w:t xml:space="preserve"> Sinh khóa RSA (tự động và thủ công).</w:t>
             </w:r>
           </w:p>
           <w:p>
@@ -4033,48 +3389,61 @@
                 <w:ilvl w:val="0"/>
                 <w:numId w:val="2"/>
               </w:numPr>
+              <w:spacing w:beforeLines="100" w:before="240" w:afterLines="100" w:after="240" w:line="312" w:lineRule="auto"/>
+              <w:ind w:left="0"/>
+              <w:contextualSpacing w:val="0"/>
+              <w:jc w:val="both"/>
+              <w:rPr>
+                <w:rFonts w:ascii="Times New Roman" w:hAnsi="Times New Roman" w:cs="Times New Roman"/>
+                <w:color w:val="000000" w:themeColor="text1"/>
+                <w:sz w:val="28"/>
+                <w:szCs w:val="28"/>
+                <w:lang w:val="vi-VN"/>
+              </w:rPr>
+            </w:pPr>
+            <w:r>
+              <w:rPr>
+                <w:rFonts w:ascii="Times New Roman" w:hAnsi="Times New Roman" w:cs="Times New Roman"/>
+                <w:color w:val="000000" w:themeColor="text1"/>
+                <w:sz w:val="28"/>
+                <w:szCs w:val="28"/>
+                <w:lang w:val="vi-VN"/>
+              </w:rPr>
+              <w:t xml:space="preserve">- </w:t>
+            </w:r>
+            <w:r>
+              <w:rPr>
+                <w:rFonts w:ascii="Times New Roman" w:hAnsi="Times New Roman" w:cs="Times New Roman"/>
+                <w:color w:val="000000" w:themeColor="text1"/>
+                <w:sz w:val="28"/>
+                <w:szCs w:val="28"/>
+                <w:lang w:val="vi-VN"/>
+              </w:rPr>
+              <w:t>Viết API xử lý logic RSA</w:t>
+            </w:r>
+          </w:p>
+        </w:tc>
+        <w:tc>
+          <w:tcPr>
+            <w:tcW w:w="3194" w:type="dxa"/>
+            <w:vMerge/>
+          </w:tcPr>
+          <w:p>
+            <w:pPr>
               <w:spacing w:line="312" w:lineRule="auto"/>
               <w:jc w:val="both"/>
               <w:rPr>
                 <w:rFonts w:ascii="Times New Roman" w:hAnsi="Times New Roman" w:cs="Times New Roman"/>
-                <w:color w:val="000000" w:themeColor="text1"/>
-                <w:sz w:val="28"/>
-                <w:szCs w:val="28"/>
-                <w:lang w:val="vi-VN"/>
-              </w:rPr>
-            </w:pPr>
-            <w:r>
-              <w:rPr>
-                <w:rFonts w:ascii="Times New Roman" w:hAnsi="Times New Roman" w:cs="Times New Roman"/>
-                <w:color w:val="000000" w:themeColor="text1"/>
-                <w:sz w:val="28"/>
-                <w:szCs w:val="28"/>
-                <w:lang w:val="vi-VN"/>
-              </w:rPr>
-              <w:t>Viết API xử lý logic RSA</w:t>
-            </w:r>
-          </w:p>
-        </w:tc>
-        <w:tc>
-          <w:tcPr>
-            <w:tcW w:w="3402" w:type="dxa"/>
-            <w:vMerge/>
-          </w:tcPr>
-          <w:p>
-            <w:pPr>
-              <w:spacing w:line="312" w:lineRule="auto"/>
-              <w:rPr>
-                <w:rFonts w:ascii="Times New Roman" w:hAnsi="Times New Roman" w:cs="Times New Roman"/>
-                <w:color w:val="FF0000"/>
-                <w:sz w:val="28"/>
-                <w:szCs w:val="28"/>
-              </w:rPr>
-            </w:pPr>
-          </w:p>
-        </w:tc>
-        <w:tc>
-          <w:tcPr>
-            <w:tcW w:w="2693" w:type="dxa"/>
+                <w:color w:val="FF0000"/>
+                <w:sz w:val="28"/>
+                <w:szCs w:val="28"/>
+              </w:rPr>
+            </w:pPr>
+          </w:p>
+        </w:tc>
+        <w:tc>
+          <w:tcPr>
+            <w:tcW w:w="2512" w:type="dxa"/>
           </w:tcPr>
           <w:p>
             <w:pPr>
@@ -4094,7 +3463,7 @@
         </w:trPr>
         <w:tc>
           <w:tcPr>
-            <w:tcW w:w="843" w:type="dxa"/>
+            <w:tcW w:w="841" w:type="dxa"/>
             <w:vMerge/>
             <w:vAlign w:val="center"/>
           </w:tcPr>
@@ -4112,7 +3481,7 @@
         </w:tc>
         <w:tc>
           <w:tcPr>
-            <w:tcW w:w="2077" w:type="dxa"/>
+            <w:tcW w:w="1970" w:type="dxa"/>
             <w:vAlign w:val="center"/>
           </w:tcPr>
           <w:p>
@@ -4138,12 +3507,12 @@
         </w:tc>
         <w:tc>
           <w:tcPr>
-            <w:tcW w:w="4163" w:type="dxa"/>
+            <w:tcW w:w="4661" w:type="dxa"/>
             <w:vAlign w:val="center"/>
           </w:tcPr>
           <w:p>
             <w:pPr>
-              <w:spacing w:line="312" w:lineRule="auto"/>
+              <w:spacing w:beforeLines="100" w:before="240" w:afterLines="100" w:after="240" w:line="312" w:lineRule="auto"/>
               <w:jc w:val="both"/>
               <w:rPr>
                 <w:rFonts w:ascii="Times New Roman" w:hAnsi="Times New Roman" w:cs="Times New Roman"/>
@@ -4171,150 +3540,121 @@
                 <w:ilvl w:val="0"/>
                 <w:numId w:val="2"/>
               </w:numPr>
+              <w:spacing w:beforeLines="100" w:before="240" w:afterLines="100" w:after="240" w:line="312" w:lineRule="auto"/>
+              <w:ind w:left="0"/>
+              <w:contextualSpacing w:val="0"/>
+              <w:jc w:val="both"/>
+              <w:rPr>
+                <w:rFonts w:ascii="Times New Roman" w:hAnsi="Times New Roman" w:cs="Times New Roman"/>
+                <w:color w:val="000000" w:themeColor="text1"/>
+                <w:sz w:val="28"/>
+                <w:szCs w:val="28"/>
+                <w:lang w:val="vi-VN"/>
+              </w:rPr>
+            </w:pPr>
+            <w:r>
+              <w:rPr>
+                <w:rFonts w:ascii="Times New Roman" w:hAnsi="Times New Roman" w:cs="Times New Roman"/>
+                <w:color w:val="000000" w:themeColor="text1"/>
+                <w:sz w:val="28"/>
+                <w:szCs w:val="28"/>
+                <w:lang w:val="vi-VN"/>
+              </w:rPr>
+              <w:t xml:space="preserve">- </w:t>
+            </w:r>
+            <w:r>
+              <w:rPr>
+                <w:rFonts w:ascii="Times New Roman" w:hAnsi="Times New Roman" w:cs="Times New Roman"/>
+                <w:color w:val="000000" w:themeColor="text1"/>
+                <w:sz w:val="28"/>
+                <w:szCs w:val="28"/>
+                <w:lang w:val="vi-VN"/>
+              </w:rPr>
+              <w:t>Code phần</w:t>
+            </w:r>
+            <w:r>
+              <w:rPr>
+                <w:rFonts w:ascii="Times New Roman" w:hAnsi="Times New Roman" w:cs="Times New Roman"/>
+                <w:color w:val="000000" w:themeColor="text1"/>
+                <w:sz w:val="28"/>
+                <w:szCs w:val="28"/>
+                <w:lang w:val="vi-VN"/>
+              </w:rPr>
+              <w:t xml:space="preserve"> </w:t>
+            </w:r>
+            <w:r>
+              <w:rPr>
+                <w:rFonts w:ascii="Times New Roman" w:hAnsi="Times New Roman" w:cs="Times New Roman"/>
+                <w:color w:val="000000" w:themeColor="text1"/>
+                <w:sz w:val="28"/>
+                <w:szCs w:val="28"/>
+                <w:lang w:val="vi-VN"/>
+              </w:rPr>
+              <w:t>Ký văn bản.</w:t>
+            </w:r>
+          </w:p>
+          <w:p>
+            <w:pPr>
+              <w:pStyle w:val="ListParagraph"/>
+              <w:numPr>
+                <w:ilvl w:val="0"/>
+                <w:numId w:val="2"/>
+              </w:numPr>
+              <w:spacing w:beforeLines="100" w:before="240" w:afterLines="100" w:after="240" w:line="312" w:lineRule="auto"/>
+              <w:ind w:left="0"/>
+              <w:contextualSpacing w:val="0"/>
+              <w:jc w:val="both"/>
+              <w:rPr>
+                <w:rFonts w:ascii="Times New Roman" w:hAnsi="Times New Roman" w:cs="Times New Roman"/>
+                <w:color w:val="000000" w:themeColor="text1"/>
+                <w:sz w:val="28"/>
+                <w:szCs w:val="28"/>
+                <w:lang w:val="vi-VN"/>
+              </w:rPr>
+            </w:pPr>
+            <w:r>
+              <w:rPr>
+                <w:rFonts w:ascii="Times New Roman" w:hAnsi="Times New Roman" w:cs="Times New Roman"/>
+                <w:color w:val="000000" w:themeColor="text1"/>
+                <w:sz w:val="28"/>
+                <w:szCs w:val="28"/>
+                <w:lang w:val="vi-VN"/>
+              </w:rPr>
+              <w:t xml:space="preserve">- </w:t>
+            </w:r>
+            <w:r>
+              <w:rPr>
+                <w:rFonts w:ascii="Times New Roman" w:hAnsi="Times New Roman" w:cs="Times New Roman"/>
+                <w:color w:val="000000" w:themeColor="text1"/>
+                <w:sz w:val="28"/>
+                <w:szCs w:val="28"/>
+                <w:lang w:val="vi-VN"/>
+              </w:rPr>
+              <w:t>Xử lý các yêu cầu từ giao diện (sinh khóa, ký văn bản, xác minh chữ ký).</w:t>
+            </w:r>
+          </w:p>
+        </w:tc>
+        <w:tc>
+          <w:tcPr>
+            <w:tcW w:w="3194" w:type="dxa"/>
+            <w:vMerge/>
+          </w:tcPr>
+          <w:p>
+            <w:pPr>
               <w:spacing w:line="312" w:lineRule="auto"/>
               <w:jc w:val="both"/>
               <w:rPr>
                 <w:rFonts w:ascii="Times New Roman" w:hAnsi="Times New Roman" w:cs="Times New Roman"/>
-                <w:color w:val="000000" w:themeColor="text1"/>
-                <w:sz w:val="28"/>
-                <w:szCs w:val="28"/>
-                <w:lang w:val="vi-VN"/>
-              </w:rPr>
-            </w:pPr>
-            <w:r>
-              <w:rPr>
-                <w:rFonts w:ascii="Times New Roman" w:hAnsi="Times New Roman" w:cs="Times New Roman"/>
-                <w:color w:val="000000" w:themeColor="text1"/>
-                <w:sz w:val="28"/>
-                <w:szCs w:val="28"/>
-                <w:lang w:val="vi-VN"/>
-              </w:rPr>
-              <w:t>Xây dựng các phương thức điều khiển:</w:t>
-            </w:r>
-          </w:p>
-          <w:p>
-            <w:pPr>
-              <w:spacing w:line="312" w:lineRule="auto"/>
-              <w:ind w:left="651" w:firstLine="425"/>
-              <w:jc w:val="both"/>
-              <w:rPr>
-                <w:rFonts w:ascii="Times New Roman" w:hAnsi="Times New Roman" w:cs="Times New Roman"/>
-                <w:color w:val="000000" w:themeColor="text1"/>
-                <w:sz w:val="28"/>
-                <w:szCs w:val="28"/>
-                <w:lang w:val="vi-VN"/>
-              </w:rPr>
-            </w:pPr>
-            <w:r>
-              <w:rPr>
-                <w:rFonts w:ascii="Times New Roman" w:hAnsi="Times New Roman" w:cs="Times New Roman"/>
-                <w:color w:val="000000" w:themeColor="text1"/>
-                <w:sz w:val="28"/>
-                <w:szCs w:val="28"/>
-                <w:lang w:val="vi-VN"/>
-              </w:rPr>
-              <w:t xml:space="preserve">+ </w:t>
-            </w:r>
-            <w:r>
-              <w:rPr>
-                <w:rFonts w:ascii="Times New Roman" w:hAnsi="Times New Roman" w:cs="Times New Roman"/>
-                <w:color w:val="000000" w:themeColor="text1"/>
-                <w:sz w:val="28"/>
-                <w:szCs w:val="28"/>
-                <w:lang w:val="vi-VN"/>
-              </w:rPr>
-              <w:t>Xử lý các yêu cầu từ giao diện (sinh khóa, ký văn bản, xác minh chữ ký).</w:t>
-            </w:r>
-          </w:p>
-          <w:p>
-            <w:pPr>
-              <w:spacing w:line="312" w:lineRule="auto"/>
-              <w:ind w:left="651" w:firstLine="425"/>
-              <w:jc w:val="both"/>
-              <w:rPr>
-                <w:rFonts w:ascii="Times New Roman" w:hAnsi="Times New Roman" w:cs="Times New Roman"/>
-                <w:color w:val="000000" w:themeColor="text1"/>
-                <w:sz w:val="28"/>
-                <w:szCs w:val="28"/>
-                <w:lang w:val="vi-VN"/>
-              </w:rPr>
-            </w:pPr>
-            <w:r>
-              <w:rPr>
-                <w:rFonts w:ascii="Times New Roman" w:hAnsi="Times New Roman" w:cs="Times New Roman"/>
-                <w:color w:val="000000" w:themeColor="text1"/>
-                <w:sz w:val="28"/>
-                <w:szCs w:val="28"/>
-                <w:lang w:val="vi-VN"/>
-              </w:rPr>
-              <w:t xml:space="preserve">+ </w:t>
-            </w:r>
-            <w:r>
-              <w:rPr>
-                <w:rFonts w:ascii="Times New Roman" w:hAnsi="Times New Roman" w:cs="Times New Roman"/>
-                <w:color w:val="000000" w:themeColor="text1"/>
-                <w:sz w:val="28"/>
-                <w:szCs w:val="28"/>
-                <w:lang w:val="vi-VN"/>
-              </w:rPr>
-              <w:t>Quản lý phiên làm việc (session) và lịch sử hành động.</w:t>
-            </w:r>
-          </w:p>
-          <w:p>
-            <w:pPr>
-              <w:spacing w:line="312" w:lineRule="auto"/>
-              <w:ind w:left="651" w:firstLine="425"/>
-              <w:jc w:val="both"/>
-              <w:rPr>
-                <w:rFonts w:ascii="Times New Roman" w:hAnsi="Times New Roman" w:cs="Times New Roman"/>
-                <w:color w:val="000000" w:themeColor="text1"/>
-                <w:sz w:val="28"/>
-                <w:szCs w:val="28"/>
-                <w:lang w:val="vi-VN"/>
-              </w:rPr>
-            </w:pPr>
-            <w:r>
-              <w:rPr>
-                <w:rFonts w:ascii="Times New Roman" w:hAnsi="Times New Roman" w:cs="Times New Roman"/>
-                <w:color w:val="000000" w:themeColor="text1"/>
-                <w:sz w:val="28"/>
-                <w:szCs w:val="28"/>
-                <w:lang w:val="vi-VN"/>
-              </w:rPr>
-              <w:t xml:space="preserve">+ </w:t>
-            </w:r>
-            <w:r>
-              <w:rPr>
-                <w:rFonts w:ascii="Times New Roman" w:hAnsi="Times New Roman" w:cs="Times New Roman"/>
-                <w:color w:val="000000" w:themeColor="text1"/>
-                <w:sz w:val="28"/>
-                <w:szCs w:val="28"/>
-                <w:lang w:val="vi-VN"/>
-              </w:rPr>
-              <w:t>Xử lý các lỗi logic và đầu vào không hợp lệ.</w:t>
-            </w:r>
-          </w:p>
-        </w:tc>
-        <w:tc>
-          <w:tcPr>
-            <w:tcW w:w="3402" w:type="dxa"/>
-            <w:vMerge/>
-          </w:tcPr>
-          <w:p>
-            <w:pPr>
-              <w:spacing w:line="312" w:lineRule="auto"/>
-              <w:rPr>
-                <w:rFonts w:ascii="Times New Roman" w:hAnsi="Times New Roman" w:cs="Times New Roman"/>
-                <w:color w:val="FF0000"/>
-                <w:sz w:val="28"/>
-                <w:szCs w:val="28"/>
-              </w:rPr>
-            </w:pPr>
-          </w:p>
-        </w:tc>
-        <w:tc>
-          <w:tcPr>
-            <w:tcW w:w="2693" w:type="dxa"/>
+                <w:color w:val="FF0000"/>
+                <w:sz w:val="28"/>
+                <w:szCs w:val="28"/>
+              </w:rPr>
+            </w:pPr>
+          </w:p>
+        </w:tc>
+        <w:tc>
+          <w:tcPr>
+            <w:tcW w:w="2512" w:type="dxa"/>
           </w:tcPr>
           <w:p>
             <w:pPr>
@@ -4334,7 +3674,8 @@
         </w:trPr>
         <w:tc>
           <w:tcPr>
-            <w:tcW w:w="843" w:type="dxa"/>
+            <w:tcW w:w="841" w:type="dxa"/>
+            <w:vMerge/>
             <w:vAlign w:val="center"/>
           </w:tcPr>
           <w:p>
@@ -4345,13 +3686,14 @@
                 <w:color w:val="000000" w:themeColor="text1"/>
                 <w:sz w:val="28"/>
                 <w:szCs w:val="28"/>
-              </w:rPr>
-            </w:pPr>
-          </w:p>
-        </w:tc>
-        <w:tc>
-          <w:tcPr>
-            <w:tcW w:w="2077" w:type="dxa"/>
+                <w:lang w:val="vi-VN"/>
+              </w:rPr>
+            </w:pPr>
+          </w:p>
+        </w:tc>
+        <w:tc>
+          <w:tcPr>
+            <w:tcW w:w="1970" w:type="dxa"/>
             <w:vAlign w:val="center"/>
           </w:tcPr>
           <w:p>
@@ -4377,12 +3719,12 @@
         </w:tc>
         <w:tc>
           <w:tcPr>
-            <w:tcW w:w="4163" w:type="dxa"/>
+            <w:tcW w:w="4661" w:type="dxa"/>
             <w:vAlign w:val="center"/>
           </w:tcPr>
           <w:p>
             <w:pPr>
-              <w:spacing w:line="312" w:lineRule="auto"/>
+              <w:spacing w:beforeLines="100" w:before="240" w:afterLines="100" w:after="240" w:line="312" w:lineRule="auto"/>
               <w:jc w:val="both"/>
               <w:rPr>
                 <w:rFonts w:ascii="Times New Roman" w:hAnsi="Times New Roman" w:cs="Times New Roman"/>
@@ -4410,127 +3752,47 @@
                 <w:ilvl w:val="0"/>
                 <w:numId w:val="2"/>
               </w:numPr>
-              <w:spacing w:line="312" w:lineRule="auto"/>
-              <w:jc w:val="both"/>
-              <w:rPr>
-                <w:rFonts w:ascii="Times New Roman" w:hAnsi="Times New Roman" w:cs="Times New Roman"/>
-                <w:color w:val="000000" w:themeColor="text1"/>
-                <w:sz w:val="28"/>
-                <w:szCs w:val="28"/>
-                <w:lang w:val="vi-VN"/>
-              </w:rPr>
-            </w:pPr>
-            <w:r>
-              <w:rPr>
-                <w:rFonts w:ascii="Times New Roman" w:hAnsi="Times New Roman" w:cs="Times New Roman"/>
-                <w:color w:val="000000" w:themeColor="text1"/>
-                <w:sz w:val="28"/>
-                <w:szCs w:val="28"/>
-                <w:lang w:val="vi-VN"/>
-              </w:rPr>
-              <w:t>Thiết kế giao diện người dùng:</w:t>
-            </w:r>
-          </w:p>
-          <w:p>
-            <w:pPr>
-              <w:spacing w:line="312" w:lineRule="auto"/>
-              <w:ind w:left="651" w:firstLine="283"/>
-              <w:jc w:val="both"/>
-              <w:rPr>
-                <w:rFonts w:ascii="Times New Roman" w:hAnsi="Times New Roman" w:cs="Times New Roman"/>
-                <w:color w:val="000000" w:themeColor="text1"/>
-                <w:sz w:val="28"/>
-                <w:szCs w:val="28"/>
-                <w:lang w:val="vi-VN"/>
-              </w:rPr>
-            </w:pPr>
-            <w:r>
-              <w:rPr>
-                <w:rFonts w:ascii="Times New Roman" w:hAnsi="Times New Roman" w:cs="Times New Roman"/>
-                <w:color w:val="000000" w:themeColor="text1"/>
-                <w:sz w:val="28"/>
-                <w:szCs w:val="28"/>
-                <w:lang w:val="vi-VN"/>
-              </w:rPr>
-              <w:t xml:space="preserve">+ </w:t>
-            </w:r>
-            <w:r>
-              <w:rPr>
-                <w:rFonts w:ascii="Times New Roman" w:hAnsi="Times New Roman" w:cs="Times New Roman"/>
-                <w:color w:val="000000" w:themeColor="text1"/>
-                <w:sz w:val="28"/>
-                <w:szCs w:val="28"/>
-                <w:lang w:val="vi-VN"/>
-              </w:rPr>
-              <w:t>Bố cục các bước (sinh khóa, ký, xác minh).</w:t>
-            </w:r>
-          </w:p>
-          <w:p>
-            <w:pPr>
-              <w:spacing w:line="312" w:lineRule="auto"/>
-              <w:ind w:left="651" w:firstLine="283"/>
-              <w:jc w:val="both"/>
-              <w:rPr>
-                <w:rFonts w:ascii="Times New Roman" w:hAnsi="Times New Roman" w:cs="Times New Roman"/>
-                <w:color w:val="000000" w:themeColor="text1"/>
-                <w:sz w:val="28"/>
-                <w:szCs w:val="28"/>
-                <w:lang w:val="vi-VN"/>
-              </w:rPr>
-            </w:pPr>
-            <w:r>
-              <w:rPr>
-                <w:rFonts w:ascii="Times New Roman" w:hAnsi="Times New Roman" w:cs="Times New Roman"/>
-                <w:color w:val="000000" w:themeColor="text1"/>
-                <w:sz w:val="28"/>
-                <w:szCs w:val="28"/>
-                <w:lang w:val="vi-VN"/>
-              </w:rPr>
-              <w:t xml:space="preserve">+ </w:t>
-            </w:r>
-            <w:r>
-              <w:rPr>
-                <w:rFonts w:ascii="Times New Roman" w:hAnsi="Times New Roman" w:cs="Times New Roman"/>
-                <w:color w:val="000000" w:themeColor="text1"/>
-                <w:sz w:val="28"/>
-                <w:szCs w:val="28"/>
-                <w:lang w:val="vi-VN"/>
-              </w:rPr>
-              <w:t>Hiển thị thông tin khóa, chữ ký, và kết quả xác minh.</w:t>
-            </w:r>
-          </w:p>
-          <w:p>
-            <w:pPr>
-              <w:spacing w:line="312" w:lineRule="auto"/>
-              <w:ind w:left="651" w:firstLine="283"/>
-              <w:jc w:val="both"/>
-              <w:rPr>
-                <w:rFonts w:ascii="Times New Roman" w:hAnsi="Times New Roman" w:cs="Times New Roman"/>
-                <w:color w:val="000000" w:themeColor="text1"/>
-                <w:sz w:val="28"/>
-                <w:szCs w:val="28"/>
-                <w:lang w:val="vi-VN"/>
-              </w:rPr>
-            </w:pPr>
-            <w:r>
-              <w:rPr>
-                <w:rFonts w:ascii="Times New Roman" w:hAnsi="Times New Roman" w:cs="Times New Roman"/>
-                <w:color w:val="000000" w:themeColor="text1"/>
-                <w:sz w:val="28"/>
-                <w:szCs w:val="28"/>
-                <w:lang w:val="vi-VN"/>
-              </w:rPr>
-              <w:t xml:space="preserve">+ </w:t>
-            </w:r>
-            <w:r>
-              <w:rPr>
-                <w:rFonts w:ascii="Times New Roman" w:hAnsi="Times New Roman" w:cs="Times New Roman"/>
-                <w:color w:val="000000" w:themeColor="text1"/>
-                <w:sz w:val="28"/>
-                <w:szCs w:val="28"/>
-                <w:lang w:val="vi-VN"/>
-              </w:rPr>
-              <w:t>Thêm các thông báo thành công/lỗi.</w:t>
+              <w:spacing w:beforeLines="100" w:before="240" w:afterLines="100" w:after="240" w:line="312" w:lineRule="auto"/>
+              <w:ind w:left="0"/>
+              <w:contextualSpacing w:val="0"/>
+              <w:jc w:val="both"/>
+              <w:rPr>
+                <w:rFonts w:ascii="Times New Roman" w:hAnsi="Times New Roman" w:cs="Times New Roman"/>
+                <w:color w:val="000000" w:themeColor="text1"/>
+                <w:sz w:val="28"/>
+                <w:szCs w:val="28"/>
+                <w:lang w:val="vi-VN"/>
+              </w:rPr>
+            </w:pPr>
+            <w:r>
+              <w:rPr>
+                <w:rFonts w:ascii="Times New Roman" w:hAnsi="Times New Roman" w:cs="Times New Roman"/>
+                <w:color w:val="000000" w:themeColor="text1"/>
+                <w:sz w:val="28"/>
+                <w:szCs w:val="28"/>
+                <w:lang w:val="vi-VN"/>
+              </w:rPr>
+              <w:t xml:space="preserve">- </w:t>
+            </w:r>
+            <w:r>
+              <w:rPr>
+                <w:rFonts w:ascii="Times New Roman" w:hAnsi="Times New Roman" w:cs="Times New Roman"/>
+                <w:color w:val="000000" w:themeColor="text1"/>
+                <w:sz w:val="28"/>
+                <w:szCs w:val="28"/>
+                <w:lang w:val="vi-VN"/>
+              </w:rPr>
+              <w:t xml:space="preserve">Code phần </w:t>
+            </w:r>
+            <w:r>
+              <w:rPr>
+                <w:rFonts w:ascii="Times New Roman" w:hAnsi="Times New Roman" w:cs="Times New Roman"/>
+                <w:color w:val="000000" w:themeColor="text1"/>
+                <w:sz w:val="28"/>
+                <w:szCs w:val="28"/>
+                <w:lang w:val="vi-VN"/>
+              </w:rPr>
+              <w:t>Xác minh chữ ký.</w:t>
             </w:r>
           </w:p>
           <w:p>
@@ -4540,48 +3802,102 @@
                 <w:ilvl w:val="0"/>
                 <w:numId w:val="2"/>
               </w:numPr>
+              <w:spacing w:beforeLines="100" w:before="240" w:afterLines="100" w:after="240" w:line="312" w:lineRule="auto"/>
+              <w:ind w:left="0"/>
+              <w:contextualSpacing w:val="0"/>
+              <w:jc w:val="both"/>
+              <w:rPr>
+                <w:rFonts w:ascii="Times New Roman" w:hAnsi="Times New Roman" w:cs="Times New Roman"/>
+                <w:color w:val="000000" w:themeColor="text1"/>
+                <w:sz w:val="28"/>
+                <w:szCs w:val="28"/>
+                <w:lang w:val="vi-VN"/>
+              </w:rPr>
+            </w:pPr>
+            <w:r>
+              <w:rPr>
+                <w:rFonts w:ascii="Times New Roman" w:hAnsi="Times New Roman" w:cs="Times New Roman"/>
+                <w:color w:val="000000" w:themeColor="text1"/>
+                <w:sz w:val="28"/>
+                <w:szCs w:val="28"/>
+                <w:lang w:val="vi-VN"/>
+              </w:rPr>
+              <w:lastRenderedPageBreak/>
+              <w:t xml:space="preserve">- </w:t>
+            </w:r>
+            <w:r>
+              <w:rPr>
+                <w:rFonts w:ascii="Times New Roman" w:hAnsi="Times New Roman" w:cs="Times New Roman"/>
+                <w:color w:val="000000" w:themeColor="text1"/>
+                <w:sz w:val="28"/>
+                <w:szCs w:val="28"/>
+                <w:lang w:val="vi-VN"/>
+              </w:rPr>
+              <w:t>Thiết kế giao diện người dùng</w:t>
+            </w:r>
+          </w:p>
+          <w:p>
+            <w:pPr>
+              <w:pStyle w:val="ListParagraph"/>
+              <w:numPr>
+                <w:ilvl w:val="0"/>
+                <w:numId w:val="2"/>
+              </w:numPr>
+              <w:spacing w:beforeLines="100" w:before="240" w:afterLines="100" w:after="240" w:line="312" w:lineRule="auto"/>
+              <w:ind w:left="0"/>
+              <w:contextualSpacing w:val="0"/>
+              <w:jc w:val="both"/>
+              <w:rPr>
+                <w:rFonts w:ascii="Times New Roman" w:hAnsi="Times New Roman" w:cs="Times New Roman"/>
+                <w:color w:val="000000" w:themeColor="text1"/>
+                <w:sz w:val="28"/>
+                <w:szCs w:val="28"/>
+                <w:lang w:val="vi-VN"/>
+              </w:rPr>
+            </w:pPr>
+            <w:r>
+              <w:rPr>
+                <w:rFonts w:ascii="Times New Roman" w:hAnsi="Times New Roman" w:cs="Times New Roman"/>
+                <w:color w:val="000000" w:themeColor="text1"/>
+                <w:sz w:val="28"/>
+                <w:szCs w:val="28"/>
+                <w:lang w:val="vi-VN"/>
+              </w:rPr>
+              <w:t xml:space="preserve">- </w:t>
+            </w:r>
+            <w:r>
+              <w:rPr>
+                <w:rFonts w:ascii="Times New Roman" w:hAnsi="Times New Roman" w:cs="Times New Roman"/>
+                <w:color w:val="000000" w:themeColor="text1"/>
+                <w:sz w:val="28"/>
+                <w:szCs w:val="28"/>
+                <w:lang w:val="vi-VN"/>
+              </w:rPr>
+              <w:t>Kết nối giao diện với API</w:t>
+            </w:r>
+          </w:p>
+        </w:tc>
+        <w:tc>
+          <w:tcPr>
+            <w:tcW w:w="3194" w:type="dxa"/>
+            <w:vMerge/>
+          </w:tcPr>
+          <w:p>
+            <w:pPr>
               <w:spacing w:line="312" w:lineRule="auto"/>
               <w:jc w:val="both"/>
               <w:rPr>
                 <w:rFonts w:ascii="Times New Roman" w:hAnsi="Times New Roman" w:cs="Times New Roman"/>
-                <w:color w:val="000000" w:themeColor="text1"/>
-                <w:sz w:val="28"/>
-                <w:szCs w:val="28"/>
-                <w:lang w:val="vi-VN"/>
-              </w:rPr>
-            </w:pPr>
-            <w:r>
-              <w:rPr>
-                <w:rFonts w:ascii="Times New Roman" w:hAnsi="Times New Roman" w:cs="Times New Roman"/>
-                <w:color w:val="000000" w:themeColor="text1"/>
-                <w:sz w:val="28"/>
-                <w:szCs w:val="28"/>
-                <w:lang w:val="vi-VN"/>
-              </w:rPr>
-              <w:t>Kết nối giao diện với API</w:t>
-            </w:r>
-          </w:p>
-        </w:tc>
-        <w:tc>
-          <w:tcPr>
-            <w:tcW w:w="3402" w:type="dxa"/>
-            <w:vMerge/>
-          </w:tcPr>
-          <w:p>
-            <w:pPr>
-              <w:spacing w:line="312" w:lineRule="auto"/>
-              <w:rPr>
-                <w:rFonts w:ascii="Times New Roman" w:hAnsi="Times New Roman" w:cs="Times New Roman"/>
-                <w:color w:val="FF0000"/>
-                <w:sz w:val="28"/>
-                <w:szCs w:val="28"/>
-              </w:rPr>
-            </w:pPr>
-          </w:p>
-        </w:tc>
-        <w:tc>
-          <w:tcPr>
-            <w:tcW w:w="2693" w:type="dxa"/>
+                <w:color w:val="FF0000"/>
+                <w:sz w:val="28"/>
+                <w:szCs w:val="28"/>
+              </w:rPr>
+            </w:pPr>
+          </w:p>
+        </w:tc>
+        <w:tc>
+          <w:tcPr>
+            <w:tcW w:w="2512" w:type="dxa"/>
           </w:tcPr>
           <w:p>
             <w:pPr>
@@ -4601,7 +3917,7 @@
         </w:trPr>
         <w:tc>
           <w:tcPr>
-            <w:tcW w:w="843" w:type="dxa"/>
+            <w:tcW w:w="841" w:type="dxa"/>
             <w:vMerge w:val="restart"/>
             <w:vAlign w:val="center"/>
           </w:tcPr>
@@ -4622,14 +3938,13 @@
                 <w:sz w:val="28"/>
                 <w:szCs w:val="28"/>
               </w:rPr>
-              <w:lastRenderedPageBreak/>
               <w:t>4</w:t>
             </w:r>
           </w:p>
         </w:tc>
         <w:tc>
           <w:tcPr>
-            <w:tcW w:w="2077" w:type="dxa"/>
+            <w:tcW w:w="1970" w:type="dxa"/>
             <w:vAlign w:val="center"/>
           </w:tcPr>
           <w:p>
@@ -4655,58 +3970,114 @@
         </w:tc>
         <w:tc>
           <w:tcPr>
-            <w:tcW w:w="4163" w:type="dxa"/>
+            <w:tcW w:w="4661" w:type="dxa"/>
+          </w:tcPr>
+          <w:p>
+            <w:pPr>
+              <w:spacing w:beforeLines="100" w:before="240" w:afterLines="100" w:after="240" w:line="312" w:lineRule="auto"/>
+              <w:jc w:val="both"/>
+              <w:rPr>
+                <w:rFonts w:ascii="Times New Roman" w:hAnsi="Times New Roman" w:cs="Times New Roman"/>
+                <w:color w:val="000000" w:themeColor="text1"/>
+                <w:sz w:val="28"/>
+                <w:szCs w:val="28"/>
+                <w:lang w:val="vi-VN"/>
+              </w:rPr>
+            </w:pPr>
+            <w:r>
+              <w:rPr>
+                <w:rFonts w:ascii="Times New Roman" w:hAnsi="Times New Roman" w:cs="Times New Roman"/>
+                <w:color w:val="000000" w:themeColor="text1"/>
+                <w:sz w:val="28"/>
+                <w:szCs w:val="28"/>
+                <w:lang w:val="vi-VN"/>
+              </w:rPr>
+              <w:t>-</w:t>
+            </w:r>
+            <w:r>
+              <w:rPr>
+                <w:rFonts w:ascii="Times New Roman" w:hAnsi="Times New Roman" w:cs="Times New Roman"/>
+                <w:color w:val="000000" w:themeColor="text1"/>
+                <w:sz w:val="28"/>
+                <w:szCs w:val="28"/>
+                <w:lang w:val="vi-VN"/>
+              </w:rPr>
+              <w:t xml:space="preserve"> </w:t>
+            </w:r>
+            <w:r>
+              <w:rPr>
+                <w:rFonts w:ascii="Times New Roman" w:hAnsi="Times New Roman" w:cs="Times New Roman"/>
+                <w:sz w:val="28"/>
+                <w:szCs w:val="28"/>
+              </w:rPr>
+              <w:t>Soạn thảo</w:t>
+            </w:r>
+            <w:r>
+              <w:rPr>
+                <w:lang w:val="vi-VN"/>
+              </w:rPr>
+              <w:t xml:space="preserve"> </w:t>
+            </w:r>
+            <w:r>
+              <w:rPr>
+                <w:rFonts w:ascii="Times New Roman" w:hAnsi="Times New Roman" w:cs="Times New Roman"/>
+                <w:color w:val="000000" w:themeColor="text1"/>
+                <w:sz w:val="28"/>
+                <w:szCs w:val="28"/>
+                <w:lang w:val="vi-VN"/>
+              </w:rPr>
+              <w:t>phần Cài đặt thuật toán và giao diện chương trình ngôn ngữ Java</w:t>
+            </w:r>
+          </w:p>
+        </w:tc>
+        <w:tc>
+          <w:tcPr>
+            <w:tcW w:w="3194" w:type="dxa"/>
+            <w:vMerge w:val="restart"/>
           </w:tcPr>
           <w:p>
             <w:pPr>
               <w:spacing w:line="312" w:lineRule="auto"/>
-              <w:rPr>
-                <w:rFonts w:ascii="Times New Roman" w:hAnsi="Times New Roman" w:cs="Times New Roman"/>
-                <w:color w:val="000000" w:themeColor="text1"/>
-                <w:sz w:val="28"/>
-                <w:szCs w:val="28"/>
-              </w:rPr>
-            </w:pPr>
-            <w:r>
-              <w:rPr>
-                <w:rFonts w:ascii="Times New Roman" w:hAnsi="Times New Roman" w:cs="Times New Roman"/>
-                <w:color w:val="000000" w:themeColor="text1"/>
-                <w:sz w:val="28"/>
-                <w:szCs w:val="28"/>
-                <w:lang w:val="vi-VN"/>
-              </w:rPr>
-              <w:t>-</w:t>
-            </w:r>
-            <w:r>
-              <w:rPr>
-                <w:rFonts w:ascii="Times New Roman" w:hAnsi="Times New Roman" w:cs="Times New Roman"/>
-                <w:color w:val="000000" w:themeColor="text1"/>
-                <w:sz w:val="28"/>
-                <w:szCs w:val="28"/>
-                <w:lang w:val="vi-VN"/>
-              </w:rPr>
-              <w:t xml:space="preserve"> </w:t>
-            </w:r>
-            <w:r>
-              <w:rPr>
-                <w:rFonts w:ascii="Times New Roman" w:hAnsi="Times New Roman" w:cs="Times New Roman"/>
-                <w:color w:val="000000" w:themeColor="text1"/>
-                <w:sz w:val="28"/>
-                <w:szCs w:val="28"/>
-                <w:lang w:val="vi-VN"/>
-              </w:rPr>
-              <w:t>Làm word phần Cài đặt thuật toán và giao diện chương trình ngôn ngữ Java</w:t>
-            </w:r>
-          </w:p>
-        </w:tc>
-        <w:tc>
-          <w:tcPr>
-            <w:tcW w:w="3402" w:type="dxa"/>
-            <w:vMerge w:val="restart"/>
-          </w:tcPr>
+              <w:jc w:val="both"/>
+              <w:rPr>
+                <w:rFonts w:ascii="Times New Roman" w:hAnsi="Times New Roman" w:cs="Times New Roman"/>
+                <w:color w:val="000000" w:themeColor="text1"/>
+                <w:sz w:val="28"/>
+                <w:szCs w:val="28"/>
+                <w:lang w:val="vi-VN"/>
+              </w:rPr>
+            </w:pPr>
+          </w:p>
           <w:p>
             <w:pPr>
               <w:spacing w:line="312" w:lineRule="auto"/>
+              <w:jc w:val="both"/>
+              <w:rPr>
+                <w:rFonts w:ascii="Times New Roman" w:hAnsi="Times New Roman" w:cs="Times New Roman"/>
+                <w:color w:val="000000" w:themeColor="text1"/>
+                <w:sz w:val="28"/>
+                <w:szCs w:val="28"/>
+                <w:lang w:val="vi-VN"/>
+              </w:rPr>
+            </w:pPr>
+          </w:p>
+          <w:p>
+            <w:pPr>
+              <w:spacing w:line="312" w:lineRule="auto"/>
+              <w:jc w:val="both"/>
+              <w:rPr>
+                <w:rFonts w:ascii="Times New Roman" w:hAnsi="Times New Roman" w:cs="Times New Roman"/>
+                <w:color w:val="000000" w:themeColor="text1"/>
+                <w:sz w:val="28"/>
+                <w:szCs w:val="28"/>
+                <w:lang w:val="vi-VN"/>
+              </w:rPr>
+            </w:pPr>
+          </w:p>
+          <w:p>
+            <w:pPr>
+              <w:spacing w:before="100" w:after="100" w:line="312" w:lineRule="auto"/>
+              <w:jc w:val="both"/>
               <w:rPr>
                 <w:rFonts w:ascii="Times New Roman" w:hAnsi="Times New Roman" w:cs="Times New Roman"/>
                 <w:color w:val="000000" w:themeColor="text1"/>
@@ -4728,7 +4099,8 @@
           </w:p>
           <w:p>
             <w:pPr>
-              <w:spacing w:line="312" w:lineRule="auto"/>
+              <w:spacing w:before="100" w:after="100" w:line="312" w:lineRule="auto"/>
+              <w:jc w:val="both"/>
               <w:rPr>
                 <w:rFonts w:ascii="Times New Roman" w:hAnsi="Times New Roman" w:cs="Times New Roman"/>
                 <w:color w:val="000000" w:themeColor="text1"/>
@@ -4751,7 +4123,7 @@
         </w:tc>
         <w:tc>
           <w:tcPr>
-            <w:tcW w:w="2693" w:type="dxa"/>
+            <w:tcW w:w="2512" w:type="dxa"/>
           </w:tcPr>
           <w:p>
             <w:pPr>
@@ -4771,7 +4143,7 @@
         </w:trPr>
         <w:tc>
           <w:tcPr>
-            <w:tcW w:w="843" w:type="dxa"/>
+            <w:tcW w:w="841" w:type="dxa"/>
             <w:vMerge/>
           </w:tcPr>
           <w:p>
@@ -4788,7 +4160,7 @@
         </w:tc>
         <w:tc>
           <w:tcPr>
-            <w:tcW w:w="2077" w:type="dxa"/>
+            <w:tcW w:w="1970" w:type="dxa"/>
             <w:vAlign w:val="center"/>
           </w:tcPr>
           <w:p>
@@ -4814,71 +4186,87 @@
         </w:tc>
         <w:tc>
           <w:tcPr>
-            <w:tcW w:w="4163" w:type="dxa"/>
+            <w:tcW w:w="4661" w:type="dxa"/>
+          </w:tcPr>
+          <w:p>
+            <w:pPr>
+              <w:spacing w:beforeLines="100" w:before="240" w:afterLines="100" w:after="240" w:line="312" w:lineRule="auto"/>
+              <w:jc w:val="both"/>
+              <w:rPr>
+                <w:rFonts w:ascii="Times New Roman" w:hAnsi="Times New Roman" w:cs="Times New Roman"/>
+                <w:color w:val="000000" w:themeColor="text1"/>
+                <w:sz w:val="28"/>
+                <w:szCs w:val="28"/>
+                <w:lang w:val="vi-VN"/>
+              </w:rPr>
+            </w:pPr>
+            <w:r>
+              <w:rPr>
+                <w:rFonts w:ascii="Times New Roman" w:hAnsi="Times New Roman" w:cs="Times New Roman"/>
+                <w:color w:val="000000" w:themeColor="text1"/>
+                <w:sz w:val="28"/>
+                <w:szCs w:val="28"/>
+                <w:lang w:val="vi-VN"/>
+              </w:rPr>
+              <w:t>-</w:t>
+            </w:r>
+            <w:r>
+              <w:rPr>
+                <w:rFonts w:ascii="Times New Roman" w:hAnsi="Times New Roman" w:cs="Times New Roman"/>
+                <w:color w:val="000000" w:themeColor="text1"/>
+                <w:sz w:val="28"/>
+                <w:szCs w:val="28"/>
+                <w:lang w:val="vi-VN"/>
+              </w:rPr>
+              <w:t xml:space="preserve"> </w:t>
+            </w:r>
+            <w:r>
+              <w:rPr>
+                <w:rFonts w:ascii="Times New Roman" w:hAnsi="Times New Roman" w:cs="Times New Roman"/>
+                <w:sz w:val="28"/>
+                <w:szCs w:val="28"/>
+              </w:rPr>
+              <w:t>Soạn thảo</w:t>
+            </w:r>
+            <w:r>
+              <w:rPr>
+                <w:lang w:val="vi-VN"/>
+              </w:rPr>
+              <w:t xml:space="preserve"> </w:t>
+            </w:r>
+            <w:r>
+              <w:rPr>
+                <w:rFonts w:ascii="Times New Roman" w:hAnsi="Times New Roman" w:cs="Times New Roman"/>
+                <w:color w:val="000000" w:themeColor="text1"/>
+                <w:sz w:val="28"/>
+                <w:szCs w:val="28"/>
+                <w:lang w:val="vi-VN"/>
+              </w:rPr>
+              <w:t>phần Cài đặt thuật toán và giao diện chương trình ngôn ngữ C#</w:t>
+            </w:r>
+          </w:p>
+        </w:tc>
+        <w:tc>
+          <w:tcPr>
+            <w:tcW w:w="3194" w:type="dxa"/>
+            <w:vMerge/>
           </w:tcPr>
           <w:p>
             <w:pPr>
               <w:spacing w:line="312" w:lineRule="auto"/>
-              <w:rPr>
-                <w:rFonts w:ascii="Times New Roman" w:hAnsi="Times New Roman" w:cs="Times New Roman"/>
-                <w:color w:val="000000" w:themeColor="text1"/>
-                <w:sz w:val="28"/>
-                <w:szCs w:val="28"/>
-                <w:lang w:val="vi-VN"/>
-              </w:rPr>
-            </w:pPr>
-            <w:r>
-              <w:rPr>
-                <w:rFonts w:ascii="Times New Roman" w:hAnsi="Times New Roman" w:cs="Times New Roman"/>
-                <w:color w:val="000000" w:themeColor="text1"/>
-                <w:sz w:val="28"/>
-                <w:szCs w:val="28"/>
-                <w:lang w:val="vi-VN"/>
-              </w:rPr>
-              <w:t>-</w:t>
-            </w:r>
-            <w:r>
-              <w:rPr>
-                <w:rFonts w:ascii="Times New Roman" w:hAnsi="Times New Roman" w:cs="Times New Roman"/>
-                <w:color w:val="000000" w:themeColor="text1"/>
-                <w:sz w:val="28"/>
-                <w:szCs w:val="28"/>
-                <w:lang w:val="vi-VN"/>
-              </w:rPr>
-              <w:t xml:space="preserve"> </w:t>
-            </w:r>
-            <w:r>
-              <w:rPr>
-                <w:rFonts w:ascii="Times New Roman" w:hAnsi="Times New Roman" w:cs="Times New Roman"/>
-                <w:color w:val="000000" w:themeColor="text1"/>
-                <w:sz w:val="28"/>
-                <w:szCs w:val="28"/>
-                <w:lang w:val="vi-VN"/>
-              </w:rPr>
-              <w:t>Làm word phần Cài đặt thuật toán và giao diện chương trình ngôn ngữ C#</w:t>
-            </w:r>
-          </w:p>
-        </w:tc>
-        <w:tc>
-          <w:tcPr>
-            <w:tcW w:w="3402" w:type="dxa"/>
-            <w:vMerge/>
-          </w:tcPr>
-          <w:p>
-            <w:pPr>
-              <w:spacing w:line="312" w:lineRule="auto"/>
-              <w:rPr>
-                <w:rFonts w:ascii="Times New Roman" w:hAnsi="Times New Roman" w:cs="Times New Roman"/>
-                <w:color w:val="000000" w:themeColor="text1"/>
-                <w:sz w:val="28"/>
-                <w:szCs w:val="28"/>
-              </w:rPr>
-            </w:pPr>
-          </w:p>
-        </w:tc>
-        <w:tc>
-          <w:tcPr>
-            <w:tcW w:w="2693" w:type="dxa"/>
+              <w:jc w:val="both"/>
+              <w:rPr>
+                <w:rFonts w:ascii="Times New Roman" w:hAnsi="Times New Roman" w:cs="Times New Roman"/>
+                <w:color w:val="000000" w:themeColor="text1"/>
+                <w:sz w:val="28"/>
+                <w:szCs w:val="28"/>
+              </w:rPr>
+            </w:pPr>
+          </w:p>
+        </w:tc>
+        <w:tc>
+          <w:tcPr>
+            <w:tcW w:w="2512" w:type="dxa"/>
           </w:tcPr>
           <w:p>
             <w:pPr>
@@ -4898,7 +4286,7 @@
         </w:trPr>
         <w:tc>
           <w:tcPr>
-            <w:tcW w:w="843" w:type="dxa"/>
+            <w:tcW w:w="841" w:type="dxa"/>
             <w:vMerge/>
           </w:tcPr>
           <w:p>
@@ -4915,7 +4303,7 @@
         </w:tc>
         <w:tc>
           <w:tcPr>
-            <w:tcW w:w="2077" w:type="dxa"/>
+            <w:tcW w:w="1970" w:type="dxa"/>
             <w:vAlign w:val="center"/>
           </w:tcPr>
           <w:p>
@@ -4941,10 +4329,12 @@
         </w:tc>
         <w:tc>
           <w:tcPr>
-            <w:tcW w:w="4163" w:type="dxa"/>
-          </w:tcPr>
-          <w:p>
-            <w:pPr>
+            <w:tcW w:w="4661" w:type="dxa"/>
+          </w:tcPr>
+          <w:p>
+            <w:pPr>
+              <w:spacing w:beforeLines="100" w:before="240" w:afterLines="100" w:after="240" w:line="312" w:lineRule="auto"/>
+              <w:jc w:val="both"/>
               <w:rPr>
                 <w:rFonts w:ascii="Times New Roman" w:hAnsi="Times New Roman" w:cs="Times New Roman"/>
                 <w:color w:val="000000" w:themeColor="text1"/>
@@ -4987,24 +4377,25 @@
         </w:tc>
         <w:tc>
           <w:tcPr>
-            <w:tcW w:w="3402" w:type="dxa"/>
+            <w:tcW w:w="3194" w:type="dxa"/>
             <w:vMerge/>
           </w:tcPr>
           <w:p>
             <w:pPr>
               <w:spacing w:line="312" w:lineRule="auto"/>
-              <w:rPr>
-                <w:rFonts w:ascii="Times New Roman" w:hAnsi="Times New Roman" w:cs="Times New Roman"/>
-                <w:color w:val="000000" w:themeColor="text1"/>
-                <w:sz w:val="28"/>
-                <w:szCs w:val="28"/>
-              </w:rPr>
-            </w:pPr>
-          </w:p>
-        </w:tc>
-        <w:tc>
-          <w:tcPr>
-            <w:tcW w:w="2693" w:type="dxa"/>
+              <w:jc w:val="both"/>
+              <w:rPr>
+                <w:rFonts w:ascii="Times New Roman" w:hAnsi="Times New Roman" w:cs="Times New Roman"/>
+                <w:color w:val="000000" w:themeColor="text1"/>
+                <w:sz w:val="28"/>
+                <w:szCs w:val="28"/>
+              </w:rPr>
+            </w:pPr>
+          </w:p>
+        </w:tc>
+        <w:tc>
+          <w:tcPr>
+            <w:tcW w:w="2512" w:type="dxa"/>
           </w:tcPr>
           <w:p>
             <w:pPr>
@@ -5024,7 +4415,7 @@
         </w:trPr>
         <w:tc>
           <w:tcPr>
-            <w:tcW w:w="843" w:type="dxa"/>
+            <w:tcW w:w="841" w:type="dxa"/>
             <w:vMerge/>
           </w:tcPr>
           <w:p>
@@ -5041,7 +4432,7 @@
         </w:tc>
         <w:tc>
           <w:tcPr>
-            <w:tcW w:w="2077" w:type="dxa"/>
+            <w:tcW w:w="1970" w:type="dxa"/>
             <w:vAlign w:val="center"/>
           </w:tcPr>
           <w:p>
@@ -5067,16 +4458,147 @@
         </w:tc>
         <w:tc>
           <w:tcPr>
-            <w:tcW w:w="4163" w:type="dxa"/>
+            <w:tcW w:w="4661" w:type="dxa"/>
+          </w:tcPr>
+          <w:p>
+            <w:pPr>
+              <w:spacing w:beforeLines="100" w:before="240" w:afterLines="100" w:after="240" w:line="312" w:lineRule="auto"/>
+              <w:jc w:val="both"/>
+              <w:rPr>
+                <w:rFonts w:ascii="Times New Roman" w:hAnsi="Times New Roman" w:cs="Times New Roman"/>
+                <w:color w:val="000000" w:themeColor="text1"/>
+                <w:sz w:val="28"/>
+                <w:szCs w:val="28"/>
+                <w:lang w:val="vi-VN"/>
+              </w:rPr>
+            </w:pPr>
+            <w:r>
+              <w:rPr>
+                <w:rFonts w:ascii="Times New Roman" w:hAnsi="Times New Roman" w:cs="Times New Roman"/>
+                <w:color w:val="000000" w:themeColor="text1"/>
+                <w:sz w:val="28"/>
+                <w:szCs w:val="28"/>
+                <w:lang w:val="vi-VN"/>
+              </w:rPr>
+              <w:t>-</w:t>
+            </w:r>
+            <w:r>
+              <w:rPr>
+                <w:rFonts w:ascii="Times New Roman" w:hAnsi="Times New Roman" w:cs="Times New Roman"/>
+                <w:color w:val="000000" w:themeColor="text1"/>
+                <w:sz w:val="28"/>
+                <w:szCs w:val="28"/>
+                <w:lang w:val="vi-VN"/>
+              </w:rPr>
+              <w:t xml:space="preserve"> </w:t>
+            </w:r>
+            <w:r>
+              <w:rPr>
+                <w:rFonts w:ascii="Times New Roman" w:hAnsi="Times New Roman" w:cs="Times New Roman"/>
+                <w:color w:val="000000" w:themeColor="text1"/>
+                <w:sz w:val="28"/>
+                <w:szCs w:val="28"/>
+                <w:lang w:val="vi-VN"/>
+              </w:rPr>
+              <w:t>Viết phần giới thiệu ngôn ngữ lập trình C#</w:t>
+            </w:r>
+          </w:p>
+        </w:tc>
+        <w:tc>
+          <w:tcPr>
+            <w:tcW w:w="3194" w:type="dxa"/>
+            <w:vMerge/>
           </w:tcPr>
           <w:p>
             <w:pPr>
               <w:spacing w:line="312" w:lineRule="auto"/>
-              <w:rPr>
-                <w:rFonts w:ascii="Times New Roman" w:hAnsi="Times New Roman" w:cs="Times New Roman"/>
-                <w:color w:val="000000" w:themeColor="text1"/>
-                <w:sz w:val="28"/>
-                <w:szCs w:val="28"/>
+              <w:jc w:val="both"/>
+              <w:rPr>
+                <w:rFonts w:ascii="Times New Roman" w:hAnsi="Times New Roman" w:cs="Times New Roman"/>
+                <w:color w:val="000000" w:themeColor="text1"/>
+                <w:sz w:val="28"/>
+                <w:szCs w:val="28"/>
+              </w:rPr>
+            </w:pPr>
+          </w:p>
+        </w:tc>
+        <w:tc>
+          <w:tcPr>
+            <w:tcW w:w="2512" w:type="dxa"/>
+          </w:tcPr>
+          <w:p>
+            <w:pPr>
+              <w:rPr>
+                <w:rFonts w:ascii="Times New Roman" w:hAnsi="Times New Roman" w:cs="Times New Roman"/>
+                <w:color w:val="FF0000"/>
+                <w:sz w:val="28"/>
+                <w:szCs w:val="28"/>
+              </w:rPr>
+            </w:pPr>
+          </w:p>
+        </w:tc>
+      </w:tr>
+      <w:tr>
+        <w:trPr>
+          <w:trHeight w:val="1370"/>
+        </w:trPr>
+        <w:tc>
+          <w:tcPr>
+            <w:tcW w:w="841" w:type="dxa"/>
+            <w:vMerge/>
+          </w:tcPr>
+          <w:p>
+            <w:pPr>
+              <w:jc w:val="center"/>
+              <w:rPr>
+                <w:rFonts w:ascii="Times New Roman" w:hAnsi="Times New Roman" w:cs="Times New Roman"/>
+                <w:color w:val="FF0000"/>
+                <w:sz w:val="28"/>
+                <w:szCs w:val="28"/>
+              </w:rPr>
+            </w:pPr>
+          </w:p>
+        </w:tc>
+        <w:tc>
+          <w:tcPr>
+            <w:tcW w:w="1970" w:type="dxa"/>
+            <w:vAlign w:val="center"/>
+          </w:tcPr>
+          <w:p>
+            <w:pPr>
+              <w:jc w:val="center"/>
+              <w:rPr>
+                <w:rFonts w:ascii="Times New Roman" w:hAnsi="Times New Roman" w:cs="Times New Roman"/>
+                <w:color w:val="FF0000"/>
+                <w:sz w:val="28"/>
+                <w:szCs w:val="28"/>
+              </w:rPr>
+            </w:pPr>
+            <w:r>
+              <w:rPr>
+                <w:rFonts w:ascii="Times New Roman" w:hAnsi="Times New Roman" w:cs="Times New Roman"/>
+                <w:sz w:val="28"/>
+                <w:szCs w:val="28"/>
+                <w:lang w:val="vi-VN"/>
+              </w:rPr>
+              <w:t>Đặng Đình Trọng</w:t>
+            </w:r>
+          </w:p>
+        </w:tc>
+        <w:tc>
+          <w:tcPr>
+            <w:tcW w:w="4661" w:type="dxa"/>
+          </w:tcPr>
+          <w:p>
+            <w:pPr>
+              <w:spacing w:beforeLines="100" w:before="240" w:afterLines="100" w:after="240" w:line="312" w:lineRule="auto"/>
+              <w:jc w:val="both"/>
+              <w:rPr>
+                <w:rFonts w:ascii="Times New Roman" w:hAnsi="Times New Roman" w:cs="Times New Roman"/>
+                <w:color w:val="000000" w:themeColor="text1"/>
+                <w:sz w:val="28"/>
+                <w:szCs w:val="28"/>
+                <w:lang w:val="vi-VN"/>
               </w:rPr>
             </w:pPr>
             <w:r>
@@ -5107,30 +4629,31 @@
                 <w:szCs w:val="28"/>
                 <w:lang w:val="vi-VN"/>
               </w:rPr>
-              <w:t>Viết phần giới thiệu ngôn ngữ lập trình C#</w:t>
-            </w:r>
-          </w:p>
-        </w:tc>
-        <w:tc>
-          <w:tcPr>
-            <w:tcW w:w="3402" w:type="dxa"/>
+              <w:t>Viết kịch bản chương trình và phần triển khai (2.4.1 và 2.4.2)</w:t>
+            </w:r>
+          </w:p>
+        </w:tc>
+        <w:tc>
+          <w:tcPr>
+            <w:tcW w:w="3194" w:type="dxa"/>
             <w:vMerge/>
           </w:tcPr>
           <w:p>
             <w:pPr>
               <w:spacing w:line="312" w:lineRule="auto"/>
-              <w:rPr>
-                <w:rFonts w:ascii="Times New Roman" w:hAnsi="Times New Roman" w:cs="Times New Roman"/>
-                <w:color w:val="000000" w:themeColor="text1"/>
-                <w:sz w:val="28"/>
-                <w:szCs w:val="28"/>
-              </w:rPr>
-            </w:pPr>
-          </w:p>
-        </w:tc>
-        <w:tc>
-          <w:tcPr>
-            <w:tcW w:w="2693" w:type="dxa"/>
+              <w:jc w:val="both"/>
+              <w:rPr>
+                <w:rFonts w:ascii="Times New Roman" w:hAnsi="Times New Roman" w:cs="Times New Roman"/>
+                <w:color w:val="000000" w:themeColor="text1"/>
+                <w:sz w:val="28"/>
+                <w:szCs w:val="28"/>
+              </w:rPr>
+            </w:pPr>
+          </w:p>
+        </w:tc>
+        <w:tc>
+          <w:tcPr>
+            <w:tcW w:w="2512" w:type="dxa"/>
           </w:tcPr>
           <w:p>
             <w:pPr>
@@ -5150,8 +4673,9 @@
         </w:trPr>
         <w:tc>
           <w:tcPr>
-            <w:tcW w:w="843" w:type="dxa"/>
-            <w:vMerge/>
+            <w:tcW w:w="841" w:type="dxa"/>
+            <w:vMerge w:val="restart"/>
+            <w:vAlign w:val="center"/>
           </w:tcPr>
           <w:p>
             <w:pPr>
@@ -5161,13 +4685,25 @@
                 <w:color w:val="FF0000"/>
                 <w:sz w:val="28"/>
                 <w:szCs w:val="28"/>
-              </w:rPr>
-            </w:pPr>
-          </w:p>
-        </w:tc>
-        <w:tc>
-          <w:tcPr>
-            <w:tcW w:w="2077" w:type="dxa"/>
+                <w:lang w:val="vi-VN"/>
+              </w:rPr>
+            </w:pPr>
+            <w:r>
+              <w:rPr>
+                <w:rFonts w:ascii="Times New Roman" w:hAnsi="Times New Roman" w:cs="Times New Roman"/>
+                <w:color w:val="000000" w:themeColor="text1"/>
+                <w:sz w:val="28"/>
+                <w:szCs w:val="28"/>
+                <w:lang w:val="vi-VN"/>
+              </w:rPr>
+              <w:lastRenderedPageBreak/>
+              <w:t>5</w:t>
+            </w:r>
+          </w:p>
+        </w:tc>
+        <w:tc>
+          <w:tcPr>
+            <w:tcW w:w="1970" w:type="dxa"/>
             <w:vAlign w:val="center"/>
           </w:tcPr>
           <w:p>
@@ -5175,68 +4711,240 @@
               <w:jc w:val="center"/>
               <w:rPr>
                 <w:rFonts w:ascii="Times New Roman" w:hAnsi="Times New Roman" w:cs="Times New Roman"/>
-                <w:color w:val="FF0000"/>
-                <w:sz w:val="28"/>
-                <w:szCs w:val="28"/>
-              </w:rPr>
-            </w:pPr>
-            <w:r>
-              <w:rPr>
-                <w:rFonts w:ascii="Times New Roman" w:hAnsi="Times New Roman" w:cs="Times New Roman"/>
-                <w:sz w:val="28"/>
-                <w:szCs w:val="28"/>
-                <w:lang w:val="vi-VN"/>
-              </w:rPr>
-              <w:t>Đặng Đình Trọng</w:t>
-            </w:r>
-          </w:p>
-        </w:tc>
-        <w:tc>
-          <w:tcPr>
-            <w:tcW w:w="4163" w:type="dxa"/>
-          </w:tcPr>
-          <w:p>
-            <w:pPr>
-              <w:rPr>
-                <w:rFonts w:ascii="Times New Roman" w:hAnsi="Times New Roman" w:cs="Times New Roman"/>
-                <w:color w:val="000000" w:themeColor="text1"/>
-                <w:sz w:val="28"/>
-                <w:szCs w:val="28"/>
-                <w:lang w:val="vi-VN"/>
-              </w:rPr>
-            </w:pPr>
-            <w:r>
-              <w:rPr>
-                <w:rFonts w:ascii="Times New Roman" w:hAnsi="Times New Roman" w:cs="Times New Roman"/>
-                <w:color w:val="000000" w:themeColor="text1"/>
-                <w:sz w:val="28"/>
-                <w:szCs w:val="28"/>
-                <w:lang w:val="vi-VN"/>
-              </w:rPr>
-              <w:t>-Viết kịch bản chương trình và phần triển khai (2.4.1 và 2.4.2)</w:t>
-            </w:r>
-          </w:p>
-        </w:tc>
-        <w:tc>
-          <w:tcPr>
-            <w:tcW w:w="3402" w:type="dxa"/>
-            <w:vMerge/>
+                <w:sz w:val="28"/>
+                <w:szCs w:val="28"/>
+                <w:lang w:val="vi-VN"/>
+              </w:rPr>
+            </w:pPr>
+            <w:r>
+              <w:rPr>
+                <w:rFonts w:ascii="Times New Roman" w:hAnsi="Times New Roman" w:cs="Times New Roman"/>
+                <w:sz w:val="28"/>
+                <w:szCs w:val="28"/>
+                <w:lang w:val="vi-VN"/>
+              </w:rPr>
+              <w:t>Ngô Khánh Chiến</w:t>
+            </w:r>
+          </w:p>
+        </w:tc>
+        <w:tc>
+          <w:tcPr>
+            <w:tcW w:w="4661" w:type="dxa"/>
+          </w:tcPr>
+          <w:p>
+            <w:pPr>
+              <w:spacing w:beforeLines="100" w:before="240" w:afterLines="100" w:after="240" w:line="312" w:lineRule="auto"/>
+              <w:jc w:val="both"/>
+              <w:rPr>
+                <w:rFonts w:ascii="Times New Roman" w:hAnsi="Times New Roman" w:cs="Times New Roman"/>
+                <w:sz w:val="28"/>
+                <w:szCs w:val="28"/>
+              </w:rPr>
+            </w:pPr>
+            <w:r>
+              <w:rPr>
+                <w:rFonts w:ascii="Times New Roman" w:hAnsi="Times New Roman" w:cs="Times New Roman"/>
+                <w:sz w:val="28"/>
+                <w:szCs w:val="28"/>
+                <w:lang w:val="vi-VN"/>
+              </w:rPr>
+              <w:t>-</w:t>
+            </w:r>
+            <w:r>
+              <w:rPr>
+                <w:rFonts w:ascii="Times New Roman" w:hAnsi="Times New Roman" w:cs="Times New Roman"/>
+                <w:sz w:val="28"/>
+                <w:szCs w:val="28"/>
+                <w:lang w:val="vi-VN"/>
+              </w:rPr>
+              <w:t xml:space="preserve"> </w:t>
+            </w:r>
+            <w:r>
+              <w:rPr>
+                <w:rFonts w:ascii="Times New Roman" w:hAnsi="Times New Roman" w:cs="Times New Roman"/>
+                <w:sz w:val="28"/>
+                <w:szCs w:val="28"/>
+              </w:rPr>
+              <w:t xml:space="preserve">Viết phần Kiến thức về mật mã và chữ ký số </w:t>
+            </w:r>
+          </w:p>
+          <w:p>
+            <w:pPr>
+              <w:spacing w:beforeLines="100" w:before="240" w:afterLines="100" w:after="240" w:line="312" w:lineRule="auto"/>
+              <w:jc w:val="both"/>
+              <w:rPr>
+                <w:rFonts w:ascii="Times New Roman" w:hAnsi="Times New Roman" w:cs="Times New Roman"/>
+                <w:sz w:val="28"/>
+                <w:szCs w:val="28"/>
+                <w:lang w:val="vi-VN"/>
+              </w:rPr>
+            </w:pPr>
+            <w:r>
+              <w:rPr>
+                <w:rFonts w:ascii="Times New Roman" w:hAnsi="Times New Roman" w:cs="Times New Roman"/>
+                <w:sz w:val="28"/>
+                <w:szCs w:val="28"/>
+                <w:lang w:val="vi-VN"/>
+              </w:rPr>
+              <w:t>-</w:t>
+            </w:r>
+            <w:r>
+              <w:rPr>
+                <w:rFonts w:ascii="Times New Roman" w:hAnsi="Times New Roman" w:cs="Times New Roman"/>
+                <w:sz w:val="28"/>
+                <w:szCs w:val="28"/>
+                <w:lang w:val="vi-VN"/>
+              </w:rPr>
+              <w:t xml:space="preserve"> </w:t>
+            </w:r>
+            <w:r>
+              <w:rPr>
+                <w:rFonts w:ascii="Times New Roman" w:hAnsi="Times New Roman" w:cs="Times New Roman"/>
+                <w:sz w:val="28"/>
+                <w:szCs w:val="28"/>
+              </w:rPr>
+              <w:t xml:space="preserve">Viết phần Kỹ năng thực thi thuật toán RSA </w:t>
+            </w:r>
+          </w:p>
+        </w:tc>
+        <w:tc>
+          <w:tcPr>
+            <w:tcW w:w="3194" w:type="dxa"/>
+            <w:vMerge w:val="restart"/>
           </w:tcPr>
           <w:p>
             <w:pPr>
               <w:spacing w:line="312" w:lineRule="auto"/>
-              <w:rPr>
-                <w:rFonts w:ascii="Times New Roman" w:hAnsi="Times New Roman" w:cs="Times New Roman"/>
-                <w:color w:val="000000" w:themeColor="text1"/>
-                <w:sz w:val="28"/>
-                <w:szCs w:val="28"/>
-              </w:rPr>
-            </w:pPr>
-          </w:p>
-        </w:tc>
-        <w:tc>
-          <w:tcPr>
-            <w:tcW w:w="2693" w:type="dxa"/>
+              <w:jc w:val="both"/>
+              <w:rPr>
+                <w:rFonts w:ascii="Times New Roman" w:hAnsi="Times New Roman" w:cs="Times New Roman"/>
+                <w:sz w:val="28"/>
+                <w:szCs w:val="28"/>
+                <w:lang w:val="vi-VN"/>
+              </w:rPr>
+            </w:pPr>
+          </w:p>
+          <w:p>
+            <w:pPr>
+              <w:spacing w:line="312" w:lineRule="auto"/>
+              <w:jc w:val="both"/>
+              <w:rPr>
+                <w:rFonts w:ascii="Times New Roman" w:hAnsi="Times New Roman" w:cs="Times New Roman"/>
+                <w:sz w:val="28"/>
+                <w:szCs w:val="28"/>
+                <w:lang w:val="vi-VN"/>
+              </w:rPr>
+            </w:pPr>
+          </w:p>
+          <w:p>
+            <w:pPr>
+              <w:spacing w:line="312" w:lineRule="auto"/>
+              <w:jc w:val="both"/>
+              <w:rPr>
+                <w:rFonts w:ascii="Times New Roman" w:hAnsi="Times New Roman" w:cs="Times New Roman"/>
+                <w:sz w:val="28"/>
+                <w:szCs w:val="28"/>
+                <w:lang w:val="vi-VN"/>
+              </w:rPr>
+            </w:pPr>
+          </w:p>
+          <w:p>
+            <w:pPr>
+              <w:spacing w:line="312" w:lineRule="auto"/>
+              <w:jc w:val="both"/>
+              <w:rPr>
+                <w:rFonts w:ascii="Times New Roman" w:hAnsi="Times New Roman" w:cs="Times New Roman"/>
+                <w:sz w:val="28"/>
+                <w:szCs w:val="28"/>
+                <w:lang w:val="vi-VN"/>
+              </w:rPr>
+            </w:pPr>
+          </w:p>
+          <w:p>
+            <w:pPr>
+              <w:spacing w:line="312" w:lineRule="auto"/>
+              <w:jc w:val="both"/>
+              <w:rPr>
+                <w:rFonts w:ascii="Times New Roman" w:hAnsi="Times New Roman" w:cs="Times New Roman"/>
+                <w:sz w:val="28"/>
+                <w:szCs w:val="28"/>
+                <w:lang w:val="vi-VN"/>
+              </w:rPr>
+            </w:pPr>
+          </w:p>
+          <w:p>
+            <w:pPr>
+              <w:spacing w:line="312" w:lineRule="auto"/>
+              <w:jc w:val="both"/>
+              <w:rPr>
+                <w:rFonts w:ascii="Times New Roman" w:hAnsi="Times New Roman" w:cs="Times New Roman"/>
+                <w:sz w:val="28"/>
+                <w:szCs w:val="28"/>
+                <w:lang w:val="vi-VN"/>
+              </w:rPr>
+            </w:pPr>
+          </w:p>
+          <w:p>
+            <w:pPr>
+              <w:spacing w:before="100" w:after="100" w:line="312" w:lineRule="auto"/>
+              <w:jc w:val="both"/>
+              <w:rPr>
+                <w:rFonts w:ascii="Times New Roman" w:hAnsi="Times New Roman" w:cs="Times New Roman"/>
+                <w:sz w:val="28"/>
+                <w:szCs w:val="28"/>
+              </w:rPr>
+            </w:pPr>
+            <w:r>
+              <w:rPr>
+                <w:rFonts w:ascii="Times New Roman" w:hAnsi="Times New Roman" w:cs="Times New Roman"/>
+                <w:sz w:val="28"/>
+                <w:szCs w:val="28"/>
+                <w:lang w:val="vi-VN"/>
+              </w:rPr>
+              <w:t xml:space="preserve">- </w:t>
+            </w:r>
+            <w:r>
+              <w:rPr>
+                <w:rFonts w:ascii="Times New Roman" w:hAnsi="Times New Roman" w:cs="Times New Roman"/>
+                <w:sz w:val="28"/>
+                <w:szCs w:val="28"/>
+              </w:rPr>
+              <w:t xml:space="preserve">Hoàn thành toàn bộ Chương 3: Kết luận và Bài học kinh nghiệm. </w:t>
+            </w:r>
+          </w:p>
+          <w:p>
+            <w:pPr>
+              <w:spacing w:before="100" w:after="100" w:line="312" w:lineRule="auto"/>
+              <w:jc w:val="both"/>
+              <w:rPr>
+                <w:rFonts w:ascii="Times New Roman" w:hAnsi="Times New Roman" w:cs="Times New Roman"/>
+                <w:color w:val="FF0000"/>
+                <w:sz w:val="28"/>
+                <w:szCs w:val="28"/>
+              </w:rPr>
+            </w:pPr>
+            <w:r>
+              <w:rPr>
+                <w:rFonts w:ascii="Times New Roman" w:hAnsi="Times New Roman" w:cs="Times New Roman"/>
+                <w:sz w:val="28"/>
+                <w:szCs w:val="28"/>
+                <w:lang w:val="vi-VN"/>
+              </w:rPr>
+              <w:t xml:space="preserve">- </w:t>
+            </w:r>
+            <w:r>
+              <w:rPr>
+                <w:rFonts w:ascii="Times New Roman" w:hAnsi="Times New Roman" w:cs="Times New Roman"/>
+                <w:sz w:val="28"/>
+                <w:szCs w:val="28"/>
+              </w:rPr>
+              <w:t>Báo cáo hoàn chỉnh, logic và có giá trị tham khảo.</w:t>
+            </w:r>
+          </w:p>
+        </w:tc>
+        <w:tc>
+          <w:tcPr>
+            <w:tcW w:w="2512" w:type="dxa"/>
           </w:tcPr>
           <w:p>
             <w:pPr>
@@ -5256,8 +4964,24 @@
         </w:trPr>
         <w:tc>
           <w:tcPr>
-            <w:tcW w:w="843" w:type="dxa"/>
-            <w:vMerge w:val="restart"/>
+            <w:tcW w:w="841" w:type="dxa"/>
+            <w:vMerge/>
+          </w:tcPr>
+          <w:p>
+            <w:pPr>
+              <w:jc w:val="center"/>
+              <w:rPr>
+                <w:rFonts w:ascii="Times New Roman" w:hAnsi="Times New Roman" w:cs="Times New Roman"/>
+                <w:color w:val="FF0000"/>
+                <w:sz w:val="28"/>
+                <w:szCs w:val="28"/>
+              </w:rPr>
+            </w:pPr>
+          </w:p>
+        </w:tc>
+        <w:tc>
+          <w:tcPr>
+            <w:tcW w:w="1970" w:type="dxa"/>
             <w:vAlign w:val="center"/>
           </w:tcPr>
           <w:p>
@@ -5265,169 +4989,30 @@
               <w:jc w:val="center"/>
               <w:rPr>
                 <w:rFonts w:ascii="Times New Roman" w:hAnsi="Times New Roman" w:cs="Times New Roman"/>
-                <w:color w:val="FF0000"/>
-                <w:sz w:val="28"/>
-                <w:szCs w:val="28"/>
-                <w:lang w:val="vi-VN"/>
-              </w:rPr>
-            </w:pPr>
-            <w:r>
-              <w:rPr>
-                <w:rFonts w:ascii="Times New Roman" w:hAnsi="Times New Roman" w:cs="Times New Roman"/>
-                <w:color w:val="000000" w:themeColor="text1"/>
-                <w:sz w:val="28"/>
-                <w:szCs w:val="28"/>
-                <w:lang w:val="vi-VN"/>
-              </w:rPr>
-              <w:t>5</w:t>
-            </w:r>
-          </w:p>
-        </w:tc>
-        <w:tc>
-          <w:tcPr>
-            <w:tcW w:w="2077" w:type="dxa"/>
-            <w:vAlign w:val="center"/>
-          </w:tcPr>
-          <w:p>
-            <w:pPr>
-              <w:jc w:val="center"/>
-              <w:rPr>
-                <w:rFonts w:ascii="Times New Roman" w:hAnsi="Times New Roman" w:cs="Times New Roman"/>
-                <w:sz w:val="28"/>
-                <w:szCs w:val="28"/>
-                <w:lang w:val="vi-VN"/>
-              </w:rPr>
-            </w:pPr>
-            <w:r>
-              <w:rPr>
-                <w:rFonts w:ascii="Times New Roman" w:hAnsi="Times New Roman" w:cs="Times New Roman"/>
-                <w:sz w:val="28"/>
-                <w:szCs w:val="28"/>
-                <w:lang w:val="vi-VN"/>
-              </w:rPr>
-              <w:t>Ngô Khánh Chiến</w:t>
-            </w:r>
-          </w:p>
-        </w:tc>
-        <w:tc>
-          <w:tcPr>
-            <w:tcW w:w="4163" w:type="dxa"/>
-          </w:tcPr>
-          <w:p>
-            <w:pPr>
-              <w:rPr>
-                <w:rFonts w:ascii="Times New Roman" w:hAnsi="Times New Roman" w:cs="Times New Roman"/>
-                <w:sz w:val="28"/>
-                <w:szCs w:val="28"/>
-              </w:rPr>
-            </w:pPr>
-            <w:r>
-              <w:rPr>
-                <w:rFonts w:ascii="Times New Roman" w:hAnsi="Times New Roman" w:cs="Times New Roman"/>
-                <w:sz w:val="28"/>
-                <w:szCs w:val="28"/>
-                <w:lang w:val="vi-VN"/>
-              </w:rPr>
-              <w:t>-</w:t>
-            </w:r>
-            <w:r>
-              <w:rPr>
-                <w:rFonts w:ascii="Times New Roman" w:hAnsi="Times New Roman" w:cs="Times New Roman"/>
-                <w:sz w:val="28"/>
-                <w:szCs w:val="28"/>
-                <w:lang w:val="vi-VN"/>
-              </w:rPr>
-              <w:t xml:space="preserve"> </w:t>
-            </w:r>
-            <w:r>
-              <w:rPr>
-                <w:rFonts w:ascii="Times New Roman" w:hAnsi="Times New Roman" w:cs="Times New Roman"/>
-                <w:sz w:val="28"/>
-                <w:szCs w:val="28"/>
-              </w:rPr>
-              <w:t xml:space="preserve">Viết phần 3.1.1. Kiến thức về mật mã và chữ ký số </w:t>
-            </w:r>
-          </w:p>
-          <w:p>
-            <w:pPr>
-              <w:rPr>
-                <w:rFonts w:ascii="Times New Roman" w:hAnsi="Times New Roman" w:cs="Times New Roman"/>
-                <w:sz w:val="28"/>
-                <w:szCs w:val="28"/>
-              </w:rPr>
-            </w:pPr>
-            <w:r>
-              <w:rPr>
-                <w:rFonts w:ascii="Times New Roman" w:hAnsi="Times New Roman" w:cs="Times New Roman"/>
-                <w:sz w:val="28"/>
-                <w:szCs w:val="28"/>
-                <w:lang w:val="vi-VN"/>
-              </w:rPr>
-              <w:t>-</w:t>
-            </w:r>
-            <w:r>
-              <w:rPr>
-                <w:rFonts w:ascii="Times New Roman" w:hAnsi="Times New Roman" w:cs="Times New Roman"/>
-                <w:sz w:val="28"/>
-                <w:szCs w:val="28"/>
-                <w:lang w:val="vi-VN"/>
-              </w:rPr>
-              <w:t xml:space="preserve"> </w:t>
-            </w:r>
-            <w:r>
-              <w:rPr>
-                <w:rFonts w:ascii="Times New Roman" w:hAnsi="Times New Roman" w:cs="Times New Roman"/>
-                <w:sz w:val="28"/>
-                <w:szCs w:val="28"/>
-              </w:rPr>
-              <w:t xml:space="preserve">Viết phần 3.1.2. Kỹ năng thực thi thuật toán RSA </w:t>
-            </w:r>
-          </w:p>
-          <w:p>
-            <w:pPr>
-              <w:spacing w:line="312" w:lineRule="auto"/>
-              <w:rPr>
-                <w:rFonts w:ascii="Times New Roman" w:hAnsi="Times New Roman" w:cs="Times New Roman"/>
-                <w:color w:val="FF0000"/>
-                <w:sz w:val="28"/>
-                <w:szCs w:val="28"/>
-              </w:rPr>
-            </w:pPr>
-            <w:r>
-              <w:rPr>
-                <w:rFonts w:ascii="Times New Roman" w:hAnsi="Times New Roman" w:cs="Times New Roman"/>
-                <w:sz w:val="28"/>
-                <w:szCs w:val="28"/>
-                <w:lang w:val="vi-VN"/>
-              </w:rPr>
-              <w:t>-</w:t>
-            </w:r>
-            <w:r>
-              <w:rPr>
-                <w:rFonts w:ascii="Times New Roman" w:hAnsi="Times New Roman" w:cs="Times New Roman"/>
-                <w:sz w:val="28"/>
-                <w:szCs w:val="28"/>
-                <w:lang w:val="vi-VN"/>
-              </w:rPr>
-              <w:t xml:space="preserve"> </w:t>
-            </w:r>
-            <w:r>
-              <w:rPr>
-                <w:rFonts w:ascii="Times New Roman" w:hAnsi="Times New Roman" w:cs="Times New Roman"/>
-                <w:sz w:val="28"/>
-                <w:szCs w:val="28"/>
-              </w:rPr>
-              <w:t>Viết phần 3.2. Bài học kinh nghiệm</w:t>
-            </w:r>
-          </w:p>
-        </w:tc>
-        <w:tc>
-          <w:tcPr>
-            <w:tcW w:w="3402" w:type="dxa"/>
-            <w:vMerge w:val="restart"/>
-          </w:tcPr>
-          <w:p>
-            <w:pPr>
+                <w:sz w:val="28"/>
+                <w:szCs w:val="28"/>
+                <w:lang w:val="vi-VN"/>
+              </w:rPr>
+            </w:pPr>
+            <w:r>
+              <w:rPr>
+                <w:rFonts w:ascii="Times New Roman" w:hAnsi="Times New Roman" w:cs="Times New Roman"/>
+                <w:sz w:val="28"/>
+                <w:szCs w:val="28"/>
+                <w:lang w:val="vi-VN"/>
+              </w:rPr>
+              <w:t>Nguyễn Hữu Đạt</w:t>
+            </w:r>
+          </w:p>
+        </w:tc>
+        <w:tc>
+          <w:tcPr>
+            <w:tcW w:w="4661" w:type="dxa"/>
+          </w:tcPr>
+          <w:p>
+            <w:pPr>
+              <w:spacing w:beforeLines="100" w:before="240" w:afterLines="100" w:after="240" w:line="312" w:lineRule="auto"/>
+              <w:jc w:val="both"/>
               <w:rPr>
                 <w:rFonts w:ascii="Times New Roman" w:hAnsi="Times New Roman" w:cs="Times New Roman"/>
                 <w:sz w:val="28"/>
@@ -5449,15 +5034,18 @@
                 <w:sz w:val="28"/>
                 <w:szCs w:val="28"/>
               </w:rPr>
-              <w:t xml:space="preserve">Hoàn thành toàn bộ Chương 3: Kết luận và Bài học kinh nghiệm. </w:t>
-            </w:r>
-          </w:p>
-          <w:p>
-            <w:pPr>
-              <w:rPr>
-                <w:rFonts w:ascii="Times New Roman" w:hAnsi="Times New Roman" w:cs="Times New Roman"/>
-                <w:sz w:val="28"/>
-                <w:szCs w:val="28"/>
+              <w:t xml:space="preserve">Viết phần Kỹ năng thực tế về lập trình và ứng dụng bảo mật </w:t>
+            </w:r>
+          </w:p>
+          <w:p>
+            <w:pPr>
+              <w:spacing w:beforeLines="100" w:before="240" w:afterLines="100" w:after="240" w:line="312" w:lineRule="auto"/>
+              <w:jc w:val="both"/>
+              <w:rPr>
+                <w:rFonts w:ascii="Times New Roman" w:hAnsi="Times New Roman" w:cs="Times New Roman"/>
+                <w:sz w:val="28"/>
+                <w:szCs w:val="28"/>
+                <w:lang w:val="vi-VN"/>
               </w:rPr>
             </w:pPr>
             <w:r>
@@ -5475,50 +5063,39 @@
                 <w:sz w:val="28"/>
                 <w:szCs w:val="28"/>
               </w:rPr>
-              <w:t xml:space="preserve">Nhóm đã hệ thống hóa được kiến thức, kỹ năng </w:t>
-            </w:r>
-            <w:r>
-              <w:rPr>
-                <w:rFonts w:ascii="Times New Roman" w:hAnsi="Times New Roman" w:cs="Times New Roman"/>
-                <w:sz w:val="28"/>
-                <w:szCs w:val="28"/>
-              </w:rPr>
-              <w:lastRenderedPageBreak/>
-              <w:t xml:space="preserve">thu nhận được sau quá trình nghiên cứu và triển khai chữ ký số RSA trên hai ngôn ngữ Java &amp; C#. </w:t>
-            </w:r>
-          </w:p>
-          <w:p>
-            <w:pPr>
-              <w:spacing w:line="312" w:lineRule="auto"/>
-              <w:rPr>
-                <w:rFonts w:ascii="Times New Roman" w:hAnsi="Times New Roman" w:cs="Times New Roman"/>
-                <w:color w:val="FF0000"/>
-                <w:sz w:val="28"/>
-                <w:szCs w:val="28"/>
-              </w:rPr>
-            </w:pPr>
-            <w:r>
-              <w:rPr>
-                <w:rFonts w:ascii="Times New Roman" w:hAnsi="Times New Roman" w:cs="Times New Roman"/>
-                <w:sz w:val="28"/>
-                <w:szCs w:val="28"/>
-                <w:lang w:val="vi-VN"/>
-              </w:rPr>
-              <w:t xml:space="preserve">- </w:t>
-            </w:r>
-            <w:r>
-              <w:rPr>
-                <w:rFonts w:ascii="Times New Roman" w:hAnsi="Times New Roman" w:cs="Times New Roman"/>
-                <w:sz w:val="28"/>
-                <w:szCs w:val="28"/>
-              </w:rPr>
-              <w:t>Báo cáo hoàn chỉnh, logic và có giá trị tham khảo.</w:t>
-            </w:r>
-          </w:p>
-        </w:tc>
-        <w:tc>
-          <w:tcPr>
-            <w:tcW w:w="2693" w:type="dxa"/>
+              <w:t>Chỉnh sửa, thống nhất toàn bộ</w:t>
+            </w:r>
+            <w:r>
+              <w:rPr>
+                <w:rFonts w:ascii="Times New Roman" w:hAnsi="Times New Roman" w:cs="Times New Roman"/>
+                <w:sz w:val="28"/>
+                <w:szCs w:val="28"/>
+                <w:lang w:val="vi-VN"/>
+              </w:rPr>
+              <w:t xml:space="preserve"> báo cáo</w:t>
+            </w:r>
+          </w:p>
+        </w:tc>
+        <w:tc>
+          <w:tcPr>
+            <w:tcW w:w="3194" w:type="dxa"/>
+            <w:vMerge/>
+          </w:tcPr>
+          <w:p>
+            <w:pPr>
+              <w:jc w:val="both"/>
+              <w:rPr>
+                <w:rFonts w:ascii="Times New Roman" w:hAnsi="Times New Roman" w:cs="Times New Roman"/>
+                <w:color w:val="FF0000"/>
+                <w:sz w:val="28"/>
+                <w:szCs w:val="28"/>
+              </w:rPr>
+            </w:pPr>
+          </w:p>
+        </w:tc>
+        <w:tc>
+          <w:tcPr>
+            <w:tcW w:w="2512" w:type="dxa"/>
           </w:tcPr>
           <w:p>
             <w:pPr>
@@ -5538,7 +5115,7 @@
         </w:trPr>
         <w:tc>
           <w:tcPr>
-            <w:tcW w:w="843" w:type="dxa"/>
+            <w:tcW w:w="841" w:type="dxa"/>
             <w:vMerge/>
           </w:tcPr>
           <w:p>
@@ -5555,7 +5132,7 @@
         </w:tc>
         <w:tc>
           <w:tcPr>
-            <w:tcW w:w="2077" w:type="dxa"/>
+            <w:tcW w:w="1970" w:type="dxa"/>
             <w:vAlign w:val="center"/>
           </w:tcPr>
           <w:p>
@@ -5575,26 +5152,26 @@
                 <w:szCs w:val="28"/>
                 <w:lang w:val="vi-VN"/>
               </w:rPr>
-              <w:t>Nguyễn Hữu Đạt</w:t>
-            </w:r>
-          </w:p>
-        </w:tc>
-        <w:tc>
-          <w:tcPr>
-            <w:tcW w:w="4163" w:type="dxa"/>
-          </w:tcPr>
-          <w:p>
-            <w:pPr>
-              <w:jc w:val="both"/>
-              <w:rPr>
-                <w:rFonts w:ascii="Times New Roman" w:hAnsi="Times New Roman" w:cs="Times New Roman"/>
-                <w:sz w:val="28"/>
-                <w:szCs w:val="28"/>
-              </w:rPr>
-            </w:pPr>
-            <w:r>
-              <w:rPr>
-                <w:rFonts w:ascii="Times New Roman" w:hAnsi="Times New Roman" w:cs="Times New Roman"/>
+              <w:t>Vũ Huy Hoàng</w:t>
+            </w:r>
+          </w:p>
+        </w:tc>
+        <w:tc>
+          <w:tcPr>
+            <w:tcW w:w="4661" w:type="dxa"/>
+          </w:tcPr>
+          <w:p>
+            <w:pPr>
+              <w:pStyle w:val="NormalWeb"/>
+              <w:spacing w:beforeLines="100" w:before="240" w:beforeAutospacing="0" w:afterLines="100" w:after="240" w:afterAutospacing="0" w:line="312" w:lineRule="auto"/>
+              <w:jc w:val="both"/>
+              <w:rPr>
+                <w:sz w:val="28"/>
+                <w:szCs w:val="28"/>
+              </w:rPr>
+            </w:pPr>
+            <w:r>
+              <w:rPr>
                 <w:sz w:val="28"/>
                 <w:szCs w:val="28"/>
                 <w:lang w:val="vi-VN"/>
@@ -5603,89 +5180,71 @@
             </w:r>
             <w:r>
               <w:rPr>
-                <w:rFonts w:ascii="Times New Roman" w:hAnsi="Times New Roman" w:cs="Times New Roman"/>
-                <w:sz w:val="28"/>
-                <w:szCs w:val="28"/>
-              </w:rPr>
-              <w:t xml:space="preserve">Viết phần 3.1.3. Kỹ năng thực tế về lập trình và ứng dụng bảo mật </w:t>
-            </w:r>
-          </w:p>
-          <w:p>
-            <w:pPr>
-              <w:jc w:val="both"/>
-              <w:rPr>
-                <w:rFonts w:ascii="Times New Roman" w:hAnsi="Times New Roman" w:cs="Times New Roman"/>
-                <w:sz w:val="28"/>
-                <w:szCs w:val="28"/>
-              </w:rPr>
-            </w:pPr>
-            <w:r>
-              <w:rPr>
-                <w:rFonts w:ascii="Times New Roman" w:hAnsi="Times New Roman" w:cs="Times New Roman"/>
-                <w:sz w:val="28"/>
-                <w:szCs w:val="28"/>
-                <w:lang w:val="vi-VN"/>
-              </w:rPr>
-              <w:t xml:space="preserve">- </w:t>
-            </w:r>
-            <w:r>
-              <w:rPr>
-                <w:rFonts w:ascii="Times New Roman" w:hAnsi="Times New Roman" w:cs="Times New Roman"/>
-                <w:sz w:val="28"/>
-                <w:szCs w:val="28"/>
-              </w:rPr>
-              <w:t xml:space="preserve">Viết phần 3.3. Đề xuất về tính khả thi của chủ đề nghiên cứu </w:t>
-            </w:r>
-          </w:p>
-          <w:p>
-            <w:pPr>
-              <w:spacing w:line="312" w:lineRule="auto"/>
-              <w:jc w:val="both"/>
-              <w:rPr>
-                <w:rFonts w:ascii="Times New Roman" w:hAnsi="Times New Roman" w:cs="Times New Roman"/>
-                <w:color w:val="FF0000"/>
-                <w:sz w:val="28"/>
-                <w:szCs w:val="28"/>
-              </w:rPr>
-            </w:pPr>
-            <w:r>
-              <w:rPr>
-                <w:rFonts w:ascii="Times New Roman" w:hAnsi="Times New Roman" w:cs="Times New Roman"/>
-                <w:sz w:val="28"/>
-                <w:szCs w:val="28"/>
-                <w:lang w:val="vi-VN"/>
-              </w:rPr>
-              <w:t xml:space="preserve">- </w:t>
-            </w:r>
-            <w:r>
-              <w:rPr>
-                <w:rFonts w:ascii="Times New Roman" w:hAnsi="Times New Roman" w:cs="Times New Roman"/>
-                <w:sz w:val="28"/>
-                <w:szCs w:val="28"/>
-              </w:rPr>
-              <w:t>Chỉnh sửa, thống nhất toàn bộ Chương 3</w:t>
-            </w:r>
-          </w:p>
-        </w:tc>
-        <w:tc>
-          <w:tcPr>
-            <w:tcW w:w="3402" w:type="dxa"/>
+                <w:sz w:val="28"/>
+                <w:szCs w:val="28"/>
+              </w:rPr>
+              <w:t>Viết phần Kỹ năng nghiên cứu và phát triển</w:t>
+            </w:r>
+          </w:p>
+          <w:p>
+            <w:pPr>
+              <w:spacing w:beforeLines="100" w:before="240" w:afterLines="100" w:after="240" w:line="312" w:lineRule="auto"/>
+              <w:jc w:val="both"/>
+              <w:rPr>
+                <w:rFonts w:ascii="Times New Roman" w:hAnsi="Times New Roman" w:cs="Times New Roman"/>
+                <w:color w:val="FF0000"/>
+                <w:sz w:val="28"/>
+                <w:szCs w:val="28"/>
+              </w:rPr>
+            </w:pPr>
+            <w:r>
+              <w:rPr>
+                <w:rFonts w:ascii="Times New Roman" w:hAnsi="Times New Roman" w:cs="Times New Roman"/>
+                <w:sz w:val="28"/>
+                <w:szCs w:val="28"/>
+                <w:lang w:val="vi-VN"/>
+              </w:rPr>
+              <w:t>-</w:t>
+            </w:r>
+            <w:r>
+              <w:rPr>
+                <w:rFonts w:ascii="Times New Roman" w:hAnsi="Times New Roman" w:cs="Times New Roman"/>
+                <w:sz w:val="28"/>
+                <w:szCs w:val="28"/>
+                <w:lang w:val="vi-VN"/>
+              </w:rPr>
+              <w:t xml:space="preserve"> </w:t>
+            </w:r>
+            <w:r>
+              <w:rPr>
+                <w:rFonts w:ascii="Times New Roman" w:hAnsi="Times New Roman" w:cs="Times New Roman"/>
+                <w:sz w:val="28"/>
+                <w:szCs w:val="28"/>
+              </w:rPr>
+              <w:t>Viết phần Bài học kinh nghiệm</w:t>
+            </w:r>
+          </w:p>
+        </w:tc>
+        <w:tc>
+          <w:tcPr>
+            <w:tcW w:w="3194" w:type="dxa"/>
             <w:vMerge/>
           </w:tcPr>
           <w:p>
             <w:pPr>
-              <w:rPr>
-                <w:rFonts w:ascii="Times New Roman" w:hAnsi="Times New Roman" w:cs="Times New Roman"/>
-                <w:color w:val="FF0000"/>
-                <w:sz w:val="28"/>
-                <w:szCs w:val="28"/>
-              </w:rPr>
-            </w:pPr>
-          </w:p>
-        </w:tc>
-        <w:tc>
-          <w:tcPr>
-            <w:tcW w:w="2693" w:type="dxa"/>
+              <w:jc w:val="both"/>
+              <w:rPr>
+                <w:rFonts w:ascii="Times New Roman" w:hAnsi="Times New Roman" w:cs="Times New Roman"/>
+                <w:color w:val="FF0000"/>
+                <w:sz w:val="28"/>
+                <w:szCs w:val="28"/>
+              </w:rPr>
+            </w:pPr>
+          </w:p>
+        </w:tc>
+        <w:tc>
+          <w:tcPr>
+            <w:tcW w:w="2512" w:type="dxa"/>
           </w:tcPr>
           <w:p>
             <w:pPr>
@@ -5701,11 +5260,11 @@
       </w:tr>
       <w:tr>
         <w:trPr>
-          <w:trHeight w:val="1822"/>
+          <w:trHeight w:val="2107"/>
         </w:trPr>
         <w:tc>
           <w:tcPr>
-            <w:tcW w:w="843" w:type="dxa"/>
+            <w:tcW w:w="841" w:type="dxa"/>
             <w:vMerge/>
           </w:tcPr>
           <w:p>
@@ -5722,7 +5281,7 @@
         </w:tc>
         <w:tc>
           <w:tcPr>
-            <w:tcW w:w="2077" w:type="dxa"/>
+            <w:tcW w:w="1970" w:type="dxa"/>
             <w:vAlign w:val="center"/>
           </w:tcPr>
           <w:p>
@@ -5742,68 +5301,108 @@
                 <w:szCs w:val="28"/>
                 <w:lang w:val="vi-VN"/>
               </w:rPr>
-              <w:t>Vũ Huy Hoàng</w:t>
-            </w:r>
-          </w:p>
-        </w:tc>
-        <w:tc>
-          <w:tcPr>
-            <w:tcW w:w="4163" w:type="dxa"/>
+              <w:t>Nguyễn Thị Oanh</w:t>
+            </w:r>
+          </w:p>
+        </w:tc>
+        <w:tc>
+          <w:tcPr>
+            <w:tcW w:w="4661" w:type="dxa"/>
           </w:tcPr>
           <w:p>
             <w:pPr>
               <w:pStyle w:val="NormalWeb"/>
-              <w:numPr>
-                <w:ilvl w:val="0"/>
-                <w:numId w:val="2"/>
-              </w:numPr>
-              <w:ind w:left="57" w:hanging="142"/>
-              <w:jc w:val="both"/>
-              <w:rPr>
-                <w:sz w:val="28"/>
-                <w:szCs w:val="28"/>
-              </w:rPr>
-            </w:pPr>
-            <w:r>
-              <w:rPr>
-                <w:sz w:val="28"/>
-                <w:szCs w:val="28"/>
-              </w:rPr>
-              <w:t>Viết phần 3.1.4. Kỹ năng nghiên cứu và phát triển</w:t>
-            </w:r>
-          </w:p>
-          <w:p>
-            <w:pPr>
-              <w:spacing w:line="312" w:lineRule="auto"/>
-              <w:jc w:val="both"/>
-              <w:rPr>
-                <w:rFonts w:ascii="Times New Roman" w:hAnsi="Times New Roman" w:cs="Times New Roman"/>
-                <w:color w:val="FF0000"/>
-                <w:sz w:val="28"/>
-                <w:szCs w:val="28"/>
-              </w:rPr>
-            </w:pPr>
-          </w:p>
-        </w:tc>
-        <w:tc>
-          <w:tcPr>
-            <w:tcW w:w="3402" w:type="dxa"/>
+              <w:spacing w:beforeLines="100" w:before="240" w:beforeAutospacing="0" w:afterLines="100" w:after="240" w:afterAutospacing="0" w:line="312" w:lineRule="auto"/>
+              <w:jc w:val="both"/>
+              <w:rPr>
+                <w:sz w:val="28"/>
+                <w:szCs w:val="28"/>
+                <w:lang w:val="vi-VN"/>
+              </w:rPr>
+            </w:pPr>
+            <w:r>
+              <w:rPr>
+                <w:sz w:val="28"/>
+                <w:szCs w:val="28"/>
+                <w:lang w:val="vi-VN"/>
+              </w:rPr>
+              <w:t xml:space="preserve">- </w:t>
+            </w:r>
+            <w:r>
+              <w:rPr>
+                <w:sz w:val="28"/>
+                <w:szCs w:val="28"/>
+              </w:rPr>
+              <w:t>Viết phần Thuận lợi khi thực hiện đề tài</w:t>
+            </w:r>
+          </w:p>
+          <w:p>
+            <w:pPr>
+              <w:spacing w:beforeLines="100" w:before="240" w:afterLines="100" w:after="240" w:line="312" w:lineRule="auto"/>
+              <w:jc w:val="both"/>
+              <w:rPr>
+                <w:rFonts w:ascii="Times New Roman" w:hAnsi="Times New Roman" w:cs="Times New Roman"/>
+                <w:sz w:val="28"/>
+                <w:szCs w:val="28"/>
+                <w:lang w:val="vi-VN"/>
+              </w:rPr>
+            </w:pPr>
+            <w:r>
+              <w:rPr>
+                <w:rFonts w:ascii="Times New Roman" w:hAnsi="Times New Roman" w:cs="Times New Roman"/>
+                <w:sz w:val="28"/>
+                <w:szCs w:val="28"/>
+                <w:lang w:val="vi-VN"/>
+              </w:rPr>
+              <w:t xml:space="preserve">- </w:t>
+            </w:r>
+            <w:r>
+              <w:rPr>
+                <w:rFonts w:ascii="Times New Roman" w:hAnsi="Times New Roman" w:cs="Times New Roman"/>
+                <w:sz w:val="28"/>
+                <w:szCs w:val="28"/>
+              </w:rPr>
+              <w:t>Viết phần</w:t>
+            </w:r>
+            <w:r>
+              <w:rPr>
+                <w:rFonts w:ascii="Times New Roman" w:hAnsi="Times New Roman" w:cs="Times New Roman"/>
+                <w:sz w:val="28"/>
+                <w:szCs w:val="28"/>
+                <w:lang w:val="vi-VN"/>
+              </w:rPr>
+              <w:t xml:space="preserve"> </w:t>
+            </w:r>
+            <w:r>
+              <w:rPr>
+                <w:rFonts w:ascii="Times New Roman" w:hAnsi="Times New Roman" w:cs="Times New Roman"/>
+                <w:sz w:val="28"/>
+                <w:szCs w:val="28"/>
+              </w:rPr>
+              <w:t xml:space="preserve">Khó khăn và thách thức trong thực hiện đề tài </w:t>
+            </w:r>
+          </w:p>
+        </w:tc>
+        <w:tc>
+          <w:tcPr>
+            <w:tcW w:w="3194" w:type="dxa"/>
             <w:vMerge/>
           </w:tcPr>
           <w:p>
             <w:pPr>
-              <w:rPr>
-                <w:rFonts w:ascii="Times New Roman" w:hAnsi="Times New Roman" w:cs="Times New Roman"/>
-                <w:color w:val="FF0000"/>
-                <w:sz w:val="28"/>
-                <w:szCs w:val="28"/>
-              </w:rPr>
-            </w:pPr>
-          </w:p>
-        </w:tc>
-        <w:tc>
-          <w:tcPr>
-            <w:tcW w:w="2693" w:type="dxa"/>
+              <w:jc w:val="both"/>
+              <w:rPr>
+                <w:rFonts w:ascii="Times New Roman" w:hAnsi="Times New Roman" w:cs="Times New Roman"/>
+                <w:color w:val="FF0000"/>
+                <w:sz w:val="28"/>
+                <w:szCs w:val="28"/>
+              </w:rPr>
+            </w:pPr>
+          </w:p>
+        </w:tc>
+        <w:tc>
+          <w:tcPr>
+            <w:tcW w:w="2512" w:type="dxa"/>
           </w:tcPr>
           <w:p>
             <w:pPr>
@@ -5819,11 +5418,11 @@
       </w:tr>
       <w:tr>
         <w:trPr>
-          <w:trHeight w:val="1822"/>
+          <w:trHeight w:val="1985"/>
         </w:trPr>
         <w:tc>
           <w:tcPr>
-            <w:tcW w:w="843" w:type="dxa"/>
+            <w:tcW w:w="841" w:type="dxa"/>
             <w:vMerge/>
           </w:tcPr>
           <w:p>
@@ -5840,7 +5439,7 @@
         </w:tc>
         <w:tc>
           <w:tcPr>
-            <w:tcW w:w="2077" w:type="dxa"/>
+            <w:tcW w:w="1970" w:type="dxa"/>
             <w:vAlign w:val="center"/>
           </w:tcPr>
           <w:p>
@@ -5860,37 +5459,28 @@
                 <w:szCs w:val="28"/>
                 <w:lang w:val="vi-VN"/>
               </w:rPr>
-              <w:t>Nguyễn Thị Oanh</w:t>
-            </w:r>
-          </w:p>
-        </w:tc>
-        <w:tc>
-          <w:tcPr>
-            <w:tcW w:w="4163" w:type="dxa"/>
-          </w:tcPr>
-          <w:p>
-            <w:pPr>
-              <w:spacing w:line="312" w:lineRule="auto"/>
-              <w:jc w:val="both"/>
-              <w:rPr>
-                <w:rFonts w:ascii="Times New Roman" w:hAnsi="Times New Roman" w:cs="Times New Roman"/>
-                <w:color w:val="FF0000"/>
-                <w:sz w:val="28"/>
-                <w:szCs w:val="28"/>
-              </w:rPr>
-            </w:pPr>
-          </w:p>
-          <w:p>
-            <w:pPr>
-              <w:pStyle w:val="NormalWeb"/>
-              <w:jc w:val="both"/>
-              <w:rPr>
-                <w:sz w:val="28"/>
-                <w:szCs w:val="28"/>
-              </w:rPr>
-            </w:pPr>
-            <w:r>
-              <w:rPr>
+              <w:t>Đặng Đình Trọng</w:t>
+            </w:r>
+          </w:p>
+        </w:tc>
+        <w:tc>
+          <w:tcPr>
+            <w:tcW w:w="4661" w:type="dxa"/>
+          </w:tcPr>
+          <w:p>
+            <w:pPr>
+              <w:spacing w:beforeLines="100" w:before="240" w:afterLines="100" w:after="240" w:line="312" w:lineRule="auto"/>
+              <w:jc w:val="both"/>
+              <w:rPr>
+                <w:rFonts w:ascii="Times New Roman" w:hAnsi="Times New Roman" w:cs="Times New Roman"/>
+                <w:sz w:val="28"/>
+                <w:szCs w:val="28"/>
+                <w:lang w:val="vi-VN"/>
+              </w:rPr>
+            </w:pPr>
+            <w:r>
+              <w:rPr>
+                <w:rFonts w:ascii="Times New Roman" w:hAnsi="Times New Roman" w:cs="Times New Roman"/>
                 <w:sz w:val="28"/>
                 <w:szCs w:val="28"/>
                 <w:lang w:val="vi-VN"/>
@@ -5899,186 +5489,63 @@
             </w:r>
             <w:r>
               <w:rPr>
-                <w:sz w:val="28"/>
-                <w:szCs w:val="28"/>
-              </w:rPr>
-              <w:t>Viết phần 3.3.1. Thuận lợi khi thực hiện đề tài</w:t>
-            </w:r>
-          </w:p>
-          <w:p>
-            <w:pPr>
-              <w:tabs>
-                <w:tab w:val="left" w:pos="1420"/>
-              </w:tabs>
-              <w:jc w:val="both"/>
-              <w:rPr>
-                <w:rFonts w:ascii="Times New Roman" w:hAnsi="Times New Roman" w:cs="Times New Roman"/>
-                <w:sz w:val="28"/>
-                <w:szCs w:val="28"/>
-                <w:lang w:val="vi-VN"/>
-              </w:rPr>
-            </w:pPr>
-          </w:p>
-        </w:tc>
-        <w:tc>
-          <w:tcPr>
-            <w:tcW w:w="3402" w:type="dxa"/>
+                <w:rFonts w:ascii="Times New Roman" w:hAnsi="Times New Roman" w:cs="Times New Roman"/>
+                <w:sz w:val="28"/>
+                <w:szCs w:val="28"/>
+              </w:rPr>
+              <w:t xml:space="preserve">Viết phần Đề xuất về tính khả thi của chủ đề nghiên cứu </w:t>
+            </w:r>
+          </w:p>
+          <w:p>
+            <w:pPr>
+              <w:spacing w:beforeLines="100" w:before="240" w:afterLines="100" w:after="240" w:line="312" w:lineRule="auto"/>
+              <w:jc w:val="both"/>
+              <w:rPr>
+                <w:rFonts w:ascii="Times New Roman" w:hAnsi="Times New Roman" w:cs="Times New Roman"/>
+                <w:sz w:val="28"/>
+                <w:szCs w:val="28"/>
+                <w:lang w:val="vi-VN"/>
+              </w:rPr>
+            </w:pPr>
+            <w:r>
+              <w:rPr>
+                <w:rFonts w:ascii="Times New Roman" w:hAnsi="Times New Roman" w:cs="Times New Roman"/>
+                <w:sz w:val="28"/>
+                <w:szCs w:val="28"/>
+                <w:lang w:val="vi-VN"/>
+              </w:rPr>
+              <w:t xml:space="preserve">- </w:t>
+            </w:r>
+            <w:r>
+              <w:rPr>
+                <w:rFonts w:ascii="Times New Roman" w:hAnsi="Times New Roman" w:cs="Times New Roman"/>
+                <w:sz w:val="28"/>
+                <w:szCs w:val="28"/>
+              </w:rPr>
+              <w:t>Tổng hợp các bài học kinh nghiệm chung của nhóm</w:t>
+            </w:r>
+          </w:p>
+        </w:tc>
+        <w:tc>
+          <w:tcPr>
+            <w:tcW w:w="3194" w:type="dxa"/>
             <w:vMerge/>
           </w:tcPr>
           <w:p>
             <w:pPr>
-              <w:rPr>
-                <w:rFonts w:ascii="Times New Roman" w:hAnsi="Times New Roman" w:cs="Times New Roman"/>
-                <w:color w:val="FF0000"/>
-                <w:sz w:val="28"/>
-                <w:szCs w:val="28"/>
-              </w:rPr>
-            </w:pPr>
-          </w:p>
-        </w:tc>
-        <w:tc>
-          <w:tcPr>
-            <w:tcW w:w="2693" w:type="dxa"/>
-          </w:tcPr>
-          <w:p>
-            <w:pPr>
-              <w:rPr>
-                <w:rFonts w:ascii="Times New Roman" w:hAnsi="Times New Roman" w:cs="Times New Roman"/>
-                <w:color w:val="FF0000"/>
-                <w:sz w:val="28"/>
-                <w:szCs w:val="28"/>
-              </w:rPr>
-            </w:pPr>
-          </w:p>
-        </w:tc>
-      </w:tr>
-      <w:tr>
-        <w:trPr>
-          <w:trHeight w:val="1822"/>
-        </w:trPr>
-        <w:tc>
-          <w:tcPr>
-            <w:tcW w:w="843" w:type="dxa"/>
-            <w:vMerge/>
-          </w:tcPr>
-          <w:p>
-            <w:pPr>
-              <w:jc w:val="center"/>
-              <w:rPr>
-                <w:rFonts w:ascii="Times New Roman" w:hAnsi="Times New Roman" w:cs="Times New Roman"/>
-                <w:color w:val="FF0000"/>
-                <w:sz w:val="28"/>
-                <w:szCs w:val="28"/>
-              </w:rPr>
-            </w:pPr>
-          </w:p>
-        </w:tc>
-        <w:tc>
-          <w:tcPr>
-            <w:tcW w:w="2077" w:type="dxa"/>
-            <w:vAlign w:val="center"/>
-          </w:tcPr>
-          <w:p>
-            <w:pPr>
-              <w:jc w:val="center"/>
-              <w:rPr>
-                <w:rFonts w:ascii="Times New Roman" w:hAnsi="Times New Roman" w:cs="Times New Roman"/>
-                <w:sz w:val="28"/>
-                <w:szCs w:val="28"/>
-                <w:lang w:val="vi-VN"/>
-              </w:rPr>
-            </w:pPr>
-            <w:r>
-              <w:rPr>
-                <w:rFonts w:ascii="Times New Roman" w:hAnsi="Times New Roman" w:cs="Times New Roman"/>
-                <w:sz w:val="28"/>
-                <w:szCs w:val="28"/>
-                <w:lang w:val="vi-VN"/>
-              </w:rPr>
-              <w:t>Đặng Đình Trọng</w:t>
-            </w:r>
-          </w:p>
-        </w:tc>
-        <w:tc>
-          <w:tcPr>
-            <w:tcW w:w="4163" w:type="dxa"/>
-          </w:tcPr>
-          <w:p>
-            <w:pPr>
-              <w:jc w:val="both"/>
-              <w:rPr>
-                <w:rFonts w:ascii="Times New Roman" w:hAnsi="Times New Roman" w:cs="Times New Roman"/>
-                <w:sz w:val="28"/>
-                <w:szCs w:val="28"/>
-              </w:rPr>
-            </w:pPr>
-            <w:r>
-              <w:rPr>
-                <w:rFonts w:ascii="Times New Roman" w:hAnsi="Times New Roman" w:cs="Times New Roman"/>
-                <w:sz w:val="28"/>
-                <w:szCs w:val="28"/>
-                <w:lang w:val="vi-VN"/>
-              </w:rPr>
-              <w:t xml:space="preserve">- </w:t>
-            </w:r>
-            <w:r>
-              <w:rPr>
-                <w:rFonts w:ascii="Times New Roman" w:hAnsi="Times New Roman" w:cs="Times New Roman"/>
-                <w:sz w:val="28"/>
-                <w:szCs w:val="28"/>
-              </w:rPr>
-              <w:t xml:space="preserve">Viết phần 3.3.2. Khó khăn và thách thức trong thực hiện đề tài </w:t>
-            </w:r>
-          </w:p>
-          <w:p>
-            <w:pPr>
-              <w:spacing w:line="312" w:lineRule="auto"/>
-              <w:jc w:val="both"/>
-              <w:rPr>
-                <w:rFonts w:ascii="Times New Roman" w:hAnsi="Times New Roman" w:cs="Times New Roman"/>
-                <w:color w:val="FF0000"/>
-                <w:sz w:val="28"/>
-                <w:szCs w:val="28"/>
-              </w:rPr>
-            </w:pPr>
-            <w:r>
-              <w:rPr>
-                <w:rFonts w:ascii="Times New Roman" w:hAnsi="Times New Roman" w:cs="Times New Roman"/>
-                <w:sz w:val="28"/>
-                <w:szCs w:val="28"/>
-                <w:lang w:val="vi-VN"/>
-              </w:rPr>
-              <w:t xml:space="preserve">- </w:t>
-            </w:r>
-            <w:r>
-              <w:rPr>
-                <w:rFonts w:ascii="Times New Roman" w:hAnsi="Times New Roman" w:cs="Times New Roman"/>
-                <w:sz w:val="28"/>
-                <w:szCs w:val="28"/>
-              </w:rPr>
-              <w:t>Tổng hợp các bài học kinh nghiệm chung của nhóm</w:t>
-            </w:r>
-          </w:p>
-        </w:tc>
-        <w:tc>
-          <w:tcPr>
-            <w:tcW w:w="3402" w:type="dxa"/>
-            <w:vMerge/>
-          </w:tcPr>
-          <w:p>
-            <w:pPr>
-              <w:rPr>
-                <w:rFonts w:ascii="Times New Roman" w:hAnsi="Times New Roman" w:cs="Times New Roman"/>
-                <w:color w:val="FF0000"/>
-                <w:sz w:val="28"/>
-                <w:szCs w:val="28"/>
-              </w:rPr>
-            </w:pPr>
-          </w:p>
-        </w:tc>
-        <w:tc>
-          <w:tcPr>
-            <w:tcW w:w="2693" w:type="dxa"/>
+              <w:jc w:val="both"/>
+              <w:rPr>
+                <w:rFonts w:ascii="Times New Roman" w:hAnsi="Times New Roman" w:cs="Times New Roman"/>
+                <w:color w:val="FF0000"/>
+                <w:sz w:val="28"/>
+                <w:szCs w:val="28"/>
+              </w:rPr>
+            </w:pPr>
+          </w:p>
+        </w:tc>
+        <w:tc>
+          <w:tcPr>
+            <w:tcW w:w="2512" w:type="dxa"/>
           </w:tcPr>
           <w:p>
             <w:pPr>
@@ -6095,31 +5562,7 @@
     </w:tbl>
     <w:p>
       <w:pPr>
-        <w:spacing w:line="360" w:lineRule="auto"/>
-        <w:jc w:val="both"/>
-        <w:rPr>
-          <w:rFonts w:ascii="Times New Roman" w:hAnsi="Times New Roman" w:cs="Times New Roman"/>
-          <w:sz w:val="28"/>
-          <w:szCs w:val="28"/>
-          <w:lang w:val="vi-VN"/>
-        </w:rPr>
-      </w:pPr>
-    </w:p>
-    <w:p>
-      <w:pPr>
-        <w:spacing w:line="360" w:lineRule="auto"/>
-        <w:jc w:val="both"/>
-        <w:rPr>
-          <w:rFonts w:ascii="Times New Roman" w:hAnsi="Times New Roman" w:cs="Times New Roman"/>
-          <w:sz w:val="28"/>
-          <w:szCs w:val="28"/>
-          <w:lang w:val="vi-VN"/>
-        </w:rPr>
-      </w:pPr>
-    </w:p>
-    <w:p>
-      <w:pPr>
-        <w:spacing w:line="360" w:lineRule="auto"/>
+        <w:spacing w:before="240" w:line="360" w:lineRule="auto"/>
         <w:ind w:left="3600" w:firstLine="5529"/>
         <w:jc w:val="both"/>
         <w:rPr>
@@ -6132,7 +5575,7 @@
     </w:p>
     <w:p>
       <w:pPr>
-        <w:spacing w:line="360" w:lineRule="auto"/>
+        <w:spacing w:before="240" w:line="360" w:lineRule="auto"/>
         <w:ind w:left="3600" w:firstLine="5529"/>
         <w:jc w:val="both"/>
         <w:rPr>
@@ -6149,7 +5592,6 @@
           <w:szCs w:val="28"/>
           <w:lang w:val="vi-VN"/>
         </w:rPr>
-        <w:lastRenderedPageBreak/>
         <w:t>Ngày  …  tháng  ….  năm 2026</w:t>
       </w:r>
     </w:p>
@@ -6221,12 +5663,62 @@
     </w:p>
     <w:sectPr>
       <w:pgSz w:w="15840" w:h="12240" w:orient="landscape"/>
-      <w:pgMar w:top="1440" w:right="1440" w:bottom="1440" w:left="1440" w:header="731" w:footer="119" w:gutter="0"/>
+      <w:pgMar w:top="1440" w:right="1440" w:bottom="1440" w:left="1440" w:header="283" w:footer="113" w:gutter="0"/>
       <w:cols w:space="708"/>
       <w:docGrid w:linePitch="326"/>
     </w:sectPr>
   </w:body>
 </w:document>
+</file>
+
+<file path=word/endnotes.xml><?xml version="1.0" encoding="utf-8"?>
+<w:endnotes xmlns:wpc="http://schemas.microsoft.com/office/word/2010/wordprocessingCanvas" xmlns:cx="http://schemas.microsoft.com/office/drawing/2014/chartex" xmlns:cx1="http://schemas.microsoft.com/office/drawing/2015/9/8/chartex" xmlns:cx2="http://schemas.microsoft.com/office/drawing/2015/10/21/chartex" xmlns:cx3="http://schemas.microsoft.com/office/drawing/2016/5/9/chartex" xmlns:cx4="http://schemas.microsoft.com/office/drawing/2016/5/10/chartex" xmlns:cx5="http://schemas.microsoft.com/office/drawing/2016/5/11/chartex" xmlns:cx6="http://schemas.microsoft.com/office/drawing/2016/5/12/chartex" xmlns:cx7="http://schemas.microsoft.com/office/drawing/2016/5/13/chartex" xmlns:cx8="http://schemas.microsoft.com/office/drawing/2016/5/14/chartex" xmlns:mc="http://schemas.openxmlformats.org/markup-compatibility/2006" xmlns:aink="http://schemas.microsoft.com/office/drawing/2016/ink" xmlns:am3d="http://schemas.microsoft.com/office/drawing/2017/model3d" xmlns:o="urn:schemas-microsoft-com:office:office" xmlns:oel="http://schemas.microsoft.com/office/2019/extlst" xmlns:r="http://schemas.openxmlformats.org/officeDocument/2006/relationships" xmlns:m="http://schemas.openxmlformats.org/officeDocument/2006/math" xmlns:v="urn:schemas-microsoft-com:vml" xmlns:wp14="http://schemas.microsoft.com/office/word/2010/wordprocessingDrawing" xmlns:wp="http://schemas.openxmlformats.org/drawingml/2006/wordprocessingDrawing" xmlns:w10="urn:schemas-microsoft-com:office:word" xmlns:w="http://schemas.openxmlformats.org/wordprocessingml/2006/main" xmlns:w14="http://schemas.microsoft.com/office/word/2010/wordml" xmlns:w15="http://schemas.microsoft.com/office/word/2012/wordml" xmlns:w16cex="http://schemas.microsoft.com/office/word/2018/wordml/cex" xmlns:w16cid="http://schemas.microsoft.com/office/word/2016/wordml/cid" xmlns:w16="http://schemas.microsoft.com/office/word/2018/wordml" xmlns:w16du="http://schemas.microsoft.com/office/word/2023/wordml/word16du" xmlns:w16sdtdh="http://schemas.microsoft.com/office/word/2020/wordml/sdtdatahash" xmlns:w16sdtfl="http://schemas.microsoft.com/office/word/2024/wordml/sdtformatlock" xmlns:w16se="http://schemas.microsoft.com/office/word/2015/wordml/symex" xmlns:wpg="http://schemas.microsoft.com/office/word/2010/wordprocessingGroup" xmlns:wpi="http://schemas.microsoft.com/office/word/2010/wordprocessingInk" xmlns:wne="http://schemas.microsoft.com/office/word/2006/wordml" xmlns:wps="http://schemas.microsoft.com/office/word/2010/wordprocessingShape" mc:Ignorable="w14 w15 w16se w16cid w16 w16cex w16sdtdh w16sdtfl w16du wp14">
+  <w:endnote w:type="separator" w:id="-1">
+    <w:p>
+      <w:pPr>
+        <w:spacing w:line="240" w:lineRule="auto"/>
+      </w:pPr>
+      <w:r>
+        <w:separator/>
+      </w:r>
+    </w:p>
+  </w:endnote>
+  <w:endnote w:type="continuationSeparator" w:id="0">
+    <w:p>
+      <w:pPr>
+        <w:spacing w:line="240" w:lineRule="auto"/>
+      </w:pPr>
+      <w:r>
+        <w:continuationSeparator/>
+      </w:r>
+    </w:p>
+  </w:endnote>
+</w:endnotes>
+</file>
+
+<file path=word/footnotes.xml><?xml version="1.0" encoding="utf-8"?>
+<w:footnotes xmlns:wpc="http://schemas.microsoft.com/office/word/2010/wordprocessingCanvas" xmlns:cx="http://schemas.microsoft.com/office/drawing/2014/chartex" xmlns:cx1="http://schemas.microsoft.com/office/drawing/2015/9/8/chartex" xmlns:cx2="http://schemas.microsoft.com/office/drawing/2015/10/21/chartex" xmlns:cx3="http://schemas.microsoft.com/office/drawing/2016/5/9/chartex" xmlns:cx4="http://schemas.microsoft.com/office/drawing/2016/5/10/chartex" xmlns:cx5="http://schemas.microsoft.com/office/drawing/2016/5/11/chartex" xmlns:cx6="http://schemas.microsoft.com/office/drawing/2016/5/12/chartex" xmlns:cx7="http://schemas.microsoft.com/office/drawing/2016/5/13/chartex" xmlns:cx8="http://schemas.microsoft.com/office/drawing/2016/5/14/chartex" xmlns:mc="http://schemas.openxmlformats.org/markup-compatibility/2006" xmlns:aink="http://schemas.microsoft.com/office/drawing/2016/ink" xmlns:am3d="http://schemas.microsoft.com/office/drawing/2017/model3d" xmlns:o="urn:schemas-microsoft-com:office:office" xmlns:oel="http://schemas.microsoft.com/office/2019/extlst" xmlns:r="http://schemas.openxmlformats.org/officeDocument/2006/relationships" xmlns:m="http://schemas.openxmlformats.org/officeDocument/2006/math" xmlns:v="urn:schemas-microsoft-com:vml" xmlns:wp14="http://schemas.microsoft.com/office/word/2010/wordprocessingDrawing" xmlns:wp="http://schemas.openxmlformats.org/drawingml/2006/wordprocessingDrawing" xmlns:w10="urn:schemas-microsoft-com:office:word" xmlns:w="http://schemas.openxmlformats.org/wordprocessingml/2006/main" xmlns:w14="http://schemas.microsoft.com/office/word/2010/wordml" xmlns:w15="http://schemas.microsoft.com/office/word/2012/wordml" xmlns:w16cex="http://schemas.microsoft.com/office/word/2018/wordml/cex" xmlns:w16cid="http://schemas.microsoft.com/office/word/2016/wordml/cid" xmlns:w16="http://schemas.microsoft.com/office/word/2018/wordml" xmlns:w16du="http://schemas.microsoft.com/office/word/2023/wordml/word16du" xmlns:w16sdtdh="http://schemas.microsoft.com/office/word/2020/wordml/sdtdatahash" xmlns:w16sdtfl="http://schemas.microsoft.com/office/word/2024/wordml/sdtformatlock" xmlns:w16se="http://schemas.microsoft.com/office/word/2015/wordml/symex" xmlns:wpg="http://schemas.microsoft.com/office/word/2010/wordprocessingGroup" xmlns:wpi="http://schemas.microsoft.com/office/word/2010/wordprocessingInk" xmlns:wne="http://schemas.microsoft.com/office/word/2006/wordml" xmlns:wps="http://schemas.microsoft.com/office/word/2010/wordprocessingShape" mc:Ignorable="w14 w15 w16se w16cid w16 w16cex w16sdtdh w16sdtfl w16du wp14">
+  <w:footnote w:type="separator" w:id="-1">
+    <w:p>
+      <w:pPr>
+        <w:spacing w:line="240" w:lineRule="auto"/>
+      </w:pPr>
+      <w:r>
+        <w:separator/>
+      </w:r>
+    </w:p>
+  </w:footnote>
+  <w:footnote w:type="continuationSeparator" w:id="0">
+    <w:p>
+      <w:pPr>
+        <w:spacing w:line="240" w:lineRule="auto"/>
+      </w:pPr>
+      <w:r>
+        <w:continuationSeparator/>
+      </w:r>
+    </w:p>
+  </w:footnote>
+</w:footnotes>
 </file>
 
 <file path=word/numbering.xml><?xml version="1.0" encoding="utf-8"?>
@@ -7418,6 +6910,50 @@
       <w14:ligatures w14:val="none"/>
     </w:rPr>
   </w:style>
+  <w:style w:type="paragraph" w:styleId="Header">
+    <w:name w:val="header"/>
+    <w:basedOn w:val="Normal"/>
+    <w:link w:val="HeaderChar"/>
+    <w:uiPriority w:val="99"/>
+    <w:unhideWhenUsed/>
+    <w:rsid w:val="007B5D2F"/>
+    <w:pPr>
+      <w:tabs>
+        <w:tab w:val="center" w:pos="4680"/>
+        <w:tab w:val="right" w:pos="9360"/>
+      </w:tabs>
+      <w:spacing w:line="240" w:lineRule="auto"/>
+    </w:pPr>
+  </w:style>
+  <w:style w:type="character" w:customStyle="1" w:styleId="HeaderChar">
+    <w:name w:val="Header Char"/>
+    <w:basedOn w:val="DefaultParagraphFont"/>
+    <w:link w:val="Header"/>
+    <w:uiPriority w:val="99"/>
+    <w:rsid w:val="007B5D2F"/>
+  </w:style>
+  <w:style w:type="paragraph" w:styleId="Footer">
+    <w:name w:val="footer"/>
+    <w:basedOn w:val="Normal"/>
+    <w:link w:val="FooterChar"/>
+    <w:uiPriority w:val="99"/>
+    <w:unhideWhenUsed/>
+    <w:rsid w:val="007B5D2F"/>
+    <w:pPr>
+      <w:tabs>
+        <w:tab w:val="center" w:pos="4680"/>
+        <w:tab w:val="right" w:pos="9360"/>
+      </w:tabs>
+      <w:spacing w:line="240" w:lineRule="auto"/>
+    </w:pPr>
+  </w:style>
+  <w:style w:type="character" w:customStyle="1" w:styleId="FooterChar">
+    <w:name w:val="Footer Char"/>
+    <w:basedOn w:val="DefaultParagraphFont"/>
+    <w:link w:val="Footer"/>
+    <w:uiPriority w:val="99"/>
+    <w:rsid w:val="007B5D2F"/>
+  </w:style>
 </w:styles>
 </file>
 

--- a/BaoCaoHocTap1.docx
+++ b/BaoCaoHocTap1.docx
@@ -106,6 +106,732 @@
         </w:rPr>
         <w:t>Tên nhóm: 13</w:t>
       </w:r>
+    </w:p>
+    <w:p>
+      <w:pPr>
+        <w:spacing w:after="160" w:line="360" w:lineRule="auto"/>
+        <w:rPr>
+          <w:rFonts w:ascii="Times New Roman" w:hAnsi="Times New Roman" w:cs="Times New Roman"/>
+          <w:color w:val="000000" w:themeColor="text1"/>
+          <w:sz w:val="28"/>
+          <w:szCs w:val="28"/>
+          <w:lang w:val="vi-VN"/>
+        </w:rPr>
+      </w:pPr>
+      <w:r>
+        <w:rPr>
+          <w:rFonts w:ascii="Times New Roman" w:hAnsi="Times New Roman" w:cs="Times New Roman"/>
+          <w:color w:val="000000" w:themeColor="text1"/>
+          <w:sz w:val="28"/>
+          <w:szCs w:val="28"/>
+        </w:rPr>
+        <w:t>Họ và tên thành viên trong nhóm</w:t>
+      </w:r>
+      <w:r>
+        <w:rPr>
+          <w:rFonts w:ascii="Times New Roman" w:hAnsi="Times New Roman" w:cs="Times New Roman"/>
+          <w:color w:val="000000" w:themeColor="text1"/>
+          <w:sz w:val="28"/>
+          <w:szCs w:val="28"/>
+          <w:lang w:val="vi-VN"/>
+        </w:rPr>
+        <w:t>:</w:t>
+      </w:r>
+    </w:p>
+    <w:tbl>
+      <w:tblPr>
+        <w:tblStyle w:val="TableGrid"/>
+        <w:tblpPr w:leftFromText="180" w:rightFromText="180" w:vertAnchor="text" w:horzAnchor="page" w:tblpX="3328" w:tblpY="-26"/>
+        <w:tblW w:w="0" w:type="auto"/>
+        <w:tblBorders>
+          <w:top w:val="none" w:sz="0" w:space="0" w:color="auto"/>
+          <w:left w:val="none" w:sz="0" w:space="0" w:color="auto"/>
+          <w:bottom w:val="none" w:sz="0" w:space="0" w:color="auto"/>
+          <w:right w:val="none" w:sz="0" w:space="0" w:color="auto"/>
+          <w:insideH w:val="none" w:sz="0" w:space="0" w:color="auto"/>
+          <w:insideV w:val="none" w:sz="0" w:space="0" w:color="auto"/>
+        </w:tblBorders>
+        <w:tblLook w:val="04A0" w:firstRow="1" w:lastRow="0" w:firstColumn="1" w:lastColumn="0" w:noHBand="0" w:noVBand="1"/>
+      </w:tblPr>
+      <w:tblGrid>
+        <w:gridCol w:w="3069"/>
+        <w:gridCol w:w="1208"/>
+        <w:gridCol w:w="1761"/>
+      </w:tblGrid>
+      <w:tr>
+        <w:trPr>
+          <w:trHeight w:val="548"/>
+        </w:trPr>
+        <w:tc>
+          <w:tcPr>
+            <w:tcW w:w="3069" w:type="dxa"/>
+          </w:tcPr>
+          <w:p>
+            <w:pPr>
+              <w:spacing w:after="120" w:line="360" w:lineRule="auto"/>
+              <w:ind w:right="49"/>
+              <w:rPr>
+                <w:rFonts w:ascii="Times New Roman" w:hAnsi="Times New Roman" w:cs="Times New Roman"/>
+                <w:color w:val="000000"/>
+                <w:sz w:val="28"/>
+                <w:szCs w:val="28"/>
+                <w:lang w:val="vi-VN"/>
+              </w:rPr>
+            </w:pPr>
+            <w:r>
+              <w:rPr>
+                <w:rFonts w:ascii="Times New Roman" w:hAnsi="Times New Roman" w:cs="Times New Roman"/>
+                <w:sz w:val="28"/>
+                <w:szCs w:val="28"/>
+                <w:lang w:val="vi-VN"/>
+              </w:rPr>
+              <w:t>Ngô Khánh Chiến</w:t>
+            </w:r>
+            <w:r>
+              <w:rPr>
+                <w:rFonts w:ascii="Times New Roman" w:hAnsi="Times New Roman" w:cs="Times New Roman"/>
+                <w:sz w:val="28"/>
+                <w:szCs w:val="28"/>
+              </w:rPr>
+              <w:t xml:space="preserve"> </w:t>
+            </w:r>
+            <w:r>
+              <w:rPr>
+                <w:rFonts w:ascii="Times New Roman" w:hAnsi="Times New Roman" w:cs="Times New Roman"/>
+                <w:sz w:val="28"/>
+                <w:szCs w:val="28"/>
+                <w:lang w:val="vi-VN"/>
+              </w:rPr>
+              <w:t xml:space="preserve"> </w:t>
+            </w:r>
+          </w:p>
+        </w:tc>
+        <w:tc>
+          <w:tcPr>
+            <w:tcW w:w="1208" w:type="dxa"/>
+          </w:tcPr>
+          <w:p>
+            <w:pPr>
+              <w:spacing w:after="120" w:line="360" w:lineRule="auto"/>
+              <w:ind w:right="49"/>
+              <w:rPr>
+                <w:rFonts w:ascii="Times New Roman" w:hAnsi="Times New Roman" w:cs="Times New Roman"/>
+                <w:color w:val="000000"/>
+                <w:sz w:val="28"/>
+                <w:szCs w:val="28"/>
+                <w:lang w:val="vi-VN"/>
+              </w:rPr>
+            </w:pPr>
+            <w:r>
+              <w:rPr>
+                <w:rFonts w:ascii="Times New Roman" w:hAnsi="Times New Roman" w:cs="Times New Roman"/>
+                <w:sz w:val="28"/>
+                <w:szCs w:val="28"/>
+              </w:rPr>
+              <w:t>Mã</w:t>
+            </w:r>
+            <w:r>
+              <w:rPr>
+                <w:rFonts w:ascii="Times New Roman" w:hAnsi="Times New Roman" w:cs="Times New Roman"/>
+                <w:spacing w:val="-2"/>
+                <w:sz w:val="28"/>
+                <w:szCs w:val="28"/>
+              </w:rPr>
+              <w:t xml:space="preserve"> </w:t>
+            </w:r>
+            <w:r>
+              <w:rPr>
+                <w:rFonts w:ascii="Times New Roman" w:hAnsi="Times New Roman" w:cs="Times New Roman"/>
+                <w:sz w:val="28"/>
+                <w:szCs w:val="28"/>
+              </w:rPr>
+              <w:t>SV:</w:t>
+            </w:r>
+          </w:p>
+        </w:tc>
+        <w:tc>
+          <w:tcPr>
+            <w:tcW w:w="1761" w:type="dxa"/>
+          </w:tcPr>
+          <w:p>
+            <w:pPr>
+              <w:spacing w:after="120" w:line="360" w:lineRule="auto"/>
+              <w:ind w:right="49"/>
+              <w:rPr>
+                <w:rFonts w:ascii="Times New Roman" w:hAnsi="Times New Roman" w:cs="Times New Roman"/>
+                <w:color w:val="000000"/>
+                <w:sz w:val="28"/>
+                <w:szCs w:val="28"/>
+                <w:lang w:val="vi-VN"/>
+              </w:rPr>
+            </w:pPr>
+            <w:r>
+              <w:rPr>
+                <w:rFonts w:ascii="Times New Roman" w:hAnsi="Times New Roman" w:cs="Times New Roman"/>
+                <w:spacing w:val="-2"/>
+                <w:sz w:val="28"/>
+                <w:szCs w:val="28"/>
+              </w:rPr>
+              <w:t>202</w:t>
+            </w:r>
+            <w:r>
+              <w:rPr>
+                <w:rFonts w:ascii="Times New Roman" w:hAnsi="Times New Roman" w:cs="Times New Roman"/>
+                <w:spacing w:val="-2"/>
+                <w:sz w:val="28"/>
+                <w:szCs w:val="28"/>
+                <w:lang w:val="vi-VN"/>
+              </w:rPr>
+              <w:t>3604121</w:t>
+            </w:r>
+          </w:p>
+        </w:tc>
+      </w:tr>
+      <w:tr>
+        <w:trPr>
+          <w:trHeight w:val="548"/>
+        </w:trPr>
+        <w:tc>
+          <w:tcPr>
+            <w:tcW w:w="3069" w:type="dxa"/>
+          </w:tcPr>
+          <w:p>
+            <w:pPr>
+              <w:spacing w:after="120" w:line="360" w:lineRule="auto"/>
+              <w:ind w:right="49"/>
+              <w:rPr>
+                <w:rFonts w:ascii="Times New Roman" w:hAnsi="Times New Roman" w:cs="Times New Roman"/>
+                <w:color w:val="000000"/>
+                <w:sz w:val="28"/>
+                <w:szCs w:val="28"/>
+                <w:lang w:val="vi-VN"/>
+              </w:rPr>
+            </w:pPr>
+            <w:r>
+              <w:rPr>
+                <w:rFonts w:ascii="Times New Roman" w:hAnsi="Times New Roman" w:cs="Times New Roman"/>
+                <w:sz w:val="28"/>
+                <w:szCs w:val="28"/>
+                <w:lang w:val="vi-VN"/>
+              </w:rPr>
+              <w:t>Nguyễn Hữu</w:t>
+            </w:r>
+            <w:r>
+              <w:rPr>
+                <w:rFonts w:ascii="Times New Roman" w:hAnsi="Times New Roman" w:cs="Times New Roman"/>
+                <w:spacing w:val="-5"/>
+                <w:sz w:val="28"/>
+                <w:szCs w:val="28"/>
+              </w:rPr>
+              <w:t xml:space="preserve"> Đạt</w:t>
+            </w:r>
+          </w:p>
+        </w:tc>
+        <w:tc>
+          <w:tcPr>
+            <w:tcW w:w="1208" w:type="dxa"/>
+          </w:tcPr>
+          <w:p>
+            <w:pPr>
+              <w:spacing w:after="120" w:line="360" w:lineRule="auto"/>
+              <w:ind w:right="49"/>
+              <w:rPr>
+                <w:rFonts w:ascii="Times New Roman" w:hAnsi="Times New Roman" w:cs="Times New Roman"/>
+                <w:color w:val="000000"/>
+                <w:sz w:val="28"/>
+                <w:szCs w:val="28"/>
+                <w:lang w:val="vi-VN"/>
+              </w:rPr>
+            </w:pPr>
+            <w:r>
+              <w:rPr>
+                <w:rFonts w:ascii="Times New Roman" w:hAnsi="Times New Roman" w:cs="Times New Roman"/>
+                <w:sz w:val="28"/>
+                <w:szCs w:val="28"/>
+              </w:rPr>
+              <w:t>Mã</w:t>
+            </w:r>
+            <w:r>
+              <w:rPr>
+                <w:rFonts w:ascii="Times New Roman" w:hAnsi="Times New Roman" w:cs="Times New Roman"/>
+                <w:spacing w:val="-2"/>
+                <w:sz w:val="28"/>
+                <w:szCs w:val="28"/>
+              </w:rPr>
+              <w:t xml:space="preserve"> </w:t>
+            </w:r>
+            <w:r>
+              <w:rPr>
+                <w:rFonts w:ascii="Times New Roman" w:hAnsi="Times New Roman" w:cs="Times New Roman"/>
+                <w:sz w:val="28"/>
+                <w:szCs w:val="28"/>
+              </w:rPr>
+              <w:t>SV:</w:t>
+            </w:r>
+          </w:p>
+        </w:tc>
+        <w:tc>
+          <w:tcPr>
+            <w:tcW w:w="1761" w:type="dxa"/>
+          </w:tcPr>
+          <w:p>
+            <w:pPr>
+              <w:spacing w:after="120" w:line="360" w:lineRule="auto"/>
+              <w:ind w:right="49"/>
+              <w:rPr>
+                <w:rFonts w:ascii="Times New Roman" w:hAnsi="Times New Roman" w:cs="Times New Roman"/>
+                <w:spacing w:val="-2"/>
+                <w:sz w:val="28"/>
+                <w:szCs w:val="28"/>
+                <w:lang w:val="vi-VN"/>
+              </w:rPr>
+            </w:pPr>
+            <w:r>
+              <w:rPr>
+                <w:rFonts w:ascii="Times New Roman" w:hAnsi="Times New Roman" w:cs="Times New Roman"/>
+                <w:spacing w:val="-2"/>
+                <w:sz w:val="28"/>
+                <w:szCs w:val="28"/>
+              </w:rPr>
+              <w:t>202</w:t>
+            </w:r>
+            <w:r>
+              <w:rPr>
+                <w:rFonts w:ascii="Times New Roman" w:hAnsi="Times New Roman" w:cs="Times New Roman"/>
+                <w:spacing w:val="-2"/>
+                <w:sz w:val="28"/>
+                <w:szCs w:val="28"/>
+                <w:lang w:val="vi-VN"/>
+              </w:rPr>
+              <w:t>3604397</w:t>
+            </w:r>
+          </w:p>
+        </w:tc>
+      </w:tr>
+      <w:tr>
+        <w:trPr>
+          <w:trHeight w:val="548"/>
+        </w:trPr>
+        <w:tc>
+          <w:tcPr>
+            <w:tcW w:w="3069" w:type="dxa"/>
+          </w:tcPr>
+          <w:p>
+            <w:pPr>
+              <w:spacing w:after="120" w:line="360" w:lineRule="auto"/>
+              <w:ind w:right="49"/>
+              <w:rPr>
+                <w:rFonts w:ascii="Times New Roman" w:hAnsi="Times New Roman" w:cs="Times New Roman"/>
+                <w:color w:val="000000"/>
+                <w:sz w:val="28"/>
+                <w:szCs w:val="28"/>
+                <w:lang w:val="vi-VN"/>
+              </w:rPr>
+            </w:pPr>
+            <w:r>
+              <w:rPr>
+                <w:rFonts w:ascii="Times New Roman" w:hAnsi="Times New Roman" w:cs="Times New Roman"/>
+                <w:sz w:val="28"/>
+                <w:szCs w:val="28"/>
+                <w:lang w:val="vi-VN"/>
+              </w:rPr>
+              <w:t>Vũ Huy Hoàng</w:t>
+            </w:r>
+            <w:r>
+              <w:rPr>
+                <w:rFonts w:ascii="Times New Roman" w:hAnsi="Times New Roman" w:cs="Times New Roman"/>
+                <w:sz w:val="28"/>
+                <w:szCs w:val="28"/>
+              </w:rPr>
+              <w:t xml:space="preserve"> </w:t>
+            </w:r>
+            <w:r>
+              <w:rPr>
+                <w:rFonts w:ascii="Times New Roman" w:hAnsi="Times New Roman" w:cs="Times New Roman"/>
+                <w:sz w:val="28"/>
+                <w:szCs w:val="28"/>
+                <w:lang w:val="vi-VN"/>
+              </w:rPr>
+              <w:t xml:space="preserve"> </w:t>
+            </w:r>
+          </w:p>
+        </w:tc>
+        <w:tc>
+          <w:tcPr>
+            <w:tcW w:w="1208" w:type="dxa"/>
+          </w:tcPr>
+          <w:p>
+            <w:pPr>
+              <w:spacing w:after="120" w:line="360" w:lineRule="auto"/>
+              <w:ind w:right="49"/>
+              <w:rPr>
+                <w:rFonts w:ascii="Times New Roman" w:hAnsi="Times New Roman" w:cs="Times New Roman"/>
+                <w:color w:val="000000"/>
+                <w:sz w:val="28"/>
+                <w:szCs w:val="28"/>
+                <w:lang w:val="vi-VN"/>
+              </w:rPr>
+            </w:pPr>
+            <w:r>
+              <w:rPr>
+                <w:rFonts w:ascii="Times New Roman" w:hAnsi="Times New Roman" w:cs="Times New Roman"/>
+                <w:sz w:val="28"/>
+                <w:szCs w:val="28"/>
+              </w:rPr>
+              <w:t>Mã</w:t>
+            </w:r>
+            <w:r>
+              <w:rPr>
+                <w:rFonts w:ascii="Times New Roman" w:hAnsi="Times New Roman" w:cs="Times New Roman"/>
+                <w:spacing w:val="-2"/>
+                <w:sz w:val="28"/>
+                <w:szCs w:val="28"/>
+              </w:rPr>
+              <w:t xml:space="preserve"> </w:t>
+            </w:r>
+            <w:r>
+              <w:rPr>
+                <w:rFonts w:ascii="Times New Roman" w:hAnsi="Times New Roman" w:cs="Times New Roman"/>
+                <w:sz w:val="28"/>
+                <w:szCs w:val="28"/>
+              </w:rPr>
+              <w:t>SV:</w:t>
+            </w:r>
+          </w:p>
+        </w:tc>
+        <w:tc>
+          <w:tcPr>
+            <w:tcW w:w="1761" w:type="dxa"/>
+          </w:tcPr>
+          <w:p>
+            <w:pPr>
+              <w:spacing w:after="120" w:line="360" w:lineRule="auto"/>
+              <w:ind w:right="49"/>
+              <w:rPr>
+                <w:rFonts w:ascii="Times New Roman" w:hAnsi="Times New Roman" w:cs="Times New Roman"/>
+                <w:color w:val="000000"/>
+                <w:sz w:val="28"/>
+                <w:szCs w:val="28"/>
+                <w:lang w:val="vi-VN"/>
+              </w:rPr>
+            </w:pPr>
+            <w:r>
+              <w:rPr>
+                <w:rFonts w:ascii="Times New Roman" w:hAnsi="Times New Roman" w:cs="Times New Roman"/>
+                <w:spacing w:val="-2"/>
+                <w:sz w:val="28"/>
+                <w:szCs w:val="28"/>
+              </w:rPr>
+              <w:t>202</w:t>
+            </w:r>
+            <w:r>
+              <w:rPr>
+                <w:rFonts w:ascii="Times New Roman" w:hAnsi="Times New Roman" w:cs="Times New Roman"/>
+                <w:spacing w:val="-2"/>
+                <w:sz w:val="28"/>
+                <w:szCs w:val="28"/>
+                <w:lang w:val="vi-VN"/>
+              </w:rPr>
+              <w:t>3603577</w:t>
+            </w:r>
+          </w:p>
+        </w:tc>
+      </w:tr>
+      <w:tr>
+        <w:trPr>
+          <w:trHeight w:val="557"/>
+        </w:trPr>
+        <w:tc>
+          <w:tcPr>
+            <w:tcW w:w="3069" w:type="dxa"/>
+          </w:tcPr>
+          <w:p>
+            <w:pPr>
+              <w:spacing w:after="120" w:line="360" w:lineRule="auto"/>
+              <w:ind w:right="49"/>
+              <w:rPr>
+                <w:rFonts w:ascii="Times New Roman" w:hAnsi="Times New Roman" w:cs="Times New Roman"/>
+                <w:color w:val="000000"/>
+                <w:sz w:val="28"/>
+                <w:szCs w:val="28"/>
+                <w:lang w:val="vi-VN"/>
+              </w:rPr>
+            </w:pPr>
+            <w:r>
+              <w:rPr>
+                <w:rFonts w:ascii="Times New Roman" w:hAnsi="Times New Roman" w:cs="Times New Roman"/>
+                <w:sz w:val="28"/>
+                <w:szCs w:val="28"/>
+                <w:lang w:val="vi-VN"/>
+              </w:rPr>
+              <w:t>Nguyễn Thị Oanh</w:t>
+            </w:r>
+            <w:r>
+              <w:rPr>
+                <w:rFonts w:ascii="Times New Roman" w:hAnsi="Times New Roman" w:cs="Times New Roman"/>
+                <w:sz w:val="28"/>
+                <w:szCs w:val="28"/>
+              </w:rPr>
+              <w:t xml:space="preserve"> </w:t>
+            </w:r>
+            <w:r>
+              <w:rPr>
+                <w:rFonts w:ascii="Times New Roman" w:hAnsi="Times New Roman" w:cs="Times New Roman"/>
+                <w:sz w:val="28"/>
+                <w:szCs w:val="28"/>
+                <w:lang w:val="vi-VN"/>
+              </w:rPr>
+              <w:t xml:space="preserve"> </w:t>
+            </w:r>
+          </w:p>
+        </w:tc>
+        <w:tc>
+          <w:tcPr>
+            <w:tcW w:w="1208" w:type="dxa"/>
+          </w:tcPr>
+          <w:p>
+            <w:pPr>
+              <w:spacing w:after="120" w:line="360" w:lineRule="auto"/>
+              <w:ind w:right="49"/>
+              <w:rPr>
+                <w:rFonts w:ascii="Times New Roman" w:hAnsi="Times New Roman" w:cs="Times New Roman"/>
+                <w:color w:val="000000"/>
+                <w:sz w:val="28"/>
+                <w:szCs w:val="28"/>
+                <w:lang w:val="vi-VN"/>
+              </w:rPr>
+            </w:pPr>
+            <w:r>
+              <w:rPr>
+                <w:rFonts w:ascii="Times New Roman" w:hAnsi="Times New Roman" w:cs="Times New Roman"/>
+                <w:sz w:val="28"/>
+                <w:szCs w:val="28"/>
+              </w:rPr>
+              <w:t>Mã</w:t>
+            </w:r>
+            <w:r>
+              <w:rPr>
+                <w:rFonts w:ascii="Times New Roman" w:hAnsi="Times New Roman" w:cs="Times New Roman"/>
+                <w:spacing w:val="-2"/>
+                <w:sz w:val="28"/>
+                <w:szCs w:val="28"/>
+              </w:rPr>
+              <w:t xml:space="preserve"> </w:t>
+            </w:r>
+            <w:r>
+              <w:rPr>
+                <w:rFonts w:ascii="Times New Roman" w:hAnsi="Times New Roman" w:cs="Times New Roman"/>
+                <w:sz w:val="28"/>
+                <w:szCs w:val="28"/>
+              </w:rPr>
+              <w:t>SV:</w:t>
+            </w:r>
+          </w:p>
+        </w:tc>
+        <w:tc>
+          <w:tcPr>
+            <w:tcW w:w="1761" w:type="dxa"/>
+          </w:tcPr>
+          <w:p>
+            <w:pPr>
+              <w:spacing w:after="120" w:line="360" w:lineRule="auto"/>
+              <w:ind w:right="49"/>
+              <w:rPr>
+                <w:rFonts w:ascii="Times New Roman" w:hAnsi="Times New Roman" w:cs="Times New Roman"/>
+                <w:spacing w:val="-2"/>
+                <w:sz w:val="28"/>
+                <w:szCs w:val="28"/>
+                <w:lang w:val="vi-VN"/>
+              </w:rPr>
+            </w:pPr>
+            <w:r>
+              <w:rPr>
+                <w:rFonts w:ascii="Times New Roman" w:hAnsi="Times New Roman" w:cs="Times New Roman"/>
+                <w:spacing w:val="-2"/>
+                <w:sz w:val="28"/>
+                <w:szCs w:val="28"/>
+              </w:rPr>
+              <w:t>202</w:t>
+            </w:r>
+            <w:r>
+              <w:rPr>
+                <w:rFonts w:ascii="Times New Roman" w:hAnsi="Times New Roman" w:cs="Times New Roman"/>
+                <w:spacing w:val="-2"/>
+                <w:sz w:val="28"/>
+                <w:szCs w:val="28"/>
+                <w:lang w:val="vi-VN"/>
+              </w:rPr>
+              <w:t>3605317</w:t>
+            </w:r>
+          </w:p>
+        </w:tc>
+      </w:tr>
+      <w:tr>
+        <w:trPr>
+          <w:trHeight w:val="548"/>
+        </w:trPr>
+        <w:tc>
+          <w:tcPr>
+            <w:tcW w:w="3069" w:type="dxa"/>
+          </w:tcPr>
+          <w:p>
+            <w:pPr>
+              <w:spacing w:after="120" w:line="360" w:lineRule="auto"/>
+              <w:ind w:right="49"/>
+              <w:rPr>
+                <w:rFonts w:ascii="Times New Roman" w:hAnsi="Times New Roman" w:cs="Times New Roman"/>
+                <w:color w:val="000000"/>
+                <w:sz w:val="28"/>
+                <w:szCs w:val="28"/>
+                <w:lang w:val="vi-VN"/>
+              </w:rPr>
+            </w:pPr>
+            <w:r>
+              <w:rPr>
+                <w:rFonts w:ascii="Times New Roman" w:hAnsi="Times New Roman" w:cs="Times New Roman"/>
+                <w:color w:val="000000"/>
+                <w:sz w:val="28"/>
+                <w:szCs w:val="28"/>
+                <w:lang w:val="vi-VN"/>
+              </w:rPr>
+              <w:t>Đặng Đình Trọng</w:t>
+            </w:r>
+          </w:p>
+        </w:tc>
+        <w:tc>
+          <w:tcPr>
+            <w:tcW w:w="1208" w:type="dxa"/>
+          </w:tcPr>
+          <w:p>
+            <w:pPr>
+              <w:spacing w:after="120" w:line="360" w:lineRule="auto"/>
+              <w:ind w:right="49"/>
+              <w:rPr>
+                <w:rFonts w:ascii="Times New Roman" w:hAnsi="Times New Roman" w:cs="Times New Roman"/>
+                <w:color w:val="000000"/>
+                <w:sz w:val="28"/>
+                <w:szCs w:val="28"/>
+                <w:lang w:val="vi-VN"/>
+              </w:rPr>
+            </w:pPr>
+            <w:r>
+              <w:rPr>
+                <w:rFonts w:ascii="Times New Roman" w:hAnsi="Times New Roman" w:cs="Times New Roman"/>
+                <w:sz w:val="28"/>
+                <w:szCs w:val="28"/>
+              </w:rPr>
+              <w:t>Mã</w:t>
+            </w:r>
+            <w:r>
+              <w:rPr>
+                <w:rFonts w:ascii="Times New Roman" w:hAnsi="Times New Roman" w:cs="Times New Roman"/>
+                <w:spacing w:val="-2"/>
+                <w:sz w:val="28"/>
+                <w:szCs w:val="28"/>
+              </w:rPr>
+              <w:t xml:space="preserve"> </w:t>
+            </w:r>
+            <w:r>
+              <w:rPr>
+                <w:rFonts w:ascii="Times New Roman" w:hAnsi="Times New Roman" w:cs="Times New Roman"/>
+                <w:sz w:val="28"/>
+                <w:szCs w:val="28"/>
+              </w:rPr>
+              <w:t>SV:</w:t>
+            </w:r>
+          </w:p>
+        </w:tc>
+        <w:tc>
+          <w:tcPr>
+            <w:tcW w:w="1761" w:type="dxa"/>
+          </w:tcPr>
+          <w:p>
+            <w:pPr>
+              <w:spacing w:after="120" w:line="360" w:lineRule="auto"/>
+              <w:ind w:right="49"/>
+              <w:rPr>
+                <w:rFonts w:ascii="Times New Roman" w:hAnsi="Times New Roman" w:cs="Times New Roman"/>
+                <w:color w:val="000000"/>
+                <w:sz w:val="28"/>
+                <w:szCs w:val="28"/>
+                <w:lang w:val="vi-VN"/>
+              </w:rPr>
+            </w:pPr>
+            <w:r>
+              <w:rPr>
+                <w:rFonts w:ascii="Times New Roman" w:hAnsi="Times New Roman" w:cs="Times New Roman"/>
+                <w:color w:val="000000"/>
+                <w:sz w:val="28"/>
+                <w:szCs w:val="28"/>
+                <w:lang w:val="vi-VN"/>
+              </w:rPr>
+              <w:t>2023602945</w:t>
+            </w:r>
+          </w:p>
+        </w:tc>
+      </w:tr>
+    </w:tbl>
+    <w:p>
+      <w:pPr>
+        <w:spacing w:after="160" w:line="360" w:lineRule="auto"/>
+        <w:rPr>
+          <w:rFonts w:cs="Times New Roman"/>
+          <w:color w:val="000000" w:themeColor="text1"/>
+          <w:sz w:val="28"/>
+          <w:szCs w:val="28"/>
+          <w:lang w:val="vi-VN"/>
+        </w:rPr>
+      </w:pPr>
+    </w:p>
+    <w:p>
+      <w:pPr>
+        <w:spacing w:after="160" w:line="360" w:lineRule="auto"/>
+        <w:rPr>
+          <w:rFonts w:cs="Times New Roman"/>
+          <w:color w:val="000000" w:themeColor="text1"/>
+          <w:sz w:val="28"/>
+          <w:szCs w:val="28"/>
+          <w:lang w:val="vi-VN"/>
+        </w:rPr>
+      </w:pPr>
+    </w:p>
+    <w:p>
+      <w:pPr>
+        <w:spacing w:after="160" w:line="360" w:lineRule="auto"/>
+        <w:rPr>
+          <w:rFonts w:cs="Times New Roman"/>
+          <w:color w:val="000000" w:themeColor="text1"/>
+          <w:sz w:val="28"/>
+          <w:szCs w:val="28"/>
+          <w:lang w:val="vi-VN"/>
+        </w:rPr>
+      </w:pPr>
+    </w:p>
+    <w:p>
+      <w:pPr>
+        <w:spacing w:after="160" w:line="360" w:lineRule="auto"/>
+        <w:rPr>
+          <w:rFonts w:cs="Times New Roman"/>
+          <w:color w:val="000000" w:themeColor="text1"/>
+          <w:sz w:val="28"/>
+          <w:szCs w:val="28"/>
+          <w:lang w:val="vi-VN"/>
+        </w:rPr>
+      </w:pPr>
+    </w:p>
+    <w:p>
+      <w:pPr>
+        <w:spacing w:before="100" w:after="100" w:line="360" w:lineRule="auto"/>
+        <w:jc w:val="both"/>
+        <w:rPr>
+          <w:rFonts w:ascii="Times New Roman" w:hAnsi="Times New Roman" w:cs="Times New Roman"/>
+          <w:color w:val="404040"/>
+          <w:sz w:val="28"/>
+          <w:szCs w:val="28"/>
+          <w:shd w:val="clear" w:color="auto" w:fill="FFFFFF"/>
+          <w:lang w:val="vi-VN"/>
+        </w:rPr>
+      </w:pPr>
     </w:p>
     <w:p>
       <w:pPr>
@@ -277,14 +1003,14 @@
     <w:tbl>
       <w:tblPr>
         <w:tblStyle w:val="TableGrid"/>
-        <w:tblW w:w="13178" w:type="dxa"/>
+        <w:tblW w:w="12496" w:type="dxa"/>
         <w:tblLook w:val="04A0" w:firstRow="1" w:lastRow="0" w:firstColumn="1" w:lastColumn="0" w:noHBand="0" w:noVBand="1"/>
       </w:tblPr>
       <w:tblGrid>
         <w:gridCol w:w="841"/>
         <w:gridCol w:w="1970"/>
         <w:gridCol w:w="4661"/>
-        <w:gridCol w:w="3194"/>
+        <w:gridCol w:w="2512"/>
         <w:gridCol w:w="2512"/>
       </w:tblGrid>
       <w:tr>
@@ -380,7 +1106,7 @@
         </w:tc>
         <w:tc>
           <w:tcPr>
-            <w:tcW w:w="3194" w:type="dxa"/>
+            <w:tcW w:w="2512" w:type="dxa"/>
             <w:vAlign w:val="center"/>
           </w:tcPr>
           <w:p>
@@ -392,6 +1118,7 @@
                 <w:color w:val="000000" w:themeColor="text1"/>
                 <w:sz w:val="28"/>
                 <w:szCs w:val="28"/>
+                <w:lang w:val="vi-VN"/>
               </w:rPr>
             </w:pPr>
             <w:r>
@@ -402,7 +1129,18 @@
                 <w:sz w:val="28"/>
                 <w:szCs w:val="28"/>
               </w:rPr>
-              <w:t>Kết quả đạt được</w:t>
+              <w:t>Kết</w:t>
+            </w:r>
+            <w:r>
+              <w:rPr>
+                <w:rFonts w:ascii="Times New Roman" w:hAnsi="Times New Roman" w:cs="Times New Roman"/>
+                <w:b/>
+                <w:color w:val="000000" w:themeColor="text1"/>
+                <w:sz w:val="28"/>
+                <w:szCs w:val="28"/>
+                <w:lang w:val="vi-VN"/>
+              </w:rPr>
+              <w:t xml:space="preserve"> quả đạt được</w:t>
             </w:r>
           </w:p>
         </w:tc>
@@ -476,6 +1214,7 @@
                 <w:szCs w:val="28"/>
                 <w:lang w:val="vi-VN"/>
               </w:rPr>
+              <w:lastRenderedPageBreak/>
               <w:t>1</w:t>
             </w:r>
           </w:p>
@@ -625,182 +1364,29 @@
         </w:tc>
         <w:tc>
           <w:tcPr>
-            <w:tcW w:w="3194" w:type="dxa"/>
-            <w:vMerge w:val="restart"/>
-            <w:tcBorders>
-              <w:left w:val="single" w:sz="4" w:space="0" w:color="auto"/>
-            </w:tcBorders>
-            <w:vAlign w:val="center"/>
-          </w:tcPr>
-          <w:p>
-            <w:pPr>
-              <w:spacing w:before="100" w:after="100" w:line="312" w:lineRule="auto"/>
-              <w:jc w:val="both"/>
-              <w:rPr>
-                <w:rFonts w:ascii="Times New Roman" w:hAnsi="Times New Roman" w:cs="Times New Roman"/>
-                <w:color w:val="000000" w:themeColor="text1"/>
-                <w:sz w:val="28"/>
-                <w:szCs w:val="28"/>
-                <w:lang w:val="vi-VN"/>
-              </w:rPr>
-            </w:pPr>
-          </w:p>
-          <w:p>
-            <w:pPr>
-              <w:spacing w:before="100" w:after="100" w:line="312" w:lineRule="auto"/>
-              <w:jc w:val="both"/>
-              <w:rPr>
-                <w:rFonts w:ascii="Times New Roman" w:hAnsi="Times New Roman" w:cs="Times New Roman"/>
-                <w:color w:val="000000" w:themeColor="text1"/>
-                <w:sz w:val="28"/>
-                <w:szCs w:val="28"/>
-                <w:lang w:val="vi-VN"/>
-              </w:rPr>
-            </w:pPr>
-          </w:p>
-          <w:p>
-            <w:pPr>
-              <w:spacing w:before="100" w:after="100" w:line="312" w:lineRule="auto"/>
-              <w:ind w:right="221"/>
-              <w:jc w:val="both"/>
-              <w:rPr>
-                <w:rFonts w:ascii="Times New Roman" w:hAnsi="Times New Roman" w:cs="Times New Roman"/>
-                <w:sz w:val="28"/>
-                <w:szCs w:val="28"/>
-              </w:rPr>
-            </w:pPr>
-            <w:r>
-              <w:rPr>
-                <w:rFonts w:ascii="Times New Roman" w:hAnsi="Times New Roman" w:cs="Times New Roman"/>
-                <w:sz w:val="28"/>
-                <w:szCs w:val="28"/>
-                <w:lang w:val="vi-VN"/>
-              </w:rPr>
-              <w:t>-</w:t>
-            </w:r>
-            <w:r>
-              <w:rPr>
-                <w:rFonts w:ascii="Times New Roman" w:hAnsi="Times New Roman" w:cs="Times New Roman"/>
-                <w:sz w:val="28"/>
-                <w:szCs w:val="28"/>
-                <w:lang w:val="vi-VN"/>
-              </w:rPr>
-              <w:t xml:space="preserve"> </w:t>
-            </w:r>
-            <w:r>
-              <w:rPr>
-                <w:rFonts w:ascii="Times New Roman" w:hAnsi="Times New Roman" w:cs="Times New Roman"/>
-                <w:sz w:val="28"/>
-                <w:szCs w:val="28"/>
-              </w:rPr>
-              <w:t>Hoàn thành toàn bộ Chương 1: Tổng quan về an ninh mạng và Các kiến thức cơ sở.</w:t>
-            </w:r>
-          </w:p>
-          <w:p>
-            <w:pPr>
-              <w:spacing w:before="100" w:after="100" w:line="312" w:lineRule="auto"/>
-              <w:ind w:right="221"/>
-              <w:jc w:val="both"/>
-              <w:rPr>
-                <w:rFonts w:ascii="Times New Roman" w:hAnsi="Times New Roman" w:cs="Times New Roman"/>
-                <w:sz w:val="28"/>
-                <w:szCs w:val="28"/>
-              </w:rPr>
-            </w:pPr>
-            <w:r>
-              <w:rPr>
-                <w:rFonts w:ascii="Times New Roman" w:hAnsi="Times New Roman" w:cs="Times New Roman"/>
-                <w:sz w:val="28"/>
-                <w:szCs w:val="28"/>
-                <w:lang w:val="vi-VN"/>
-              </w:rPr>
-              <w:t>-</w:t>
-            </w:r>
-            <w:r>
-              <w:rPr>
-                <w:rFonts w:ascii="Times New Roman" w:hAnsi="Times New Roman" w:cs="Times New Roman"/>
-                <w:sz w:val="28"/>
-                <w:szCs w:val="28"/>
-              </w:rPr>
-              <w:t xml:space="preserve"> Xây dựng được nền tảng lý thuyết vững chắc </w:t>
-            </w:r>
-            <w:r>
-              <w:rPr>
-                <w:rFonts w:ascii="Times New Roman" w:hAnsi="Times New Roman" w:cs="Times New Roman"/>
-                <w:sz w:val="28"/>
-                <w:szCs w:val="28"/>
-              </w:rPr>
-              <w:lastRenderedPageBreak/>
-              <w:t>về an ninh mạng, các loại tấn công (đặc biệt là MitM và Signature Forgery liên quan đến RSA).</w:t>
-            </w:r>
-          </w:p>
-          <w:p>
-            <w:pPr>
-              <w:spacing w:before="100" w:after="100" w:line="312" w:lineRule="auto"/>
-              <w:ind w:right="221"/>
-              <w:jc w:val="both"/>
-              <w:rPr>
-                <w:rFonts w:ascii="Times New Roman" w:hAnsi="Times New Roman" w:cs="Times New Roman"/>
-                <w:sz w:val="28"/>
-                <w:szCs w:val="28"/>
-              </w:rPr>
-            </w:pPr>
-            <w:r>
-              <w:rPr>
-                <w:rFonts w:ascii="Times New Roman" w:hAnsi="Times New Roman" w:cs="Times New Roman"/>
-                <w:sz w:val="28"/>
-                <w:szCs w:val="28"/>
-                <w:lang w:val="vi-VN"/>
-              </w:rPr>
-              <w:t>-</w:t>
-            </w:r>
-            <w:r>
-              <w:rPr>
-                <w:rFonts w:ascii="Times New Roman" w:hAnsi="Times New Roman" w:cs="Times New Roman"/>
-                <w:sz w:val="28"/>
-                <w:szCs w:val="28"/>
-                <w:lang w:val="vi-VN"/>
-              </w:rPr>
-              <w:t xml:space="preserve">  </w:t>
-            </w:r>
-            <w:r>
-              <w:rPr>
-                <w:rFonts w:ascii="Times New Roman" w:hAnsi="Times New Roman" w:cs="Times New Roman"/>
-                <w:sz w:val="28"/>
-                <w:szCs w:val="28"/>
-              </w:rPr>
-              <w:t>Hoàn thiện Lời nói đầu, Mục lục và cấu trúc tổng thể của báo cáo.</w:t>
-            </w:r>
-          </w:p>
-          <w:p>
-            <w:pPr>
-              <w:spacing w:before="100" w:after="100" w:line="312" w:lineRule="auto"/>
-              <w:ind w:right="221"/>
-              <w:jc w:val="both"/>
-              <w:rPr>
-                <w:rFonts w:ascii="Times New Roman" w:hAnsi="Times New Roman" w:cs="Times New Roman"/>
-                <w:color w:val="FF0000"/>
-                <w:sz w:val="28"/>
-                <w:szCs w:val="28"/>
-                <w:lang w:val="vi-VN"/>
-              </w:rPr>
-            </w:pPr>
-            <w:r>
-              <w:rPr>
-                <w:rFonts w:ascii="Times New Roman" w:hAnsi="Times New Roman" w:cs="Times New Roman"/>
-                <w:sz w:val="28"/>
-                <w:szCs w:val="28"/>
-                <w:lang w:val="vi-VN"/>
-              </w:rPr>
-              <w:t xml:space="preserve">- </w:t>
-            </w:r>
-            <w:r>
-              <w:rPr>
-                <w:rFonts w:ascii="Times New Roman" w:hAnsi="Times New Roman" w:cs="Times New Roman"/>
-                <w:sz w:val="28"/>
-                <w:szCs w:val="28"/>
-              </w:rPr>
-              <w:t xml:space="preserve"> Nhóm đã thống nhất nội dung, phong cách viết và định dạng báo cáo, đảm bảo tính logic và tính khoa học.</w:t>
+            <w:tcW w:w="2512" w:type="dxa"/>
+            <w:vAlign w:val="center"/>
+          </w:tcPr>
+          <w:p>
+            <w:pPr>
+              <w:jc w:val="center"/>
+              <w:rPr>
+                <w:rFonts w:ascii="Times New Roman" w:hAnsi="Times New Roman" w:cs="Times New Roman"/>
+                <w:color w:val="000000" w:themeColor="text1"/>
+                <w:sz w:val="28"/>
+                <w:szCs w:val="28"/>
+                <w:lang w:val="vi-VN"/>
+              </w:rPr>
+            </w:pPr>
+            <w:r>
+              <w:rPr>
+                <w:rFonts w:ascii="Times New Roman" w:hAnsi="Times New Roman" w:cs="Times New Roman"/>
+                <w:color w:val="000000" w:themeColor="text1"/>
+                <w:sz w:val="28"/>
+                <w:szCs w:val="28"/>
+                <w:lang w:val="vi-VN"/>
+              </w:rPr>
+              <w:t>Hoàn thành 100%</w:t>
             </w:r>
           </w:p>
         </w:tc>
@@ -957,23 +1543,29 @@
         </w:tc>
         <w:tc>
           <w:tcPr>
-            <w:tcW w:w="3194" w:type="dxa"/>
-            <w:vMerge/>
-            <w:tcBorders>
-              <w:left w:val="single" w:sz="4" w:space="0" w:color="auto"/>
-            </w:tcBorders>
-          </w:tcPr>
-          <w:p>
-            <w:pPr>
-              <w:spacing w:line="312" w:lineRule="auto"/>
-              <w:jc w:val="both"/>
-              <w:rPr>
-                <w:rFonts w:ascii="Times New Roman" w:hAnsi="Times New Roman" w:cs="Times New Roman"/>
-                <w:color w:val="FF0000"/>
-                <w:sz w:val="28"/>
-                <w:szCs w:val="28"/>
-              </w:rPr>
-            </w:pPr>
+            <w:tcW w:w="2512" w:type="dxa"/>
+            <w:vAlign w:val="center"/>
+          </w:tcPr>
+          <w:p>
+            <w:pPr>
+              <w:jc w:val="center"/>
+              <w:rPr>
+                <w:rFonts w:ascii="Times New Roman" w:hAnsi="Times New Roman" w:cs="Times New Roman"/>
+                <w:color w:val="000000" w:themeColor="text1"/>
+                <w:sz w:val="28"/>
+                <w:szCs w:val="28"/>
+              </w:rPr>
+            </w:pPr>
+            <w:r>
+              <w:rPr>
+                <w:rFonts w:ascii="Times New Roman" w:hAnsi="Times New Roman" w:cs="Times New Roman"/>
+                <w:color w:val="000000" w:themeColor="text1"/>
+                <w:sz w:val="28"/>
+                <w:szCs w:val="28"/>
+                <w:lang w:val="vi-VN"/>
+              </w:rPr>
+              <w:t>Hoàn thành 100%</w:t>
+            </w:r>
           </w:p>
         </w:tc>
         <w:tc>
@@ -1145,6 +1737,7 @@
                 <w:sz w:val="28"/>
                 <w:szCs w:val="28"/>
               </w:rPr>
+              <w:lastRenderedPageBreak/>
               <w:t>- Viết công</w:t>
             </w:r>
             <w:r>
@@ -1159,23 +1752,30 @@
         </w:tc>
         <w:tc>
           <w:tcPr>
-            <w:tcW w:w="3194" w:type="dxa"/>
-            <w:vMerge/>
-            <w:tcBorders>
-              <w:left w:val="single" w:sz="4" w:space="0" w:color="auto"/>
-            </w:tcBorders>
-          </w:tcPr>
-          <w:p>
-            <w:pPr>
-              <w:spacing w:line="312" w:lineRule="auto"/>
-              <w:jc w:val="both"/>
-              <w:rPr>
-                <w:rFonts w:ascii="Times New Roman" w:hAnsi="Times New Roman" w:cs="Times New Roman"/>
-                <w:color w:val="FF0000"/>
-                <w:sz w:val="28"/>
-                <w:szCs w:val="28"/>
-              </w:rPr>
-            </w:pPr>
+            <w:tcW w:w="2512" w:type="dxa"/>
+            <w:vAlign w:val="center"/>
+          </w:tcPr>
+          <w:p>
+            <w:pPr>
+              <w:jc w:val="center"/>
+              <w:rPr>
+                <w:rFonts w:ascii="Times New Roman" w:hAnsi="Times New Roman" w:cs="Times New Roman"/>
+                <w:color w:val="000000" w:themeColor="text1"/>
+                <w:sz w:val="28"/>
+                <w:szCs w:val="28"/>
+              </w:rPr>
+            </w:pPr>
+            <w:r>
+              <w:rPr>
+                <w:rFonts w:ascii="Times New Roman" w:hAnsi="Times New Roman" w:cs="Times New Roman"/>
+                <w:color w:val="000000" w:themeColor="text1"/>
+                <w:sz w:val="28"/>
+                <w:szCs w:val="28"/>
+                <w:lang w:val="vi-VN"/>
+              </w:rPr>
+              <w:lastRenderedPageBreak/>
+              <w:t>Hoàn thành 100%</w:t>
+            </w:r>
           </w:p>
         </w:tc>
         <w:tc>
@@ -1307,23 +1907,29 @@
         </w:tc>
         <w:tc>
           <w:tcPr>
-            <w:tcW w:w="3194" w:type="dxa"/>
-            <w:vMerge/>
-            <w:tcBorders>
-              <w:left w:val="single" w:sz="4" w:space="0" w:color="auto"/>
-            </w:tcBorders>
-          </w:tcPr>
-          <w:p>
-            <w:pPr>
-              <w:spacing w:line="312" w:lineRule="auto"/>
-              <w:jc w:val="both"/>
-              <w:rPr>
-                <w:rFonts w:ascii="Times New Roman" w:hAnsi="Times New Roman" w:cs="Times New Roman"/>
-                <w:color w:val="FF0000"/>
-                <w:sz w:val="28"/>
-                <w:szCs w:val="28"/>
-              </w:rPr>
-            </w:pPr>
+            <w:tcW w:w="2512" w:type="dxa"/>
+            <w:vAlign w:val="center"/>
+          </w:tcPr>
+          <w:p>
+            <w:pPr>
+              <w:jc w:val="center"/>
+              <w:rPr>
+                <w:rFonts w:ascii="Times New Roman" w:hAnsi="Times New Roman" w:cs="Times New Roman"/>
+                <w:color w:val="000000" w:themeColor="text1"/>
+                <w:sz w:val="28"/>
+                <w:szCs w:val="28"/>
+              </w:rPr>
+            </w:pPr>
+            <w:r>
+              <w:rPr>
+                <w:rFonts w:ascii="Times New Roman" w:hAnsi="Times New Roman" w:cs="Times New Roman"/>
+                <w:color w:val="000000" w:themeColor="text1"/>
+                <w:sz w:val="28"/>
+                <w:szCs w:val="28"/>
+                <w:lang w:val="vi-VN"/>
+              </w:rPr>
+              <w:t>Hoàn thành 100%</w:t>
+            </w:r>
           </w:p>
         </w:tc>
         <w:tc>
@@ -1435,61 +2041,35 @@
                 <w:szCs w:val="28"/>
                 <w:lang w:val="vi-VN"/>
               </w:rPr>
-              <w:t>(</w:t>
-            </w:r>
-            <w:r>
-              <w:rPr>
-                <w:sz w:val="28"/>
-                <w:szCs w:val="28"/>
-                <w:lang w:val="vi-VN"/>
-              </w:rPr>
-              <w:t>toán học</w:t>
-            </w:r>
-            <w:r>
-              <w:rPr>
-                <w:sz w:val="28"/>
-                <w:szCs w:val="28"/>
-                <w:lang w:val="vi-VN"/>
-              </w:rPr>
-              <w:t>, ngôn ngữ</w:t>
-            </w:r>
-            <w:r>
-              <w:rPr>
-                <w:sz w:val="28"/>
-                <w:szCs w:val="28"/>
-                <w:lang w:val="vi-VN"/>
-              </w:rPr>
-              <w:t xml:space="preserve"> lập trình, …</w:t>
-            </w:r>
-            <w:r>
-              <w:rPr>
-                <w:sz w:val="28"/>
-                <w:szCs w:val="28"/>
-                <w:lang w:val="vi-VN"/>
-              </w:rPr>
-              <w:t xml:space="preserve"> )</w:t>
-            </w:r>
-          </w:p>
-        </w:tc>
-        <w:tc>
-          <w:tcPr>
-            <w:tcW w:w="3194" w:type="dxa"/>
-            <w:vMerge/>
-            <w:tcBorders>
-              <w:left w:val="single" w:sz="4" w:space="0" w:color="auto"/>
-            </w:tcBorders>
-          </w:tcPr>
-          <w:p>
-            <w:pPr>
-              <w:spacing w:line="312" w:lineRule="auto"/>
-              <w:jc w:val="both"/>
-              <w:rPr>
-                <w:rFonts w:ascii="Times New Roman" w:hAnsi="Times New Roman" w:cs="Times New Roman"/>
-                <w:color w:val="FF0000"/>
-                <w:sz w:val="28"/>
-                <w:szCs w:val="28"/>
-              </w:rPr>
-            </w:pPr>
+              <w:t>(toán học, ngôn ngữ lập trình, … )</w:t>
+            </w:r>
+          </w:p>
+        </w:tc>
+        <w:tc>
+          <w:tcPr>
+            <w:tcW w:w="2512" w:type="dxa"/>
+            <w:vAlign w:val="center"/>
+          </w:tcPr>
+          <w:p>
+            <w:pPr>
+              <w:jc w:val="center"/>
+              <w:rPr>
+                <w:rFonts w:ascii="Times New Roman" w:hAnsi="Times New Roman" w:cs="Times New Roman"/>
+                <w:color w:val="000000" w:themeColor="text1"/>
+                <w:sz w:val="28"/>
+                <w:szCs w:val="28"/>
+              </w:rPr>
+            </w:pPr>
+            <w:r>
+              <w:rPr>
+                <w:rFonts w:ascii="Times New Roman" w:hAnsi="Times New Roman" w:cs="Times New Roman"/>
+                <w:color w:val="000000" w:themeColor="text1"/>
+                <w:sz w:val="28"/>
+                <w:szCs w:val="28"/>
+                <w:lang w:val="vi-VN"/>
+              </w:rPr>
+              <w:t>Hoàn thành 100%</w:t>
+            </w:r>
           </w:p>
         </w:tc>
         <w:tc>
@@ -1535,7 +2115,6 @@
                 <w:sz w:val="28"/>
                 <w:szCs w:val="28"/>
               </w:rPr>
-              <w:lastRenderedPageBreak/>
               <w:t>2</w:t>
             </w:r>
           </w:p>
@@ -1600,37 +2179,17 @@
                 <w:szCs w:val="28"/>
                 <w:lang w:val="vi-VN"/>
               </w:rPr>
-              <w:t>-</w:t>
-            </w:r>
-            <w:r>
-              <w:rPr>
-                <w:rFonts w:ascii="Times New Roman" w:hAnsi="Times New Roman" w:cs="Times New Roman"/>
-                <w:color w:val="000000" w:themeColor="text1"/>
-                <w:sz w:val="28"/>
-                <w:szCs w:val="28"/>
-                <w:lang w:val="vi-VN"/>
-              </w:rPr>
-              <w:t xml:space="preserve"> </w:t>
-            </w:r>
-            <w:r>
-              <w:rPr>
-                <w:rFonts w:ascii="Times New Roman" w:hAnsi="Times New Roman" w:cs="Times New Roman"/>
-                <w:color w:val="000000" w:themeColor="text1"/>
-                <w:sz w:val="28"/>
-                <w:szCs w:val="28"/>
-                <w:lang w:val="vi-VN"/>
-              </w:rPr>
-              <w:t xml:space="preserve">Nghiên cứu, tìm hiểu </w:t>
-            </w:r>
-            <w:r>
-              <w:rPr>
-                <w:rFonts w:ascii="Times New Roman" w:hAnsi="Times New Roman" w:cs="Times New Roman"/>
-                <w:color w:val="000000" w:themeColor="text1"/>
-                <w:sz w:val="28"/>
-                <w:szCs w:val="28"/>
-                <w:lang w:val="vi-VN"/>
-              </w:rPr>
-              <w:t>hệ mã hoá khoá công khai</w:t>
+              <w:t xml:space="preserve">- </w:t>
+            </w:r>
+            <w:r>
+              <w:rPr>
+                <w:rFonts w:ascii="Times New Roman" w:hAnsi="Times New Roman" w:cs="Times New Roman"/>
+                <w:color w:val="000000" w:themeColor="text1"/>
+                <w:sz w:val="28"/>
+                <w:szCs w:val="28"/>
+                <w:lang w:val="vi-VN"/>
+              </w:rPr>
+              <w:t>Nghiên cứu, tìm hiểu hệ mã hoá khoá công khai</w:t>
             </w:r>
           </w:p>
           <w:p>
@@ -1656,17 +2215,7 @@
                 <w:szCs w:val="28"/>
                 <w:lang w:val="vi-VN"/>
               </w:rPr>
-              <w:t>-</w:t>
-            </w:r>
-            <w:r>
-              <w:rPr>
-                <w:rFonts w:ascii="Times New Roman" w:hAnsi="Times New Roman" w:cs="Times New Roman"/>
-                <w:color w:val="000000" w:themeColor="text1"/>
-                <w:sz w:val="28"/>
-                <w:szCs w:val="28"/>
-                <w:lang w:val="vi-VN"/>
-              </w:rPr>
-              <w:t xml:space="preserve"> </w:t>
+              <w:t xml:space="preserve">- </w:t>
             </w:r>
             <w:r>
               <w:rPr>
@@ -1692,194 +2241,28 @@
         </w:tc>
         <w:tc>
           <w:tcPr>
-            <w:tcW w:w="3194" w:type="dxa"/>
-            <w:vMerge w:val="restart"/>
-            <w:vAlign w:val="center"/>
-          </w:tcPr>
-          <w:p>
-            <w:pPr>
-              <w:pStyle w:val="ListParagraph"/>
-              <w:tabs>
-                <w:tab w:val="left" w:pos="326"/>
-              </w:tabs>
-              <w:spacing w:line="312" w:lineRule="auto"/>
-              <w:ind w:left="43" w:right="201"/>
-              <w:contextualSpacing w:val="0"/>
-              <w:jc w:val="both"/>
-              <w:rPr>
-                <w:rFonts w:ascii="Times New Roman" w:hAnsi="Times New Roman" w:cs="Times New Roman"/>
-                <w:color w:val="000000" w:themeColor="text1"/>
-                <w:sz w:val="28"/>
-                <w:szCs w:val="28"/>
-                <w:lang w:val="vi-VN"/>
-              </w:rPr>
-            </w:pPr>
-          </w:p>
-          <w:p>
-            <w:pPr>
-              <w:tabs>
-                <w:tab w:val="left" w:pos="326"/>
-              </w:tabs>
-              <w:spacing w:line="312" w:lineRule="auto"/>
-              <w:ind w:right="201"/>
-              <w:jc w:val="both"/>
-              <w:rPr>
-                <w:rFonts w:ascii="Times New Roman" w:hAnsi="Times New Roman" w:cs="Times New Roman"/>
-                <w:color w:val="000000" w:themeColor="text1"/>
-                <w:sz w:val="28"/>
-                <w:szCs w:val="28"/>
-                <w:lang w:val="vi-VN"/>
-              </w:rPr>
-            </w:pPr>
-          </w:p>
-          <w:p>
-            <w:pPr>
-              <w:tabs>
-                <w:tab w:val="left" w:pos="326"/>
-              </w:tabs>
-              <w:spacing w:line="312" w:lineRule="auto"/>
-              <w:ind w:right="201"/>
-              <w:jc w:val="both"/>
-              <w:rPr>
-                <w:rFonts w:ascii="Times New Roman" w:hAnsi="Times New Roman" w:cs="Times New Roman"/>
-                <w:color w:val="000000" w:themeColor="text1"/>
-                <w:sz w:val="28"/>
-                <w:szCs w:val="28"/>
-                <w:lang w:val="vi-VN"/>
-              </w:rPr>
-            </w:pPr>
-          </w:p>
-          <w:p>
-            <w:pPr>
-              <w:tabs>
-                <w:tab w:val="left" w:pos="326"/>
-              </w:tabs>
-              <w:spacing w:line="312" w:lineRule="auto"/>
-              <w:ind w:right="201"/>
-              <w:jc w:val="both"/>
-              <w:rPr>
-                <w:rFonts w:ascii="Times New Roman" w:hAnsi="Times New Roman" w:cs="Times New Roman"/>
-                <w:color w:val="000000" w:themeColor="text1"/>
-                <w:sz w:val="28"/>
-                <w:szCs w:val="28"/>
-                <w:lang w:val="vi-VN"/>
-              </w:rPr>
-            </w:pPr>
-          </w:p>
-          <w:p>
-            <w:pPr>
-              <w:pStyle w:val="ListParagraph"/>
-              <w:spacing w:before="100" w:after="100" w:line="312" w:lineRule="auto"/>
-              <w:ind w:left="45" w:right="198"/>
-              <w:contextualSpacing w:val="0"/>
-              <w:jc w:val="both"/>
-              <w:rPr>
-                <w:rFonts w:ascii="Times New Roman" w:hAnsi="Times New Roman" w:cs="Times New Roman"/>
-                <w:color w:val="000000" w:themeColor="text1"/>
-                <w:sz w:val="28"/>
-                <w:szCs w:val="28"/>
-              </w:rPr>
-            </w:pPr>
-            <w:r>
-              <w:rPr>
-                <w:rFonts w:ascii="Times New Roman" w:hAnsi="Times New Roman" w:cs="Times New Roman"/>
-                <w:color w:val="000000" w:themeColor="text1"/>
-                <w:sz w:val="28"/>
-                <w:szCs w:val="28"/>
-                <w:lang w:val="vi-VN"/>
-              </w:rPr>
-              <w:t xml:space="preserve">-  </w:t>
-            </w:r>
-            <w:r>
-              <w:rPr>
-                <w:rFonts w:ascii="Times New Roman" w:hAnsi="Times New Roman" w:cs="Times New Roman"/>
-                <w:color w:val="000000" w:themeColor="text1"/>
-                <w:sz w:val="28"/>
-                <w:szCs w:val="28"/>
-              </w:rPr>
-              <w:t>Hoàn thành nghiên cứu sâu về chữ ký số và hệ mật RSA với đầy đủ các nội dung quan trọng: lịch sử, nguyên lý, thuật toán, ưu nhược điểm và ứng dụng thực tế.</w:t>
-            </w:r>
-          </w:p>
-          <w:p>
-            <w:pPr>
-              <w:pStyle w:val="ListParagraph"/>
-              <w:spacing w:before="100" w:after="100" w:line="312" w:lineRule="auto"/>
-              <w:ind w:left="45" w:right="198"/>
-              <w:contextualSpacing w:val="0"/>
-              <w:jc w:val="both"/>
-              <w:rPr>
-                <w:rFonts w:ascii="Times New Roman" w:hAnsi="Times New Roman" w:cs="Times New Roman"/>
-                <w:color w:val="000000" w:themeColor="text1"/>
-                <w:sz w:val="28"/>
-                <w:szCs w:val="28"/>
-              </w:rPr>
-            </w:pPr>
-            <w:r>
-              <w:rPr>
-                <w:rFonts w:ascii="Times New Roman" w:hAnsi="Times New Roman" w:cs="Times New Roman"/>
-                <w:color w:val="000000" w:themeColor="text1"/>
-                <w:sz w:val="28"/>
-                <w:szCs w:val="28"/>
-                <w:lang w:val="vi-VN"/>
-              </w:rPr>
-              <w:t xml:space="preserve">- </w:t>
-            </w:r>
-            <w:r>
-              <w:rPr>
-                <w:rFonts w:ascii="Times New Roman" w:hAnsi="Times New Roman" w:cs="Times New Roman"/>
-                <w:color w:val="000000" w:themeColor="text1"/>
-                <w:sz w:val="28"/>
-                <w:szCs w:val="28"/>
-                <w:lang w:val="vi-VN"/>
-              </w:rPr>
-              <w:t xml:space="preserve">  </w:t>
-            </w:r>
-            <w:r>
-              <w:rPr>
-                <w:rFonts w:ascii="Times New Roman" w:hAnsi="Times New Roman" w:cs="Times New Roman"/>
-                <w:color w:val="000000" w:themeColor="text1"/>
-                <w:sz w:val="28"/>
-                <w:szCs w:val="28"/>
-              </w:rPr>
-              <w:t>Đã bổ sung được nhiều hình ảnh, sơ đồ và ví dụ minh họa giúp báo cáo sinh động và dễ hiểu hơn.</w:t>
-            </w:r>
-          </w:p>
-          <w:p>
-            <w:pPr>
-              <w:pStyle w:val="ListParagraph"/>
-              <w:tabs>
-                <w:tab w:val="left" w:pos="326"/>
-              </w:tabs>
-              <w:spacing w:before="100" w:after="100" w:line="312" w:lineRule="auto"/>
-              <w:ind w:left="45" w:right="198"/>
-              <w:contextualSpacing w:val="0"/>
-              <w:jc w:val="both"/>
-              <w:rPr>
-                <w:rFonts w:ascii="Times New Roman" w:hAnsi="Times New Roman" w:cs="Times New Roman"/>
-                <w:color w:val="FF0000"/>
-                <w:sz w:val="28"/>
-                <w:szCs w:val="28"/>
-                <w:lang w:val="vi-VN"/>
-              </w:rPr>
-            </w:pPr>
-            <w:r>
-              <w:rPr>
-                <w:rFonts w:ascii="Times New Roman" w:hAnsi="Times New Roman" w:cs="Times New Roman"/>
-                <w:color w:val="000000" w:themeColor="text1"/>
-                <w:sz w:val="28"/>
-                <w:szCs w:val="28"/>
-                <w:lang w:val="vi-VN"/>
-              </w:rPr>
-              <w:t xml:space="preserve">- </w:t>
-            </w:r>
-            <w:r>
-              <w:rPr>
-                <w:rFonts w:ascii="Times New Roman" w:hAnsi="Times New Roman" w:cs="Times New Roman"/>
-                <w:color w:val="000000" w:themeColor="text1"/>
-                <w:sz w:val="28"/>
-                <w:szCs w:val="28"/>
-              </w:rPr>
-              <w:t>Nâng cao kiến thức chuyên môn của các thành viên về mật mã học và chữ ký số RSA.</w:t>
+            <w:tcW w:w="2512" w:type="dxa"/>
+            <w:vAlign w:val="center"/>
+          </w:tcPr>
+          <w:p>
+            <w:pPr>
+              <w:jc w:val="center"/>
+              <w:rPr>
+                <w:rFonts w:ascii="Times New Roman" w:hAnsi="Times New Roman" w:cs="Times New Roman"/>
+                <w:color w:val="000000" w:themeColor="text1"/>
+                <w:sz w:val="28"/>
+                <w:szCs w:val="28"/>
+              </w:rPr>
+            </w:pPr>
+            <w:r>
+              <w:rPr>
+                <w:rFonts w:ascii="Times New Roman" w:hAnsi="Times New Roman" w:cs="Times New Roman"/>
+                <w:color w:val="000000" w:themeColor="text1"/>
+                <w:sz w:val="28"/>
+                <w:szCs w:val="28"/>
+                <w:lang w:val="vi-VN"/>
+              </w:rPr>
+              <w:t>Hoàn thành 100%</w:t>
             </w:r>
           </w:p>
         </w:tc>
@@ -1980,17 +2363,7 @@
                 <w:szCs w:val="28"/>
                 <w:lang w:val="vi-VN"/>
               </w:rPr>
-              <w:t xml:space="preserve">- </w:t>
-            </w:r>
-            <w:r>
-              <w:rPr>
-                <w:rFonts w:ascii="Times New Roman" w:hAnsi="Times New Roman" w:cs="Times New Roman"/>
-                <w:color w:val="000000" w:themeColor="text1"/>
-                <w:sz w:val="28"/>
-                <w:szCs w:val="28"/>
-                <w:lang w:val="vi-VN"/>
-              </w:rPr>
-              <w:t xml:space="preserve"> </w:t>
+              <w:t xml:space="preserve">-  </w:t>
             </w:r>
             <w:r>
               <w:rPr>
@@ -2082,26 +2455,37 @@
                 <w:szCs w:val="28"/>
                 <w:lang w:val="vi-VN"/>
               </w:rPr>
+              <w:lastRenderedPageBreak/>
               <w:t>- Viết phần giới thiệu, mô tả về RSA và thuật toán RSA</w:t>
             </w:r>
           </w:p>
         </w:tc>
         <w:tc>
           <w:tcPr>
-            <w:tcW w:w="3194" w:type="dxa"/>
-            <w:vMerge/>
-          </w:tcPr>
-          <w:p>
-            <w:pPr>
-              <w:spacing w:line="312" w:lineRule="auto"/>
-              <w:jc w:val="both"/>
-              <w:rPr>
-                <w:rFonts w:ascii="Times New Roman" w:hAnsi="Times New Roman" w:cs="Times New Roman"/>
-                <w:color w:val="FF0000"/>
-                <w:sz w:val="28"/>
-                <w:szCs w:val="28"/>
-              </w:rPr>
-            </w:pPr>
+            <w:tcW w:w="2512" w:type="dxa"/>
+            <w:vAlign w:val="center"/>
+          </w:tcPr>
+          <w:p>
+            <w:pPr>
+              <w:jc w:val="center"/>
+              <w:rPr>
+                <w:rFonts w:ascii="Times New Roman" w:hAnsi="Times New Roman" w:cs="Times New Roman"/>
+                <w:color w:val="000000" w:themeColor="text1"/>
+                <w:sz w:val="28"/>
+                <w:szCs w:val="28"/>
+              </w:rPr>
+            </w:pPr>
+            <w:r>
+              <w:rPr>
+                <w:rFonts w:ascii="Times New Roman" w:hAnsi="Times New Roman" w:cs="Times New Roman"/>
+                <w:color w:val="000000" w:themeColor="text1"/>
+                <w:sz w:val="28"/>
+                <w:szCs w:val="28"/>
+                <w:lang w:val="vi-VN"/>
+              </w:rPr>
+              <w:lastRenderedPageBreak/>
+              <w:t>Hoàn thành 100%</w:t>
+            </w:r>
           </w:p>
         </w:tc>
         <w:tc>
@@ -2253,20 +2637,29 @@
         </w:tc>
         <w:tc>
           <w:tcPr>
-            <w:tcW w:w="3194" w:type="dxa"/>
-            <w:vMerge/>
-          </w:tcPr>
-          <w:p>
-            <w:pPr>
-              <w:spacing w:line="312" w:lineRule="auto"/>
-              <w:jc w:val="both"/>
-              <w:rPr>
-                <w:rFonts w:ascii="Times New Roman" w:hAnsi="Times New Roman" w:cs="Times New Roman"/>
-                <w:color w:val="FF0000"/>
-                <w:sz w:val="28"/>
-                <w:szCs w:val="28"/>
-              </w:rPr>
-            </w:pPr>
+            <w:tcW w:w="2512" w:type="dxa"/>
+            <w:vAlign w:val="center"/>
+          </w:tcPr>
+          <w:p>
+            <w:pPr>
+              <w:jc w:val="center"/>
+              <w:rPr>
+                <w:rFonts w:ascii="Times New Roman" w:hAnsi="Times New Roman" w:cs="Times New Roman"/>
+                <w:color w:val="000000" w:themeColor="text1"/>
+                <w:sz w:val="28"/>
+                <w:szCs w:val="28"/>
+              </w:rPr>
+            </w:pPr>
+            <w:r>
+              <w:rPr>
+                <w:rFonts w:ascii="Times New Roman" w:hAnsi="Times New Roman" w:cs="Times New Roman"/>
+                <w:color w:val="000000" w:themeColor="text1"/>
+                <w:sz w:val="28"/>
+                <w:szCs w:val="28"/>
+                <w:lang w:val="vi-VN"/>
+              </w:rPr>
+              <w:t>Hoàn thành 100%</w:t>
+            </w:r>
           </w:p>
         </w:tc>
         <w:tc>
@@ -2418,20 +2811,29 @@
         </w:tc>
         <w:tc>
           <w:tcPr>
-            <w:tcW w:w="3194" w:type="dxa"/>
-            <w:vMerge/>
-          </w:tcPr>
-          <w:p>
-            <w:pPr>
-              <w:spacing w:line="312" w:lineRule="auto"/>
-              <w:jc w:val="both"/>
-              <w:rPr>
-                <w:rFonts w:ascii="Times New Roman" w:hAnsi="Times New Roman" w:cs="Times New Roman"/>
-                <w:color w:val="FF0000"/>
-                <w:sz w:val="28"/>
-                <w:szCs w:val="28"/>
-              </w:rPr>
-            </w:pPr>
+            <w:tcW w:w="2512" w:type="dxa"/>
+            <w:vAlign w:val="center"/>
+          </w:tcPr>
+          <w:p>
+            <w:pPr>
+              <w:jc w:val="center"/>
+              <w:rPr>
+                <w:rFonts w:ascii="Times New Roman" w:hAnsi="Times New Roman" w:cs="Times New Roman"/>
+                <w:color w:val="000000" w:themeColor="text1"/>
+                <w:sz w:val="28"/>
+                <w:szCs w:val="28"/>
+              </w:rPr>
+            </w:pPr>
+            <w:r>
+              <w:rPr>
+                <w:rFonts w:ascii="Times New Roman" w:hAnsi="Times New Roman" w:cs="Times New Roman"/>
+                <w:color w:val="000000" w:themeColor="text1"/>
+                <w:sz w:val="28"/>
+                <w:szCs w:val="28"/>
+                <w:lang w:val="vi-VN"/>
+              </w:rPr>
+              <w:t>Hoàn thành 100%</w:t>
+            </w:r>
           </w:p>
         </w:tc>
         <w:tc>
@@ -2573,20 +2975,29 @@
         </w:tc>
         <w:tc>
           <w:tcPr>
-            <w:tcW w:w="3194" w:type="dxa"/>
-            <w:vMerge/>
-          </w:tcPr>
-          <w:p>
-            <w:pPr>
-              <w:spacing w:line="312" w:lineRule="auto"/>
-              <w:jc w:val="both"/>
-              <w:rPr>
-                <w:rFonts w:ascii="Times New Roman" w:hAnsi="Times New Roman" w:cs="Times New Roman"/>
-                <w:color w:val="FF0000"/>
-                <w:sz w:val="28"/>
-                <w:szCs w:val="28"/>
-              </w:rPr>
-            </w:pPr>
+            <w:tcW w:w="2512" w:type="dxa"/>
+            <w:vAlign w:val="center"/>
+          </w:tcPr>
+          <w:p>
+            <w:pPr>
+              <w:jc w:val="center"/>
+              <w:rPr>
+                <w:rFonts w:ascii="Times New Roman" w:hAnsi="Times New Roman" w:cs="Times New Roman"/>
+                <w:color w:val="000000" w:themeColor="text1"/>
+                <w:sz w:val="28"/>
+                <w:szCs w:val="28"/>
+              </w:rPr>
+            </w:pPr>
+            <w:r>
+              <w:rPr>
+                <w:rFonts w:ascii="Times New Roman" w:hAnsi="Times New Roman" w:cs="Times New Roman"/>
+                <w:color w:val="000000" w:themeColor="text1"/>
+                <w:sz w:val="28"/>
+                <w:szCs w:val="28"/>
+                <w:lang w:val="vi-VN"/>
+              </w:rPr>
+              <w:t>Hoàn thành 100%</w:t>
+            </w:r>
           </w:p>
         </w:tc>
         <w:tc>
@@ -2634,6 +3045,7 @@
                 <w:szCs w:val="28"/>
                 <w:lang w:val="vi-VN"/>
               </w:rPr>
+              <w:lastRenderedPageBreak/>
               <w:t>3</w:t>
             </w:r>
           </w:p>
@@ -2756,27 +3168,7 @@
                 <w:szCs w:val="28"/>
                 <w:lang w:val="vi-VN"/>
               </w:rPr>
-              <w:t xml:space="preserve">- </w:t>
-            </w:r>
-            <w:r>
-              <w:rPr>
-                <w:rFonts w:ascii="Times New Roman" w:hAnsi="Times New Roman" w:cs="Times New Roman"/>
-                <w:color w:val="000000" w:themeColor="text1"/>
-                <w:sz w:val="28"/>
-                <w:szCs w:val="28"/>
-                <w:lang w:val="vi-VN"/>
-              </w:rPr>
-              <w:t xml:space="preserve">Viết phần </w:t>
-            </w:r>
-            <w:r>
-              <w:rPr>
-                <w:rFonts w:ascii="Times New Roman" w:hAnsi="Times New Roman" w:cs="Times New Roman"/>
-                <w:color w:val="000000" w:themeColor="text1"/>
-                <w:sz w:val="28"/>
-                <w:szCs w:val="28"/>
-                <w:lang w:val="vi-VN"/>
-              </w:rPr>
-              <w:t>ký tài liệu và xác minh chữ ký</w:t>
+              <w:t>- Viết phần ký tài liệu và xác minh chữ ký</w:t>
             </w:r>
           </w:p>
           <w:p>
@@ -2820,163 +3212,29 @@
         </w:tc>
         <w:tc>
           <w:tcPr>
-            <w:tcW w:w="3194" w:type="dxa"/>
-            <w:vMerge w:val="restart"/>
-            <w:vAlign w:val="center"/>
-          </w:tcPr>
-          <w:p>
-            <w:pPr>
-              <w:pStyle w:val="NormalWeb"/>
-              <w:spacing w:line="312" w:lineRule="auto"/>
-              <w:ind w:right="217"/>
-              <w:jc w:val="both"/>
-              <w:rPr>
-                <w:sz w:val="28"/>
-                <w:szCs w:val="28"/>
-                <w:lang w:val="vi-VN"/>
-              </w:rPr>
-            </w:pPr>
-          </w:p>
-          <w:p>
-            <w:pPr>
-              <w:pStyle w:val="NormalWeb"/>
-              <w:spacing w:line="312" w:lineRule="auto"/>
-              <w:ind w:right="217"/>
-              <w:jc w:val="both"/>
-              <w:rPr>
-                <w:sz w:val="28"/>
-                <w:szCs w:val="28"/>
-                <w:lang w:val="vi-VN"/>
-              </w:rPr>
-            </w:pPr>
-          </w:p>
-          <w:p>
-            <w:pPr>
-              <w:pStyle w:val="NormalWeb"/>
-              <w:spacing w:line="312" w:lineRule="auto"/>
-              <w:ind w:right="217"/>
-              <w:jc w:val="both"/>
-              <w:rPr>
-                <w:sz w:val="28"/>
-                <w:szCs w:val="28"/>
-                <w:lang w:val="vi-VN"/>
-              </w:rPr>
-            </w:pPr>
-          </w:p>
-          <w:p>
-            <w:pPr>
-              <w:pStyle w:val="NormalWeb"/>
-              <w:spacing w:line="312" w:lineRule="auto"/>
-              <w:ind w:right="217"/>
-              <w:jc w:val="both"/>
-              <w:rPr>
-                <w:sz w:val="28"/>
-                <w:szCs w:val="28"/>
-                <w:lang w:val="vi-VN"/>
-              </w:rPr>
-            </w:pPr>
-          </w:p>
-          <w:p>
-            <w:pPr>
-              <w:pStyle w:val="NormalWeb"/>
-              <w:spacing w:beforeAutospacing="0" w:afterAutospacing="0" w:line="312" w:lineRule="auto"/>
-              <w:ind w:left="96" w:right="215"/>
-              <w:jc w:val="both"/>
-              <w:rPr>
-                <w:sz w:val="28"/>
-                <w:szCs w:val="28"/>
-              </w:rPr>
-            </w:pPr>
-            <w:r>
-              <w:rPr>
-                <w:sz w:val="28"/>
-                <w:szCs w:val="28"/>
-                <w:lang w:val="vi-VN"/>
-              </w:rPr>
-              <w:t>- X</w:t>
-            </w:r>
-            <w:r>
-              <w:rPr>
-                <w:sz w:val="28"/>
-                <w:szCs w:val="28"/>
-              </w:rPr>
-              <w:t>ây dựng thành công hệ thống chữ ký số RSA trên nền tảng Java và C#</w:t>
-            </w:r>
-          </w:p>
-          <w:p>
-            <w:pPr>
-              <w:pStyle w:val="NormalWeb"/>
-              <w:spacing w:beforeAutospacing="0" w:afterAutospacing="0" w:line="312" w:lineRule="auto"/>
-              <w:ind w:left="96" w:right="215"/>
-              <w:jc w:val="both"/>
-              <w:rPr>
-                <w:sz w:val="28"/>
-                <w:szCs w:val="28"/>
-              </w:rPr>
-            </w:pPr>
-            <w:r>
-              <w:rPr>
-                <w:sz w:val="28"/>
-                <w:szCs w:val="28"/>
-                <w:lang w:val="vi-VN"/>
-              </w:rPr>
-              <w:t xml:space="preserve">- </w:t>
-            </w:r>
-            <w:r>
-              <w:rPr>
-                <w:sz w:val="28"/>
-                <w:szCs w:val="28"/>
-              </w:rPr>
-              <w:t xml:space="preserve">Giao diện web cơ bản cho phép người dùng thực hiện ký và xác </w:t>
-            </w:r>
-            <w:r>
-              <w:rPr>
-                <w:sz w:val="28"/>
-                <w:szCs w:val="28"/>
-              </w:rPr>
-              <w:lastRenderedPageBreak/>
-              <w:t>minh trực tiếp trên trình duyệt.</w:t>
-            </w:r>
-          </w:p>
-          <w:p>
-            <w:pPr>
-              <w:pStyle w:val="NormalWeb"/>
-              <w:spacing w:beforeAutospacing="0" w:afterAutospacing="0" w:line="312" w:lineRule="auto"/>
-              <w:ind w:left="96" w:right="215"/>
-              <w:jc w:val="both"/>
-              <w:rPr>
-                <w:sz w:val="28"/>
-                <w:szCs w:val="28"/>
-              </w:rPr>
-            </w:pPr>
-            <w:r>
-              <w:rPr>
-                <w:sz w:val="28"/>
-                <w:szCs w:val="28"/>
-                <w:lang w:val="vi-VN"/>
-              </w:rPr>
-              <w:t>- C</w:t>
-            </w:r>
-            <w:r>
-              <w:rPr>
-                <w:sz w:val="28"/>
-                <w:szCs w:val="28"/>
-              </w:rPr>
-              <w:t>ách triển khai chữ ký số RSA trong việc đảm bảo tính toàn vẹn dữ liệu</w:t>
-            </w:r>
-          </w:p>
-          <w:p>
-            <w:pPr>
-              <w:spacing w:line="312" w:lineRule="auto"/>
-              <w:ind w:right="217"/>
-              <w:jc w:val="both"/>
-              <w:rPr>
-                <w:rFonts w:ascii="Times New Roman" w:hAnsi="Times New Roman" w:cs="Times New Roman"/>
-                <w:color w:val="FF0000"/>
-                <w:sz w:val="28"/>
-                <w:szCs w:val="28"/>
-              </w:rPr>
-            </w:pPr>
+            <w:tcW w:w="2512" w:type="dxa"/>
+            <w:vAlign w:val="center"/>
+          </w:tcPr>
+          <w:p>
+            <w:pPr>
+              <w:jc w:val="center"/>
+              <w:rPr>
+                <w:rFonts w:ascii="Times New Roman" w:hAnsi="Times New Roman" w:cs="Times New Roman"/>
+                <w:color w:val="000000" w:themeColor="text1"/>
+                <w:sz w:val="28"/>
+                <w:szCs w:val="28"/>
+              </w:rPr>
+            </w:pPr>
+            <w:r>
+              <w:rPr>
+                <w:rFonts w:ascii="Times New Roman" w:hAnsi="Times New Roman" w:cs="Times New Roman"/>
+                <w:color w:val="000000" w:themeColor="text1"/>
+                <w:sz w:val="28"/>
+                <w:szCs w:val="28"/>
+                <w:lang w:val="vi-VN"/>
+              </w:rPr>
+              <w:t>Hoàn thành 100%</w:t>
+            </w:r>
           </w:p>
         </w:tc>
         <w:tc>
@@ -3098,47 +3356,7 @@
                 <w:szCs w:val="28"/>
                 <w:lang w:val="vi-VN"/>
               </w:rPr>
-              <w:t xml:space="preserve">- </w:t>
-            </w:r>
-            <w:r>
-              <w:rPr>
-                <w:rFonts w:ascii="Times New Roman" w:hAnsi="Times New Roman" w:cs="Times New Roman"/>
-                <w:color w:val="000000" w:themeColor="text1"/>
-                <w:sz w:val="28"/>
-                <w:szCs w:val="28"/>
-                <w:lang w:val="vi-VN"/>
-              </w:rPr>
-              <w:t>Code</w:t>
-            </w:r>
-            <w:r>
-              <w:rPr>
-                <w:rFonts w:ascii="Times New Roman" w:hAnsi="Times New Roman" w:cs="Times New Roman"/>
-                <w:color w:val="000000" w:themeColor="text1"/>
-                <w:sz w:val="28"/>
-                <w:szCs w:val="28"/>
-                <w:lang w:val="vi-VN"/>
-              </w:rPr>
-              <w:t xml:space="preserve"> </w:t>
-            </w:r>
-            <w:r>
-              <w:rPr>
-                <w:rFonts w:ascii="Times New Roman" w:hAnsi="Times New Roman" w:cs="Times New Roman"/>
-                <w:color w:val="000000" w:themeColor="text1"/>
-                <w:sz w:val="28"/>
-                <w:szCs w:val="28"/>
-                <w:lang w:val="vi-VN"/>
-              </w:rPr>
-              <w:t xml:space="preserve">phần </w:t>
-            </w:r>
-            <w:r>
-              <w:rPr>
-                <w:rFonts w:ascii="Times New Roman" w:hAnsi="Times New Roman" w:cs="Times New Roman"/>
-                <w:color w:val="000000" w:themeColor="text1"/>
-                <w:sz w:val="28"/>
-                <w:szCs w:val="28"/>
-                <w:lang w:val="vi-VN"/>
-              </w:rPr>
-              <w:t>sinh khoá tự động và sinh khoá thủ công</w:t>
+              <w:t>- Code phần sinh khoá tự động và sinh khoá thủ công</w:t>
             </w:r>
           </w:p>
           <w:p>
@@ -3165,7 +3383,6 @@
                 <w:sz w:val="28"/>
                 <w:szCs w:val="28"/>
               </w:rPr>
-              <w:lastRenderedPageBreak/>
               <w:t xml:space="preserve">Thiết kế giao diện người dùng (UI/UX) </w:t>
             </w:r>
           </w:p>
@@ -3224,20 +3441,29 @@
         </w:tc>
         <w:tc>
           <w:tcPr>
-            <w:tcW w:w="3194" w:type="dxa"/>
-            <w:vMerge/>
-          </w:tcPr>
-          <w:p>
-            <w:pPr>
-              <w:spacing w:line="312" w:lineRule="auto"/>
-              <w:jc w:val="both"/>
-              <w:rPr>
-                <w:rFonts w:ascii="Times New Roman" w:hAnsi="Times New Roman" w:cs="Times New Roman"/>
-                <w:color w:val="FF0000"/>
-                <w:sz w:val="28"/>
-                <w:szCs w:val="28"/>
-              </w:rPr>
-            </w:pPr>
+            <w:tcW w:w="2512" w:type="dxa"/>
+            <w:vAlign w:val="center"/>
+          </w:tcPr>
+          <w:p>
+            <w:pPr>
+              <w:jc w:val="center"/>
+              <w:rPr>
+                <w:rFonts w:ascii="Times New Roman" w:hAnsi="Times New Roman" w:cs="Times New Roman"/>
+                <w:color w:val="000000" w:themeColor="text1"/>
+                <w:sz w:val="28"/>
+                <w:szCs w:val="28"/>
+              </w:rPr>
+            </w:pPr>
+            <w:r>
+              <w:rPr>
+                <w:rFonts w:ascii="Times New Roman" w:hAnsi="Times New Roman" w:cs="Times New Roman"/>
+                <w:color w:val="000000" w:themeColor="text1"/>
+                <w:sz w:val="28"/>
+                <w:szCs w:val="28"/>
+                <w:lang w:val="vi-VN"/>
+              </w:rPr>
+              <w:t>Hoàn thành 100%</w:t>
+            </w:r>
           </w:p>
         </w:tc>
         <w:tc>
@@ -3425,20 +3651,29 @@
         </w:tc>
         <w:tc>
           <w:tcPr>
-            <w:tcW w:w="3194" w:type="dxa"/>
-            <w:vMerge/>
-          </w:tcPr>
-          <w:p>
-            <w:pPr>
-              <w:spacing w:line="312" w:lineRule="auto"/>
-              <w:jc w:val="both"/>
-              <w:rPr>
-                <w:rFonts w:ascii="Times New Roman" w:hAnsi="Times New Roman" w:cs="Times New Roman"/>
-                <w:color w:val="FF0000"/>
-                <w:sz w:val="28"/>
-                <w:szCs w:val="28"/>
-              </w:rPr>
-            </w:pPr>
+            <w:tcW w:w="2512" w:type="dxa"/>
+            <w:vAlign w:val="center"/>
+          </w:tcPr>
+          <w:p>
+            <w:pPr>
+              <w:jc w:val="center"/>
+              <w:rPr>
+                <w:rFonts w:ascii="Times New Roman" w:hAnsi="Times New Roman" w:cs="Times New Roman"/>
+                <w:color w:val="000000" w:themeColor="text1"/>
+                <w:sz w:val="28"/>
+                <w:szCs w:val="28"/>
+              </w:rPr>
+            </w:pPr>
+            <w:r>
+              <w:rPr>
+                <w:rFonts w:ascii="Times New Roman" w:hAnsi="Times New Roman" w:cs="Times New Roman"/>
+                <w:color w:val="000000" w:themeColor="text1"/>
+                <w:sz w:val="28"/>
+                <w:szCs w:val="28"/>
+                <w:lang w:val="vi-VN"/>
+              </w:rPr>
+              <w:t>Hoàn thành 100%</w:t>
+            </w:r>
           </w:p>
         </w:tc>
         <w:tc>
@@ -3560,17 +3795,7 @@
                 <w:szCs w:val="28"/>
                 <w:lang w:val="vi-VN"/>
               </w:rPr>
-              <w:t xml:space="preserve">- </w:t>
-            </w:r>
-            <w:r>
-              <w:rPr>
-                <w:rFonts w:ascii="Times New Roman" w:hAnsi="Times New Roman" w:cs="Times New Roman"/>
-                <w:color w:val="000000" w:themeColor="text1"/>
-                <w:sz w:val="28"/>
-                <w:szCs w:val="28"/>
-                <w:lang w:val="vi-VN"/>
-              </w:rPr>
-              <w:t>Code phần</w:t>
+              <w:t>- Code phần</w:t>
             </w:r>
             <w:r>
               <w:rPr>
@@ -3636,20 +3861,49 @@
         </w:tc>
         <w:tc>
           <w:tcPr>
-            <w:tcW w:w="3194" w:type="dxa"/>
-            <w:vMerge/>
-          </w:tcPr>
-          <w:p>
-            <w:pPr>
-              <w:spacing w:line="312" w:lineRule="auto"/>
-              <w:jc w:val="both"/>
-              <w:rPr>
-                <w:rFonts w:ascii="Times New Roman" w:hAnsi="Times New Roman" w:cs="Times New Roman"/>
-                <w:color w:val="FF0000"/>
-                <w:sz w:val="28"/>
-                <w:szCs w:val="28"/>
-              </w:rPr>
-            </w:pPr>
+            <w:tcW w:w="2512" w:type="dxa"/>
+            <w:vAlign w:val="center"/>
+          </w:tcPr>
+          <w:p>
+            <w:pPr>
+              <w:jc w:val="center"/>
+              <w:rPr>
+                <w:rFonts w:ascii="Times New Roman" w:hAnsi="Times New Roman" w:cs="Times New Roman"/>
+                <w:color w:val="000000" w:themeColor="text1"/>
+                <w:sz w:val="28"/>
+                <w:szCs w:val="28"/>
+              </w:rPr>
+            </w:pPr>
+            <w:r>
+              <w:rPr>
+                <w:rFonts w:ascii="Times New Roman" w:hAnsi="Times New Roman" w:cs="Times New Roman"/>
+                <w:color w:val="000000" w:themeColor="text1"/>
+                <w:sz w:val="28"/>
+                <w:szCs w:val="28"/>
+                <w:lang w:val="vi-VN"/>
+              </w:rPr>
+              <w:t xml:space="preserve">Hoàn thành </w:t>
+            </w:r>
+            <w:r>
+              <w:rPr>
+                <w:rFonts w:ascii="Times New Roman" w:hAnsi="Times New Roman" w:cs="Times New Roman"/>
+                <w:color w:val="000000" w:themeColor="text1"/>
+                <w:sz w:val="28"/>
+                <w:szCs w:val="28"/>
+                <w:lang w:val="vi-VN"/>
+              </w:rPr>
+              <w:t>90</w:t>
+            </w:r>
+            <w:r>
+              <w:rPr>
+                <w:rFonts w:ascii="Times New Roman" w:hAnsi="Times New Roman" w:cs="Times New Roman"/>
+                <w:color w:val="000000" w:themeColor="text1"/>
+                <w:sz w:val="28"/>
+                <w:szCs w:val="28"/>
+                <w:lang w:val="vi-VN"/>
+              </w:rPr>
+              <w:t>%</w:t>
+            </w:r>
           </w:p>
         </w:tc>
         <w:tc>
@@ -3772,17 +4026,7 @@
                 <w:szCs w:val="28"/>
                 <w:lang w:val="vi-VN"/>
               </w:rPr>
-              <w:t xml:space="preserve">- </w:t>
-            </w:r>
-            <w:r>
-              <w:rPr>
-                <w:rFonts w:ascii="Times New Roman" w:hAnsi="Times New Roman" w:cs="Times New Roman"/>
-                <w:color w:val="000000" w:themeColor="text1"/>
-                <w:sz w:val="28"/>
-                <w:szCs w:val="28"/>
-                <w:lang w:val="vi-VN"/>
-              </w:rPr>
-              <w:t xml:space="preserve">Code phần </w:t>
+              <w:t xml:space="preserve">- Code phần </w:t>
             </w:r>
             <w:r>
               <w:rPr>
@@ -3822,7 +4066,6 @@
                 <w:szCs w:val="28"/>
                 <w:lang w:val="vi-VN"/>
               </w:rPr>
-              <w:lastRenderedPageBreak/>
               <w:t xml:space="preserve">- </w:t>
             </w:r>
             <w:r>
@@ -3879,20 +4122,29 @@
         </w:tc>
         <w:tc>
           <w:tcPr>
-            <w:tcW w:w="3194" w:type="dxa"/>
-            <w:vMerge/>
-          </w:tcPr>
-          <w:p>
-            <w:pPr>
-              <w:spacing w:line="312" w:lineRule="auto"/>
-              <w:jc w:val="both"/>
-              <w:rPr>
-                <w:rFonts w:ascii="Times New Roman" w:hAnsi="Times New Roman" w:cs="Times New Roman"/>
-                <w:color w:val="FF0000"/>
-                <w:sz w:val="28"/>
-                <w:szCs w:val="28"/>
-              </w:rPr>
-            </w:pPr>
+            <w:tcW w:w="2512" w:type="dxa"/>
+            <w:vAlign w:val="center"/>
+          </w:tcPr>
+          <w:p>
+            <w:pPr>
+              <w:jc w:val="center"/>
+              <w:rPr>
+                <w:rFonts w:ascii="Times New Roman" w:hAnsi="Times New Roman" w:cs="Times New Roman"/>
+                <w:color w:val="000000" w:themeColor="text1"/>
+                <w:sz w:val="28"/>
+                <w:szCs w:val="28"/>
+              </w:rPr>
+            </w:pPr>
+            <w:r>
+              <w:rPr>
+                <w:rFonts w:ascii="Times New Roman" w:hAnsi="Times New Roman" w:cs="Times New Roman"/>
+                <w:color w:val="000000" w:themeColor="text1"/>
+                <w:sz w:val="28"/>
+                <w:szCs w:val="28"/>
+                <w:lang w:val="vi-VN"/>
+              </w:rPr>
+              <w:t>Hoàn thành 100%</w:t>
+            </w:r>
           </w:p>
         </w:tc>
         <w:tc>
@@ -3938,6 +4190,7 @@
                 <w:sz w:val="28"/>
                 <w:szCs w:val="28"/>
               </w:rPr>
+              <w:lastRenderedPageBreak/>
               <w:t>4</w:t>
             </w:r>
           </w:p>
@@ -4032,92 +4285,28 @@
         </w:tc>
         <w:tc>
           <w:tcPr>
-            <w:tcW w:w="3194" w:type="dxa"/>
-            <w:vMerge w:val="restart"/>
-          </w:tcPr>
-          <w:p>
-            <w:pPr>
-              <w:spacing w:line="312" w:lineRule="auto"/>
-              <w:jc w:val="both"/>
-              <w:rPr>
-                <w:rFonts w:ascii="Times New Roman" w:hAnsi="Times New Roman" w:cs="Times New Roman"/>
-                <w:color w:val="000000" w:themeColor="text1"/>
-                <w:sz w:val="28"/>
-                <w:szCs w:val="28"/>
-                <w:lang w:val="vi-VN"/>
-              </w:rPr>
-            </w:pPr>
-          </w:p>
-          <w:p>
-            <w:pPr>
-              <w:spacing w:line="312" w:lineRule="auto"/>
-              <w:jc w:val="both"/>
-              <w:rPr>
-                <w:rFonts w:ascii="Times New Roman" w:hAnsi="Times New Roman" w:cs="Times New Roman"/>
-                <w:color w:val="000000" w:themeColor="text1"/>
-                <w:sz w:val="28"/>
-                <w:szCs w:val="28"/>
-                <w:lang w:val="vi-VN"/>
-              </w:rPr>
-            </w:pPr>
-          </w:p>
-          <w:p>
-            <w:pPr>
-              <w:spacing w:line="312" w:lineRule="auto"/>
-              <w:jc w:val="both"/>
-              <w:rPr>
-                <w:rFonts w:ascii="Times New Roman" w:hAnsi="Times New Roman" w:cs="Times New Roman"/>
-                <w:color w:val="000000" w:themeColor="text1"/>
-                <w:sz w:val="28"/>
-                <w:szCs w:val="28"/>
-                <w:lang w:val="vi-VN"/>
-              </w:rPr>
-            </w:pPr>
-          </w:p>
-          <w:p>
-            <w:pPr>
-              <w:spacing w:before="100" w:after="100" w:line="312" w:lineRule="auto"/>
-              <w:jc w:val="both"/>
-              <w:rPr>
-                <w:rFonts w:ascii="Times New Roman" w:hAnsi="Times New Roman" w:cs="Times New Roman"/>
-                <w:color w:val="000000" w:themeColor="text1"/>
-                <w:sz w:val="28"/>
-                <w:szCs w:val="28"/>
-                <w:lang w:val="vi-VN"/>
-              </w:rPr>
-            </w:pPr>
-            <w:r>
-              <w:rPr>
-                <w:rFonts w:ascii="Times New Roman" w:hAnsi="Times New Roman" w:cs="Times New Roman"/>
-                <w:color w:val="000000" w:themeColor="text1"/>
-                <w:sz w:val="28"/>
-                <w:szCs w:val="28"/>
-                <w:lang w:val="vi-VN"/>
-              </w:rPr>
-              <w:t>- Hoàn thành phần 2.4 Thiết kế chương trình và cài đặt thuật toán sau khi hoàn thành phần code</w:t>
-            </w:r>
-          </w:p>
-          <w:p>
-            <w:pPr>
-              <w:spacing w:before="100" w:after="100" w:line="312" w:lineRule="auto"/>
-              <w:jc w:val="both"/>
-              <w:rPr>
-                <w:rFonts w:ascii="Times New Roman" w:hAnsi="Times New Roman" w:cs="Times New Roman"/>
-                <w:color w:val="000000" w:themeColor="text1"/>
-                <w:sz w:val="28"/>
-                <w:szCs w:val="28"/>
-                <w:lang w:val="vi-VN"/>
-              </w:rPr>
-            </w:pPr>
-            <w:r>
-              <w:rPr>
-                <w:rFonts w:ascii="Times New Roman" w:hAnsi="Times New Roman" w:cs="Times New Roman"/>
-                <w:color w:val="000000" w:themeColor="text1"/>
-                <w:sz w:val="28"/>
-                <w:szCs w:val="28"/>
-                <w:lang w:val="vi-VN"/>
-              </w:rPr>
-              <w:t>- Chỉnh sửa báo cáo và hoàn thành chương 2 của báo cáo.</w:t>
+            <w:tcW w:w="2512" w:type="dxa"/>
+            <w:vAlign w:val="center"/>
+          </w:tcPr>
+          <w:p>
+            <w:pPr>
+              <w:jc w:val="center"/>
+              <w:rPr>
+                <w:rFonts w:ascii="Times New Roman" w:hAnsi="Times New Roman" w:cs="Times New Roman"/>
+                <w:color w:val="000000" w:themeColor="text1"/>
+                <w:sz w:val="28"/>
+                <w:szCs w:val="28"/>
+              </w:rPr>
+            </w:pPr>
+            <w:r>
+              <w:rPr>
+                <w:rFonts w:ascii="Times New Roman" w:hAnsi="Times New Roman" w:cs="Times New Roman"/>
+                <w:color w:val="000000" w:themeColor="text1"/>
+                <w:sz w:val="28"/>
+                <w:szCs w:val="28"/>
+                <w:lang w:val="vi-VN"/>
+              </w:rPr>
+              <w:t>Hoàn thành 100%</w:t>
             </w:r>
           </w:p>
         </w:tc>
@@ -4248,20 +4437,29 @@
         </w:tc>
         <w:tc>
           <w:tcPr>
-            <w:tcW w:w="3194" w:type="dxa"/>
-            <w:vMerge/>
-          </w:tcPr>
-          <w:p>
-            <w:pPr>
-              <w:spacing w:line="312" w:lineRule="auto"/>
-              <w:jc w:val="both"/>
-              <w:rPr>
-                <w:rFonts w:ascii="Times New Roman" w:hAnsi="Times New Roman" w:cs="Times New Roman"/>
-                <w:color w:val="000000" w:themeColor="text1"/>
-                <w:sz w:val="28"/>
-                <w:szCs w:val="28"/>
-              </w:rPr>
-            </w:pPr>
+            <w:tcW w:w="2512" w:type="dxa"/>
+            <w:vAlign w:val="center"/>
+          </w:tcPr>
+          <w:p>
+            <w:pPr>
+              <w:jc w:val="center"/>
+              <w:rPr>
+                <w:rFonts w:ascii="Times New Roman" w:hAnsi="Times New Roman" w:cs="Times New Roman"/>
+                <w:color w:val="000000" w:themeColor="text1"/>
+                <w:sz w:val="28"/>
+                <w:szCs w:val="28"/>
+              </w:rPr>
+            </w:pPr>
+            <w:r>
+              <w:rPr>
+                <w:rFonts w:ascii="Times New Roman" w:hAnsi="Times New Roman" w:cs="Times New Roman"/>
+                <w:color w:val="000000" w:themeColor="text1"/>
+                <w:sz w:val="28"/>
+                <w:szCs w:val="28"/>
+                <w:lang w:val="vi-VN"/>
+              </w:rPr>
+              <w:t>Hoàn thành 100%</w:t>
+            </w:r>
           </w:p>
         </w:tc>
         <w:tc>
@@ -4377,20 +4575,49 @@
         </w:tc>
         <w:tc>
           <w:tcPr>
-            <w:tcW w:w="3194" w:type="dxa"/>
-            <w:vMerge/>
-          </w:tcPr>
-          <w:p>
-            <w:pPr>
-              <w:spacing w:line="312" w:lineRule="auto"/>
-              <w:jc w:val="both"/>
-              <w:rPr>
-                <w:rFonts w:ascii="Times New Roman" w:hAnsi="Times New Roman" w:cs="Times New Roman"/>
-                <w:color w:val="000000" w:themeColor="text1"/>
-                <w:sz w:val="28"/>
-                <w:szCs w:val="28"/>
-              </w:rPr>
-            </w:pPr>
+            <w:tcW w:w="2512" w:type="dxa"/>
+            <w:vAlign w:val="center"/>
+          </w:tcPr>
+          <w:p>
+            <w:pPr>
+              <w:jc w:val="center"/>
+              <w:rPr>
+                <w:rFonts w:ascii="Times New Roman" w:hAnsi="Times New Roman" w:cs="Times New Roman"/>
+                <w:color w:val="000000" w:themeColor="text1"/>
+                <w:sz w:val="28"/>
+                <w:szCs w:val="28"/>
+              </w:rPr>
+            </w:pPr>
+            <w:r>
+              <w:rPr>
+                <w:rFonts w:ascii="Times New Roman" w:hAnsi="Times New Roman" w:cs="Times New Roman"/>
+                <w:color w:val="000000" w:themeColor="text1"/>
+                <w:sz w:val="28"/>
+                <w:szCs w:val="28"/>
+                <w:lang w:val="vi-VN"/>
+              </w:rPr>
+              <w:t xml:space="preserve">Hoàn thành </w:t>
+            </w:r>
+            <w:r>
+              <w:rPr>
+                <w:rFonts w:ascii="Times New Roman" w:hAnsi="Times New Roman" w:cs="Times New Roman"/>
+                <w:color w:val="000000" w:themeColor="text1"/>
+                <w:sz w:val="28"/>
+                <w:szCs w:val="28"/>
+                <w:lang w:val="vi-VN"/>
+              </w:rPr>
+              <w:t>90</w:t>
+            </w:r>
+            <w:r>
+              <w:rPr>
+                <w:rFonts w:ascii="Times New Roman" w:hAnsi="Times New Roman" w:cs="Times New Roman"/>
+                <w:color w:val="000000" w:themeColor="text1"/>
+                <w:sz w:val="28"/>
+                <w:szCs w:val="28"/>
+                <w:lang w:val="vi-VN"/>
+              </w:rPr>
+              <w:t>%</w:t>
+            </w:r>
           </w:p>
         </w:tc>
         <w:tc>
@@ -4506,20 +4733,29 @@
         </w:tc>
         <w:tc>
           <w:tcPr>
-            <w:tcW w:w="3194" w:type="dxa"/>
-            <w:vMerge/>
-          </w:tcPr>
-          <w:p>
-            <w:pPr>
-              <w:spacing w:line="312" w:lineRule="auto"/>
-              <w:jc w:val="both"/>
-              <w:rPr>
-                <w:rFonts w:ascii="Times New Roman" w:hAnsi="Times New Roman" w:cs="Times New Roman"/>
-                <w:color w:val="000000" w:themeColor="text1"/>
-                <w:sz w:val="28"/>
-                <w:szCs w:val="28"/>
-              </w:rPr>
-            </w:pPr>
+            <w:tcW w:w="2512" w:type="dxa"/>
+            <w:vAlign w:val="center"/>
+          </w:tcPr>
+          <w:p>
+            <w:pPr>
+              <w:jc w:val="center"/>
+              <w:rPr>
+                <w:rFonts w:ascii="Times New Roman" w:hAnsi="Times New Roman" w:cs="Times New Roman"/>
+                <w:color w:val="000000" w:themeColor="text1"/>
+                <w:sz w:val="28"/>
+                <w:szCs w:val="28"/>
+              </w:rPr>
+            </w:pPr>
+            <w:r>
+              <w:rPr>
+                <w:rFonts w:ascii="Times New Roman" w:hAnsi="Times New Roman" w:cs="Times New Roman"/>
+                <w:color w:val="000000" w:themeColor="text1"/>
+                <w:sz w:val="28"/>
+                <w:szCs w:val="28"/>
+                <w:lang w:val="vi-VN"/>
+              </w:rPr>
+              <w:t>Hoàn thành 100%</w:t>
+            </w:r>
           </w:p>
         </w:tc>
         <w:tc>
@@ -4635,20 +4871,49 @@
         </w:tc>
         <w:tc>
           <w:tcPr>
-            <w:tcW w:w="3194" w:type="dxa"/>
-            <w:vMerge/>
-          </w:tcPr>
-          <w:p>
-            <w:pPr>
-              <w:spacing w:line="312" w:lineRule="auto"/>
-              <w:jc w:val="both"/>
-              <w:rPr>
-                <w:rFonts w:ascii="Times New Roman" w:hAnsi="Times New Roman" w:cs="Times New Roman"/>
-                <w:color w:val="000000" w:themeColor="text1"/>
-                <w:sz w:val="28"/>
-                <w:szCs w:val="28"/>
-              </w:rPr>
-            </w:pPr>
+            <w:tcW w:w="2512" w:type="dxa"/>
+            <w:vAlign w:val="center"/>
+          </w:tcPr>
+          <w:p>
+            <w:pPr>
+              <w:jc w:val="center"/>
+              <w:rPr>
+                <w:rFonts w:ascii="Times New Roman" w:hAnsi="Times New Roman" w:cs="Times New Roman"/>
+                <w:color w:val="000000" w:themeColor="text1"/>
+                <w:sz w:val="28"/>
+                <w:szCs w:val="28"/>
+              </w:rPr>
+            </w:pPr>
+            <w:r>
+              <w:rPr>
+                <w:rFonts w:ascii="Times New Roman" w:hAnsi="Times New Roman" w:cs="Times New Roman"/>
+                <w:color w:val="000000" w:themeColor="text1"/>
+                <w:sz w:val="28"/>
+                <w:szCs w:val="28"/>
+                <w:lang w:val="vi-VN"/>
+              </w:rPr>
+              <w:t xml:space="preserve">Hoàn thành </w:t>
+            </w:r>
+            <w:r>
+              <w:rPr>
+                <w:rFonts w:ascii="Times New Roman" w:hAnsi="Times New Roman" w:cs="Times New Roman"/>
+                <w:color w:val="000000" w:themeColor="text1"/>
+                <w:sz w:val="28"/>
+                <w:szCs w:val="28"/>
+                <w:lang w:val="vi-VN"/>
+              </w:rPr>
+              <w:t>90</w:t>
+            </w:r>
+            <w:r>
+              <w:rPr>
+                <w:rFonts w:ascii="Times New Roman" w:hAnsi="Times New Roman" w:cs="Times New Roman"/>
+                <w:color w:val="000000" w:themeColor="text1"/>
+                <w:sz w:val="28"/>
+                <w:szCs w:val="28"/>
+                <w:lang w:val="vi-VN"/>
+              </w:rPr>
+              <w:t>%</w:t>
+            </w:r>
           </w:p>
         </w:tc>
         <w:tc>
@@ -4682,6 +4947,102 @@
               <w:jc w:val="center"/>
               <w:rPr>
                 <w:rFonts w:ascii="Times New Roman" w:hAnsi="Times New Roman" w:cs="Times New Roman"/>
+                <w:color w:val="000000" w:themeColor="text1"/>
+                <w:sz w:val="28"/>
+                <w:szCs w:val="28"/>
+                <w:lang w:val="vi-VN"/>
+              </w:rPr>
+            </w:pPr>
+          </w:p>
+          <w:p>
+            <w:pPr>
+              <w:jc w:val="center"/>
+              <w:rPr>
+                <w:rFonts w:ascii="Times New Roman" w:hAnsi="Times New Roman" w:cs="Times New Roman"/>
+                <w:color w:val="000000" w:themeColor="text1"/>
+                <w:sz w:val="28"/>
+                <w:szCs w:val="28"/>
+                <w:lang w:val="vi-VN"/>
+              </w:rPr>
+            </w:pPr>
+          </w:p>
+          <w:p>
+            <w:pPr>
+              <w:jc w:val="center"/>
+              <w:rPr>
+                <w:rFonts w:ascii="Times New Roman" w:hAnsi="Times New Roman" w:cs="Times New Roman"/>
+                <w:color w:val="000000" w:themeColor="text1"/>
+                <w:sz w:val="28"/>
+                <w:szCs w:val="28"/>
+                <w:lang w:val="vi-VN"/>
+              </w:rPr>
+            </w:pPr>
+          </w:p>
+          <w:p>
+            <w:pPr>
+              <w:jc w:val="center"/>
+              <w:rPr>
+                <w:rFonts w:ascii="Times New Roman" w:hAnsi="Times New Roman" w:cs="Times New Roman"/>
+                <w:color w:val="000000" w:themeColor="text1"/>
+                <w:sz w:val="28"/>
+                <w:szCs w:val="28"/>
+                <w:lang w:val="vi-VN"/>
+              </w:rPr>
+            </w:pPr>
+          </w:p>
+          <w:p>
+            <w:pPr>
+              <w:jc w:val="center"/>
+              <w:rPr>
+                <w:rFonts w:ascii="Times New Roman" w:hAnsi="Times New Roman" w:cs="Times New Roman"/>
+                <w:color w:val="000000" w:themeColor="text1"/>
+                <w:sz w:val="28"/>
+                <w:szCs w:val="28"/>
+                <w:lang w:val="vi-VN"/>
+              </w:rPr>
+            </w:pPr>
+          </w:p>
+          <w:p>
+            <w:pPr>
+              <w:jc w:val="center"/>
+              <w:rPr>
+                <w:rFonts w:ascii="Times New Roman" w:hAnsi="Times New Roman" w:cs="Times New Roman"/>
+                <w:color w:val="000000" w:themeColor="text1"/>
+                <w:sz w:val="28"/>
+                <w:szCs w:val="28"/>
+                <w:lang w:val="vi-VN"/>
+              </w:rPr>
+            </w:pPr>
+          </w:p>
+          <w:p>
+            <w:pPr>
+              <w:jc w:val="center"/>
+              <w:rPr>
+                <w:rFonts w:ascii="Times New Roman" w:hAnsi="Times New Roman" w:cs="Times New Roman"/>
+                <w:color w:val="000000" w:themeColor="text1"/>
+                <w:sz w:val="28"/>
+                <w:szCs w:val="28"/>
+                <w:lang w:val="vi-VN"/>
+              </w:rPr>
+            </w:pPr>
+          </w:p>
+          <w:p>
+            <w:pPr>
+              <w:jc w:val="center"/>
+              <w:rPr>
+                <w:rFonts w:ascii="Times New Roman" w:hAnsi="Times New Roman" w:cs="Times New Roman"/>
+                <w:color w:val="000000" w:themeColor="text1"/>
+                <w:sz w:val="28"/>
+                <w:szCs w:val="28"/>
+                <w:lang w:val="vi-VN"/>
+              </w:rPr>
+            </w:pPr>
+          </w:p>
+          <w:p>
+            <w:pPr>
+              <w:jc w:val="center"/>
+              <w:rPr>
+                <w:rFonts w:ascii="Times New Roman" w:hAnsi="Times New Roman" w:cs="Times New Roman"/>
                 <w:color w:val="FF0000"/>
                 <w:sz w:val="28"/>
                 <w:szCs w:val="28"/>
@@ -4696,33 +5057,33 @@
                 <w:szCs w:val="28"/>
                 <w:lang w:val="vi-VN"/>
               </w:rPr>
+              <w:t>5</w:t>
+            </w:r>
+          </w:p>
+        </w:tc>
+        <w:tc>
+          <w:tcPr>
+            <w:tcW w:w="1970" w:type="dxa"/>
+            <w:vAlign w:val="center"/>
+          </w:tcPr>
+          <w:p>
+            <w:pPr>
+              <w:jc w:val="center"/>
+              <w:rPr>
+                <w:rFonts w:ascii="Times New Roman" w:hAnsi="Times New Roman" w:cs="Times New Roman"/>
+                <w:sz w:val="28"/>
+                <w:szCs w:val="28"/>
+                <w:lang w:val="vi-VN"/>
+              </w:rPr>
+            </w:pPr>
+            <w:r>
+              <w:rPr>
+                <w:rFonts w:ascii="Times New Roman" w:hAnsi="Times New Roman" w:cs="Times New Roman"/>
+                <w:sz w:val="28"/>
+                <w:szCs w:val="28"/>
+                <w:lang w:val="vi-VN"/>
+              </w:rPr>
               <w:lastRenderedPageBreak/>
-              <w:t>5</w:t>
-            </w:r>
-          </w:p>
-        </w:tc>
-        <w:tc>
-          <w:tcPr>
-            <w:tcW w:w="1970" w:type="dxa"/>
-            <w:vAlign w:val="center"/>
-          </w:tcPr>
-          <w:p>
-            <w:pPr>
-              <w:jc w:val="center"/>
-              <w:rPr>
-                <w:rFonts w:ascii="Times New Roman" w:hAnsi="Times New Roman" w:cs="Times New Roman"/>
-                <w:sz w:val="28"/>
-                <w:szCs w:val="28"/>
-                <w:lang w:val="vi-VN"/>
-              </w:rPr>
-            </w:pPr>
-            <w:r>
-              <w:rPr>
-                <w:rFonts w:ascii="Times New Roman" w:hAnsi="Times New Roman" w:cs="Times New Roman"/>
-                <w:sz w:val="28"/>
-                <w:szCs w:val="28"/>
-                <w:lang w:val="vi-VN"/>
-              </w:rPr>
               <w:t>Ngô Khánh Chiến</w:t>
             </w:r>
           </w:p>
@@ -4809,136 +5170,28 @@
         </w:tc>
         <w:tc>
           <w:tcPr>
-            <w:tcW w:w="3194" w:type="dxa"/>
-            <w:vMerge w:val="restart"/>
-          </w:tcPr>
-          <w:p>
-            <w:pPr>
-              <w:spacing w:line="312" w:lineRule="auto"/>
-              <w:jc w:val="both"/>
-              <w:rPr>
-                <w:rFonts w:ascii="Times New Roman" w:hAnsi="Times New Roman" w:cs="Times New Roman"/>
-                <w:sz w:val="28"/>
-                <w:szCs w:val="28"/>
-                <w:lang w:val="vi-VN"/>
-              </w:rPr>
-            </w:pPr>
-          </w:p>
-          <w:p>
-            <w:pPr>
-              <w:spacing w:line="312" w:lineRule="auto"/>
-              <w:jc w:val="both"/>
-              <w:rPr>
-                <w:rFonts w:ascii="Times New Roman" w:hAnsi="Times New Roman" w:cs="Times New Roman"/>
-                <w:sz w:val="28"/>
-                <w:szCs w:val="28"/>
-                <w:lang w:val="vi-VN"/>
-              </w:rPr>
-            </w:pPr>
-          </w:p>
-          <w:p>
-            <w:pPr>
-              <w:spacing w:line="312" w:lineRule="auto"/>
-              <w:jc w:val="both"/>
-              <w:rPr>
-                <w:rFonts w:ascii="Times New Roman" w:hAnsi="Times New Roman" w:cs="Times New Roman"/>
-                <w:sz w:val="28"/>
-                <w:szCs w:val="28"/>
-                <w:lang w:val="vi-VN"/>
-              </w:rPr>
-            </w:pPr>
-          </w:p>
-          <w:p>
-            <w:pPr>
-              <w:spacing w:line="312" w:lineRule="auto"/>
-              <w:jc w:val="both"/>
-              <w:rPr>
-                <w:rFonts w:ascii="Times New Roman" w:hAnsi="Times New Roman" w:cs="Times New Roman"/>
-                <w:sz w:val="28"/>
-                <w:szCs w:val="28"/>
-                <w:lang w:val="vi-VN"/>
-              </w:rPr>
-            </w:pPr>
-          </w:p>
-          <w:p>
-            <w:pPr>
-              <w:spacing w:line="312" w:lineRule="auto"/>
-              <w:jc w:val="both"/>
-              <w:rPr>
-                <w:rFonts w:ascii="Times New Roman" w:hAnsi="Times New Roman" w:cs="Times New Roman"/>
-                <w:sz w:val="28"/>
-                <w:szCs w:val="28"/>
-                <w:lang w:val="vi-VN"/>
-              </w:rPr>
-            </w:pPr>
-          </w:p>
-          <w:p>
-            <w:pPr>
-              <w:spacing w:line="312" w:lineRule="auto"/>
-              <w:jc w:val="both"/>
-              <w:rPr>
-                <w:rFonts w:ascii="Times New Roman" w:hAnsi="Times New Roman" w:cs="Times New Roman"/>
-                <w:sz w:val="28"/>
-                <w:szCs w:val="28"/>
-                <w:lang w:val="vi-VN"/>
-              </w:rPr>
-            </w:pPr>
-          </w:p>
-          <w:p>
-            <w:pPr>
-              <w:spacing w:before="100" w:after="100" w:line="312" w:lineRule="auto"/>
-              <w:jc w:val="both"/>
-              <w:rPr>
-                <w:rFonts w:ascii="Times New Roman" w:hAnsi="Times New Roman" w:cs="Times New Roman"/>
-                <w:sz w:val="28"/>
-                <w:szCs w:val="28"/>
-              </w:rPr>
-            </w:pPr>
-            <w:r>
-              <w:rPr>
-                <w:rFonts w:ascii="Times New Roman" w:hAnsi="Times New Roman" w:cs="Times New Roman"/>
-                <w:sz w:val="28"/>
-                <w:szCs w:val="28"/>
-                <w:lang w:val="vi-VN"/>
-              </w:rPr>
-              <w:t xml:space="preserve">- </w:t>
-            </w:r>
-            <w:r>
-              <w:rPr>
-                <w:rFonts w:ascii="Times New Roman" w:hAnsi="Times New Roman" w:cs="Times New Roman"/>
-                <w:sz w:val="28"/>
-                <w:szCs w:val="28"/>
-              </w:rPr>
-              <w:t xml:space="preserve">Hoàn thành toàn bộ Chương 3: Kết luận và Bài học kinh nghiệm. </w:t>
-            </w:r>
-          </w:p>
-          <w:p>
-            <w:pPr>
-              <w:spacing w:before="100" w:after="100" w:line="312" w:lineRule="auto"/>
-              <w:jc w:val="both"/>
-              <w:rPr>
-                <w:rFonts w:ascii="Times New Roman" w:hAnsi="Times New Roman" w:cs="Times New Roman"/>
-                <w:color w:val="FF0000"/>
-                <w:sz w:val="28"/>
-                <w:szCs w:val="28"/>
-              </w:rPr>
-            </w:pPr>
-            <w:r>
-              <w:rPr>
-                <w:rFonts w:ascii="Times New Roman" w:hAnsi="Times New Roman" w:cs="Times New Roman"/>
-                <w:sz w:val="28"/>
-                <w:szCs w:val="28"/>
-                <w:lang w:val="vi-VN"/>
-              </w:rPr>
-              <w:t xml:space="preserve">- </w:t>
-            </w:r>
-            <w:r>
-              <w:rPr>
-                <w:rFonts w:ascii="Times New Roman" w:hAnsi="Times New Roman" w:cs="Times New Roman"/>
-                <w:sz w:val="28"/>
-                <w:szCs w:val="28"/>
-              </w:rPr>
-              <w:t>Báo cáo hoàn chỉnh, logic và có giá trị tham khảo.</w:t>
+            <w:tcW w:w="2512" w:type="dxa"/>
+            <w:vAlign w:val="center"/>
+          </w:tcPr>
+          <w:p>
+            <w:pPr>
+              <w:jc w:val="center"/>
+              <w:rPr>
+                <w:rFonts w:ascii="Times New Roman" w:hAnsi="Times New Roman" w:cs="Times New Roman"/>
+                <w:color w:val="000000" w:themeColor="text1"/>
+                <w:sz w:val="28"/>
+                <w:szCs w:val="28"/>
+              </w:rPr>
+            </w:pPr>
+            <w:r>
+              <w:rPr>
+                <w:rFonts w:ascii="Times New Roman" w:hAnsi="Times New Roman" w:cs="Times New Roman"/>
+                <w:color w:val="000000" w:themeColor="text1"/>
+                <w:sz w:val="28"/>
+                <w:szCs w:val="28"/>
+                <w:lang w:val="vi-VN"/>
+              </w:rPr>
+              <w:t>Hoàn thành 100%</w:t>
             </w:r>
           </w:p>
         </w:tc>
@@ -5078,19 +5331,29 @@
         </w:tc>
         <w:tc>
           <w:tcPr>
-            <w:tcW w:w="3194" w:type="dxa"/>
-            <w:vMerge/>
-          </w:tcPr>
-          <w:p>
-            <w:pPr>
-              <w:jc w:val="both"/>
-              <w:rPr>
-                <w:rFonts w:ascii="Times New Roman" w:hAnsi="Times New Roman" w:cs="Times New Roman"/>
-                <w:color w:val="FF0000"/>
-                <w:sz w:val="28"/>
-                <w:szCs w:val="28"/>
-              </w:rPr>
-            </w:pPr>
+            <w:tcW w:w="2512" w:type="dxa"/>
+            <w:vAlign w:val="center"/>
+          </w:tcPr>
+          <w:p>
+            <w:pPr>
+              <w:jc w:val="center"/>
+              <w:rPr>
+                <w:rFonts w:ascii="Times New Roman" w:hAnsi="Times New Roman" w:cs="Times New Roman"/>
+                <w:color w:val="000000" w:themeColor="text1"/>
+                <w:sz w:val="28"/>
+                <w:szCs w:val="28"/>
+              </w:rPr>
+            </w:pPr>
+            <w:r>
+              <w:rPr>
+                <w:rFonts w:ascii="Times New Roman" w:hAnsi="Times New Roman" w:cs="Times New Roman"/>
+                <w:color w:val="000000" w:themeColor="text1"/>
+                <w:sz w:val="28"/>
+                <w:szCs w:val="28"/>
+                <w:lang w:val="vi-VN"/>
+              </w:rPr>
+              <w:t>Hoàn thành 100%</w:t>
+            </w:r>
           </w:p>
         </w:tc>
         <w:tc>
@@ -5227,19 +5490,49 @@
         </w:tc>
         <w:tc>
           <w:tcPr>
-            <w:tcW w:w="3194" w:type="dxa"/>
-            <w:vMerge/>
-          </w:tcPr>
-          <w:p>
-            <w:pPr>
-              <w:jc w:val="both"/>
-              <w:rPr>
-                <w:rFonts w:ascii="Times New Roman" w:hAnsi="Times New Roman" w:cs="Times New Roman"/>
-                <w:color w:val="FF0000"/>
-                <w:sz w:val="28"/>
-                <w:szCs w:val="28"/>
-              </w:rPr>
-            </w:pPr>
+            <w:tcW w:w="2512" w:type="dxa"/>
+            <w:vAlign w:val="center"/>
+          </w:tcPr>
+          <w:p>
+            <w:pPr>
+              <w:jc w:val="center"/>
+              <w:rPr>
+                <w:rFonts w:ascii="Times New Roman" w:hAnsi="Times New Roman" w:cs="Times New Roman"/>
+                <w:color w:val="000000" w:themeColor="text1"/>
+                <w:sz w:val="28"/>
+                <w:szCs w:val="28"/>
+              </w:rPr>
+            </w:pPr>
+            <w:r>
+              <w:rPr>
+                <w:rFonts w:ascii="Times New Roman" w:hAnsi="Times New Roman" w:cs="Times New Roman"/>
+                <w:color w:val="000000" w:themeColor="text1"/>
+                <w:sz w:val="28"/>
+                <w:szCs w:val="28"/>
+                <w:lang w:val="vi-VN"/>
+              </w:rPr>
+              <w:t xml:space="preserve">Hoàn thành </w:t>
+            </w:r>
+            <w:r>
+              <w:rPr>
+                <w:rFonts w:ascii="Times New Roman" w:hAnsi="Times New Roman" w:cs="Times New Roman"/>
+                <w:color w:val="000000" w:themeColor="text1"/>
+                <w:sz w:val="28"/>
+                <w:szCs w:val="28"/>
+                <w:lang w:val="vi-VN"/>
+              </w:rPr>
+              <w:t>90</w:t>
+            </w:r>
+            <w:r>
+              <w:rPr>
+                <w:rFonts w:ascii="Times New Roman" w:hAnsi="Times New Roman" w:cs="Times New Roman"/>
+                <w:color w:val="000000" w:themeColor="text1"/>
+                <w:sz w:val="28"/>
+                <w:szCs w:val="28"/>
+                <w:lang w:val="vi-VN"/>
+              </w:rPr>
+              <w:t>%</w:t>
+            </w:r>
           </w:p>
         </w:tc>
         <w:tc>
@@ -5385,19 +5678,29 @@
         </w:tc>
         <w:tc>
           <w:tcPr>
-            <w:tcW w:w="3194" w:type="dxa"/>
-            <w:vMerge/>
-          </w:tcPr>
-          <w:p>
-            <w:pPr>
-              <w:jc w:val="both"/>
-              <w:rPr>
-                <w:rFonts w:ascii="Times New Roman" w:hAnsi="Times New Roman" w:cs="Times New Roman"/>
-                <w:color w:val="FF0000"/>
-                <w:sz w:val="28"/>
-                <w:szCs w:val="28"/>
-              </w:rPr>
-            </w:pPr>
+            <w:tcW w:w="2512" w:type="dxa"/>
+            <w:vAlign w:val="center"/>
+          </w:tcPr>
+          <w:p>
+            <w:pPr>
+              <w:jc w:val="center"/>
+              <w:rPr>
+                <w:rFonts w:ascii="Times New Roman" w:hAnsi="Times New Roman" w:cs="Times New Roman"/>
+                <w:color w:val="000000" w:themeColor="text1"/>
+                <w:sz w:val="28"/>
+                <w:szCs w:val="28"/>
+              </w:rPr>
+            </w:pPr>
+            <w:r>
+              <w:rPr>
+                <w:rFonts w:ascii="Times New Roman" w:hAnsi="Times New Roman" w:cs="Times New Roman"/>
+                <w:color w:val="000000" w:themeColor="text1"/>
+                <w:sz w:val="28"/>
+                <w:szCs w:val="28"/>
+                <w:lang w:val="vi-VN"/>
+              </w:rPr>
+              <w:t>Hoàn thành 100%</w:t>
+            </w:r>
           </w:p>
         </w:tc>
         <w:tc>
@@ -5528,19 +5831,29 @@
         </w:tc>
         <w:tc>
           <w:tcPr>
-            <w:tcW w:w="3194" w:type="dxa"/>
-            <w:vMerge/>
-          </w:tcPr>
-          <w:p>
-            <w:pPr>
-              <w:jc w:val="both"/>
-              <w:rPr>
-                <w:rFonts w:ascii="Times New Roman" w:hAnsi="Times New Roman" w:cs="Times New Roman"/>
-                <w:color w:val="FF0000"/>
-                <w:sz w:val="28"/>
-                <w:szCs w:val="28"/>
-              </w:rPr>
-            </w:pPr>
+            <w:tcW w:w="2512" w:type="dxa"/>
+            <w:vAlign w:val="center"/>
+          </w:tcPr>
+          <w:p>
+            <w:pPr>
+              <w:jc w:val="center"/>
+              <w:rPr>
+                <w:rFonts w:ascii="Times New Roman" w:hAnsi="Times New Roman" w:cs="Times New Roman"/>
+                <w:color w:val="000000" w:themeColor="text1"/>
+                <w:sz w:val="28"/>
+                <w:szCs w:val="28"/>
+              </w:rPr>
+            </w:pPr>
+            <w:r>
+              <w:rPr>
+                <w:rFonts w:ascii="Times New Roman" w:hAnsi="Times New Roman" w:cs="Times New Roman"/>
+                <w:color w:val="000000" w:themeColor="text1"/>
+                <w:sz w:val="28"/>
+                <w:szCs w:val="28"/>
+                <w:lang w:val="vi-VN"/>
+              </w:rPr>
+              <w:t>Hoàn thành 100%</w:t>
+            </w:r>
           </w:p>
         </w:tc>
         <w:tc>
@@ -5592,6 +5905,7 @@
           <w:szCs w:val="28"/>
           <w:lang w:val="vi-VN"/>
         </w:rPr>
+        <w:lastRenderedPageBreak/>
         <w:t>Ngày  …  tháng  ….  năm 2026</w:t>
       </w:r>
     </w:p>
